--- a/fuentes/Excel_Avanzado_GEI_CF02_DU.docx
+++ b/fuentes/Excel_Avanzado_GEI_CF02_DU.docx
@@ -1,6 +1,6 @@
 
 <file path=word/document.xml><?xml version="1.0" encoding="utf-8"?>
-<w:document xmlns:wpc="http://schemas.microsoft.com/office/word/2010/wordprocessingCanvas" xmlns:cx="http://schemas.microsoft.com/office/drawing/2014/chartex" xmlns:cx1="http://schemas.microsoft.com/office/drawing/2015/9/8/chartex" xmlns:cx2="http://schemas.microsoft.com/office/drawing/2015/10/21/chartex" xmlns:cx3="http://schemas.microsoft.com/office/drawing/2016/5/9/chartex" xmlns:cx4="http://schemas.microsoft.com/office/drawing/2016/5/10/chartex" xmlns:cx5="http://schemas.microsoft.com/office/drawing/2016/5/11/chartex" xmlns:cx6="http://schemas.microsoft.com/office/drawing/2016/5/12/chartex" xmlns:cx7="http://schemas.microsoft.com/office/drawing/2016/5/13/chartex" xmlns:cx8="http://schemas.microsoft.com/office/drawing/2016/5/14/chartex" xmlns:mc="http://schemas.openxmlformats.org/markup-compatibility/2006" xmlns:aink="http://schemas.microsoft.com/office/drawing/2016/ink" xmlns:am3d="http://schemas.microsoft.com/office/drawing/2017/model3d" xmlns:o="urn:schemas-microsoft-com:office:office" xmlns:oel="http://schemas.microsoft.com/office/2019/extlst" xmlns:r="http://schemas.openxmlformats.org/officeDocument/2006/relationships" xmlns:m="http://schemas.openxmlformats.org/officeDocument/2006/math" xmlns:v="urn:schemas-microsoft-com:vml" xmlns:wp14="http://schemas.microsoft.com/office/word/2010/wordprocessingDrawing" xmlns:wp="http://schemas.openxmlformats.org/drawingml/2006/wordprocessingDrawing" xmlns:w10="urn:schemas-microsoft-com:office:word" xmlns:w="http://schemas.openxmlformats.org/wordprocessingml/2006/main" xmlns:w14="http://schemas.microsoft.com/office/word/2010/wordml" xmlns:w15="http://schemas.microsoft.com/office/word/2012/wordml" xmlns:w16cex="http://schemas.microsoft.com/office/word/2018/wordml/cex" xmlns:w16cid="http://schemas.microsoft.com/office/word/2016/wordml/cid" xmlns:w16="http://schemas.microsoft.com/office/word/2018/wordml" xmlns:w16sdtdh="http://schemas.microsoft.com/office/word/2020/wordml/sdtdatahash" xmlns:w16se="http://schemas.microsoft.com/office/word/2015/wordml/symex" xmlns:wpg="http://schemas.microsoft.com/office/word/2010/wordprocessingGroup" xmlns:wpi="http://schemas.microsoft.com/office/word/2010/wordprocessingInk" xmlns:wne="http://schemas.microsoft.com/office/word/2006/wordml" xmlns:wps="http://schemas.microsoft.com/office/word/2010/wordprocessingShape" mc:Ignorable="w14 w15 w16se w16cid w16 w16cex w16sdtdh wp14">
+<w:document xmlns:wpc="http://schemas.microsoft.com/office/word/2010/wordprocessingCanvas" xmlns:cx="http://schemas.microsoft.com/office/drawing/2014/chartex" xmlns:cx1="http://schemas.microsoft.com/office/drawing/2015/9/8/chartex" xmlns:cx2="http://schemas.microsoft.com/office/drawing/2015/10/21/chartex" xmlns:cx3="http://schemas.microsoft.com/office/drawing/2016/5/9/chartex" xmlns:cx4="http://schemas.microsoft.com/office/drawing/2016/5/10/chartex" xmlns:cx5="http://schemas.microsoft.com/office/drawing/2016/5/11/chartex" xmlns:cx6="http://schemas.microsoft.com/office/drawing/2016/5/12/chartex" xmlns:cx7="http://schemas.microsoft.com/office/drawing/2016/5/13/chartex" xmlns:cx8="http://schemas.microsoft.com/office/drawing/2016/5/14/chartex" xmlns:mc="http://schemas.openxmlformats.org/markup-compatibility/2006" xmlns:aink="http://schemas.microsoft.com/office/drawing/2016/ink" xmlns:am3d="http://schemas.microsoft.com/office/drawing/2017/model3d" xmlns:o="urn:schemas-microsoft-com:office:office" xmlns:oel="http://schemas.microsoft.com/office/2019/extlst" xmlns:r="http://schemas.openxmlformats.org/officeDocument/2006/relationships" xmlns:m="http://schemas.openxmlformats.org/officeDocument/2006/math" xmlns:v="urn:schemas-microsoft-com:vml" xmlns:wp14="http://schemas.microsoft.com/office/word/2010/wordprocessingDrawing" xmlns:wp="http://schemas.openxmlformats.org/drawingml/2006/wordprocessingDrawing" xmlns:w10="urn:schemas-microsoft-com:office:word" xmlns:w="http://schemas.openxmlformats.org/wordprocessingml/2006/main" xmlns:w14="http://schemas.microsoft.com/office/word/2010/wordml" xmlns:w15="http://schemas.microsoft.com/office/word/2012/wordml" xmlns:w16cex="http://schemas.microsoft.com/office/word/2018/wordml/cex" xmlns:w16cid="http://schemas.microsoft.com/office/word/2016/wordml/cid" xmlns:w16="http://schemas.microsoft.com/office/word/2018/wordml" xmlns:w16sdtdh="http://schemas.microsoft.com/office/word/2020/wordml/sdtdatahash" xmlns:w16se="http://schemas.microsoft.com/office/word/2015/wordml/symex" xmlns:wpg="http://schemas.microsoft.com/office/word/2010/wordprocessingGroup" xmlns:wpi="http://schemas.microsoft.com/office/word/2010/wordprocessingInk" xmlns:wne="http://schemas.microsoft.com/office/word/2006/wordml" xmlns:wps="http://schemas.microsoft.com/office/word/2010/wordprocessingShape" xmlns:a="http://schemas.openxmlformats.org/drawingml/2006/main" xmlns:adec="http://schemas.microsoft.com/office/drawing/2017/decorative" xmlns:pic="http://schemas.openxmlformats.org/drawingml/2006/picture" xmlns:a14="http://schemas.microsoft.com/office/drawing/2010/main" mc:Ignorable="w14 w15 w16se w16cid w16 w16cex w16sdtdh wp14">
   <w:body>
     <w:p>
       <w:pPr>
@@ -218,11 +218,11 @@
           </mc:Choice>
           <mc:Fallback>
             <w:pict>
-              <v:shapetype w14:anchorId="2E2DABF6" id="_x0000_t202" coordsize="21600,21600" o:spt="202" path="m,l,21600r21600,l21600,xe">
+              <v:shapetype id="_x0000_t202" coordsize="21600,21600" o:spt="202" path="m,l,21600r21600,l21600,xe" w14:anchorId="2E2DABF6">
                 <v:stroke joinstyle="miter"/>
                 <v:path gradientshapeok="t" o:connecttype="rect"/>
               </v:shapetype>
-              <v:shape id="Cuadro de texto 2" o:spid="_x0000_s1026" type="#_x0000_t202" alt="&quot;&quot;" style="position:absolute;left:0;text-align:left;margin-left:-19.95pt;margin-top:33.15pt;width:549pt;height:145.5pt;z-index:251663360;visibility:visible;mso-wrap-style:square;mso-width-percent:0;mso-height-percent:0;mso-wrap-distance-left:9pt;mso-wrap-distance-top:3.6pt;mso-wrap-distance-right:9pt;mso-wrap-distance-bottom:3.6pt;mso-position-horizontal:absolute;mso-position-horizontal-relative:text;mso-position-vertical:absolute;mso-position-vertical-relative:text;mso-width-percent:0;mso-height-percent:0;mso-width-relative:margin;mso-height-relative:margin;v-text-anchor:top" o:gfxdata="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" filled="f" stroked="f">
+              <v:shape id="Cuadro de texto 2" style="position:absolute;left:0;text-align:left;margin-left:-19.95pt;margin-top:33.15pt;width:549pt;height:145.5pt;z-index:251663360;visibility:visible;mso-wrap-style:square;mso-width-percent:0;mso-height-percent:0;mso-wrap-distance-left:9pt;mso-wrap-distance-top:3.6pt;mso-wrap-distance-right:9pt;mso-wrap-distance-bottom:3.6pt;mso-position-horizontal:absolute;mso-position-horizontal-relative:text;mso-position-vertical:absolute;mso-position-vertical-relative:text;mso-width-percent:0;mso-height-percent:0;mso-width-relative:margin;mso-height-relative:margin;v-text-anchor:top" alt="&quot;&quot;" o:spid="_x0000_s1026" filled="f" stroked="f" type="#_x0000_t202" o:gfxdata="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">
                 <v:textbox>
                   <w:txbxContent>
                     <w:p>
@@ -331,7 +331,7 @@
           </mc:Choice>
           <mc:Fallback xmlns:w16du="http://schemas.microsoft.com/office/word/2023/wordml/word16du" xmlns:w16sdtfl="http://schemas.microsoft.com/office/word/2024/wordml/sdtformatlock">
             <w:pict>
-              <v:rect w14:anchorId="7D59E4D5" id="Rectángulo 3" o:spid="_x0000_s1026" style="position:absolute;margin-left:-55.95pt;margin-top:26.4pt;width:613.85pt;height:164.25pt;z-index:-251655168;visibility:visible;mso-wrap-style:square;mso-height-percent:0;mso-wrap-distance-left:9pt;mso-wrap-distance-top:0;mso-wrap-distance-right:9pt;mso-wrap-distance-bottom:0;mso-position-horizontal:absolute;mso-position-horizontal-relative:text;mso-position-vertical:absolute;mso-position-vertical-relative:text;mso-height-percent:0;mso-height-relative:margin;v-text-anchor:middle" o:gfxdata="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" fillcolor="#00314d" stroked="f" strokeweight="1pt"/>
+              <v:rect id="Rectángulo 3" style="position:absolute;margin-left:-55.95pt;margin-top:26.4pt;width:613.85pt;height:164.25pt;z-index:-251655168;visibility:visible;mso-wrap-style:square;mso-height-percent:0;mso-wrap-distance-left:9pt;mso-wrap-distance-top:0;mso-wrap-distance-right:9pt;mso-wrap-distance-bottom:0;mso-position-horizontal:absolute;mso-position-horizontal-relative:text;mso-position-vertical:absolute;mso-position-vertical-relative:text;mso-height-percent:0;mso-height-relative:margin;v-text-anchor:middle" o:spid="_x0000_s1026" fillcolor="#00314d" stroked="f" strokeweight="1pt" w14:anchorId="7D59E4D5" o:gfxdata="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"/>
             </w:pict>
           </mc:Fallback>
         </mc:AlternateContent>
@@ -435,7 +435,7 @@
     <w:p>
       <w:pPr>
         <w:pBdr>
-          <w:bottom w:val="single" w:sz="12" w:space="1" w:color="auto"/>
+          <w:bottom w:val="single" w:color="auto" w:sz="12" w:space="1"/>
         </w:pBdr>
         <w:rPr>
           <w:rFonts w:ascii="Calibri" w:hAnsi="Calibri"/>
@@ -472,7 +472,7 @@
     <w:p>
       <w:pPr>
         <w:pBdr>
-          <w:bottom w:val="single" w:sz="12" w:space="1" w:color="auto"/>
+          <w:bottom w:val="single" w:color="auto" w:sz="12" w:space="1"/>
         </w:pBdr>
         <w:rPr>
           <w:rFonts w:ascii="Calibri" w:hAnsi="Calibri"/>
@@ -525,9 +525,15 @@
     </w:p>
     <w:sdt>
       <w:sdtPr>
-        <w:rPr>
-          <w:rFonts w:asciiTheme="minorHAnsi" w:eastAsiaTheme="minorEastAsia" w:hAnsiTheme="minorHAnsi" w:cstheme="minorBidi"/>
+        <w:id w:val="-1852639233"/>
+        <w:docPartObj>
+          <w:docPartGallery w:val="Table of Contents"/>
+          <w:docPartUnique/>
+        </w:docPartObj>
+        <w:rPr>
+          <w:rFonts w:ascii="Calibri" w:hAnsi="Calibri" w:eastAsia="游明朝" w:cs="Arial" w:asciiTheme="minorAscii" w:hAnsiTheme="minorAscii" w:eastAsiaTheme="minorEastAsia" w:cstheme="minorBidi"/>
           <w:b w:val="0"/>
+          <w:bCs w:val="0"/>
           <w:color w:val="auto"/>
           <w:kern w:val="2"/>
           <w:sz w:val="28"/>
@@ -535,11 +541,6 @@
           <w:lang w:eastAsia="en-US"/>
           <w14:ligatures w14:val="standardContextual"/>
         </w:rPr>
-        <w:id w:val="-1852639233"/>
-        <w:docPartObj>
-          <w:docPartGallery w:val="Table of Contents"/>
-          <w:docPartUnique/>
-        </w:docPartObj>
       </w:sdtPr>
       <w:sdtContent>
         <w:p>
@@ -576,7 +577,7 @@
           <w:r>
             <w:fldChar w:fldCharType="separate"/>
           </w:r>
-          <w:hyperlink w:anchor="_Toc211931367" w:history="1">
+          <w:hyperlink w:history="1" w:anchor="_Toc211931367">
             <w:r>
               <w:rPr>
                 <w:rStyle w:val="Hipervnculo"/>
@@ -649,7 +650,7 @@
               <w:lang w:val="es-ES" w:eastAsia="es-ES"/>
             </w:rPr>
           </w:pPr>
-          <w:hyperlink w:anchor="_Toc211931368" w:history="1">
+          <w:hyperlink w:history="1" w:anchor="_Toc211931368">
             <w:r>
               <w:rPr>
                 <w:rStyle w:val="Hipervnculo"/>
@@ -739,7 +740,7 @@
               <w:lang w:val="es-ES" w:eastAsia="es-ES"/>
             </w:rPr>
           </w:pPr>
-          <w:hyperlink w:anchor="_Toc211931369" w:history="1">
+          <w:hyperlink w:history="1" w:anchor="_Toc211931369">
             <w:r>
               <w:rPr>
                 <w:rStyle w:val="Hipervnculo"/>
@@ -835,7 +836,7 @@
               <w:lang w:val="es-ES" w:eastAsia="es-ES"/>
             </w:rPr>
           </w:pPr>
-          <w:hyperlink w:anchor="_Toc211931370" w:history="1">
+          <w:hyperlink w:history="1" w:anchor="_Toc211931370">
             <w:r>
               <w:rPr>
                 <w:rStyle w:val="Hipervnculo"/>
@@ -931,7 +932,7 @@
               <w:lang w:val="es-ES" w:eastAsia="es-ES"/>
             </w:rPr>
           </w:pPr>
-          <w:hyperlink w:anchor="_Toc211931371" w:history="1">
+          <w:hyperlink w:history="1" w:anchor="_Toc211931371">
             <w:r>
               <w:rPr>
                 <w:rStyle w:val="Hipervnculo"/>
@@ -1027,7 +1028,7 @@
               <w:lang w:val="es-ES" w:eastAsia="es-ES"/>
             </w:rPr>
           </w:pPr>
-          <w:hyperlink w:anchor="_Toc211931372" w:history="1">
+          <w:hyperlink w:history="1" w:anchor="_Toc211931372">
             <w:r>
               <w:rPr>
                 <w:rStyle w:val="Hipervnculo"/>
@@ -1123,7 +1124,7 @@
               <w:lang w:val="es-ES" w:eastAsia="es-ES"/>
             </w:rPr>
           </w:pPr>
-          <w:hyperlink w:anchor="_Toc211931373" w:history="1">
+          <w:hyperlink w:history="1" w:anchor="_Toc211931373">
             <w:r>
               <w:rPr>
                 <w:rStyle w:val="Hipervnculo"/>
@@ -1213,7 +1214,7 @@
               <w:lang w:val="es-ES" w:eastAsia="es-ES"/>
             </w:rPr>
           </w:pPr>
-          <w:hyperlink w:anchor="_Toc211931374" w:history="1">
+          <w:hyperlink w:history="1" w:anchor="_Toc211931374">
             <w:r>
               <w:rPr>
                 <w:rStyle w:val="Hipervnculo"/>
@@ -1309,7 +1310,7 @@
               <w:lang w:val="es-ES" w:eastAsia="es-ES"/>
             </w:rPr>
           </w:pPr>
-          <w:hyperlink w:anchor="_Toc211931375" w:history="1">
+          <w:hyperlink w:history="1" w:anchor="_Toc211931375">
             <w:r>
               <w:rPr>
                 <w:rStyle w:val="Hipervnculo"/>
@@ -1405,7 +1406,7 @@
               <w:lang w:val="es-ES" w:eastAsia="es-ES"/>
             </w:rPr>
           </w:pPr>
-          <w:hyperlink w:anchor="_Toc211931376" w:history="1">
+          <w:hyperlink w:history="1" w:anchor="_Toc211931376">
             <w:r>
               <w:rPr>
                 <w:rStyle w:val="Hipervnculo"/>
@@ -1501,7 +1502,7 @@
               <w:lang w:val="es-ES" w:eastAsia="es-ES"/>
             </w:rPr>
           </w:pPr>
-          <w:hyperlink w:anchor="_Toc211931377" w:history="1">
+          <w:hyperlink w:history="1" w:anchor="_Toc211931377">
             <w:r>
               <w:rPr>
                 <w:rStyle w:val="Hipervnculo"/>
@@ -1591,7 +1592,7 @@
               <w:lang w:val="es-ES" w:eastAsia="es-ES"/>
             </w:rPr>
           </w:pPr>
-          <w:hyperlink w:anchor="_Toc211931378" w:history="1">
+          <w:hyperlink w:history="1" w:anchor="_Toc211931378">
             <w:r>
               <w:rPr>
                 <w:rStyle w:val="Hipervnculo"/>
@@ -1687,7 +1688,7 @@
               <w:lang w:val="es-ES" w:eastAsia="es-ES"/>
             </w:rPr>
           </w:pPr>
-          <w:hyperlink w:anchor="_Toc211931379" w:history="1">
+          <w:hyperlink w:history="1" w:anchor="_Toc211931379">
             <w:r>
               <w:rPr>
                 <w:rStyle w:val="Hipervnculo"/>
@@ -1783,7 +1784,7 @@
               <w:lang w:val="es-ES" w:eastAsia="es-ES"/>
             </w:rPr>
           </w:pPr>
-          <w:hyperlink w:anchor="_Toc211931380" w:history="1">
+          <w:hyperlink w:history="1" w:anchor="_Toc211931380">
             <w:r>
               <w:rPr>
                 <w:rStyle w:val="Hipervnculo"/>
@@ -1878,7 +1879,7 @@
               <w:lang w:val="es-ES" w:eastAsia="es-ES"/>
             </w:rPr>
           </w:pPr>
-          <w:hyperlink w:anchor="_Toc211931381" w:history="1">
+          <w:hyperlink w:history="1" w:anchor="_Toc211931381">
             <w:r>
               <w:rPr>
                 <w:rStyle w:val="Hipervnculo"/>
@@ -1950,7 +1951,7 @@
               <w:lang w:val="es-ES" w:eastAsia="es-ES"/>
             </w:rPr>
           </w:pPr>
-          <w:hyperlink w:anchor="_Toc211931382" w:history="1">
+          <w:hyperlink w:history="1" w:anchor="_Toc211931382">
             <w:r>
               <w:rPr>
                 <w:rStyle w:val="Hipervnculo"/>
@@ -2022,7 +2023,7 @@
               <w:lang w:val="es-ES" w:eastAsia="es-ES"/>
             </w:rPr>
           </w:pPr>
-          <w:hyperlink w:anchor="_Toc211931383" w:history="1">
+          <w:hyperlink w:history="1" w:anchor="_Toc211931383">
             <w:r>
               <w:rPr>
                 <w:rStyle w:val="Hipervnculo"/>
@@ -2094,7 +2095,7 @@
               <w:lang w:val="es-ES" w:eastAsia="es-ES"/>
             </w:rPr>
           </w:pPr>
-          <w:hyperlink w:anchor="_Toc211931384" w:history="1">
+          <w:hyperlink w:history="1" w:anchor="_Toc211931384">
             <w:r>
               <w:rPr>
                 <w:rStyle w:val="Hipervnculo"/>
@@ -2166,7 +2167,7 @@
               <w:lang w:val="es-ES" w:eastAsia="es-ES"/>
             </w:rPr>
           </w:pPr>
-          <w:hyperlink w:anchor="_Toc211931385" w:history="1">
+          <w:hyperlink w:history="1" w:anchor="_Toc211931385">
             <w:r>
               <w:rPr>
                 <w:rStyle w:val="Hipervnculo"/>
@@ -2230,12 +2231,23 @@
           </w:r>
         </w:p>
       </w:sdtContent>
+      <w:sdtEndPr>
+        <w:rPr>
+          <w:rFonts w:ascii="Calibri" w:hAnsi="Calibri" w:eastAsia="游明朝" w:cs="Arial" w:asciiTheme="minorAscii" w:hAnsiTheme="minorAscii" w:eastAsiaTheme="minorEastAsia" w:cstheme="minorBidi"/>
+          <w:b w:val="0"/>
+          <w:bCs w:val="0"/>
+          <w:color w:val="auto"/>
+          <w:sz w:val="28"/>
+          <w:szCs w:val="28"/>
+          <w:lang w:eastAsia="en-US"/>
+        </w:rPr>
+      </w:sdtEndPr>
     </w:sdt>
     <w:p>
       <w:pPr>
         <w:pStyle w:val="Titulosgenerales"/>
       </w:pPr>
-      <w:bookmarkStart w:id="0" w:name="_Toc211931367"/>
+      <w:bookmarkStart w:name="_Toc211931367" w:id="0"/>
       <w:r>
         <w:lastRenderedPageBreak/>
         <w:t>Introducción</w:t>
@@ -2264,7 +2276,7 @@
       <w:pPr>
         <w:pStyle w:val="Ttulo1"/>
       </w:pPr>
-      <w:bookmarkStart w:id="1" w:name="_Toc211931368"/>
+      <w:bookmarkStart w:name="_Toc211931368" w:id="1"/>
       <w:r>
         <w:lastRenderedPageBreak/>
         <w:t>Transformar datos</w:t>
@@ -2721,7 +2733,7 @@
       <w:pPr>
         <w:pStyle w:val="Ttulo2"/>
       </w:pPr>
-      <w:bookmarkStart w:id="2" w:name="_Toc211931369"/>
+      <w:bookmarkStart w:name="_Toc211931369" w:id="2"/>
       <w:r>
         <w:t>Tipos</w:t>
       </w:r>
@@ -7637,18 +7649,34 @@
         <w:t>=TRANSPONER(A1:D3) en un rango del mismo tamaño. Requiere Ctrl+Shift+Enter.</w:t>
       </w:r>
     </w:p>
-    <w:p>
+    <w:p w14:noSpellErr="1">
       <w:pPr>
         <w:pStyle w:val="Ttulo3"/>
         <w:rPr>
           <w:rStyle w:val="Extranjerismo"/>
+          <w:lang w:val="es-419"/>
         </w:rPr>
       </w:pPr>
       <w:r>
         <w:rPr>
           <w:rStyle w:val="Extranjerismo"/>
-        </w:rPr>
-        <w:t>Power Query</w:t>
+          <w:lang w:val="es-419"/>
+        </w:rPr>
+        <w:t>Power</w:t>
+      </w:r>
+      <w:r>
+        <w:rPr>
+          <w:rStyle w:val="Extranjerismo"/>
+          <w:lang w:val="es-419"/>
+        </w:rPr>
+        <w:t xml:space="preserve"> </w:t>
+      </w:r>
+      <w:r>
+        <w:rPr>
+          <w:rStyle w:val="Extranjerismo"/>
+          <w:lang w:val="es-419"/>
+        </w:rPr>
+        <w:t>Query</w:t>
       </w:r>
     </w:p>
     <w:p>
@@ -7668,7 +7696,7 @@
       <w:pPr>
         <w:pStyle w:val="Ttulo2"/>
       </w:pPr>
-      <w:bookmarkStart w:id="3" w:name="_Toc211931370"/>
+      <w:bookmarkStart w:name="_Toc211931370" w:id="3"/>
       <w:r>
         <w:t>Importación de datos</w:t>
       </w:r>
@@ -8134,7 +8162,7 @@
           <w:lang w:eastAsia="es-CO"/>
         </w:rPr>
       </w:pPr>
-      <w:hyperlink r:id="rId14" w:history="1">
+      <w:hyperlink w:history="1" r:id="rId14">
         <w:r>
           <w:rPr>
             <w:rStyle w:val="Hipervnculo"/>
@@ -8240,7 +8268,7 @@
       <w:pPr>
         <w:pStyle w:val="Ttulo2"/>
       </w:pPr>
-      <w:bookmarkStart w:id="4" w:name="_Toc211931371"/>
+      <w:bookmarkStart w:name="_Toc211931371" w:id="4"/>
       <w:r>
         <w:t>Carga</w:t>
       </w:r>
@@ -9122,7 +9150,7 @@
           <w:lang w:eastAsia="es-CO"/>
         </w:rPr>
       </w:pPr>
-      <w:hyperlink r:id="rId16" w:history="1">
+      <w:hyperlink w:history="1" r:id="rId16">
         <w:r>
           <w:rPr>
             <w:rStyle w:val="Hipervnculo"/>
@@ -9266,7 +9294,7 @@
       <w:pPr>
         <w:pStyle w:val="Ttulo2"/>
       </w:pPr>
-      <w:bookmarkStart w:id="5" w:name="_Toc211931372"/>
+      <w:bookmarkStart w:name="_Toc211931372" w:id="5"/>
       <w:r>
         <w:t>Automatización</w:t>
       </w:r>
@@ -9516,7 +9544,7 @@
       <w:pPr>
         <w:pStyle w:val="Ttulo1"/>
       </w:pPr>
-      <w:bookmarkStart w:id="6" w:name="_Toc211931373"/>
+      <w:bookmarkStart w:name="_Toc211931373" w:id="6"/>
       <w:r>
         <w:lastRenderedPageBreak/>
         <w:t>Tarea</w:t>
@@ -9644,28 +9672,43 @@
         <w:t>, que permite descomponer una tarea en tres componentes esenciales.</w:t>
       </w:r>
     </w:p>
-    <w:p>
+    <w:p w14:noSpellErr="1">
       <w:pPr>
         <w:pStyle w:val="Ttulo3"/>
         <w:rPr>
-          <w:lang w:val="en-US"/>
-        </w:rPr>
-      </w:pPr>
-      <w:r>
-        <w:rPr>
-          <w:lang w:val="en-US"/>
+          <w:lang w:val="es-419"/>
+        </w:rPr>
+      </w:pPr>
+      <w:r>
+        <w:rPr>
+          <w:lang w:val="es-419"/>
         </w:rPr>
         <w:t xml:space="preserve">Modelo IPO </w:t>
       </w:r>
       <w:r>
         <w:rPr>
           <w:rStyle w:val="Extranjerismo"/>
-        </w:rPr>
-        <w:t>(Input - Process - Output</w:t>
-      </w:r>
-      <w:r>
-        <w:rPr>
-          <w:lang w:val="en-US"/>
+          <w:lang w:val="es-419"/>
+        </w:rPr>
+        <w:t xml:space="preserve">(Input - </w:t>
+      </w:r>
+      <w:r>
+        <w:rPr>
+          <w:rStyle w:val="Extranjerismo"/>
+          <w:lang w:val="es-419"/>
+        </w:rPr>
+        <w:t>Process</w:t>
+      </w:r>
+      <w:r>
+        <w:rPr>
+          <w:rStyle w:val="Extranjerismo"/>
+          <w:lang w:val="es-419"/>
+        </w:rPr>
+        <w:t xml:space="preserve"> - Output</w:t>
+      </w:r>
+      <w:r>
+        <w:rPr>
+          <w:lang w:val="es-419"/>
         </w:rPr>
         <w:t>)</w:t>
       </w:r>
@@ -9850,7 +9893,7 @@
       <w:pPr>
         <w:pStyle w:val="Ttulo2"/>
       </w:pPr>
-      <w:bookmarkStart w:id="7" w:name="_Toc211931374"/>
+      <w:bookmarkStart w:name="_Toc211931374" w:id="7"/>
       <w:r>
         <w:t>Concepto</w:t>
       </w:r>
@@ -10747,7 +10790,7 @@
       <w:pPr>
         <w:pStyle w:val="Ttulo2"/>
       </w:pPr>
-      <w:bookmarkStart w:id="8" w:name="_Toc211931375"/>
+      <w:bookmarkStart w:name="_Toc211931375" w:id="8"/>
       <w:r>
         <w:lastRenderedPageBreak/>
         <w:t>Definición de requisitos</w:t>
@@ -11592,7 +11635,7 @@
       <w:pPr>
         <w:pStyle w:val="Ttulo2"/>
       </w:pPr>
-      <w:bookmarkStart w:id="9" w:name="_Toc211931376"/>
+      <w:bookmarkStart w:name="_Toc211931376" w:id="9"/>
       <w:r>
         <w:lastRenderedPageBreak/>
         <w:t>Cálculos personalizados</w:t>
@@ -12164,7 +12207,7 @@
       <w:pPr>
         <w:pStyle w:val="Ttulo1"/>
       </w:pPr>
-      <w:bookmarkStart w:id="10" w:name="_Toc211931377"/>
+      <w:bookmarkStart w:name="_Toc211931377" w:id="10"/>
       <w:r>
         <w:lastRenderedPageBreak/>
         <w:t>Macros</w:t>
@@ -12347,7 +12390,7 @@
       <w:pPr>
         <w:pStyle w:val="Ttulo2"/>
       </w:pPr>
-      <w:bookmarkStart w:id="11" w:name="_Toc211931378"/>
+      <w:bookmarkStart w:name="_Toc211931378" w:id="11"/>
       <w:r>
         <w:t>Creación</w:t>
       </w:r>
@@ -12868,7 +12911,7 @@
         <w:t>Variables y constantes.</w:t>
       </w:r>
     </w:p>
-    <w:p>
+    <w:p w14:noSpellErr="1">
       <w:pPr>
         <w:pStyle w:val="Prrafodelista"/>
         <w:numPr>
@@ -12876,116 +12919,134 @@
           <w:numId w:val="29"/>
         </w:numPr>
         <w:rPr>
-          <w:lang w:val="en-US" w:eastAsia="es-CO"/>
-        </w:rPr>
-      </w:pPr>
-      <w:r>
-        <w:rPr>
-          <w:lang w:val="en-US" w:eastAsia="es-CO"/>
-        </w:rPr>
-        <w:t xml:space="preserve">Estructuras de control, como </w:t>
+          <w:lang w:val="es-CO" w:eastAsia="es-CO"/>
+        </w:rPr>
+      </w:pPr>
+      <w:r>
+        <w:rPr>
+          <w:lang w:val="es-CO" w:eastAsia="es-CO"/>
+        </w:rPr>
+        <w:t>Estructuras</w:t>
+      </w:r>
+      <w:r>
+        <w:rPr>
+          <w:lang w:val="es-CO" w:eastAsia="es-CO"/>
+        </w:rPr>
+        <w:t xml:space="preserve"> de control, </w:t>
+      </w:r>
+      <w:r>
+        <w:rPr>
+          <w:lang w:val="es-CO" w:eastAsia="es-CO"/>
+        </w:rPr>
+        <w:t>como</w:t>
+      </w:r>
+      <w:r>
+        <w:rPr>
+          <w:lang w:val="es-CO" w:eastAsia="es-CO"/>
+        </w:rPr>
+        <w:t xml:space="preserve"> </w:t>
       </w:r>
       <w:r>
         <w:rPr>
           <w:rStyle w:val="Extranjerismo"/>
-          <w:lang w:eastAsia="es-CO"/>
+          <w:lang w:val="es-CO" w:eastAsia="es-CO"/>
         </w:rPr>
         <w:t>If</w:t>
       </w:r>
       <w:r>
         <w:rPr>
-          <w:lang w:val="en-US" w:eastAsia="es-CO"/>
+          <w:lang w:val="es-CO" w:eastAsia="es-CO"/>
         </w:rPr>
         <w:t>-</w:t>
       </w:r>
       <w:r>
         <w:rPr>
           <w:rStyle w:val="Extranjerismo"/>
-          <w:lang w:eastAsia="es-CO"/>
+          <w:lang w:val="es-CO" w:eastAsia="es-CO"/>
         </w:rPr>
         <w:t>Then</w:t>
       </w:r>
       <w:r>
         <w:rPr>
-          <w:lang w:val="en-US" w:eastAsia="es-CO"/>
+          <w:lang w:val="es-CO" w:eastAsia="es-CO"/>
         </w:rPr>
         <w:t xml:space="preserve">, </w:t>
       </w:r>
       <w:r>
         <w:rPr>
           <w:rStyle w:val="Extranjerismo"/>
-          <w:lang w:eastAsia="es-CO"/>
+          <w:lang w:val="es-CO" w:eastAsia="es-CO"/>
         </w:rPr>
         <w:t>Select</w:t>
       </w:r>
       <w:r>
         <w:rPr>
-          <w:lang w:val="en-US" w:eastAsia="es-CO"/>
+          <w:lang w:val="es-CO" w:eastAsia="es-CO"/>
         </w:rPr>
         <w:t xml:space="preserve"> </w:t>
       </w:r>
       <w:r>
         <w:rPr>
           <w:rStyle w:val="Extranjerismo"/>
-          <w:lang w:eastAsia="es-CO"/>
+          <w:lang w:val="es-CO" w:eastAsia="es-CO"/>
         </w:rPr>
         <w:t>Case</w:t>
       </w:r>
       <w:r>
         <w:rPr>
-          <w:lang w:val="en-US" w:eastAsia="es-CO"/>
+          <w:lang w:val="es-CO" w:eastAsia="es-CO"/>
         </w:rPr>
         <w:t xml:space="preserve">, </w:t>
       </w:r>
       <w:r>
         <w:rPr>
           <w:rStyle w:val="Extranjerismo"/>
-          <w:lang w:eastAsia="es-CO"/>
+          <w:lang w:val="es-CO" w:eastAsia="es-CO"/>
         </w:rPr>
         <w:t>bucles</w:t>
       </w:r>
       <w:r>
         <w:rPr>
-          <w:lang w:val="en-US" w:eastAsia="es-CO"/>
+          <w:lang w:val="es-CO" w:eastAsia="es-CO"/>
         </w:rPr>
         <w:t xml:space="preserve"> </w:t>
       </w:r>
       <w:r>
         <w:rPr>
           <w:rStyle w:val="Extranjerismo"/>
-          <w:lang w:eastAsia="es-CO"/>
+          <w:lang w:val="es-CO" w:eastAsia="es-CO"/>
         </w:rPr>
         <w:t>For</w:t>
       </w:r>
       <w:r>
         <w:rPr>
-          <w:lang w:val="en-US" w:eastAsia="es-CO"/>
+          <w:lang w:val="es-CO" w:eastAsia="es-CO"/>
         </w:rPr>
         <w:t xml:space="preserve">, </w:t>
       </w:r>
       <w:r>
         <w:rPr>
           <w:rStyle w:val="Extranjerismo"/>
-          <w:lang w:eastAsia="es-CO"/>
+          <w:lang w:val="es-CO" w:eastAsia="es-CO"/>
         </w:rPr>
         <w:t>Do</w:t>
       </w:r>
       <w:r>
         <w:rPr>
-          <w:lang w:val="en-US" w:eastAsia="es-CO"/>
+          <w:lang w:val="es-CO" w:eastAsia="es-CO"/>
         </w:rPr>
         <w:t xml:space="preserve"> </w:t>
       </w:r>
       <w:r>
         <w:rPr>
           <w:rStyle w:val="Extranjerismo"/>
-          <w:lang w:eastAsia="es-CO"/>
+          <w:lang w:val="es-CO" w:eastAsia="es-CO"/>
         </w:rPr>
         <w:t>While</w:t>
       </w:r>
       <w:r>
         <w:rPr>
-          <w:lang w:val="en-US" w:eastAsia="es-CO"/>
+          <w:lang w:val="es-CO" w:eastAsia="es-CO"/>
         </w:rPr>
         <w:t>.</w:t>
       </w:r>
@@ -13382,7 +13443,7 @@
           <w:lang w:eastAsia="es-CO"/>
         </w:rPr>
       </w:pPr>
-      <w:hyperlink r:id="rId19" w:history="1">
+      <w:hyperlink w:history="1" r:id="rId19">
         <w:r>
           <w:rPr>
             <w:rStyle w:val="Hipervnculo"/>
@@ -13487,7 +13548,7 @@
       <w:pPr>
         <w:pStyle w:val="Ttulo2"/>
       </w:pPr>
-      <w:bookmarkStart w:id="12" w:name="_Toc211931379"/>
+      <w:bookmarkStart w:name="_Toc211931379" w:id="12"/>
       <w:r>
         <w:lastRenderedPageBreak/>
         <w:t>Ejecución</w:t>
@@ -13795,7 +13856,7 @@
           <w:lang w:eastAsia="es-CO"/>
         </w:rPr>
       </w:pPr>
-      <w:hyperlink r:id="rId21" w:history="1">
+      <w:hyperlink w:history="1" r:id="rId21">
         <w:r>
           <w:rPr>
             <w:rStyle w:val="Hipervnculo"/>
@@ -14255,7 +14316,7 @@
       <w:pPr>
         <w:pStyle w:val="Ttulo2"/>
       </w:pPr>
-      <w:bookmarkStart w:id="13" w:name="_Toc211931380"/>
+      <w:bookmarkStart w:name="_Toc211931380" w:id="13"/>
       <w:r>
         <w:t>Interfaces</w:t>
       </w:r>
@@ -15338,7 +15399,7 @@
           <w:lang w:eastAsia="es-CO"/>
         </w:rPr>
       </w:pPr>
-      <w:hyperlink r:id="rId24" w:history="1">
+      <w:hyperlink w:history="1" r:id="rId24">
         <w:r>
           <w:rPr>
             <w:rStyle w:val="Hipervnculo"/>
@@ -16447,7 +16508,9 @@
         </w:trPr>
         <w:tc>
           <w:tcPr>
+            <w:cnfStyle w:val="000000000000" w:firstRow="0" w:lastRow="0" w:firstColumn="0" w:lastColumn="0" w:oddVBand="0" w:evenVBand="0" w:oddHBand="0" w:evenHBand="0" w:firstRowFirstColumn="0" w:firstRowLastColumn="0" w:lastRowFirstColumn="0" w:lastRowLastColumn="0"/>
             <w:tcW w:w="2393" w:type="dxa"/>
+            <w:tcMar/>
           </w:tcPr>
           <w:p>
             <w:pPr>
@@ -16464,7 +16527,9 @@
         </w:tc>
         <w:tc>
           <w:tcPr>
+            <w:cnfStyle w:val="000000000000" w:firstRow="0" w:lastRow="0" w:firstColumn="0" w:lastColumn="0" w:oddVBand="0" w:evenVBand="0" w:oddHBand="0" w:evenHBand="0" w:firstRowFirstColumn="0" w:firstRowLastColumn="0" w:lastRowFirstColumn="0" w:lastRowLastColumn="0"/>
             <w:tcW w:w="2398" w:type="dxa"/>
+            <w:tcMar/>
           </w:tcPr>
           <w:p>
             <w:pPr>
@@ -16481,7 +16546,9 @@
         </w:tc>
         <w:tc>
           <w:tcPr>
+            <w:cnfStyle w:val="000000000000" w:firstRow="0" w:lastRow="0" w:firstColumn="0" w:lastColumn="0" w:oddVBand="0" w:evenVBand="0" w:oddHBand="0" w:evenHBand="0" w:firstRowFirstColumn="0" w:firstRowLastColumn="0" w:lastRowFirstColumn="0" w:lastRowLastColumn="0"/>
             <w:tcW w:w="2398" w:type="dxa"/>
+            <w:tcMar/>
           </w:tcPr>
           <w:p>
             <w:pPr>
@@ -16505,19 +16572,23 @@
         </w:trPr>
         <w:tc>
           <w:tcPr>
+            <w:cnfStyle w:val="000000000000" w:firstRow="0" w:lastRow="0" w:firstColumn="0" w:lastColumn="0" w:oddVBand="0" w:evenVBand="0" w:oddHBand="0" w:evenHBand="0" w:firstRowFirstColumn="0" w:firstRowLastColumn="0" w:lastRowFirstColumn="0" w:lastRowLastColumn="0"/>
             <w:tcW w:w="2393" w:type="dxa"/>
-          </w:tcPr>
-          <w:p>
+            <w:tcMar/>
+          </w:tcPr>
+          <w:p w14:noSpellErr="1">
             <w:pPr>
               <w:pStyle w:val="Tablas"/>
               <w:jc w:val="center"/>
               <w:rPr>
                 <w:rStyle w:val="Extranjerismo"/>
+                <w:lang w:val="es-CO"/>
               </w:rPr>
             </w:pPr>
             <w:r>
               <w:rPr>
                 <w:rStyle w:val="Extranjerismo"/>
+                <w:lang w:val="es-CO"/>
               </w:rPr>
               <w:t>TextBox</w:t>
             </w:r>
@@ -16525,7 +16596,9 @@
         </w:tc>
         <w:tc>
           <w:tcPr>
+            <w:cnfStyle w:val="000000000000" w:firstRow="0" w:lastRow="0" w:firstColumn="0" w:lastColumn="0" w:oddVBand="0" w:evenVBand="0" w:oddHBand="0" w:evenHBand="0" w:firstRowFirstColumn="0" w:firstRowLastColumn="0" w:lastRowFirstColumn="0" w:lastRowLastColumn="0"/>
             <w:tcW w:w="2398" w:type="dxa"/>
+            <w:tcMar/>
           </w:tcPr>
           <w:p>
             <w:pPr>
@@ -16542,7 +16615,9 @@
         </w:tc>
         <w:tc>
           <w:tcPr>
+            <w:cnfStyle w:val="000000000000" w:firstRow="0" w:lastRow="0" w:firstColumn="0" w:lastColumn="0" w:oddVBand="0" w:evenVBand="0" w:oddHBand="0" w:evenHBand="0" w:firstRowFirstColumn="0" w:firstRowLastColumn="0" w:lastRowFirstColumn="0" w:lastRowLastColumn="0"/>
             <w:tcW w:w="2398" w:type="dxa"/>
+            <w:tcMar/>
           </w:tcPr>
           <w:p>
             <w:pPr>
@@ -18873,7 +18948,7 @@
           <w:lang w:eastAsia="es-CO"/>
         </w:rPr>
       </w:pPr>
-      <w:hyperlink r:id="rId28" w:history="1">
+      <w:hyperlink w:history="1" r:id="rId28">
         <w:r>
           <w:rPr>
             <w:rStyle w:val="Hipervnculo"/>
@@ -19436,7 +19511,7 @@
       <w:pPr>
         <w:pStyle w:val="Titulosgenerales"/>
       </w:pPr>
-      <w:bookmarkStart w:id="14" w:name="_Toc211931381"/>
+      <w:bookmarkStart w:name="_Toc211931381" w:id="14"/>
       <w:r>
         <w:lastRenderedPageBreak/>
         <w:t>Síntesis</w:t>
@@ -19509,7 +19584,7 @@
       <w:pPr>
         <w:pStyle w:val="Titulosgenerales"/>
       </w:pPr>
-      <w:bookmarkStart w:id="15" w:name="_Toc211931382"/>
+      <w:bookmarkStart w:name="_Toc211931382" w:id="15"/>
       <w:r>
         <w:lastRenderedPageBreak/>
         <w:t>Material complementario</w:t>
@@ -19695,7 +19770,7 @@
                 <w:u w:val="none"/>
               </w:rPr>
             </w:pPr>
-            <w:hyperlink r:id="rId31" w:history="1">
+            <w:hyperlink w:history="1" r:id="rId31">
               <w:r>
                 <w:rPr>
                   <w:rStyle w:val="Hipervnculo"/>
@@ -19794,7 +19869,7 @@
                 <w:u w:val="none"/>
               </w:rPr>
             </w:pPr>
-            <w:hyperlink r:id="rId32" w:history="1">
+            <w:hyperlink w:history="1" r:id="rId32">
               <w:r>
                 <w:rPr>
                   <w:rStyle w:val="Hipervnculo"/>
@@ -19897,7 +19972,7 @@
                 <w:u w:val="none"/>
               </w:rPr>
             </w:pPr>
-            <w:hyperlink r:id="rId33" w:history="1">
+            <w:hyperlink w:history="1" r:id="rId33">
               <w:r>
                 <w:rPr>
                   <w:rStyle w:val="Hipervnculo"/>
@@ -20024,7 +20099,7 @@
                 <w:color w:val="auto"/>
               </w:rPr>
             </w:pPr>
-            <w:hyperlink r:id="rId34" w:history="1">
+            <w:hyperlink w:history="1" r:id="rId34">
               <w:r>
                 <w:rPr>
                   <w:rStyle w:val="Hipervnculo"/>
@@ -20155,7 +20230,7 @@
                 <w:u w:val="none"/>
               </w:rPr>
             </w:pPr>
-            <w:hyperlink r:id="rId35" w:history="1">
+            <w:hyperlink w:history="1" r:id="rId35">
               <w:r>
                 <w:rPr>
                   <w:rStyle w:val="Hipervnculo"/>
@@ -20273,7 +20348,7 @@
                 <w:u w:val="none"/>
               </w:rPr>
             </w:pPr>
-            <w:hyperlink r:id="rId36" w:history="1">
+            <w:hyperlink w:history="1" r:id="rId36">
               <w:r>
                 <w:rPr>
                   <w:rStyle w:val="Hipervnculo"/>
@@ -20300,7 +20375,7 @@
       <w:pPr>
         <w:pStyle w:val="Titulosgenerales"/>
       </w:pPr>
-      <w:bookmarkStart w:id="16" w:name="_Toc211931383"/>
+      <w:bookmarkStart w:name="_Toc211931383" w:id="16"/>
       <w:r>
         <w:lastRenderedPageBreak/>
         <w:t>Glosario</w:t>
@@ -20448,7 +20523,7 @@
       <w:pPr>
         <w:pStyle w:val="Titulosgenerales"/>
       </w:pPr>
-      <w:bookmarkStart w:id="17" w:name="_Toc211931384"/>
+      <w:bookmarkStart w:name="_Toc211931384" w:id="17"/>
       <w:r>
         <w:lastRenderedPageBreak/>
         <w:t>Referencias bibliográficas</w:t>
@@ -20520,7 +20595,7 @@
       <w:pPr>
         <w:pStyle w:val="Titulosgenerales"/>
       </w:pPr>
-      <w:bookmarkStart w:id="18" w:name="_Toc211931385"/>
+      <w:bookmarkStart w:name="_Toc211931385" w:id="18"/>
       <w:r>
         <w:lastRenderedPageBreak/>
         <w:t>Créditos</w:t>
@@ -20547,7 +20622,9 @@
         </w:trPr>
         <w:tc>
           <w:tcPr>
+            <w:cnfStyle w:val="000000000000" w:firstRow="0" w:lastRow="0" w:firstColumn="0" w:lastColumn="0" w:oddVBand="0" w:evenVBand="0" w:oddHBand="0" w:evenHBand="0" w:firstRowFirstColumn="0" w:firstRowLastColumn="0" w:lastRowFirstColumn="0" w:lastRowLastColumn="0"/>
             <w:tcW w:w="2830" w:type="dxa"/>
+            <w:tcMar/>
           </w:tcPr>
           <w:p>
             <w:pPr>
@@ -20566,7 +20643,9 @@
         </w:tc>
         <w:tc>
           <w:tcPr>
+            <w:cnfStyle w:val="000000000000" w:firstRow="0" w:lastRow="0" w:firstColumn="0" w:lastColumn="0" w:oddVBand="0" w:evenVBand="0" w:oddHBand="0" w:evenHBand="0" w:firstRowFirstColumn="0" w:firstRowLastColumn="0" w:lastRowFirstColumn="0" w:lastRowLastColumn="0"/>
             <w:tcW w:w="3261" w:type="dxa"/>
+            <w:tcMar/>
           </w:tcPr>
           <w:p>
             <w:pPr>
@@ -20585,7 +20664,9 @@
         </w:tc>
         <w:tc>
           <w:tcPr>
+            <w:cnfStyle w:val="000000000000" w:firstRow="0" w:lastRow="0" w:firstColumn="0" w:lastColumn="0" w:oddVBand="0" w:evenVBand="0" w:oddHBand="0" w:evenHBand="0" w:firstRowFirstColumn="0" w:firstRowLastColumn="0" w:lastRowFirstColumn="0" w:lastRowLastColumn="0"/>
             <w:tcW w:w="3969" w:type="dxa"/>
+            <w:tcMar/>
           </w:tcPr>
           <w:p>
             <w:pPr>
@@ -20621,7 +20702,9 @@
         </w:trPr>
         <w:tc>
           <w:tcPr>
+            <w:cnfStyle w:val="000000000000" w:firstRow="0" w:lastRow="0" w:firstColumn="0" w:lastColumn="0" w:oddVBand="0" w:evenVBand="0" w:oddHBand="0" w:evenHBand="0" w:firstRowFirstColumn="0" w:firstRowLastColumn="0" w:lastRowFirstColumn="0" w:lastRowLastColumn="0"/>
             <w:tcW w:w="2830" w:type="dxa"/>
+            <w:tcMar/>
           </w:tcPr>
           <w:p>
             <w:pPr>
@@ -20640,7 +20723,9 @@
         </w:tc>
         <w:tc>
           <w:tcPr>
+            <w:cnfStyle w:val="000000000000" w:firstRow="0" w:lastRow="0" w:firstColumn="0" w:lastColumn="0" w:oddVBand="0" w:evenVBand="0" w:oddHBand="0" w:evenHBand="0" w:firstRowFirstColumn="0" w:firstRowLastColumn="0" w:lastRowFirstColumn="0" w:lastRowLastColumn="0"/>
             <w:tcW w:w="3261" w:type="dxa"/>
+            <w:tcMar/>
           </w:tcPr>
           <w:p>
             <w:pPr>
@@ -20665,7 +20750,9 @@
         </w:tc>
         <w:tc>
           <w:tcPr>
+            <w:cnfStyle w:val="000000000000" w:firstRow="0" w:lastRow="0" w:firstColumn="0" w:lastColumn="0" w:oddVBand="0" w:evenVBand="0" w:oddHBand="0" w:evenHBand="0" w:firstRowFirstColumn="0" w:firstRowLastColumn="0" w:lastRowFirstColumn="0" w:lastRowLastColumn="0"/>
             <w:tcW w:w="3969" w:type="dxa"/>
+            <w:tcMar/>
           </w:tcPr>
           <w:p>
             <w:pPr>
@@ -20686,7 +20773,9 @@
       <w:tr>
         <w:tc>
           <w:tcPr>
+            <w:cnfStyle w:val="000000000000" w:firstRow="0" w:lastRow="0" w:firstColumn="0" w:lastColumn="0" w:oddVBand="0" w:evenVBand="0" w:oddHBand="0" w:evenHBand="0" w:firstRowFirstColumn="0" w:firstRowLastColumn="0" w:lastRowFirstColumn="0" w:lastRowLastColumn="0"/>
             <w:tcW w:w="2830" w:type="dxa"/>
+            <w:tcMar/>
           </w:tcPr>
           <w:p>
             <w:pPr>
@@ -20705,7 +20794,9 @@
         </w:tc>
         <w:tc>
           <w:tcPr>
+            <w:cnfStyle w:val="000000000000" w:firstRow="0" w:lastRow="0" w:firstColumn="0" w:lastColumn="0" w:oddVBand="0" w:evenVBand="0" w:oddHBand="0" w:evenHBand="0" w:firstRowFirstColumn="0" w:firstRowLastColumn="0" w:lastRowFirstColumn="0" w:lastRowLastColumn="0"/>
             <w:tcW w:w="3261" w:type="dxa"/>
+            <w:tcMar/>
           </w:tcPr>
           <w:p>
             <w:pPr>
@@ -20724,7 +20815,9 @@
         </w:tc>
         <w:tc>
           <w:tcPr>
+            <w:cnfStyle w:val="000000000000" w:firstRow="0" w:lastRow="0" w:firstColumn="0" w:lastColumn="0" w:oddVBand="0" w:evenVBand="0" w:oddHBand="0" w:evenHBand="0" w:firstRowFirstColumn="0" w:firstRowLastColumn="0" w:lastRowFirstColumn="0" w:lastRowLastColumn="0"/>
             <w:tcW w:w="3969" w:type="dxa"/>
+            <w:tcMar/>
           </w:tcPr>
           <w:p>
             <w:pPr>
@@ -20748,7 +20841,9 @@
         </w:trPr>
         <w:tc>
           <w:tcPr>
+            <w:cnfStyle w:val="000000000000" w:firstRow="0" w:lastRow="0" w:firstColumn="0" w:lastColumn="0" w:oddVBand="0" w:evenVBand="0" w:oddHBand="0" w:evenHBand="0" w:firstRowFirstColumn="0" w:firstRowLastColumn="0" w:lastRowFirstColumn="0" w:lastRowLastColumn="0"/>
             <w:tcW w:w="2830" w:type="dxa"/>
+            <w:tcMar/>
           </w:tcPr>
           <w:p>
             <w:pPr>
@@ -20764,7 +20859,9 @@
         </w:tc>
         <w:tc>
           <w:tcPr>
+            <w:cnfStyle w:val="000000000000" w:firstRow="0" w:lastRow="0" w:firstColumn="0" w:lastColumn="0" w:oddVBand="0" w:evenVBand="0" w:oddHBand="0" w:evenHBand="0" w:firstRowFirstColumn="0" w:firstRowLastColumn="0" w:lastRowFirstColumn="0" w:lastRowLastColumn="0"/>
             <w:tcW w:w="3261" w:type="dxa"/>
+            <w:tcMar/>
           </w:tcPr>
           <w:p>
             <w:pPr>
@@ -20780,7 +20877,9 @@
         </w:tc>
         <w:tc>
           <w:tcPr>
+            <w:cnfStyle w:val="000000000000" w:firstRow="0" w:lastRow="0" w:firstColumn="0" w:lastColumn="0" w:oddVBand="0" w:evenVBand="0" w:oddHBand="0" w:evenHBand="0" w:firstRowFirstColumn="0" w:firstRowLastColumn="0" w:lastRowFirstColumn="0" w:lastRowLastColumn="0"/>
             <w:tcW w:w="3969" w:type="dxa"/>
+            <w:tcMar/>
           </w:tcPr>
           <w:p>
             <w:pPr>
@@ -20798,9 +20897,11 @@
       <w:tr>
         <w:tc>
           <w:tcPr>
+            <w:cnfStyle w:val="000000000000" w:firstRow="0" w:lastRow="0" w:firstColumn="0" w:lastColumn="0" w:oddVBand="0" w:evenVBand="0" w:oddHBand="0" w:evenHBand="0" w:firstRowFirstColumn="0" w:firstRowLastColumn="0" w:lastRowFirstColumn="0" w:lastRowLastColumn="0"/>
             <w:tcW w:w="2830" w:type="dxa"/>
-          </w:tcPr>
-          <w:p>
+            <w:tcMar/>
+          </w:tcPr>
+          <w:p w14:noSpellErr="1">
             <w:pPr>
               <w:pStyle w:val="TextoTablas"/>
               <w:rPr>
@@ -20808,13 +20909,20 @@
               </w:rPr>
             </w:pPr>
             <w:r>
+              <w:rPr/>
               <w:t>Paola Alexandra Moya</w:t>
             </w:r>
-          </w:p>
-        </w:tc>
-        <w:tc>
-          <w:tcPr>
+            <w:r>
+              <w:rPr/>
+              <w:t xml:space="preserve"> Peralta</w:t>
+            </w:r>
+          </w:p>
+        </w:tc>
+        <w:tc>
+          <w:tcPr>
+            <w:cnfStyle w:val="000000000000" w:firstRow="0" w:lastRow="0" w:firstColumn="0" w:lastColumn="0" w:oddVBand="0" w:evenVBand="0" w:oddHBand="0" w:evenHBand="0" w:firstRowFirstColumn="0" w:firstRowLastColumn="0" w:lastRowFirstColumn="0" w:lastRowLastColumn="0"/>
             <w:tcW w:w="3261" w:type="dxa"/>
+            <w:tcMar/>
           </w:tcPr>
           <w:p>
             <w:pPr>
@@ -20830,7 +20938,9 @@
         </w:tc>
         <w:tc>
           <w:tcPr>
+            <w:cnfStyle w:val="000000000000" w:firstRow="0" w:lastRow="0" w:firstColumn="0" w:lastColumn="0" w:oddVBand="0" w:evenVBand="0" w:oddHBand="0" w:evenHBand="0" w:firstRowFirstColumn="0" w:firstRowLastColumn="0" w:lastRowFirstColumn="0" w:lastRowLastColumn="0"/>
             <w:tcW w:w="3969" w:type="dxa"/>
+            <w:tcMar/>
           </w:tcPr>
           <w:p>
             <w:pPr>
@@ -20851,7 +20961,9 @@
         </w:trPr>
         <w:tc>
           <w:tcPr>
+            <w:cnfStyle w:val="000000000000" w:firstRow="0" w:lastRow="0" w:firstColumn="0" w:lastColumn="0" w:oddVBand="0" w:evenVBand="0" w:oddHBand="0" w:evenHBand="0" w:firstRowFirstColumn="0" w:firstRowLastColumn="0" w:lastRowFirstColumn="0" w:lastRowLastColumn="0"/>
             <w:tcW w:w="2830" w:type="dxa"/>
+            <w:tcMar/>
           </w:tcPr>
           <w:p>
             <w:pPr>
@@ -20867,7 +20979,9 @@
         </w:tc>
         <w:tc>
           <w:tcPr>
+            <w:cnfStyle w:val="000000000000" w:firstRow="0" w:lastRow="0" w:firstColumn="0" w:lastColumn="0" w:oddVBand="0" w:evenVBand="0" w:oddHBand="0" w:evenHBand="0" w:firstRowFirstColumn="0" w:firstRowLastColumn="0" w:lastRowFirstColumn="0" w:lastRowLastColumn="0"/>
             <w:tcW w:w="3261" w:type="dxa"/>
+            <w:tcMar/>
           </w:tcPr>
           <w:p>
             <w:pPr>
@@ -20883,7 +20997,9 @@
         </w:tc>
         <w:tc>
           <w:tcPr>
+            <w:cnfStyle w:val="000000000000" w:firstRow="0" w:lastRow="0" w:firstColumn="0" w:lastColumn="0" w:oddVBand="0" w:evenVBand="0" w:oddHBand="0" w:evenHBand="0" w:firstRowFirstColumn="0" w:firstRowLastColumn="0" w:lastRowFirstColumn="0" w:lastRowLastColumn="0"/>
             <w:tcW w:w="3969" w:type="dxa"/>
+            <w:tcMar/>
           </w:tcPr>
           <w:p>
             <w:pPr>
@@ -20901,7 +21017,9 @@
       <w:tr>
         <w:tc>
           <w:tcPr>
+            <w:cnfStyle w:val="000000000000" w:firstRow="0" w:lastRow="0" w:firstColumn="0" w:lastColumn="0" w:oddVBand="0" w:evenVBand="0" w:oddHBand="0" w:evenHBand="0" w:firstRowFirstColumn="0" w:firstRowLastColumn="0" w:lastRowFirstColumn="0" w:lastRowLastColumn="0"/>
             <w:tcW w:w="2830" w:type="dxa"/>
+            <w:tcMar/>
           </w:tcPr>
           <w:p>
             <w:pPr>
@@ -20914,7 +21032,9 @@
         </w:tc>
         <w:tc>
           <w:tcPr>
+            <w:cnfStyle w:val="000000000000" w:firstRow="0" w:lastRow="0" w:firstColumn="0" w:lastColumn="0" w:oddVBand="0" w:evenVBand="0" w:oddHBand="0" w:evenHBand="0" w:firstRowFirstColumn="0" w:firstRowLastColumn="0" w:lastRowFirstColumn="0" w:lastRowLastColumn="0"/>
             <w:tcW w:w="3261" w:type="dxa"/>
+            <w:tcMar/>
           </w:tcPr>
           <w:p>
             <w:pPr>
@@ -20945,7 +21065,9 @@
         </w:tc>
         <w:tc>
           <w:tcPr>
+            <w:cnfStyle w:val="000000000000" w:firstRow="0" w:lastRow="0" w:firstColumn="0" w:lastColumn="0" w:oddVBand="0" w:evenVBand="0" w:oddHBand="0" w:evenHBand="0" w:firstRowFirstColumn="0" w:firstRowLastColumn="0" w:lastRowFirstColumn="0" w:lastRowLastColumn="0"/>
             <w:tcW w:w="3969" w:type="dxa"/>
+            <w:tcMar/>
           </w:tcPr>
           <w:p>
             <w:pPr>
@@ -20966,7 +21088,9 @@
         </w:trPr>
         <w:tc>
           <w:tcPr>
+            <w:cnfStyle w:val="000000000000" w:firstRow="0" w:lastRow="0" w:firstColumn="0" w:lastColumn="0" w:oddVBand="0" w:evenVBand="0" w:oddHBand="0" w:evenHBand="0" w:firstRowFirstColumn="0" w:firstRowLastColumn="0" w:lastRowFirstColumn="0" w:lastRowLastColumn="0"/>
             <w:tcW w:w="2830" w:type="dxa"/>
+            <w:tcMar/>
           </w:tcPr>
           <w:p>
             <w:pPr>
@@ -20979,7 +21103,9 @@
         </w:tc>
         <w:tc>
           <w:tcPr>
+            <w:cnfStyle w:val="000000000000" w:firstRow="0" w:lastRow="0" w:firstColumn="0" w:lastColumn="0" w:oddVBand="0" w:evenVBand="0" w:oddHBand="0" w:evenHBand="0" w:firstRowFirstColumn="0" w:firstRowLastColumn="0" w:lastRowFirstColumn="0" w:lastRowLastColumn="0"/>
             <w:tcW w:w="3261" w:type="dxa"/>
+            <w:tcMar/>
           </w:tcPr>
           <w:p>
             <w:pPr>
@@ -20995,7 +21121,9 @@
         </w:tc>
         <w:tc>
           <w:tcPr>
+            <w:cnfStyle w:val="000000000000" w:firstRow="0" w:lastRow="0" w:firstColumn="0" w:lastColumn="0" w:oddVBand="0" w:evenVBand="0" w:oddHBand="0" w:evenHBand="0" w:firstRowFirstColumn="0" w:firstRowLastColumn="0" w:lastRowFirstColumn="0" w:lastRowLastColumn="0"/>
             <w:tcW w:w="3969" w:type="dxa"/>
+            <w:tcMar/>
           </w:tcPr>
           <w:p>
             <w:pPr>
@@ -21013,23 +21141,33 @@
       <w:tr>
         <w:tc>
           <w:tcPr>
+            <w:cnfStyle w:val="000000000000" w:firstRow="0" w:lastRow="0" w:firstColumn="0" w:lastColumn="0" w:oddVBand="0" w:evenVBand="0" w:oddHBand="0" w:evenHBand="0" w:firstRowFirstColumn="0" w:firstRowLastColumn="0" w:lastRowFirstColumn="0" w:lastRowLastColumn="0"/>
             <w:tcW w:w="2830" w:type="dxa"/>
-          </w:tcPr>
-          <w:p>
+            <w:tcMar/>
+          </w:tcPr>
+          <w:p w14:noSpellErr="1">
             <w:pPr>
               <w:pStyle w:val="TextoTablas"/>
             </w:pPr>
             <w:r>
-              <w:t>José</w:t>
-            </w:r>
-            <w:r>
+              <w:rPr/>
+              <w:t>Jos</w:t>
+            </w:r>
+            <w:r>
+              <w:rPr/>
+              <w:t>e</w:t>
+            </w:r>
+            <w:r>
+              <w:rPr/>
               <w:t xml:space="preserve"> Eduardo Solano Rivero</w:t>
             </w:r>
           </w:p>
         </w:tc>
         <w:tc>
           <w:tcPr>
+            <w:cnfStyle w:val="000000000000" w:firstRow="0" w:lastRow="0" w:firstColumn="0" w:lastColumn="0" w:oddVBand="0" w:evenVBand="0" w:oddHBand="0" w:evenHBand="0" w:firstRowFirstColumn="0" w:firstRowLastColumn="0" w:lastRowFirstColumn="0" w:lastRowLastColumn="0"/>
             <w:tcW w:w="3261" w:type="dxa"/>
+            <w:tcMar/>
           </w:tcPr>
           <w:p>
             <w:pPr>
@@ -21045,7 +21183,9 @@
         </w:tc>
         <w:tc>
           <w:tcPr>
+            <w:cnfStyle w:val="000000000000" w:firstRow="0" w:lastRow="0" w:firstColumn="0" w:lastColumn="0" w:oddVBand="0" w:evenVBand="0" w:oddHBand="0" w:evenHBand="0" w:firstRowFirstColumn="0" w:firstRowLastColumn="0" w:lastRowFirstColumn="0" w:lastRowLastColumn="0"/>
             <w:tcW w:w="3969" w:type="dxa"/>
+            <w:tcMar/>
           </w:tcPr>
           <w:p>
             <w:pPr>
@@ -21066,7 +21206,9 @@
         </w:trPr>
         <w:tc>
           <w:tcPr>
+            <w:cnfStyle w:val="000000000000" w:firstRow="0" w:lastRow="0" w:firstColumn="0" w:lastColumn="0" w:oddVBand="0" w:evenVBand="0" w:oddHBand="0" w:evenHBand="0" w:firstRowFirstColumn="0" w:firstRowLastColumn="0" w:lastRowFirstColumn="0" w:lastRowLastColumn="0"/>
             <w:tcW w:w="2830" w:type="dxa"/>
+            <w:tcMar/>
           </w:tcPr>
           <w:p>
             <w:pPr>
@@ -21079,7 +21221,9 @@
         </w:tc>
         <w:tc>
           <w:tcPr>
+            <w:cnfStyle w:val="000000000000" w:firstRow="0" w:lastRow="0" w:firstColumn="0" w:lastColumn="0" w:oddVBand="0" w:evenVBand="0" w:oddHBand="0" w:evenHBand="0" w:firstRowFirstColumn="0" w:firstRowLastColumn="0" w:lastRowFirstColumn="0" w:lastRowLastColumn="0"/>
             <w:tcW w:w="3261" w:type="dxa"/>
+            <w:tcMar/>
           </w:tcPr>
           <w:p>
             <w:pPr>
@@ -21095,7 +21239,9 @@
         </w:tc>
         <w:tc>
           <w:tcPr>
+            <w:cnfStyle w:val="000000000000" w:firstRow="0" w:lastRow="0" w:firstColumn="0" w:lastColumn="0" w:oddVBand="0" w:evenVBand="0" w:oddHBand="0" w:evenHBand="0" w:firstRowFirstColumn="0" w:firstRowLastColumn="0" w:lastRowFirstColumn="0" w:lastRowLastColumn="0"/>
             <w:tcW w:w="3969" w:type="dxa"/>
+            <w:tcMar/>
           </w:tcPr>
           <w:p>
             <w:pPr>
@@ -21113,7 +21259,9 @@
       <w:tr>
         <w:tc>
           <w:tcPr>
+            <w:cnfStyle w:val="000000000000" w:firstRow="0" w:lastRow="0" w:firstColumn="0" w:lastColumn="0" w:oddVBand="0" w:evenVBand="0" w:oddHBand="0" w:evenHBand="0" w:firstRowFirstColumn="0" w:firstRowLastColumn="0" w:lastRowFirstColumn="0" w:lastRowLastColumn="0"/>
             <w:tcW w:w="2830" w:type="dxa"/>
+            <w:tcMar/>
           </w:tcPr>
           <w:p>
             <w:pPr>
@@ -21132,7 +21280,9 @@
         </w:tc>
         <w:tc>
           <w:tcPr>
+            <w:cnfStyle w:val="000000000000" w:firstRow="0" w:lastRow="0" w:firstColumn="0" w:lastColumn="0" w:oddVBand="0" w:evenVBand="0" w:oddHBand="0" w:evenHBand="0" w:firstRowFirstColumn="0" w:firstRowLastColumn="0" w:lastRowFirstColumn="0" w:lastRowLastColumn="0"/>
             <w:tcW w:w="3261" w:type="dxa"/>
+            <w:tcMar/>
           </w:tcPr>
           <w:p>
             <w:pPr>
@@ -21157,7 +21307,9 @@
         </w:tc>
         <w:tc>
           <w:tcPr>
+            <w:cnfStyle w:val="000000000000" w:firstRow="0" w:lastRow="0" w:firstColumn="0" w:lastColumn="0" w:oddVBand="0" w:evenVBand="0" w:oddHBand="0" w:evenHBand="0" w:firstRowFirstColumn="0" w:firstRowLastColumn="0" w:lastRowFirstColumn="0" w:lastRowLastColumn="0"/>
             <w:tcW w:w="3969" w:type="dxa"/>
+            <w:tcMar/>
           </w:tcPr>
           <w:p>
             <w:pPr>
@@ -21193,7 +21345,9 @@
         </w:trPr>
         <w:tc>
           <w:tcPr>
+            <w:cnfStyle w:val="000000000000" w:firstRow="0" w:lastRow="0" w:firstColumn="0" w:lastColumn="0" w:oddVBand="0" w:evenVBand="0" w:oddHBand="0" w:evenHBand="0" w:firstRowFirstColumn="0" w:firstRowLastColumn="0" w:lastRowFirstColumn="0" w:lastRowLastColumn="0"/>
             <w:tcW w:w="2830" w:type="dxa"/>
+            <w:tcMar/>
           </w:tcPr>
           <w:p>
             <w:pPr>
@@ -21212,7 +21366,9 @@
         </w:tc>
         <w:tc>
           <w:tcPr>
+            <w:cnfStyle w:val="000000000000" w:firstRow="0" w:lastRow="0" w:firstColumn="0" w:lastColumn="0" w:oddVBand="0" w:evenVBand="0" w:oddHBand="0" w:evenHBand="0" w:firstRowFirstColumn="0" w:firstRowLastColumn="0" w:lastRowFirstColumn="0" w:lastRowLastColumn="0"/>
             <w:tcW w:w="3261" w:type="dxa"/>
+            <w:tcMar/>
           </w:tcPr>
           <w:p>
             <w:pPr>
@@ -21237,7 +21393,9 @@
         </w:tc>
         <w:tc>
           <w:tcPr>
+            <w:cnfStyle w:val="000000000000" w:firstRow="0" w:lastRow="0" w:firstColumn="0" w:lastColumn="0" w:oddVBand="0" w:evenVBand="0" w:oddHBand="0" w:evenHBand="0" w:firstRowFirstColumn="0" w:firstRowLastColumn="0" w:lastRowFirstColumn="0" w:lastRowLastColumn="0"/>
             <w:tcW w:w="3969" w:type="dxa"/>
+            <w:tcMar/>
           </w:tcPr>
           <w:p>
             <w:pPr>
@@ -21270,7 +21428,9 @@
       <w:tr>
         <w:tc>
           <w:tcPr>
+            <w:cnfStyle w:val="000000000000" w:firstRow="0" w:lastRow="0" w:firstColumn="0" w:lastColumn="0" w:oddVBand="0" w:evenVBand="0" w:oddHBand="0" w:evenHBand="0" w:firstRowFirstColumn="0" w:firstRowLastColumn="0" w:lastRowFirstColumn="0" w:lastRowLastColumn="0"/>
             <w:tcW w:w="2830" w:type="dxa"/>
+            <w:tcMar/>
           </w:tcPr>
           <w:p>
             <w:pPr>
@@ -21289,7 +21449,9 @@
         </w:tc>
         <w:tc>
           <w:tcPr>
+            <w:cnfStyle w:val="000000000000" w:firstRow="0" w:lastRow="0" w:firstColumn="0" w:lastColumn="0" w:oddVBand="0" w:evenVBand="0" w:oddHBand="0" w:evenHBand="0" w:firstRowFirstColumn="0" w:firstRowLastColumn="0" w:lastRowFirstColumn="0" w:lastRowLastColumn="0"/>
             <w:tcW w:w="3261" w:type="dxa"/>
+            <w:tcMar/>
           </w:tcPr>
           <w:p>
             <w:pPr>
@@ -21314,7 +21476,9 @@
         </w:tc>
         <w:tc>
           <w:tcPr>
+            <w:cnfStyle w:val="000000000000" w:firstRow="0" w:lastRow="0" w:firstColumn="0" w:lastColumn="0" w:oddVBand="0" w:evenVBand="0" w:oddHBand="0" w:evenHBand="0" w:firstRowFirstColumn="0" w:firstRowLastColumn="0" w:lastRowFirstColumn="0" w:lastRowLastColumn="0"/>
             <w:tcW w:w="3969" w:type="dxa"/>
+            <w:tcMar/>
           </w:tcPr>
           <w:p>
             <w:pPr>
@@ -21350,7 +21514,9 @@
         </w:trPr>
         <w:tc>
           <w:tcPr>
+            <w:cnfStyle w:val="000000000000" w:firstRow="0" w:lastRow="0" w:firstColumn="0" w:lastColumn="0" w:oddVBand="0" w:evenVBand="0" w:oddHBand="0" w:evenHBand="0" w:firstRowFirstColumn="0" w:firstRowLastColumn="0" w:lastRowFirstColumn="0" w:lastRowLastColumn="0"/>
             <w:tcW w:w="2830" w:type="dxa"/>
+            <w:tcMar/>
           </w:tcPr>
           <w:p>
             <w:pPr>
@@ -21370,7 +21536,9 @@
         </w:tc>
         <w:tc>
           <w:tcPr>
+            <w:cnfStyle w:val="000000000000" w:firstRow="0" w:lastRow="0" w:firstColumn="0" w:lastColumn="0" w:oddVBand="0" w:evenVBand="0" w:oddHBand="0" w:evenHBand="0" w:firstRowFirstColumn="0" w:firstRowLastColumn="0" w:lastRowFirstColumn="0" w:lastRowLastColumn="0"/>
             <w:tcW w:w="3261" w:type="dxa"/>
+            <w:tcMar/>
           </w:tcPr>
           <w:p>
             <w:pPr>
@@ -21395,7 +21563,9 @@
         </w:tc>
         <w:tc>
           <w:tcPr>
+            <w:cnfStyle w:val="000000000000" w:firstRow="0" w:lastRow="0" w:firstColumn="0" w:lastColumn="0" w:oddVBand="0" w:evenVBand="0" w:oddHBand="0" w:evenHBand="0" w:firstRowFirstColumn="0" w:firstRowLastColumn="0" w:lastRowFirstColumn="0" w:lastRowLastColumn="0"/>
             <w:tcW w:w="3969" w:type="dxa"/>
+            <w:tcMar/>
           </w:tcPr>
           <w:p>
             <w:pPr>
@@ -21436,7 +21606,7 @@
     <w:sectPr>
       <w:headerReference w:type="default" r:id="rId37"/>
       <w:footerReference w:type="default" r:id="rId38"/>
-      <w:pgSz w:w="12240" w:h="15840"/>
+      <w:pgSz w:w="12240" w:h="15840" w:orient="portrait"/>
       <w:pgMar w:top="1701" w:right="1134" w:bottom="1134" w:left="1134" w:header="709" w:footer="737" w:gutter="0"/>
       <w:pgNumType w:start="1"/>
       <w:cols w:space="708"/>
@@ -21543,7 +21713,7 @@
 </file>
 
 <file path=word/header1.xml><?xml version="1.0" encoding="utf-8"?>
-<w:hdr xmlns:wpc="http://schemas.microsoft.com/office/word/2010/wordprocessingCanvas" xmlns:cx="http://schemas.microsoft.com/office/drawing/2014/chartex" xmlns:cx1="http://schemas.microsoft.com/office/drawing/2015/9/8/chartex" xmlns:cx2="http://schemas.microsoft.com/office/drawing/2015/10/21/chartex" xmlns:cx3="http://schemas.microsoft.com/office/drawing/2016/5/9/chartex" xmlns:cx4="http://schemas.microsoft.com/office/drawing/2016/5/10/chartex" xmlns:cx5="http://schemas.microsoft.com/office/drawing/2016/5/11/chartex" xmlns:cx6="http://schemas.microsoft.com/office/drawing/2016/5/12/chartex" xmlns:cx7="http://schemas.microsoft.com/office/drawing/2016/5/13/chartex" xmlns:cx8="http://schemas.microsoft.com/office/drawing/2016/5/14/chartex" xmlns:mc="http://schemas.openxmlformats.org/markup-compatibility/2006" xmlns:aink="http://schemas.microsoft.com/office/drawing/2016/ink" xmlns:am3d="http://schemas.microsoft.com/office/drawing/2017/model3d" xmlns:o="urn:schemas-microsoft-com:office:office" xmlns:oel="http://schemas.microsoft.com/office/2019/extlst" xmlns:r="http://schemas.openxmlformats.org/officeDocument/2006/relationships" xmlns:m="http://schemas.openxmlformats.org/officeDocument/2006/math" xmlns:v="urn:schemas-microsoft-com:vml" xmlns:wp14="http://schemas.microsoft.com/office/word/2010/wordprocessingDrawing" xmlns:wp="http://schemas.openxmlformats.org/drawingml/2006/wordprocessingDrawing" xmlns:w10="urn:schemas-microsoft-com:office:word" xmlns:w="http://schemas.openxmlformats.org/wordprocessingml/2006/main" xmlns:w14="http://schemas.microsoft.com/office/word/2010/wordml" xmlns:w15="http://schemas.microsoft.com/office/word/2012/wordml" xmlns:w16cex="http://schemas.microsoft.com/office/word/2018/wordml/cex" xmlns:w16cid="http://schemas.microsoft.com/office/word/2016/wordml/cid" xmlns:w16="http://schemas.microsoft.com/office/word/2018/wordml" xmlns:w16sdtdh="http://schemas.microsoft.com/office/word/2020/wordml/sdtdatahash" xmlns:w16se="http://schemas.microsoft.com/office/word/2015/wordml/symex" xmlns:wpg="http://schemas.microsoft.com/office/word/2010/wordprocessingGroup" xmlns:wpi="http://schemas.microsoft.com/office/word/2010/wordprocessingInk" xmlns:wne="http://schemas.microsoft.com/office/word/2006/wordml" xmlns:wps="http://schemas.microsoft.com/office/word/2010/wordprocessingShape" mc:Ignorable="w14 w15 w16se w16cid w16 w16cex w16sdtdh wp14">
+<w:hdr xmlns:wpc="http://schemas.microsoft.com/office/word/2010/wordprocessingCanvas" xmlns:cx="http://schemas.microsoft.com/office/drawing/2014/chartex" xmlns:cx1="http://schemas.microsoft.com/office/drawing/2015/9/8/chartex" xmlns:cx2="http://schemas.microsoft.com/office/drawing/2015/10/21/chartex" xmlns:cx3="http://schemas.microsoft.com/office/drawing/2016/5/9/chartex" xmlns:cx4="http://schemas.microsoft.com/office/drawing/2016/5/10/chartex" xmlns:cx5="http://schemas.microsoft.com/office/drawing/2016/5/11/chartex" xmlns:cx6="http://schemas.microsoft.com/office/drawing/2016/5/12/chartex" xmlns:cx7="http://schemas.microsoft.com/office/drawing/2016/5/13/chartex" xmlns:cx8="http://schemas.microsoft.com/office/drawing/2016/5/14/chartex" xmlns:mc="http://schemas.openxmlformats.org/markup-compatibility/2006" xmlns:aink="http://schemas.microsoft.com/office/drawing/2016/ink" xmlns:am3d="http://schemas.microsoft.com/office/drawing/2017/model3d" xmlns:o="urn:schemas-microsoft-com:office:office" xmlns:oel="http://schemas.microsoft.com/office/2019/extlst" xmlns:r="http://schemas.openxmlformats.org/officeDocument/2006/relationships" xmlns:m="http://schemas.openxmlformats.org/officeDocument/2006/math" xmlns:v="urn:schemas-microsoft-com:vml" xmlns:wp14="http://schemas.microsoft.com/office/word/2010/wordprocessingDrawing" xmlns:wp="http://schemas.openxmlformats.org/drawingml/2006/wordprocessingDrawing" xmlns:w10="urn:schemas-microsoft-com:office:word" xmlns:w="http://schemas.openxmlformats.org/wordprocessingml/2006/main" xmlns:w14="http://schemas.microsoft.com/office/word/2010/wordml" xmlns:w15="http://schemas.microsoft.com/office/word/2012/wordml" xmlns:w16cex="http://schemas.microsoft.com/office/word/2018/wordml/cex" xmlns:w16cid="http://schemas.microsoft.com/office/word/2016/wordml/cid" xmlns:w16="http://schemas.microsoft.com/office/word/2018/wordml" xmlns:w16sdtdh="http://schemas.microsoft.com/office/word/2020/wordml/sdtdatahash" xmlns:w16se="http://schemas.microsoft.com/office/word/2015/wordml/symex" xmlns:wpg="http://schemas.microsoft.com/office/word/2010/wordprocessingGroup" xmlns:wpi="http://schemas.microsoft.com/office/word/2010/wordprocessingInk" xmlns:wne="http://schemas.microsoft.com/office/word/2006/wordml" xmlns:wps="http://schemas.microsoft.com/office/word/2010/wordprocessingShape" xmlns:a="http://schemas.openxmlformats.org/drawingml/2006/main" xmlns:adec="http://schemas.microsoft.com/office/drawing/2017/decorative" xmlns:pic="http://schemas.openxmlformats.org/drawingml/2006/picture" xmlns:a14="http://schemas.microsoft.com/office/drawing/2010/main" xmlns:asvg="http://schemas.microsoft.com/office/drawing/2016/SVG/main" mc:Ignorable="w14 w15 w16se w16cid w16 w16cex w16sdtdh wp14">
   <w:p>
     <w:pPr>
       <w:pStyle w:val="Encabezado"/>
@@ -21647,7 +21817,7 @@
         <w:ind w:left="360" w:hanging="360"/>
       </w:pPr>
       <w:rPr>
-        <w:rFonts w:ascii="Symbol" w:hAnsi="Symbol" w:hint="default"/>
+        <w:rFonts w:hint="default" w:ascii="Symbol" w:hAnsi="Symbol"/>
       </w:rPr>
     </w:lvl>
   </w:abstractNum>
@@ -21754,7 +21924,7 @@
         <w:ind w:left="1429" w:hanging="360"/>
       </w:pPr>
       <w:rPr>
-        <w:rFonts w:ascii="Symbol" w:hAnsi="Symbol" w:hint="default"/>
+        <w:rFonts w:hint="default" w:ascii="Symbol" w:hAnsi="Symbol"/>
       </w:rPr>
     </w:lvl>
     <w:lvl w:ilvl="1" w:tplc="240A0003" w:tentative="1">
@@ -21766,7 +21936,7 @@
         <w:ind w:left="2149" w:hanging="360"/>
       </w:pPr>
       <w:rPr>
-        <w:rFonts w:ascii="Courier New" w:hAnsi="Courier New" w:cs="Courier New" w:hint="default"/>
+        <w:rFonts w:hint="default" w:ascii="Courier New" w:hAnsi="Courier New" w:cs="Courier New"/>
       </w:rPr>
     </w:lvl>
     <w:lvl w:ilvl="2" w:tplc="240A0005" w:tentative="1">
@@ -21778,7 +21948,7 @@
         <w:ind w:left="2869" w:hanging="360"/>
       </w:pPr>
       <w:rPr>
-        <w:rFonts w:ascii="Wingdings" w:hAnsi="Wingdings" w:hint="default"/>
+        <w:rFonts w:hint="default" w:ascii="Wingdings" w:hAnsi="Wingdings"/>
       </w:rPr>
     </w:lvl>
     <w:lvl w:ilvl="3" w:tplc="240A0001" w:tentative="1">
@@ -21790,7 +21960,7 @@
         <w:ind w:left="3589" w:hanging="360"/>
       </w:pPr>
       <w:rPr>
-        <w:rFonts w:ascii="Symbol" w:hAnsi="Symbol" w:hint="default"/>
+        <w:rFonts w:hint="default" w:ascii="Symbol" w:hAnsi="Symbol"/>
       </w:rPr>
     </w:lvl>
     <w:lvl w:ilvl="4" w:tplc="240A0003" w:tentative="1">
@@ -21802,7 +21972,7 @@
         <w:ind w:left="4309" w:hanging="360"/>
       </w:pPr>
       <w:rPr>
-        <w:rFonts w:ascii="Courier New" w:hAnsi="Courier New" w:cs="Courier New" w:hint="default"/>
+        <w:rFonts w:hint="default" w:ascii="Courier New" w:hAnsi="Courier New" w:cs="Courier New"/>
       </w:rPr>
     </w:lvl>
     <w:lvl w:ilvl="5" w:tplc="240A0005" w:tentative="1">
@@ -21814,7 +21984,7 @@
         <w:ind w:left="5029" w:hanging="360"/>
       </w:pPr>
       <w:rPr>
-        <w:rFonts w:ascii="Wingdings" w:hAnsi="Wingdings" w:hint="default"/>
+        <w:rFonts w:hint="default" w:ascii="Wingdings" w:hAnsi="Wingdings"/>
       </w:rPr>
     </w:lvl>
     <w:lvl w:ilvl="6" w:tplc="240A0001" w:tentative="1">
@@ -21826,7 +21996,7 @@
         <w:ind w:left="5749" w:hanging="360"/>
       </w:pPr>
       <w:rPr>
-        <w:rFonts w:ascii="Symbol" w:hAnsi="Symbol" w:hint="default"/>
+        <w:rFonts w:hint="default" w:ascii="Symbol" w:hAnsi="Symbol"/>
       </w:rPr>
     </w:lvl>
     <w:lvl w:ilvl="7" w:tplc="240A0003" w:tentative="1">
@@ -21838,7 +22008,7 @@
         <w:ind w:left="6469" w:hanging="360"/>
       </w:pPr>
       <w:rPr>
-        <w:rFonts w:ascii="Courier New" w:hAnsi="Courier New" w:cs="Courier New" w:hint="default"/>
+        <w:rFonts w:hint="default" w:ascii="Courier New" w:hAnsi="Courier New" w:cs="Courier New"/>
       </w:rPr>
     </w:lvl>
     <w:lvl w:ilvl="8" w:tplc="240A0005" w:tentative="1">
@@ -21850,7 +22020,7 @@
         <w:ind w:left="7189" w:hanging="360"/>
       </w:pPr>
       <w:rPr>
-        <w:rFonts w:ascii="Wingdings" w:hAnsi="Wingdings" w:hint="default"/>
+        <w:rFonts w:hint="default" w:ascii="Wingdings" w:hAnsi="Wingdings"/>
       </w:rPr>
     </w:lvl>
   </w:abstractNum>
@@ -21867,7 +22037,7 @@
         <w:ind w:left="1429" w:hanging="360"/>
       </w:pPr>
       <w:rPr>
-        <w:rFonts w:ascii="Symbol" w:hAnsi="Symbol" w:hint="default"/>
+        <w:rFonts w:hint="default" w:ascii="Symbol" w:hAnsi="Symbol"/>
       </w:rPr>
     </w:lvl>
     <w:lvl w:ilvl="1" w:tplc="240A0003" w:tentative="1">
@@ -21879,7 +22049,7 @@
         <w:ind w:left="2149" w:hanging="360"/>
       </w:pPr>
       <w:rPr>
-        <w:rFonts w:ascii="Courier New" w:hAnsi="Courier New" w:cs="Courier New" w:hint="default"/>
+        <w:rFonts w:hint="default" w:ascii="Courier New" w:hAnsi="Courier New" w:cs="Courier New"/>
       </w:rPr>
     </w:lvl>
     <w:lvl w:ilvl="2" w:tplc="240A0005" w:tentative="1">
@@ -21891,7 +22061,7 @@
         <w:ind w:left="2869" w:hanging="360"/>
       </w:pPr>
       <w:rPr>
-        <w:rFonts w:ascii="Wingdings" w:hAnsi="Wingdings" w:hint="default"/>
+        <w:rFonts w:hint="default" w:ascii="Wingdings" w:hAnsi="Wingdings"/>
       </w:rPr>
     </w:lvl>
     <w:lvl w:ilvl="3" w:tplc="240A0001" w:tentative="1">
@@ -21903,7 +22073,7 @@
         <w:ind w:left="3589" w:hanging="360"/>
       </w:pPr>
       <w:rPr>
-        <w:rFonts w:ascii="Symbol" w:hAnsi="Symbol" w:hint="default"/>
+        <w:rFonts w:hint="default" w:ascii="Symbol" w:hAnsi="Symbol"/>
       </w:rPr>
     </w:lvl>
     <w:lvl w:ilvl="4" w:tplc="240A0003" w:tentative="1">
@@ -21915,7 +22085,7 @@
         <w:ind w:left="4309" w:hanging="360"/>
       </w:pPr>
       <w:rPr>
-        <w:rFonts w:ascii="Courier New" w:hAnsi="Courier New" w:cs="Courier New" w:hint="default"/>
+        <w:rFonts w:hint="default" w:ascii="Courier New" w:hAnsi="Courier New" w:cs="Courier New"/>
       </w:rPr>
     </w:lvl>
     <w:lvl w:ilvl="5" w:tplc="240A0005" w:tentative="1">
@@ -21927,7 +22097,7 @@
         <w:ind w:left="5029" w:hanging="360"/>
       </w:pPr>
       <w:rPr>
-        <w:rFonts w:ascii="Wingdings" w:hAnsi="Wingdings" w:hint="default"/>
+        <w:rFonts w:hint="default" w:ascii="Wingdings" w:hAnsi="Wingdings"/>
       </w:rPr>
     </w:lvl>
     <w:lvl w:ilvl="6" w:tplc="240A0001" w:tentative="1">
@@ -21939,7 +22109,7 @@
         <w:ind w:left="5749" w:hanging="360"/>
       </w:pPr>
       <w:rPr>
-        <w:rFonts w:ascii="Symbol" w:hAnsi="Symbol" w:hint="default"/>
+        <w:rFonts w:hint="default" w:ascii="Symbol" w:hAnsi="Symbol"/>
       </w:rPr>
     </w:lvl>
     <w:lvl w:ilvl="7" w:tplc="240A0003" w:tentative="1">
@@ -21951,7 +22121,7 @@
         <w:ind w:left="6469" w:hanging="360"/>
       </w:pPr>
       <w:rPr>
-        <w:rFonts w:ascii="Courier New" w:hAnsi="Courier New" w:cs="Courier New" w:hint="default"/>
+        <w:rFonts w:hint="default" w:ascii="Courier New" w:hAnsi="Courier New" w:cs="Courier New"/>
       </w:rPr>
     </w:lvl>
     <w:lvl w:ilvl="8" w:tplc="240A0005" w:tentative="1">
@@ -21963,7 +22133,7 @@
         <w:ind w:left="7189" w:hanging="360"/>
       </w:pPr>
       <w:rPr>
-        <w:rFonts w:ascii="Wingdings" w:hAnsi="Wingdings" w:hint="default"/>
+        <w:rFonts w:hint="default" w:ascii="Wingdings" w:hAnsi="Wingdings"/>
       </w:rPr>
     </w:lvl>
   </w:abstractNum>
@@ -21980,7 +22150,7 @@
         <w:ind w:left="1068" w:hanging="360"/>
       </w:pPr>
       <w:rPr>
-        <w:rFonts w:ascii="Symbol" w:hAnsi="Symbol" w:hint="default"/>
+        <w:rFonts w:hint="default" w:ascii="Symbol" w:hAnsi="Symbol"/>
       </w:rPr>
     </w:lvl>
     <w:lvl w:ilvl="1" w:tplc="240A0003" w:tentative="1">
@@ -21992,7 +22162,7 @@
         <w:ind w:left="1788" w:hanging="360"/>
       </w:pPr>
       <w:rPr>
-        <w:rFonts w:ascii="Courier New" w:hAnsi="Courier New" w:cs="Courier New" w:hint="default"/>
+        <w:rFonts w:hint="default" w:ascii="Courier New" w:hAnsi="Courier New" w:cs="Courier New"/>
       </w:rPr>
     </w:lvl>
     <w:lvl w:ilvl="2" w:tplc="240A0005" w:tentative="1">
@@ -22004,7 +22174,7 @@
         <w:ind w:left="2508" w:hanging="360"/>
       </w:pPr>
       <w:rPr>
-        <w:rFonts w:ascii="Wingdings" w:hAnsi="Wingdings" w:hint="default"/>
+        <w:rFonts w:hint="default" w:ascii="Wingdings" w:hAnsi="Wingdings"/>
       </w:rPr>
     </w:lvl>
     <w:lvl w:ilvl="3" w:tplc="240A0001" w:tentative="1">
@@ -22016,7 +22186,7 @@
         <w:ind w:left="3228" w:hanging="360"/>
       </w:pPr>
       <w:rPr>
-        <w:rFonts w:ascii="Symbol" w:hAnsi="Symbol" w:hint="default"/>
+        <w:rFonts w:hint="default" w:ascii="Symbol" w:hAnsi="Symbol"/>
       </w:rPr>
     </w:lvl>
     <w:lvl w:ilvl="4" w:tplc="240A0003" w:tentative="1">
@@ -22028,7 +22198,7 @@
         <w:ind w:left="3948" w:hanging="360"/>
       </w:pPr>
       <w:rPr>
-        <w:rFonts w:ascii="Courier New" w:hAnsi="Courier New" w:cs="Courier New" w:hint="default"/>
+        <w:rFonts w:hint="default" w:ascii="Courier New" w:hAnsi="Courier New" w:cs="Courier New"/>
       </w:rPr>
     </w:lvl>
     <w:lvl w:ilvl="5" w:tplc="240A0005" w:tentative="1">
@@ -22040,7 +22210,7 @@
         <w:ind w:left="4668" w:hanging="360"/>
       </w:pPr>
       <w:rPr>
-        <w:rFonts w:ascii="Wingdings" w:hAnsi="Wingdings" w:hint="default"/>
+        <w:rFonts w:hint="default" w:ascii="Wingdings" w:hAnsi="Wingdings"/>
       </w:rPr>
     </w:lvl>
     <w:lvl w:ilvl="6" w:tplc="240A0001" w:tentative="1">
@@ -22052,7 +22222,7 @@
         <w:ind w:left="5388" w:hanging="360"/>
       </w:pPr>
       <w:rPr>
-        <w:rFonts w:ascii="Symbol" w:hAnsi="Symbol" w:hint="default"/>
+        <w:rFonts w:hint="default" w:ascii="Symbol" w:hAnsi="Symbol"/>
       </w:rPr>
     </w:lvl>
     <w:lvl w:ilvl="7" w:tplc="240A0003" w:tentative="1">
@@ -22064,7 +22234,7 @@
         <w:ind w:left="6108" w:hanging="360"/>
       </w:pPr>
       <w:rPr>
-        <w:rFonts w:ascii="Courier New" w:hAnsi="Courier New" w:cs="Courier New" w:hint="default"/>
+        <w:rFonts w:hint="default" w:ascii="Courier New" w:hAnsi="Courier New" w:cs="Courier New"/>
       </w:rPr>
     </w:lvl>
     <w:lvl w:ilvl="8" w:tplc="240A0005" w:tentative="1">
@@ -22076,7 +22246,7 @@
         <w:ind w:left="6828" w:hanging="360"/>
       </w:pPr>
       <w:rPr>
-        <w:rFonts w:ascii="Wingdings" w:hAnsi="Wingdings" w:hint="default"/>
+        <w:rFonts w:hint="default" w:ascii="Wingdings" w:hAnsi="Wingdings"/>
       </w:rPr>
     </w:lvl>
   </w:abstractNum>
@@ -22093,7 +22263,7 @@
         <w:ind w:left="1429" w:hanging="360"/>
       </w:pPr>
       <w:rPr>
-        <w:rFonts w:ascii="Symbol" w:hAnsi="Symbol" w:hint="default"/>
+        <w:rFonts w:hint="default" w:ascii="Symbol" w:hAnsi="Symbol"/>
       </w:rPr>
     </w:lvl>
     <w:lvl w:ilvl="1" w:tplc="240A0003" w:tentative="1">
@@ -22105,7 +22275,7 @@
         <w:ind w:left="2149" w:hanging="360"/>
       </w:pPr>
       <w:rPr>
-        <w:rFonts w:ascii="Courier New" w:hAnsi="Courier New" w:cs="Courier New" w:hint="default"/>
+        <w:rFonts w:hint="default" w:ascii="Courier New" w:hAnsi="Courier New" w:cs="Courier New"/>
       </w:rPr>
     </w:lvl>
     <w:lvl w:ilvl="2" w:tplc="240A0005" w:tentative="1">
@@ -22117,7 +22287,7 @@
         <w:ind w:left="2869" w:hanging="360"/>
       </w:pPr>
       <w:rPr>
-        <w:rFonts w:ascii="Wingdings" w:hAnsi="Wingdings" w:hint="default"/>
+        <w:rFonts w:hint="default" w:ascii="Wingdings" w:hAnsi="Wingdings"/>
       </w:rPr>
     </w:lvl>
     <w:lvl w:ilvl="3" w:tplc="240A0001" w:tentative="1">
@@ -22129,7 +22299,7 @@
         <w:ind w:left="3589" w:hanging="360"/>
       </w:pPr>
       <w:rPr>
-        <w:rFonts w:ascii="Symbol" w:hAnsi="Symbol" w:hint="default"/>
+        <w:rFonts w:hint="default" w:ascii="Symbol" w:hAnsi="Symbol"/>
       </w:rPr>
     </w:lvl>
     <w:lvl w:ilvl="4" w:tplc="240A0003" w:tentative="1">
@@ -22141,7 +22311,7 @@
         <w:ind w:left="4309" w:hanging="360"/>
       </w:pPr>
       <w:rPr>
-        <w:rFonts w:ascii="Courier New" w:hAnsi="Courier New" w:cs="Courier New" w:hint="default"/>
+        <w:rFonts w:hint="default" w:ascii="Courier New" w:hAnsi="Courier New" w:cs="Courier New"/>
       </w:rPr>
     </w:lvl>
     <w:lvl w:ilvl="5" w:tplc="240A0005" w:tentative="1">
@@ -22153,7 +22323,7 @@
         <w:ind w:left="5029" w:hanging="360"/>
       </w:pPr>
       <w:rPr>
-        <w:rFonts w:ascii="Wingdings" w:hAnsi="Wingdings" w:hint="default"/>
+        <w:rFonts w:hint="default" w:ascii="Wingdings" w:hAnsi="Wingdings"/>
       </w:rPr>
     </w:lvl>
     <w:lvl w:ilvl="6" w:tplc="240A0001" w:tentative="1">
@@ -22165,7 +22335,7 @@
         <w:ind w:left="5749" w:hanging="360"/>
       </w:pPr>
       <w:rPr>
-        <w:rFonts w:ascii="Symbol" w:hAnsi="Symbol" w:hint="default"/>
+        <w:rFonts w:hint="default" w:ascii="Symbol" w:hAnsi="Symbol"/>
       </w:rPr>
     </w:lvl>
     <w:lvl w:ilvl="7" w:tplc="240A0003" w:tentative="1">
@@ -22177,7 +22347,7 @@
         <w:ind w:left="6469" w:hanging="360"/>
       </w:pPr>
       <w:rPr>
-        <w:rFonts w:ascii="Courier New" w:hAnsi="Courier New" w:cs="Courier New" w:hint="default"/>
+        <w:rFonts w:hint="default" w:ascii="Courier New" w:hAnsi="Courier New" w:cs="Courier New"/>
       </w:rPr>
     </w:lvl>
     <w:lvl w:ilvl="8" w:tplc="240A0005" w:tentative="1">
@@ -22189,7 +22359,7 @@
         <w:ind w:left="7189" w:hanging="360"/>
       </w:pPr>
       <w:rPr>
-        <w:rFonts w:ascii="Wingdings" w:hAnsi="Wingdings" w:hint="default"/>
+        <w:rFonts w:hint="default" w:ascii="Wingdings" w:hAnsi="Wingdings"/>
       </w:rPr>
     </w:lvl>
   </w:abstractNum>
@@ -22206,7 +22376,7 @@
         <w:ind w:left="1429" w:hanging="360"/>
       </w:pPr>
       <w:rPr>
-        <w:rFonts w:ascii="Symbol" w:hAnsi="Symbol" w:hint="default"/>
+        <w:rFonts w:hint="default" w:ascii="Symbol" w:hAnsi="Symbol"/>
       </w:rPr>
     </w:lvl>
     <w:lvl w:ilvl="1" w:tplc="240A0003" w:tentative="1">
@@ -22218,7 +22388,7 @@
         <w:ind w:left="2149" w:hanging="360"/>
       </w:pPr>
       <w:rPr>
-        <w:rFonts w:ascii="Courier New" w:hAnsi="Courier New" w:cs="Courier New" w:hint="default"/>
+        <w:rFonts w:hint="default" w:ascii="Courier New" w:hAnsi="Courier New" w:cs="Courier New"/>
       </w:rPr>
     </w:lvl>
     <w:lvl w:ilvl="2" w:tplc="240A0005" w:tentative="1">
@@ -22230,7 +22400,7 @@
         <w:ind w:left="2869" w:hanging="360"/>
       </w:pPr>
       <w:rPr>
-        <w:rFonts w:ascii="Wingdings" w:hAnsi="Wingdings" w:hint="default"/>
+        <w:rFonts w:hint="default" w:ascii="Wingdings" w:hAnsi="Wingdings"/>
       </w:rPr>
     </w:lvl>
     <w:lvl w:ilvl="3" w:tplc="240A0001" w:tentative="1">
@@ -22242,7 +22412,7 @@
         <w:ind w:left="3589" w:hanging="360"/>
       </w:pPr>
       <w:rPr>
-        <w:rFonts w:ascii="Symbol" w:hAnsi="Symbol" w:hint="default"/>
+        <w:rFonts w:hint="default" w:ascii="Symbol" w:hAnsi="Symbol"/>
       </w:rPr>
     </w:lvl>
     <w:lvl w:ilvl="4" w:tplc="240A0003" w:tentative="1">
@@ -22254,7 +22424,7 @@
         <w:ind w:left="4309" w:hanging="360"/>
       </w:pPr>
       <w:rPr>
-        <w:rFonts w:ascii="Courier New" w:hAnsi="Courier New" w:cs="Courier New" w:hint="default"/>
+        <w:rFonts w:hint="default" w:ascii="Courier New" w:hAnsi="Courier New" w:cs="Courier New"/>
       </w:rPr>
     </w:lvl>
     <w:lvl w:ilvl="5" w:tplc="240A0005" w:tentative="1">
@@ -22266,7 +22436,7 @@
         <w:ind w:left="5029" w:hanging="360"/>
       </w:pPr>
       <w:rPr>
-        <w:rFonts w:ascii="Wingdings" w:hAnsi="Wingdings" w:hint="default"/>
+        <w:rFonts w:hint="default" w:ascii="Wingdings" w:hAnsi="Wingdings"/>
       </w:rPr>
     </w:lvl>
     <w:lvl w:ilvl="6" w:tplc="240A0001" w:tentative="1">
@@ -22278,7 +22448,7 @@
         <w:ind w:left="5749" w:hanging="360"/>
       </w:pPr>
       <w:rPr>
-        <w:rFonts w:ascii="Symbol" w:hAnsi="Symbol" w:hint="default"/>
+        <w:rFonts w:hint="default" w:ascii="Symbol" w:hAnsi="Symbol"/>
       </w:rPr>
     </w:lvl>
     <w:lvl w:ilvl="7" w:tplc="240A0003" w:tentative="1">
@@ -22290,7 +22460,7 @@
         <w:ind w:left="6469" w:hanging="360"/>
       </w:pPr>
       <w:rPr>
-        <w:rFonts w:ascii="Courier New" w:hAnsi="Courier New" w:cs="Courier New" w:hint="default"/>
+        <w:rFonts w:hint="default" w:ascii="Courier New" w:hAnsi="Courier New" w:cs="Courier New"/>
       </w:rPr>
     </w:lvl>
     <w:lvl w:ilvl="8" w:tplc="240A0005" w:tentative="1">
@@ -22302,7 +22472,7 @@
         <w:ind w:left="7189" w:hanging="360"/>
       </w:pPr>
       <w:rPr>
-        <w:rFonts w:ascii="Wingdings" w:hAnsi="Wingdings" w:hint="default"/>
+        <w:rFonts w:hint="default" w:ascii="Wingdings" w:hAnsi="Wingdings"/>
       </w:rPr>
     </w:lvl>
   </w:abstractNum>
@@ -22319,7 +22489,7 @@
         <w:ind w:left="1429" w:hanging="360"/>
       </w:pPr>
       <w:rPr>
-        <w:rFonts w:ascii="Symbol" w:hAnsi="Symbol" w:hint="default"/>
+        <w:rFonts w:hint="default" w:ascii="Symbol" w:hAnsi="Symbol"/>
       </w:rPr>
     </w:lvl>
     <w:lvl w:ilvl="1" w:tplc="240A0003" w:tentative="1">
@@ -22331,7 +22501,7 @@
         <w:ind w:left="2149" w:hanging="360"/>
       </w:pPr>
       <w:rPr>
-        <w:rFonts w:ascii="Courier New" w:hAnsi="Courier New" w:cs="Courier New" w:hint="default"/>
+        <w:rFonts w:hint="default" w:ascii="Courier New" w:hAnsi="Courier New" w:cs="Courier New"/>
       </w:rPr>
     </w:lvl>
     <w:lvl w:ilvl="2" w:tplc="240A0005" w:tentative="1">
@@ -22343,7 +22513,7 @@
         <w:ind w:left="2869" w:hanging="360"/>
       </w:pPr>
       <w:rPr>
-        <w:rFonts w:ascii="Wingdings" w:hAnsi="Wingdings" w:hint="default"/>
+        <w:rFonts w:hint="default" w:ascii="Wingdings" w:hAnsi="Wingdings"/>
       </w:rPr>
     </w:lvl>
     <w:lvl w:ilvl="3" w:tplc="240A0001" w:tentative="1">
@@ -22355,7 +22525,7 @@
         <w:ind w:left="3589" w:hanging="360"/>
       </w:pPr>
       <w:rPr>
-        <w:rFonts w:ascii="Symbol" w:hAnsi="Symbol" w:hint="default"/>
+        <w:rFonts w:hint="default" w:ascii="Symbol" w:hAnsi="Symbol"/>
       </w:rPr>
     </w:lvl>
     <w:lvl w:ilvl="4" w:tplc="240A0003" w:tentative="1">
@@ -22367,7 +22537,7 @@
         <w:ind w:left="4309" w:hanging="360"/>
       </w:pPr>
       <w:rPr>
-        <w:rFonts w:ascii="Courier New" w:hAnsi="Courier New" w:cs="Courier New" w:hint="default"/>
+        <w:rFonts w:hint="default" w:ascii="Courier New" w:hAnsi="Courier New" w:cs="Courier New"/>
       </w:rPr>
     </w:lvl>
     <w:lvl w:ilvl="5" w:tplc="240A0005" w:tentative="1">
@@ -22379,7 +22549,7 @@
         <w:ind w:left="5029" w:hanging="360"/>
       </w:pPr>
       <w:rPr>
-        <w:rFonts w:ascii="Wingdings" w:hAnsi="Wingdings" w:hint="default"/>
+        <w:rFonts w:hint="default" w:ascii="Wingdings" w:hAnsi="Wingdings"/>
       </w:rPr>
     </w:lvl>
     <w:lvl w:ilvl="6" w:tplc="240A0001" w:tentative="1">
@@ -22391,7 +22561,7 @@
         <w:ind w:left="5749" w:hanging="360"/>
       </w:pPr>
       <w:rPr>
-        <w:rFonts w:ascii="Symbol" w:hAnsi="Symbol" w:hint="default"/>
+        <w:rFonts w:hint="default" w:ascii="Symbol" w:hAnsi="Symbol"/>
       </w:rPr>
     </w:lvl>
     <w:lvl w:ilvl="7" w:tplc="240A0003" w:tentative="1">
@@ -22403,7 +22573,7 @@
         <w:ind w:left="6469" w:hanging="360"/>
       </w:pPr>
       <w:rPr>
-        <w:rFonts w:ascii="Courier New" w:hAnsi="Courier New" w:cs="Courier New" w:hint="default"/>
+        <w:rFonts w:hint="default" w:ascii="Courier New" w:hAnsi="Courier New" w:cs="Courier New"/>
       </w:rPr>
     </w:lvl>
     <w:lvl w:ilvl="8" w:tplc="240A0005" w:tentative="1">
@@ -22415,7 +22585,7 @@
         <w:ind w:left="7189" w:hanging="360"/>
       </w:pPr>
       <w:rPr>
-        <w:rFonts w:ascii="Wingdings" w:hAnsi="Wingdings" w:hint="default"/>
+        <w:rFonts w:hint="default" w:ascii="Wingdings" w:hAnsi="Wingdings"/>
       </w:rPr>
     </w:lvl>
   </w:abstractNum>
@@ -22432,7 +22602,7 @@
         <w:ind w:left="1429" w:hanging="360"/>
       </w:pPr>
       <w:rPr>
-        <w:rFonts w:ascii="Symbol" w:hAnsi="Symbol" w:hint="default"/>
+        <w:rFonts w:hint="default" w:ascii="Symbol" w:hAnsi="Symbol"/>
       </w:rPr>
     </w:lvl>
     <w:lvl w:ilvl="1" w:tplc="240A0003" w:tentative="1">
@@ -22444,7 +22614,7 @@
         <w:ind w:left="2149" w:hanging="360"/>
       </w:pPr>
       <w:rPr>
-        <w:rFonts w:ascii="Courier New" w:hAnsi="Courier New" w:cs="Courier New" w:hint="default"/>
+        <w:rFonts w:hint="default" w:ascii="Courier New" w:hAnsi="Courier New" w:cs="Courier New"/>
       </w:rPr>
     </w:lvl>
     <w:lvl w:ilvl="2" w:tplc="240A0005" w:tentative="1">
@@ -22456,7 +22626,7 @@
         <w:ind w:left="2869" w:hanging="360"/>
       </w:pPr>
       <w:rPr>
-        <w:rFonts w:ascii="Wingdings" w:hAnsi="Wingdings" w:hint="default"/>
+        <w:rFonts w:hint="default" w:ascii="Wingdings" w:hAnsi="Wingdings"/>
       </w:rPr>
     </w:lvl>
     <w:lvl w:ilvl="3" w:tplc="240A0001" w:tentative="1">
@@ -22468,7 +22638,7 @@
         <w:ind w:left="3589" w:hanging="360"/>
       </w:pPr>
       <w:rPr>
-        <w:rFonts w:ascii="Symbol" w:hAnsi="Symbol" w:hint="default"/>
+        <w:rFonts w:hint="default" w:ascii="Symbol" w:hAnsi="Symbol"/>
       </w:rPr>
     </w:lvl>
     <w:lvl w:ilvl="4" w:tplc="240A0003" w:tentative="1">
@@ -22480,7 +22650,7 @@
         <w:ind w:left="4309" w:hanging="360"/>
       </w:pPr>
       <w:rPr>
-        <w:rFonts w:ascii="Courier New" w:hAnsi="Courier New" w:cs="Courier New" w:hint="default"/>
+        <w:rFonts w:hint="default" w:ascii="Courier New" w:hAnsi="Courier New" w:cs="Courier New"/>
       </w:rPr>
     </w:lvl>
     <w:lvl w:ilvl="5" w:tplc="240A0005" w:tentative="1">
@@ -22492,7 +22662,7 @@
         <w:ind w:left="5029" w:hanging="360"/>
       </w:pPr>
       <w:rPr>
-        <w:rFonts w:ascii="Wingdings" w:hAnsi="Wingdings" w:hint="default"/>
+        <w:rFonts w:hint="default" w:ascii="Wingdings" w:hAnsi="Wingdings"/>
       </w:rPr>
     </w:lvl>
     <w:lvl w:ilvl="6" w:tplc="240A0001" w:tentative="1">
@@ -22504,7 +22674,7 @@
         <w:ind w:left="5749" w:hanging="360"/>
       </w:pPr>
       <w:rPr>
-        <w:rFonts w:ascii="Symbol" w:hAnsi="Symbol" w:hint="default"/>
+        <w:rFonts w:hint="default" w:ascii="Symbol" w:hAnsi="Symbol"/>
       </w:rPr>
     </w:lvl>
     <w:lvl w:ilvl="7" w:tplc="240A0003" w:tentative="1">
@@ -22516,7 +22686,7 @@
         <w:ind w:left="6469" w:hanging="360"/>
       </w:pPr>
       <w:rPr>
-        <w:rFonts w:ascii="Courier New" w:hAnsi="Courier New" w:cs="Courier New" w:hint="default"/>
+        <w:rFonts w:hint="default" w:ascii="Courier New" w:hAnsi="Courier New" w:cs="Courier New"/>
       </w:rPr>
     </w:lvl>
     <w:lvl w:ilvl="8" w:tplc="240A0005" w:tentative="1">
@@ -22528,7 +22698,7 @@
         <w:ind w:left="7189" w:hanging="360"/>
       </w:pPr>
       <w:rPr>
-        <w:rFonts w:ascii="Wingdings" w:hAnsi="Wingdings" w:hint="default"/>
+        <w:rFonts w:hint="default" w:ascii="Wingdings" w:hAnsi="Wingdings"/>
       </w:rPr>
     </w:lvl>
   </w:abstractNum>
@@ -22545,7 +22715,7 @@
         <w:ind w:left="1068" w:hanging="360"/>
       </w:pPr>
       <w:rPr>
-        <w:rFonts w:ascii="Symbol" w:hAnsi="Symbol" w:hint="default"/>
+        <w:rFonts w:hint="default" w:ascii="Symbol" w:hAnsi="Symbol"/>
       </w:rPr>
     </w:lvl>
     <w:lvl w:ilvl="1" w:tplc="240A0003" w:tentative="1">
@@ -22557,7 +22727,7 @@
         <w:ind w:left="1788" w:hanging="360"/>
       </w:pPr>
       <w:rPr>
-        <w:rFonts w:ascii="Courier New" w:hAnsi="Courier New" w:cs="Courier New" w:hint="default"/>
+        <w:rFonts w:hint="default" w:ascii="Courier New" w:hAnsi="Courier New" w:cs="Courier New"/>
       </w:rPr>
     </w:lvl>
     <w:lvl w:ilvl="2" w:tplc="240A0005" w:tentative="1">
@@ -22569,7 +22739,7 @@
         <w:ind w:left="2508" w:hanging="360"/>
       </w:pPr>
       <w:rPr>
-        <w:rFonts w:ascii="Wingdings" w:hAnsi="Wingdings" w:hint="default"/>
+        <w:rFonts w:hint="default" w:ascii="Wingdings" w:hAnsi="Wingdings"/>
       </w:rPr>
     </w:lvl>
     <w:lvl w:ilvl="3" w:tplc="240A0001" w:tentative="1">
@@ -22581,7 +22751,7 @@
         <w:ind w:left="3228" w:hanging="360"/>
       </w:pPr>
       <w:rPr>
-        <w:rFonts w:ascii="Symbol" w:hAnsi="Symbol" w:hint="default"/>
+        <w:rFonts w:hint="default" w:ascii="Symbol" w:hAnsi="Symbol"/>
       </w:rPr>
     </w:lvl>
     <w:lvl w:ilvl="4" w:tplc="240A0003" w:tentative="1">
@@ -22593,7 +22763,7 @@
         <w:ind w:left="3948" w:hanging="360"/>
       </w:pPr>
       <w:rPr>
-        <w:rFonts w:ascii="Courier New" w:hAnsi="Courier New" w:cs="Courier New" w:hint="default"/>
+        <w:rFonts w:hint="default" w:ascii="Courier New" w:hAnsi="Courier New" w:cs="Courier New"/>
       </w:rPr>
     </w:lvl>
     <w:lvl w:ilvl="5" w:tplc="240A0005" w:tentative="1">
@@ -22605,7 +22775,7 @@
         <w:ind w:left="4668" w:hanging="360"/>
       </w:pPr>
       <w:rPr>
-        <w:rFonts w:ascii="Wingdings" w:hAnsi="Wingdings" w:hint="default"/>
+        <w:rFonts w:hint="default" w:ascii="Wingdings" w:hAnsi="Wingdings"/>
       </w:rPr>
     </w:lvl>
     <w:lvl w:ilvl="6" w:tplc="240A0001" w:tentative="1">
@@ -22617,7 +22787,7 @@
         <w:ind w:left="5388" w:hanging="360"/>
       </w:pPr>
       <w:rPr>
-        <w:rFonts w:ascii="Symbol" w:hAnsi="Symbol" w:hint="default"/>
+        <w:rFonts w:hint="default" w:ascii="Symbol" w:hAnsi="Symbol"/>
       </w:rPr>
     </w:lvl>
     <w:lvl w:ilvl="7" w:tplc="240A0003" w:tentative="1">
@@ -22629,7 +22799,7 @@
         <w:ind w:left="6108" w:hanging="360"/>
       </w:pPr>
       <w:rPr>
-        <w:rFonts w:ascii="Courier New" w:hAnsi="Courier New" w:cs="Courier New" w:hint="default"/>
+        <w:rFonts w:hint="default" w:ascii="Courier New" w:hAnsi="Courier New" w:cs="Courier New"/>
       </w:rPr>
     </w:lvl>
     <w:lvl w:ilvl="8" w:tplc="240A0005" w:tentative="1">
@@ -22641,7 +22811,7 @@
         <w:ind w:left="6828" w:hanging="360"/>
       </w:pPr>
       <w:rPr>
-        <w:rFonts w:ascii="Wingdings" w:hAnsi="Wingdings" w:hint="default"/>
+        <w:rFonts w:hint="default" w:ascii="Wingdings" w:hAnsi="Wingdings"/>
       </w:rPr>
     </w:lvl>
   </w:abstractNum>
@@ -22658,7 +22828,7 @@
         <w:ind w:left="1429" w:hanging="360"/>
       </w:pPr>
       <w:rPr>
-        <w:rFonts w:ascii="Symbol" w:hAnsi="Symbol" w:hint="default"/>
+        <w:rFonts w:hint="default" w:ascii="Symbol" w:hAnsi="Symbol"/>
       </w:rPr>
     </w:lvl>
     <w:lvl w:ilvl="1" w:tplc="240A0003" w:tentative="1">
@@ -22670,7 +22840,7 @@
         <w:ind w:left="2149" w:hanging="360"/>
       </w:pPr>
       <w:rPr>
-        <w:rFonts w:ascii="Courier New" w:hAnsi="Courier New" w:cs="Courier New" w:hint="default"/>
+        <w:rFonts w:hint="default" w:ascii="Courier New" w:hAnsi="Courier New" w:cs="Courier New"/>
       </w:rPr>
     </w:lvl>
     <w:lvl w:ilvl="2" w:tplc="240A0005" w:tentative="1">
@@ -22682,7 +22852,7 @@
         <w:ind w:left="2869" w:hanging="360"/>
       </w:pPr>
       <w:rPr>
-        <w:rFonts w:ascii="Wingdings" w:hAnsi="Wingdings" w:hint="default"/>
+        <w:rFonts w:hint="default" w:ascii="Wingdings" w:hAnsi="Wingdings"/>
       </w:rPr>
     </w:lvl>
     <w:lvl w:ilvl="3" w:tplc="240A0001" w:tentative="1">
@@ -22694,7 +22864,7 @@
         <w:ind w:left="3589" w:hanging="360"/>
       </w:pPr>
       <w:rPr>
-        <w:rFonts w:ascii="Symbol" w:hAnsi="Symbol" w:hint="default"/>
+        <w:rFonts w:hint="default" w:ascii="Symbol" w:hAnsi="Symbol"/>
       </w:rPr>
     </w:lvl>
     <w:lvl w:ilvl="4" w:tplc="240A0003" w:tentative="1">
@@ -22706,7 +22876,7 @@
         <w:ind w:left="4309" w:hanging="360"/>
       </w:pPr>
       <w:rPr>
-        <w:rFonts w:ascii="Courier New" w:hAnsi="Courier New" w:cs="Courier New" w:hint="default"/>
+        <w:rFonts w:hint="default" w:ascii="Courier New" w:hAnsi="Courier New" w:cs="Courier New"/>
       </w:rPr>
     </w:lvl>
     <w:lvl w:ilvl="5" w:tplc="240A0005" w:tentative="1">
@@ -22718,7 +22888,7 @@
         <w:ind w:left="5029" w:hanging="360"/>
       </w:pPr>
       <w:rPr>
-        <w:rFonts w:ascii="Wingdings" w:hAnsi="Wingdings" w:hint="default"/>
+        <w:rFonts w:hint="default" w:ascii="Wingdings" w:hAnsi="Wingdings"/>
       </w:rPr>
     </w:lvl>
     <w:lvl w:ilvl="6" w:tplc="240A0001" w:tentative="1">
@@ -22730,7 +22900,7 @@
         <w:ind w:left="5749" w:hanging="360"/>
       </w:pPr>
       <w:rPr>
-        <w:rFonts w:ascii="Symbol" w:hAnsi="Symbol" w:hint="default"/>
+        <w:rFonts w:hint="default" w:ascii="Symbol" w:hAnsi="Symbol"/>
       </w:rPr>
     </w:lvl>
     <w:lvl w:ilvl="7" w:tplc="240A0003" w:tentative="1">
@@ -22742,7 +22912,7 @@
         <w:ind w:left="6469" w:hanging="360"/>
       </w:pPr>
       <w:rPr>
-        <w:rFonts w:ascii="Courier New" w:hAnsi="Courier New" w:cs="Courier New" w:hint="default"/>
+        <w:rFonts w:hint="default" w:ascii="Courier New" w:hAnsi="Courier New" w:cs="Courier New"/>
       </w:rPr>
     </w:lvl>
     <w:lvl w:ilvl="8" w:tplc="240A0005" w:tentative="1">
@@ -22754,7 +22924,7 @@
         <w:ind w:left="7189" w:hanging="360"/>
       </w:pPr>
       <w:rPr>
-        <w:rFonts w:ascii="Wingdings" w:hAnsi="Wingdings" w:hint="default"/>
+        <w:rFonts w:hint="default" w:ascii="Wingdings" w:hAnsi="Wingdings"/>
       </w:rPr>
     </w:lvl>
   </w:abstractNum>
@@ -22865,7 +23035,7 @@
         <w:ind w:left="1069" w:hanging="360"/>
       </w:pPr>
       <w:rPr>
-        <w:rFonts w:ascii="Symbol" w:hAnsi="Symbol" w:hint="default"/>
+        <w:rFonts w:hint="default" w:ascii="Symbol" w:hAnsi="Symbol"/>
       </w:rPr>
     </w:lvl>
     <w:lvl w:ilvl="1" w:tplc="240A0003" w:tentative="1">
@@ -22877,7 +23047,7 @@
         <w:ind w:left="1789" w:hanging="360"/>
       </w:pPr>
       <w:rPr>
-        <w:rFonts w:ascii="Courier New" w:hAnsi="Courier New" w:cs="Courier New" w:hint="default"/>
+        <w:rFonts w:hint="default" w:ascii="Courier New" w:hAnsi="Courier New" w:cs="Courier New"/>
       </w:rPr>
     </w:lvl>
     <w:lvl w:ilvl="2" w:tplc="240A0005" w:tentative="1">
@@ -22889,7 +23059,7 @@
         <w:ind w:left="2509" w:hanging="360"/>
       </w:pPr>
       <w:rPr>
-        <w:rFonts w:ascii="Wingdings" w:hAnsi="Wingdings" w:hint="default"/>
+        <w:rFonts w:hint="default" w:ascii="Wingdings" w:hAnsi="Wingdings"/>
       </w:rPr>
     </w:lvl>
     <w:lvl w:ilvl="3" w:tplc="240A0001" w:tentative="1">
@@ -22901,7 +23071,7 @@
         <w:ind w:left="3229" w:hanging="360"/>
       </w:pPr>
       <w:rPr>
-        <w:rFonts w:ascii="Symbol" w:hAnsi="Symbol" w:hint="default"/>
+        <w:rFonts w:hint="default" w:ascii="Symbol" w:hAnsi="Symbol"/>
       </w:rPr>
     </w:lvl>
     <w:lvl w:ilvl="4" w:tplc="240A0003" w:tentative="1">
@@ -22913,7 +23083,7 @@
         <w:ind w:left="3949" w:hanging="360"/>
       </w:pPr>
       <w:rPr>
-        <w:rFonts w:ascii="Courier New" w:hAnsi="Courier New" w:cs="Courier New" w:hint="default"/>
+        <w:rFonts w:hint="default" w:ascii="Courier New" w:hAnsi="Courier New" w:cs="Courier New"/>
       </w:rPr>
     </w:lvl>
     <w:lvl w:ilvl="5" w:tplc="240A0005" w:tentative="1">
@@ -22925,7 +23095,7 @@
         <w:ind w:left="4669" w:hanging="360"/>
       </w:pPr>
       <w:rPr>
-        <w:rFonts w:ascii="Wingdings" w:hAnsi="Wingdings" w:hint="default"/>
+        <w:rFonts w:hint="default" w:ascii="Wingdings" w:hAnsi="Wingdings"/>
       </w:rPr>
     </w:lvl>
     <w:lvl w:ilvl="6" w:tplc="240A0001" w:tentative="1">
@@ -22937,7 +23107,7 @@
         <w:ind w:left="5389" w:hanging="360"/>
       </w:pPr>
       <w:rPr>
-        <w:rFonts w:ascii="Symbol" w:hAnsi="Symbol" w:hint="default"/>
+        <w:rFonts w:hint="default" w:ascii="Symbol" w:hAnsi="Symbol"/>
       </w:rPr>
     </w:lvl>
     <w:lvl w:ilvl="7" w:tplc="240A0003" w:tentative="1">
@@ -22949,7 +23119,7 @@
         <w:ind w:left="6109" w:hanging="360"/>
       </w:pPr>
       <w:rPr>
-        <w:rFonts w:ascii="Courier New" w:hAnsi="Courier New" w:cs="Courier New" w:hint="default"/>
+        <w:rFonts w:hint="default" w:ascii="Courier New" w:hAnsi="Courier New" w:cs="Courier New"/>
       </w:rPr>
     </w:lvl>
     <w:lvl w:ilvl="8" w:tplc="240A0005" w:tentative="1">
@@ -22961,7 +23131,7 @@
         <w:ind w:left="6829" w:hanging="360"/>
       </w:pPr>
       <w:rPr>
-        <w:rFonts w:ascii="Wingdings" w:hAnsi="Wingdings" w:hint="default"/>
+        <w:rFonts w:hint="default" w:ascii="Wingdings" w:hAnsi="Wingdings"/>
       </w:rPr>
     </w:lvl>
   </w:abstractNum>
@@ -22978,7 +23148,7 @@
         <w:ind w:left="1429" w:hanging="360"/>
       </w:pPr>
       <w:rPr>
-        <w:rFonts w:ascii="Symbol" w:hAnsi="Symbol" w:hint="default"/>
+        <w:rFonts w:hint="default" w:ascii="Symbol" w:hAnsi="Symbol"/>
       </w:rPr>
     </w:lvl>
     <w:lvl w:ilvl="1" w:tplc="0C0A0003" w:tentative="1">
@@ -22990,7 +23160,7 @@
         <w:ind w:left="2149" w:hanging="360"/>
       </w:pPr>
       <w:rPr>
-        <w:rFonts w:ascii="Courier New" w:hAnsi="Courier New" w:cs="Courier New" w:hint="default"/>
+        <w:rFonts w:hint="default" w:ascii="Courier New" w:hAnsi="Courier New" w:cs="Courier New"/>
       </w:rPr>
     </w:lvl>
     <w:lvl w:ilvl="2" w:tplc="0C0A0005" w:tentative="1">
@@ -23002,7 +23172,7 @@
         <w:ind w:left="2869" w:hanging="360"/>
       </w:pPr>
       <w:rPr>
-        <w:rFonts w:ascii="Wingdings" w:hAnsi="Wingdings" w:hint="default"/>
+        <w:rFonts w:hint="default" w:ascii="Wingdings" w:hAnsi="Wingdings"/>
       </w:rPr>
     </w:lvl>
     <w:lvl w:ilvl="3" w:tplc="0C0A0001" w:tentative="1">
@@ -23014,7 +23184,7 @@
         <w:ind w:left="3589" w:hanging="360"/>
       </w:pPr>
       <w:rPr>
-        <w:rFonts w:ascii="Symbol" w:hAnsi="Symbol" w:hint="default"/>
+        <w:rFonts w:hint="default" w:ascii="Symbol" w:hAnsi="Symbol"/>
       </w:rPr>
     </w:lvl>
     <w:lvl w:ilvl="4" w:tplc="0C0A0003" w:tentative="1">
@@ -23026,7 +23196,7 @@
         <w:ind w:left="4309" w:hanging="360"/>
       </w:pPr>
       <w:rPr>
-        <w:rFonts w:ascii="Courier New" w:hAnsi="Courier New" w:cs="Courier New" w:hint="default"/>
+        <w:rFonts w:hint="default" w:ascii="Courier New" w:hAnsi="Courier New" w:cs="Courier New"/>
       </w:rPr>
     </w:lvl>
     <w:lvl w:ilvl="5" w:tplc="0C0A0005" w:tentative="1">
@@ -23038,7 +23208,7 @@
         <w:ind w:left="5029" w:hanging="360"/>
       </w:pPr>
       <w:rPr>
-        <w:rFonts w:ascii="Wingdings" w:hAnsi="Wingdings" w:hint="default"/>
+        <w:rFonts w:hint="default" w:ascii="Wingdings" w:hAnsi="Wingdings"/>
       </w:rPr>
     </w:lvl>
     <w:lvl w:ilvl="6" w:tplc="0C0A0001" w:tentative="1">
@@ -23050,7 +23220,7 @@
         <w:ind w:left="5749" w:hanging="360"/>
       </w:pPr>
       <w:rPr>
-        <w:rFonts w:ascii="Symbol" w:hAnsi="Symbol" w:hint="default"/>
+        <w:rFonts w:hint="default" w:ascii="Symbol" w:hAnsi="Symbol"/>
       </w:rPr>
     </w:lvl>
     <w:lvl w:ilvl="7" w:tplc="0C0A0003" w:tentative="1">
@@ -23062,7 +23232,7 @@
         <w:ind w:left="6469" w:hanging="360"/>
       </w:pPr>
       <w:rPr>
-        <w:rFonts w:ascii="Courier New" w:hAnsi="Courier New" w:cs="Courier New" w:hint="default"/>
+        <w:rFonts w:hint="default" w:ascii="Courier New" w:hAnsi="Courier New" w:cs="Courier New"/>
       </w:rPr>
     </w:lvl>
     <w:lvl w:ilvl="8" w:tplc="0C0A0005" w:tentative="1">
@@ -23074,7 +23244,7 @@
         <w:ind w:left="7189" w:hanging="360"/>
       </w:pPr>
       <w:rPr>
-        <w:rFonts w:ascii="Wingdings" w:hAnsi="Wingdings" w:hint="default"/>
+        <w:rFonts w:hint="default" w:ascii="Wingdings" w:hAnsi="Wingdings"/>
       </w:rPr>
     </w:lvl>
   </w:abstractNum>
@@ -23091,7 +23261,7 @@
         <w:ind w:left="1429" w:hanging="360"/>
       </w:pPr>
       <w:rPr>
-        <w:rFonts w:ascii="Symbol" w:hAnsi="Symbol" w:hint="default"/>
+        <w:rFonts w:hint="default" w:ascii="Symbol" w:hAnsi="Symbol"/>
       </w:rPr>
     </w:lvl>
     <w:lvl w:ilvl="1" w:tplc="240A0003" w:tentative="1">
@@ -23103,7 +23273,7 @@
         <w:ind w:left="2149" w:hanging="360"/>
       </w:pPr>
       <w:rPr>
-        <w:rFonts w:ascii="Courier New" w:hAnsi="Courier New" w:cs="Courier New" w:hint="default"/>
+        <w:rFonts w:hint="default" w:ascii="Courier New" w:hAnsi="Courier New" w:cs="Courier New"/>
       </w:rPr>
     </w:lvl>
     <w:lvl w:ilvl="2" w:tplc="240A0005" w:tentative="1">
@@ -23115,7 +23285,7 @@
         <w:ind w:left="2869" w:hanging="360"/>
       </w:pPr>
       <w:rPr>
-        <w:rFonts w:ascii="Wingdings" w:hAnsi="Wingdings" w:hint="default"/>
+        <w:rFonts w:hint="default" w:ascii="Wingdings" w:hAnsi="Wingdings"/>
       </w:rPr>
     </w:lvl>
     <w:lvl w:ilvl="3" w:tplc="240A0001" w:tentative="1">
@@ -23127,7 +23297,7 @@
         <w:ind w:left="3589" w:hanging="360"/>
       </w:pPr>
       <w:rPr>
-        <w:rFonts w:ascii="Symbol" w:hAnsi="Symbol" w:hint="default"/>
+        <w:rFonts w:hint="default" w:ascii="Symbol" w:hAnsi="Symbol"/>
       </w:rPr>
     </w:lvl>
     <w:lvl w:ilvl="4" w:tplc="240A0003" w:tentative="1">
@@ -23139,7 +23309,7 @@
         <w:ind w:left="4309" w:hanging="360"/>
       </w:pPr>
       <w:rPr>
-        <w:rFonts w:ascii="Courier New" w:hAnsi="Courier New" w:cs="Courier New" w:hint="default"/>
+        <w:rFonts w:hint="default" w:ascii="Courier New" w:hAnsi="Courier New" w:cs="Courier New"/>
       </w:rPr>
     </w:lvl>
     <w:lvl w:ilvl="5" w:tplc="240A0005" w:tentative="1">
@@ -23151,7 +23321,7 @@
         <w:ind w:left="5029" w:hanging="360"/>
       </w:pPr>
       <w:rPr>
-        <w:rFonts w:ascii="Wingdings" w:hAnsi="Wingdings" w:hint="default"/>
+        <w:rFonts w:hint="default" w:ascii="Wingdings" w:hAnsi="Wingdings"/>
       </w:rPr>
     </w:lvl>
     <w:lvl w:ilvl="6" w:tplc="240A0001" w:tentative="1">
@@ -23163,7 +23333,7 @@
         <w:ind w:left="5749" w:hanging="360"/>
       </w:pPr>
       <w:rPr>
-        <w:rFonts w:ascii="Symbol" w:hAnsi="Symbol" w:hint="default"/>
+        <w:rFonts w:hint="default" w:ascii="Symbol" w:hAnsi="Symbol"/>
       </w:rPr>
     </w:lvl>
     <w:lvl w:ilvl="7" w:tplc="240A0003" w:tentative="1">
@@ -23175,7 +23345,7 @@
         <w:ind w:left="6469" w:hanging="360"/>
       </w:pPr>
       <w:rPr>
-        <w:rFonts w:ascii="Courier New" w:hAnsi="Courier New" w:cs="Courier New" w:hint="default"/>
+        <w:rFonts w:hint="default" w:ascii="Courier New" w:hAnsi="Courier New" w:cs="Courier New"/>
       </w:rPr>
     </w:lvl>
     <w:lvl w:ilvl="8" w:tplc="240A0005" w:tentative="1">
@@ -23187,7 +23357,7 @@
         <w:ind w:left="7189" w:hanging="360"/>
       </w:pPr>
       <w:rPr>
-        <w:rFonts w:ascii="Wingdings" w:hAnsi="Wingdings" w:hint="default"/>
+        <w:rFonts w:hint="default" w:ascii="Wingdings" w:hAnsi="Wingdings"/>
       </w:rPr>
     </w:lvl>
   </w:abstractNum>
@@ -23204,7 +23374,7 @@
         <w:ind w:left="1429" w:hanging="360"/>
       </w:pPr>
       <w:rPr>
-        <w:rFonts w:ascii="Symbol" w:hAnsi="Symbol" w:hint="default"/>
+        <w:rFonts w:hint="default" w:ascii="Symbol" w:hAnsi="Symbol"/>
       </w:rPr>
     </w:lvl>
     <w:lvl w:ilvl="1" w:tplc="240A0003" w:tentative="1">
@@ -23216,7 +23386,7 @@
         <w:ind w:left="2149" w:hanging="360"/>
       </w:pPr>
       <w:rPr>
-        <w:rFonts w:ascii="Courier New" w:hAnsi="Courier New" w:cs="Courier New" w:hint="default"/>
+        <w:rFonts w:hint="default" w:ascii="Courier New" w:hAnsi="Courier New" w:cs="Courier New"/>
       </w:rPr>
     </w:lvl>
     <w:lvl w:ilvl="2" w:tplc="240A0005" w:tentative="1">
@@ -23228,7 +23398,7 @@
         <w:ind w:left="2869" w:hanging="360"/>
       </w:pPr>
       <w:rPr>
-        <w:rFonts w:ascii="Wingdings" w:hAnsi="Wingdings" w:hint="default"/>
+        <w:rFonts w:hint="default" w:ascii="Wingdings" w:hAnsi="Wingdings"/>
       </w:rPr>
     </w:lvl>
     <w:lvl w:ilvl="3" w:tplc="240A0001" w:tentative="1">
@@ -23240,7 +23410,7 @@
         <w:ind w:left="3589" w:hanging="360"/>
       </w:pPr>
       <w:rPr>
-        <w:rFonts w:ascii="Symbol" w:hAnsi="Symbol" w:hint="default"/>
+        <w:rFonts w:hint="default" w:ascii="Symbol" w:hAnsi="Symbol"/>
       </w:rPr>
     </w:lvl>
     <w:lvl w:ilvl="4" w:tplc="240A0003" w:tentative="1">
@@ -23252,7 +23422,7 @@
         <w:ind w:left="4309" w:hanging="360"/>
       </w:pPr>
       <w:rPr>
-        <w:rFonts w:ascii="Courier New" w:hAnsi="Courier New" w:cs="Courier New" w:hint="default"/>
+        <w:rFonts w:hint="default" w:ascii="Courier New" w:hAnsi="Courier New" w:cs="Courier New"/>
       </w:rPr>
     </w:lvl>
     <w:lvl w:ilvl="5" w:tplc="240A0005" w:tentative="1">
@@ -23264,7 +23434,7 @@
         <w:ind w:left="5029" w:hanging="360"/>
       </w:pPr>
       <w:rPr>
-        <w:rFonts w:ascii="Wingdings" w:hAnsi="Wingdings" w:hint="default"/>
+        <w:rFonts w:hint="default" w:ascii="Wingdings" w:hAnsi="Wingdings"/>
       </w:rPr>
     </w:lvl>
     <w:lvl w:ilvl="6" w:tplc="240A0001" w:tentative="1">
@@ -23276,7 +23446,7 @@
         <w:ind w:left="5749" w:hanging="360"/>
       </w:pPr>
       <w:rPr>
-        <w:rFonts w:ascii="Symbol" w:hAnsi="Symbol" w:hint="default"/>
+        <w:rFonts w:hint="default" w:ascii="Symbol" w:hAnsi="Symbol"/>
       </w:rPr>
     </w:lvl>
     <w:lvl w:ilvl="7" w:tplc="240A0003" w:tentative="1">
@@ -23288,7 +23458,7 @@
         <w:ind w:left="6469" w:hanging="360"/>
       </w:pPr>
       <w:rPr>
-        <w:rFonts w:ascii="Courier New" w:hAnsi="Courier New" w:cs="Courier New" w:hint="default"/>
+        <w:rFonts w:hint="default" w:ascii="Courier New" w:hAnsi="Courier New" w:cs="Courier New"/>
       </w:rPr>
     </w:lvl>
     <w:lvl w:ilvl="8" w:tplc="240A0005" w:tentative="1">
@@ -23300,7 +23470,7 @@
         <w:ind w:left="7189" w:hanging="360"/>
       </w:pPr>
       <w:rPr>
-        <w:rFonts w:ascii="Wingdings" w:hAnsi="Wingdings" w:hint="default"/>
+        <w:rFonts w:hint="default" w:ascii="Wingdings" w:hAnsi="Wingdings"/>
       </w:rPr>
     </w:lvl>
   </w:abstractNum>
@@ -23317,7 +23487,7 @@
         <w:ind w:left="1429" w:hanging="360"/>
       </w:pPr>
       <w:rPr>
-        <w:rFonts w:ascii="Symbol" w:hAnsi="Symbol" w:hint="default"/>
+        <w:rFonts w:hint="default" w:ascii="Symbol" w:hAnsi="Symbol"/>
       </w:rPr>
     </w:lvl>
     <w:lvl w:ilvl="1" w:tplc="240A0003" w:tentative="1">
@@ -23329,7 +23499,7 @@
         <w:ind w:left="2149" w:hanging="360"/>
       </w:pPr>
       <w:rPr>
-        <w:rFonts w:ascii="Courier New" w:hAnsi="Courier New" w:cs="Courier New" w:hint="default"/>
+        <w:rFonts w:hint="default" w:ascii="Courier New" w:hAnsi="Courier New" w:cs="Courier New"/>
       </w:rPr>
     </w:lvl>
     <w:lvl w:ilvl="2" w:tplc="240A0005" w:tentative="1">
@@ -23341,7 +23511,7 @@
         <w:ind w:left="2869" w:hanging="360"/>
       </w:pPr>
       <w:rPr>
-        <w:rFonts w:ascii="Wingdings" w:hAnsi="Wingdings" w:hint="default"/>
+        <w:rFonts w:hint="default" w:ascii="Wingdings" w:hAnsi="Wingdings"/>
       </w:rPr>
     </w:lvl>
     <w:lvl w:ilvl="3" w:tplc="240A0001" w:tentative="1">
@@ -23353,7 +23523,7 @@
         <w:ind w:left="3589" w:hanging="360"/>
       </w:pPr>
       <w:rPr>
-        <w:rFonts w:ascii="Symbol" w:hAnsi="Symbol" w:hint="default"/>
+        <w:rFonts w:hint="default" w:ascii="Symbol" w:hAnsi="Symbol"/>
       </w:rPr>
     </w:lvl>
     <w:lvl w:ilvl="4" w:tplc="240A0003" w:tentative="1">
@@ -23365,7 +23535,7 @@
         <w:ind w:left="4309" w:hanging="360"/>
       </w:pPr>
       <w:rPr>
-        <w:rFonts w:ascii="Courier New" w:hAnsi="Courier New" w:cs="Courier New" w:hint="default"/>
+        <w:rFonts w:hint="default" w:ascii="Courier New" w:hAnsi="Courier New" w:cs="Courier New"/>
       </w:rPr>
     </w:lvl>
     <w:lvl w:ilvl="5" w:tplc="240A0005" w:tentative="1">
@@ -23377,7 +23547,7 @@
         <w:ind w:left="5029" w:hanging="360"/>
       </w:pPr>
       <w:rPr>
-        <w:rFonts w:ascii="Wingdings" w:hAnsi="Wingdings" w:hint="default"/>
+        <w:rFonts w:hint="default" w:ascii="Wingdings" w:hAnsi="Wingdings"/>
       </w:rPr>
     </w:lvl>
     <w:lvl w:ilvl="6" w:tplc="240A0001" w:tentative="1">
@@ -23389,7 +23559,7 @@
         <w:ind w:left="5749" w:hanging="360"/>
       </w:pPr>
       <w:rPr>
-        <w:rFonts w:ascii="Symbol" w:hAnsi="Symbol" w:hint="default"/>
+        <w:rFonts w:hint="default" w:ascii="Symbol" w:hAnsi="Symbol"/>
       </w:rPr>
     </w:lvl>
     <w:lvl w:ilvl="7" w:tplc="240A0003" w:tentative="1">
@@ -23401,7 +23571,7 @@
         <w:ind w:left="6469" w:hanging="360"/>
       </w:pPr>
       <w:rPr>
-        <w:rFonts w:ascii="Courier New" w:hAnsi="Courier New" w:cs="Courier New" w:hint="default"/>
+        <w:rFonts w:hint="default" w:ascii="Courier New" w:hAnsi="Courier New" w:cs="Courier New"/>
       </w:rPr>
     </w:lvl>
     <w:lvl w:ilvl="8" w:tplc="240A0005" w:tentative="1">
@@ -23413,7 +23583,7 @@
         <w:ind w:left="7189" w:hanging="360"/>
       </w:pPr>
       <w:rPr>
-        <w:rFonts w:ascii="Wingdings" w:hAnsi="Wingdings" w:hint="default"/>
+        <w:rFonts w:hint="default" w:ascii="Wingdings" w:hAnsi="Wingdings"/>
       </w:rPr>
     </w:lvl>
   </w:abstractNum>
@@ -23431,7 +23601,7 @@
         <w:ind w:left="1211" w:hanging="360"/>
       </w:pPr>
       <w:rPr>
-        <w:rFonts w:ascii="Arial" w:hAnsi="Arial" w:hint="default"/>
+        <w:rFonts w:hint="default" w:ascii="Arial" w:hAnsi="Arial"/>
         <w:b/>
         <w:i w:val="0"/>
         <w:caps w:val="0"/>
@@ -23614,7 +23784,7 @@
         <w:ind w:left="1429" w:hanging="360"/>
       </w:pPr>
       <w:rPr>
-        <w:rFonts w:ascii="Symbol" w:hAnsi="Symbol" w:hint="default"/>
+        <w:rFonts w:hint="default" w:ascii="Symbol" w:hAnsi="Symbol"/>
       </w:rPr>
     </w:lvl>
     <w:lvl w:ilvl="1" w:tplc="240A0003" w:tentative="1">
@@ -23626,7 +23796,7 @@
         <w:ind w:left="2149" w:hanging="360"/>
       </w:pPr>
       <w:rPr>
-        <w:rFonts w:ascii="Courier New" w:hAnsi="Courier New" w:cs="Courier New" w:hint="default"/>
+        <w:rFonts w:hint="default" w:ascii="Courier New" w:hAnsi="Courier New" w:cs="Courier New"/>
       </w:rPr>
     </w:lvl>
     <w:lvl w:ilvl="2" w:tplc="240A0005" w:tentative="1">
@@ -23638,7 +23808,7 @@
         <w:ind w:left="2869" w:hanging="360"/>
       </w:pPr>
       <w:rPr>
-        <w:rFonts w:ascii="Wingdings" w:hAnsi="Wingdings" w:hint="default"/>
+        <w:rFonts w:hint="default" w:ascii="Wingdings" w:hAnsi="Wingdings"/>
       </w:rPr>
     </w:lvl>
     <w:lvl w:ilvl="3" w:tplc="240A0001" w:tentative="1">
@@ -23650,7 +23820,7 @@
         <w:ind w:left="3589" w:hanging="360"/>
       </w:pPr>
       <w:rPr>
-        <w:rFonts w:ascii="Symbol" w:hAnsi="Symbol" w:hint="default"/>
+        <w:rFonts w:hint="default" w:ascii="Symbol" w:hAnsi="Symbol"/>
       </w:rPr>
     </w:lvl>
     <w:lvl w:ilvl="4" w:tplc="240A0003" w:tentative="1">
@@ -23662,7 +23832,7 @@
         <w:ind w:left="4309" w:hanging="360"/>
       </w:pPr>
       <w:rPr>
-        <w:rFonts w:ascii="Courier New" w:hAnsi="Courier New" w:cs="Courier New" w:hint="default"/>
+        <w:rFonts w:hint="default" w:ascii="Courier New" w:hAnsi="Courier New" w:cs="Courier New"/>
       </w:rPr>
     </w:lvl>
     <w:lvl w:ilvl="5" w:tplc="240A0005" w:tentative="1">
@@ -23674,7 +23844,7 @@
         <w:ind w:left="5029" w:hanging="360"/>
       </w:pPr>
       <w:rPr>
-        <w:rFonts w:ascii="Wingdings" w:hAnsi="Wingdings" w:hint="default"/>
+        <w:rFonts w:hint="default" w:ascii="Wingdings" w:hAnsi="Wingdings"/>
       </w:rPr>
     </w:lvl>
     <w:lvl w:ilvl="6" w:tplc="240A0001" w:tentative="1">
@@ -23686,7 +23856,7 @@
         <w:ind w:left="5749" w:hanging="360"/>
       </w:pPr>
       <w:rPr>
-        <w:rFonts w:ascii="Symbol" w:hAnsi="Symbol" w:hint="default"/>
+        <w:rFonts w:hint="default" w:ascii="Symbol" w:hAnsi="Symbol"/>
       </w:rPr>
     </w:lvl>
     <w:lvl w:ilvl="7" w:tplc="240A0003" w:tentative="1">
@@ -23698,7 +23868,7 @@
         <w:ind w:left="6469" w:hanging="360"/>
       </w:pPr>
       <w:rPr>
-        <w:rFonts w:ascii="Courier New" w:hAnsi="Courier New" w:cs="Courier New" w:hint="default"/>
+        <w:rFonts w:hint="default" w:ascii="Courier New" w:hAnsi="Courier New" w:cs="Courier New"/>
       </w:rPr>
     </w:lvl>
     <w:lvl w:ilvl="8" w:tplc="240A0005" w:tentative="1">
@@ -23710,7 +23880,7 @@
         <w:ind w:left="7189" w:hanging="360"/>
       </w:pPr>
       <w:rPr>
-        <w:rFonts w:ascii="Wingdings" w:hAnsi="Wingdings" w:hint="default"/>
+        <w:rFonts w:hint="default" w:ascii="Wingdings" w:hAnsi="Wingdings"/>
       </w:rPr>
     </w:lvl>
   </w:abstractNum>
@@ -23727,7 +23897,7 @@
         <w:ind w:left="1068" w:hanging="360"/>
       </w:pPr>
       <w:rPr>
-        <w:rFonts w:ascii="Symbol" w:hAnsi="Symbol" w:hint="default"/>
+        <w:rFonts w:hint="default" w:ascii="Symbol" w:hAnsi="Symbol"/>
       </w:rPr>
     </w:lvl>
     <w:lvl w:ilvl="1" w:tplc="240A0003" w:tentative="1">
@@ -23739,7 +23909,7 @@
         <w:ind w:left="1788" w:hanging="360"/>
       </w:pPr>
       <w:rPr>
-        <w:rFonts w:ascii="Courier New" w:hAnsi="Courier New" w:cs="Courier New" w:hint="default"/>
+        <w:rFonts w:hint="default" w:ascii="Courier New" w:hAnsi="Courier New" w:cs="Courier New"/>
       </w:rPr>
     </w:lvl>
     <w:lvl w:ilvl="2" w:tplc="240A0005" w:tentative="1">
@@ -23751,7 +23921,7 @@
         <w:ind w:left="2508" w:hanging="360"/>
       </w:pPr>
       <w:rPr>
-        <w:rFonts w:ascii="Wingdings" w:hAnsi="Wingdings" w:hint="default"/>
+        <w:rFonts w:hint="default" w:ascii="Wingdings" w:hAnsi="Wingdings"/>
       </w:rPr>
     </w:lvl>
     <w:lvl w:ilvl="3" w:tplc="240A0001" w:tentative="1">
@@ -23763,7 +23933,7 @@
         <w:ind w:left="3228" w:hanging="360"/>
       </w:pPr>
       <w:rPr>
-        <w:rFonts w:ascii="Symbol" w:hAnsi="Symbol" w:hint="default"/>
+        <w:rFonts w:hint="default" w:ascii="Symbol" w:hAnsi="Symbol"/>
       </w:rPr>
     </w:lvl>
     <w:lvl w:ilvl="4" w:tplc="240A0003" w:tentative="1">
@@ -23775,7 +23945,7 @@
         <w:ind w:left="3948" w:hanging="360"/>
       </w:pPr>
       <w:rPr>
-        <w:rFonts w:ascii="Courier New" w:hAnsi="Courier New" w:cs="Courier New" w:hint="default"/>
+        <w:rFonts w:hint="default" w:ascii="Courier New" w:hAnsi="Courier New" w:cs="Courier New"/>
       </w:rPr>
     </w:lvl>
     <w:lvl w:ilvl="5" w:tplc="240A0005" w:tentative="1">
@@ -23787,7 +23957,7 @@
         <w:ind w:left="4668" w:hanging="360"/>
       </w:pPr>
       <w:rPr>
-        <w:rFonts w:ascii="Wingdings" w:hAnsi="Wingdings" w:hint="default"/>
+        <w:rFonts w:hint="default" w:ascii="Wingdings" w:hAnsi="Wingdings"/>
       </w:rPr>
     </w:lvl>
     <w:lvl w:ilvl="6" w:tplc="240A0001" w:tentative="1">
@@ -23799,7 +23969,7 @@
         <w:ind w:left="5388" w:hanging="360"/>
       </w:pPr>
       <w:rPr>
-        <w:rFonts w:ascii="Symbol" w:hAnsi="Symbol" w:hint="default"/>
+        <w:rFonts w:hint="default" w:ascii="Symbol" w:hAnsi="Symbol"/>
       </w:rPr>
     </w:lvl>
     <w:lvl w:ilvl="7" w:tplc="240A0003" w:tentative="1">
@@ -23811,7 +23981,7 @@
         <w:ind w:left="6108" w:hanging="360"/>
       </w:pPr>
       <w:rPr>
-        <w:rFonts w:ascii="Courier New" w:hAnsi="Courier New" w:cs="Courier New" w:hint="default"/>
+        <w:rFonts w:hint="default" w:ascii="Courier New" w:hAnsi="Courier New" w:cs="Courier New"/>
       </w:rPr>
     </w:lvl>
     <w:lvl w:ilvl="8" w:tplc="240A0005" w:tentative="1">
@@ -23823,7 +23993,7 @@
         <w:ind w:left="6828" w:hanging="360"/>
       </w:pPr>
       <w:rPr>
-        <w:rFonts w:ascii="Wingdings" w:hAnsi="Wingdings" w:hint="default"/>
+        <w:rFonts w:hint="default" w:ascii="Wingdings" w:hAnsi="Wingdings"/>
       </w:rPr>
     </w:lvl>
   </w:abstractNum>
@@ -23840,7 +24010,7 @@
         <w:ind w:left="1429" w:hanging="360"/>
       </w:pPr>
       <w:rPr>
-        <w:rFonts w:ascii="Symbol" w:hAnsi="Symbol" w:hint="default"/>
+        <w:rFonts w:hint="default" w:ascii="Symbol" w:hAnsi="Symbol"/>
       </w:rPr>
     </w:lvl>
     <w:lvl w:ilvl="1" w:tplc="240A0003" w:tentative="1">
@@ -23852,7 +24022,7 @@
         <w:ind w:left="2149" w:hanging="360"/>
       </w:pPr>
       <w:rPr>
-        <w:rFonts w:ascii="Courier New" w:hAnsi="Courier New" w:cs="Courier New" w:hint="default"/>
+        <w:rFonts w:hint="default" w:ascii="Courier New" w:hAnsi="Courier New" w:cs="Courier New"/>
       </w:rPr>
     </w:lvl>
     <w:lvl w:ilvl="2" w:tplc="240A0005" w:tentative="1">
@@ -23864,7 +24034,7 @@
         <w:ind w:left="2869" w:hanging="360"/>
       </w:pPr>
       <w:rPr>
-        <w:rFonts w:ascii="Wingdings" w:hAnsi="Wingdings" w:hint="default"/>
+        <w:rFonts w:hint="default" w:ascii="Wingdings" w:hAnsi="Wingdings"/>
       </w:rPr>
     </w:lvl>
     <w:lvl w:ilvl="3" w:tplc="240A0001" w:tentative="1">
@@ -23876,7 +24046,7 @@
         <w:ind w:left="3589" w:hanging="360"/>
       </w:pPr>
       <w:rPr>
-        <w:rFonts w:ascii="Symbol" w:hAnsi="Symbol" w:hint="default"/>
+        <w:rFonts w:hint="default" w:ascii="Symbol" w:hAnsi="Symbol"/>
       </w:rPr>
     </w:lvl>
     <w:lvl w:ilvl="4" w:tplc="240A0003" w:tentative="1">
@@ -23888,7 +24058,7 @@
         <w:ind w:left="4309" w:hanging="360"/>
       </w:pPr>
       <w:rPr>
-        <w:rFonts w:ascii="Courier New" w:hAnsi="Courier New" w:cs="Courier New" w:hint="default"/>
+        <w:rFonts w:hint="default" w:ascii="Courier New" w:hAnsi="Courier New" w:cs="Courier New"/>
       </w:rPr>
     </w:lvl>
     <w:lvl w:ilvl="5" w:tplc="240A0005" w:tentative="1">
@@ -23900,7 +24070,7 @@
         <w:ind w:left="5029" w:hanging="360"/>
       </w:pPr>
       <w:rPr>
-        <w:rFonts w:ascii="Wingdings" w:hAnsi="Wingdings" w:hint="default"/>
+        <w:rFonts w:hint="default" w:ascii="Wingdings" w:hAnsi="Wingdings"/>
       </w:rPr>
     </w:lvl>
     <w:lvl w:ilvl="6" w:tplc="240A0001" w:tentative="1">
@@ -23912,7 +24082,7 @@
         <w:ind w:left="5749" w:hanging="360"/>
       </w:pPr>
       <w:rPr>
-        <w:rFonts w:ascii="Symbol" w:hAnsi="Symbol" w:hint="default"/>
+        <w:rFonts w:hint="default" w:ascii="Symbol" w:hAnsi="Symbol"/>
       </w:rPr>
     </w:lvl>
     <w:lvl w:ilvl="7" w:tplc="240A0003" w:tentative="1">
@@ -23924,7 +24094,7 @@
         <w:ind w:left="6469" w:hanging="360"/>
       </w:pPr>
       <w:rPr>
-        <w:rFonts w:ascii="Courier New" w:hAnsi="Courier New" w:cs="Courier New" w:hint="default"/>
+        <w:rFonts w:hint="default" w:ascii="Courier New" w:hAnsi="Courier New" w:cs="Courier New"/>
       </w:rPr>
     </w:lvl>
     <w:lvl w:ilvl="8" w:tplc="240A0005" w:tentative="1">
@@ -23936,7 +24106,7 @@
         <w:ind w:left="7189" w:hanging="360"/>
       </w:pPr>
       <w:rPr>
-        <w:rFonts w:ascii="Wingdings" w:hAnsi="Wingdings" w:hint="default"/>
+        <w:rFonts w:hint="default" w:ascii="Wingdings" w:hAnsi="Wingdings"/>
       </w:rPr>
     </w:lvl>
   </w:abstractNum>
@@ -23953,7 +24123,7 @@
         <w:ind w:left="1429" w:hanging="360"/>
       </w:pPr>
       <w:rPr>
-        <w:rFonts w:ascii="Symbol" w:hAnsi="Symbol" w:hint="default"/>
+        <w:rFonts w:hint="default" w:ascii="Symbol" w:hAnsi="Symbol"/>
       </w:rPr>
     </w:lvl>
     <w:lvl w:ilvl="1" w:tplc="0C0A0003" w:tentative="1">
@@ -23965,7 +24135,7 @@
         <w:ind w:left="2149" w:hanging="360"/>
       </w:pPr>
       <w:rPr>
-        <w:rFonts w:ascii="Courier New" w:hAnsi="Courier New" w:cs="Courier New" w:hint="default"/>
+        <w:rFonts w:hint="default" w:ascii="Courier New" w:hAnsi="Courier New" w:cs="Courier New"/>
       </w:rPr>
     </w:lvl>
     <w:lvl w:ilvl="2" w:tplc="0C0A0005" w:tentative="1">
@@ -23977,7 +24147,7 @@
         <w:ind w:left="2869" w:hanging="360"/>
       </w:pPr>
       <w:rPr>
-        <w:rFonts w:ascii="Wingdings" w:hAnsi="Wingdings" w:hint="default"/>
+        <w:rFonts w:hint="default" w:ascii="Wingdings" w:hAnsi="Wingdings"/>
       </w:rPr>
     </w:lvl>
     <w:lvl w:ilvl="3" w:tplc="0C0A0001" w:tentative="1">
@@ -23989,7 +24159,7 @@
         <w:ind w:left="3589" w:hanging="360"/>
       </w:pPr>
       <w:rPr>
-        <w:rFonts w:ascii="Symbol" w:hAnsi="Symbol" w:hint="default"/>
+        <w:rFonts w:hint="default" w:ascii="Symbol" w:hAnsi="Symbol"/>
       </w:rPr>
     </w:lvl>
     <w:lvl w:ilvl="4" w:tplc="0C0A0003" w:tentative="1">
@@ -24001,7 +24171,7 @@
         <w:ind w:left="4309" w:hanging="360"/>
       </w:pPr>
       <w:rPr>
-        <w:rFonts w:ascii="Courier New" w:hAnsi="Courier New" w:cs="Courier New" w:hint="default"/>
+        <w:rFonts w:hint="default" w:ascii="Courier New" w:hAnsi="Courier New" w:cs="Courier New"/>
       </w:rPr>
     </w:lvl>
     <w:lvl w:ilvl="5" w:tplc="0C0A0005" w:tentative="1">
@@ -24013,7 +24183,7 @@
         <w:ind w:left="5029" w:hanging="360"/>
       </w:pPr>
       <w:rPr>
-        <w:rFonts w:ascii="Wingdings" w:hAnsi="Wingdings" w:hint="default"/>
+        <w:rFonts w:hint="default" w:ascii="Wingdings" w:hAnsi="Wingdings"/>
       </w:rPr>
     </w:lvl>
     <w:lvl w:ilvl="6" w:tplc="0C0A0001" w:tentative="1">
@@ -24025,7 +24195,7 @@
         <w:ind w:left="5749" w:hanging="360"/>
       </w:pPr>
       <w:rPr>
-        <w:rFonts w:ascii="Symbol" w:hAnsi="Symbol" w:hint="default"/>
+        <w:rFonts w:hint="default" w:ascii="Symbol" w:hAnsi="Symbol"/>
       </w:rPr>
     </w:lvl>
     <w:lvl w:ilvl="7" w:tplc="0C0A0003" w:tentative="1">
@@ -24037,7 +24207,7 @@
         <w:ind w:left="6469" w:hanging="360"/>
       </w:pPr>
       <w:rPr>
-        <w:rFonts w:ascii="Courier New" w:hAnsi="Courier New" w:cs="Courier New" w:hint="default"/>
+        <w:rFonts w:hint="default" w:ascii="Courier New" w:hAnsi="Courier New" w:cs="Courier New"/>
       </w:rPr>
     </w:lvl>
     <w:lvl w:ilvl="8" w:tplc="0C0A0005" w:tentative="1">
@@ -24049,7 +24219,7 @@
         <w:ind w:left="7189" w:hanging="360"/>
       </w:pPr>
       <w:rPr>
-        <w:rFonts w:ascii="Wingdings" w:hAnsi="Wingdings" w:hint="default"/>
+        <w:rFonts w:hint="default" w:ascii="Wingdings" w:hAnsi="Wingdings"/>
       </w:rPr>
     </w:lvl>
   </w:abstractNum>
@@ -24066,7 +24236,7 @@
         <w:ind w:left="1068" w:hanging="360"/>
       </w:pPr>
       <w:rPr>
-        <w:rFonts w:ascii="Symbol" w:hAnsi="Symbol" w:hint="default"/>
+        <w:rFonts w:hint="default" w:ascii="Symbol" w:hAnsi="Symbol"/>
       </w:rPr>
     </w:lvl>
     <w:lvl w:ilvl="1" w:tplc="240A0003" w:tentative="1">
@@ -24078,7 +24248,7 @@
         <w:ind w:left="1788" w:hanging="360"/>
       </w:pPr>
       <w:rPr>
-        <w:rFonts w:ascii="Courier New" w:hAnsi="Courier New" w:cs="Courier New" w:hint="default"/>
+        <w:rFonts w:hint="default" w:ascii="Courier New" w:hAnsi="Courier New" w:cs="Courier New"/>
       </w:rPr>
     </w:lvl>
     <w:lvl w:ilvl="2" w:tplc="240A0005" w:tentative="1">
@@ -24090,7 +24260,7 @@
         <w:ind w:left="2508" w:hanging="360"/>
       </w:pPr>
       <w:rPr>
-        <w:rFonts w:ascii="Wingdings" w:hAnsi="Wingdings" w:hint="default"/>
+        <w:rFonts w:hint="default" w:ascii="Wingdings" w:hAnsi="Wingdings"/>
       </w:rPr>
     </w:lvl>
     <w:lvl w:ilvl="3" w:tplc="240A0001" w:tentative="1">
@@ -24102,7 +24272,7 @@
         <w:ind w:left="3228" w:hanging="360"/>
       </w:pPr>
       <w:rPr>
-        <w:rFonts w:ascii="Symbol" w:hAnsi="Symbol" w:hint="default"/>
+        <w:rFonts w:hint="default" w:ascii="Symbol" w:hAnsi="Symbol"/>
       </w:rPr>
     </w:lvl>
     <w:lvl w:ilvl="4" w:tplc="240A0003" w:tentative="1">
@@ -24114,7 +24284,7 @@
         <w:ind w:left="3948" w:hanging="360"/>
       </w:pPr>
       <w:rPr>
-        <w:rFonts w:ascii="Courier New" w:hAnsi="Courier New" w:cs="Courier New" w:hint="default"/>
+        <w:rFonts w:hint="default" w:ascii="Courier New" w:hAnsi="Courier New" w:cs="Courier New"/>
       </w:rPr>
     </w:lvl>
     <w:lvl w:ilvl="5" w:tplc="240A0005" w:tentative="1">
@@ -24126,7 +24296,7 @@
         <w:ind w:left="4668" w:hanging="360"/>
       </w:pPr>
       <w:rPr>
-        <w:rFonts w:ascii="Wingdings" w:hAnsi="Wingdings" w:hint="default"/>
+        <w:rFonts w:hint="default" w:ascii="Wingdings" w:hAnsi="Wingdings"/>
       </w:rPr>
     </w:lvl>
     <w:lvl w:ilvl="6" w:tplc="240A0001" w:tentative="1">
@@ -24138,7 +24308,7 @@
         <w:ind w:left="5388" w:hanging="360"/>
       </w:pPr>
       <w:rPr>
-        <w:rFonts w:ascii="Symbol" w:hAnsi="Symbol" w:hint="default"/>
+        <w:rFonts w:hint="default" w:ascii="Symbol" w:hAnsi="Symbol"/>
       </w:rPr>
     </w:lvl>
     <w:lvl w:ilvl="7" w:tplc="240A0003" w:tentative="1">
@@ -24150,7 +24320,7 @@
         <w:ind w:left="6108" w:hanging="360"/>
       </w:pPr>
       <w:rPr>
-        <w:rFonts w:ascii="Courier New" w:hAnsi="Courier New" w:cs="Courier New" w:hint="default"/>
+        <w:rFonts w:hint="default" w:ascii="Courier New" w:hAnsi="Courier New" w:cs="Courier New"/>
       </w:rPr>
     </w:lvl>
     <w:lvl w:ilvl="8" w:tplc="240A0005" w:tentative="1">
@@ -24162,7 +24332,7 @@
         <w:ind w:left="6828" w:hanging="360"/>
       </w:pPr>
       <w:rPr>
-        <w:rFonts w:ascii="Wingdings" w:hAnsi="Wingdings" w:hint="default"/>
+        <w:rFonts w:hint="default" w:ascii="Wingdings" w:hAnsi="Wingdings"/>
       </w:rPr>
     </w:lvl>
   </w:abstractNum>
@@ -24179,7 +24349,7 @@
         <w:ind w:left="1429" w:hanging="360"/>
       </w:pPr>
       <w:rPr>
-        <w:rFonts w:ascii="Symbol" w:hAnsi="Symbol" w:hint="default"/>
+        <w:rFonts w:hint="default" w:ascii="Symbol" w:hAnsi="Symbol"/>
       </w:rPr>
     </w:lvl>
     <w:lvl w:ilvl="1" w:tplc="240A0003" w:tentative="1">
@@ -24191,7 +24361,7 @@
         <w:ind w:left="2149" w:hanging="360"/>
       </w:pPr>
       <w:rPr>
-        <w:rFonts w:ascii="Courier New" w:hAnsi="Courier New" w:cs="Courier New" w:hint="default"/>
+        <w:rFonts w:hint="default" w:ascii="Courier New" w:hAnsi="Courier New" w:cs="Courier New"/>
       </w:rPr>
     </w:lvl>
     <w:lvl w:ilvl="2" w:tplc="240A0005" w:tentative="1">
@@ -24203,7 +24373,7 @@
         <w:ind w:left="2869" w:hanging="360"/>
       </w:pPr>
       <w:rPr>
-        <w:rFonts w:ascii="Wingdings" w:hAnsi="Wingdings" w:hint="default"/>
+        <w:rFonts w:hint="default" w:ascii="Wingdings" w:hAnsi="Wingdings"/>
       </w:rPr>
     </w:lvl>
     <w:lvl w:ilvl="3" w:tplc="240A0001" w:tentative="1">
@@ -24215,7 +24385,7 @@
         <w:ind w:left="3589" w:hanging="360"/>
       </w:pPr>
       <w:rPr>
-        <w:rFonts w:ascii="Symbol" w:hAnsi="Symbol" w:hint="default"/>
+        <w:rFonts w:hint="default" w:ascii="Symbol" w:hAnsi="Symbol"/>
       </w:rPr>
     </w:lvl>
     <w:lvl w:ilvl="4" w:tplc="240A0003" w:tentative="1">
@@ -24227,7 +24397,7 @@
         <w:ind w:left="4309" w:hanging="360"/>
       </w:pPr>
       <w:rPr>
-        <w:rFonts w:ascii="Courier New" w:hAnsi="Courier New" w:cs="Courier New" w:hint="default"/>
+        <w:rFonts w:hint="default" w:ascii="Courier New" w:hAnsi="Courier New" w:cs="Courier New"/>
       </w:rPr>
     </w:lvl>
     <w:lvl w:ilvl="5" w:tplc="240A0005" w:tentative="1">
@@ -24239,7 +24409,7 @@
         <w:ind w:left="5029" w:hanging="360"/>
       </w:pPr>
       <w:rPr>
-        <w:rFonts w:ascii="Wingdings" w:hAnsi="Wingdings" w:hint="default"/>
+        <w:rFonts w:hint="default" w:ascii="Wingdings" w:hAnsi="Wingdings"/>
       </w:rPr>
     </w:lvl>
     <w:lvl w:ilvl="6" w:tplc="240A0001" w:tentative="1">
@@ -24251,7 +24421,7 @@
         <w:ind w:left="5749" w:hanging="360"/>
       </w:pPr>
       <w:rPr>
-        <w:rFonts w:ascii="Symbol" w:hAnsi="Symbol" w:hint="default"/>
+        <w:rFonts w:hint="default" w:ascii="Symbol" w:hAnsi="Symbol"/>
       </w:rPr>
     </w:lvl>
     <w:lvl w:ilvl="7" w:tplc="240A0003" w:tentative="1">
@@ -24263,7 +24433,7 @@
         <w:ind w:left="6469" w:hanging="360"/>
       </w:pPr>
       <w:rPr>
-        <w:rFonts w:ascii="Courier New" w:hAnsi="Courier New" w:cs="Courier New" w:hint="default"/>
+        <w:rFonts w:hint="default" w:ascii="Courier New" w:hAnsi="Courier New" w:cs="Courier New"/>
       </w:rPr>
     </w:lvl>
     <w:lvl w:ilvl="8" w:tplc="240A0005" w:tentative="1">
@@ -24275,7 +24445,7 @@
         <w:ind w:left="7189" w:hanging="360"/>
       </w:pPr>
       <w:rPr>
-        <w:rFonts w:ascii="Wingdings" w:hAnsi="Wingdings" w:hint="default"/>
+        <w:rFonts w:hint="default" w:ascii="Wingdings" w:hAnsi="Wingdings"/>
       </w:rPr>
     </w:lvl>
   </w:abstractNum>
@@ -24383,7 +24553,7 @@
         <w:ind w:left="1429" w:hanging="360"/>
       </w:pPr>
       <w:rPr>
-        <w:rFonts w:ascii="Symbol" w:hAnsi="Symbol" w:hint="default"/>
+        <w:rFonts w:hint="default" w:ascii="Symbol" w:hAnsi="Symbol"/>
       </w:rPr>
     </w:lvl>
     <w:lvl w:ilvl="1" w:tplc="0C0A0003" w:tentative="1">
@@ -24395,7 +24565,7 @@
         <w:ind w:left="2149" w:hanging="360"/>
       </w:pPr>
       <w:rPr>
-        <w:rFonts w:ascii="Courier New" w:hAnsi="Courier New" w:cs="Courier New" w:hint="default"/>
+        <w:rFonts w:hint="default" w:ascii="Courier New" w:hAnsi="Courier New" w:cs="Courier New"/>
       </w:rPr>
     </w:lvl>
     <w:lvl w:ilvl="2" w:tplc="0C0A0005" w:tentative="1">
@@ -24407,7 +24577,7 @@
         <w:ind w:left="2869" w:hanging="360"/>
       </w:pPr>
       <w:rPr>
-        <w:rFonts w:ascii="Wingdings" w:hAnsi="Wingdings" w:hint="default"/>
+        <w:rFonts w:hint="default" w:ascii="Wingdings" w:hAnsi="Wingdings"/>
       </w:rPr>
     </w:lvl>
     <w:lvl w:ilvl="3" w:tplc="0C0A0001" w:tentative="1">
@@ -24419,7 +24589,7 @@
         <w:ind w:left="3589" w:hanging="360"/>
       </w:pPr>
       <w:rPr>
-        <w:rFonts w:ascii="Symbol" w:hAnsi="Symbol" w:hint="default"/>
+        <w:rFonts w:hint="default" w:ascii="Symbol" w:hAnsi="Symbol"/>
       </w:rPr>
     </w:lvl>
     <w:lvl w:ilvl="4" w:tplc="0C0A0003" w:tentative="1">
@@ -24431,7 +24601,7 @@
         <w:ind w:left="4309" w:hanging="360"/>
       </w:pPr>
       <w:rPr>
-        <w:rFonts w:ascii="Courier New" w:hAnsi="Courier New" w:cs="Courier New" w:hint="default"/>
+        <w:rFonts w:hint="default" w:ascii="Courier New" w:hAnsi="Courier New" w:cs="Courier New"/>
       </w:rPr>
     </w:lvl>
     <w:lvl w:ilvl="5" w:tplc="0C0A0005" w:tentative="1">
@@ -24443,7 +24613,7 @@
         <w:ind w:left="5029" w:hanging="360"/>
       </w:pPr>
       <w:rPr>
-        <w:rFonts w:ascii="Wingdings" w:hAnsi="Wingdings" w:hint="default"/>
+        <w:rFonts w:hint="default" w:ascii="Wingdings" w:hAnsi="Wingdings"/>
       </w:rPr>
     </w:lvl>
     <w:lvl w:ilvl="6" w:tplc="0C0A0001" w:tentative="1">
@@ -24455,7 +24625,7 @@
         <w:ind w:left="5749" w:hanging="360"/>
       </w:pPr>
       <w:rPr>
-        <w:rFonts w:ascii="Symbol" w:hAnsi="Symbol" w:hint="default"/>
+        <w:rFonts w:hint="default" w:ascii="Symbol" w:hAnsi="Symbol"/>
       </w:rPr>
     </w:lvl>
     <w:lvl w:ilvl="7" w:tplc="0C0A0003" w:tentative="1">
@@ -24467,7 +24637,7 @@
         <w:ind w:left="6469" w:hanging="360"/>
       </w:pPr>
       <w:rPr>
-        <w:rFonts w:ascii="Courier New" w:hAnsi="Courier New" w:cs="Courier New" w:hint="default"/>
+        <w:rFonts w:hint="default" w:ascii="Courier New" w:hAnsi="Courier New" w:cs="Courier New"/>
       </w:rPr>
     </w:lvl>
     <w:lvl w:ilvl="8" w:tplc="0C0A0005" w:tentative="1">
@@ -24479,7 +24649,7 @@
         <w:ind w:left="7189" w:hanging="360"/>
       </w:pPr>
       <w:rPr>
-        <w:rFonts w:ascii="Wingdings" w:hAnsi="Wingdings" w:hint="default"/>
+        <w:rFonts w:hint="default" w:ascii="Wingdings" w:hAnsi="Wingdings"/>
       </w:rPr>
     </w:lvl>
   </w:abstractNum>
@@ -24496,7 +24666,7 @@
         <w:ind w:left="1429" w:hanging="360"/>
       </w:pPr>
       <w:rPr>
-        <w:rFonts w:ascii="Symbol" w:hAnsi="Symbol" w:hint="default"/>
+        <w:rFonts w:hint="default" w:ascii="Symbol" w:hAnsi="Symbol"/>
       </w:rPr>
     </w:lvl>
     <w:lvl w:ilvl="1" w:tplc="240A0003" w:tentative="1">
@@ -24508,7 +24678,7 @@
         <w:ind w:left="2149" w:hanging="360"/>
       </w:pPr>
       <w:rPr>
-        <w:rFonts w:ascii="Courier New" w:hAnsi="Courier New" w:cs="Courier New" w:hint="default"/>
+        <w:rFonts w:hint="default" w:ascii="Courier New" w:hAnsi="Courier New" w:cs="Courier New"/>
       </w:rPr>
     </w:lvl>
     <w:lvl w:ilvl="2" w:tplc="240A0005" w:tentative="1">
@@ -24520,7 +24690,7 @@
         <w:ind w:left="2869" w:hanging="360"/>
       </w:pPr>
       <w:rPr>
-        <w:rFonts w:ascii="Wingdings" w:hAnsi="Wingdings" w:hint="default"/>
+        <w:rFonts w:hint="default" w:ascii="Wingdings" w:hAnsi="Wingdings"/>
       </w:rPr>
     </w:lvl>
     <w:lvl w:ilvl="3" w:tplc="240A0001" w:tentative="1">
@@ -24532,7 +24702,7 @@
         <w:ind w:left="3589" w:hanging="360"/>
       </w:pPr>
       <w:rPr>
-        <w:rFonts w:ascii="Symbol" w:hAnsi="Symbol" w:hint="default"/>
+        <w:rFonts w:hint="default" w:ascii="Symbol" w:hAnsi="Symbol"/>
       </w:rPr>
     </w:lvl>
     <w:lvl w:ilvl="4" w:tplc="240A0003" w:tentative="1">
@@ -24544,7 +24714,7 @@
         <w:ind w:left="4309" w:hanging="360"/>
       </w:pPr>
       <w:rPr>
-        <w:rFonts w:ascii="Courier New" w:hAnsi="Courier New" w:cs="Courier New" w:hint="default"/>
+        <w:rFonts w:hint="default" w:ascii="Courier New" w:hAnsi="Courier New" w:cs="Courier New"/>
       </w:rPr>
     </w:lvl>
     <w:lvl w:ilvl="5" w:tplc="240A0005" w:tentative="1">
@@ -24556,7 +24726,7 @@
         <w:ind w:left="5029" w:hanging="360"/>
       </w:pPr>
       <w:rPr>
-        <w:rFonts w:ascii="Wingdings" w:hAnsi="Wingdings" w:hint="default"/>
+        <w:rFonts w:hint="default" w:ascii="Wingdings" w:hAnsi="Wingdings"/>
       </w:rPr>
     </w:lvl>
     <w:lvl w:ilvl="6" w:tplc="240A0001" w:tentative="1">
@@ -24568,7 +24738,7 @@
         <w:ind w:left="5749" w:hanging="360"/>
       </w:pPr>
       <w:rPr>
-        <w:rFonts w:ascii="Symbol" w:hAnsi="Symbol" w:hint="default"/>
+        <w:rFonts w:hint="default" w:ascii="Symbol" w:hAnsi="Symbol"/>
       </w:rPr>
     </w:lvl>
     <w:lvl w:ilvl="7" w:tplc="240A0003" w:tentative="1">
@@ -24580,7 +24750,7 @@
         <w:ind w:left="6469" w:hanging="360"/>
       </w:pPr>
       <w:rPr>
-        <w:rFonts w:ascii="Courier New" w:hAnsi="Courier New" w:cs="Courier New" w:hint="default"/>
+        <w:rFonts w:hint="default" w:ascii="Courier New" w:hAnsi="Courier New" w:cs="Courier New"/>
       </w:rPr>
     </w:lvl>
     <w:lvl w:ilvl="8" w:tplc="240A0005" w:tentative="1">
@@ -24592,7 +24762,7 @@
         <w:ind w:left="7189" w:hanging="360"/>
       </w:pPr>
       <w:rPr>
-        <w:rFonts w:ascii="Wingdings" w:hAnsi="Wingdings" w:hint="default"/>
+        <w:rFonts w:hint="default" w:ascii="Wingdings" w:hAnsi="Wingdings"/>
       </w:rPr>
     </w:lvl>
   </w:abstractNum>
@@ -24609,7 +24779,7 @@
         <w:ind w:left="1429" w:hanging="360"/>
       </w:pPr>
       <w:rPr>
-        <w:rFonts w:ascii="Symbol" w:hAnsi="Symbol" w:hint="default"/>
+        <w:rFonts w:hint="default" w:ascii="Symbol" w:hAnsi="Symbol"/>
       </w:rPr>
     </w:lvl>
     <w:lvl w:ilvl="1" w:tplc="240A0003" w:tentative="1">
@@ -24621,7 +24791,7 @@
         <w:ind w:left="2149" w:hanging="360"/>
       </w:pPr>
       <w:rPr>
-        <w:rFonts w:ascii="Courier New" w:hAnsi="Courier New" w:cs="Courier New" w:hint="default"/>
+        <w:rFonts w:hint="default" w:ascii="Courier New" w:hAnsi="Courier New" w:cs="Courier New"/>
       </w:rPr>
     </w:lvl>
     <w:lvl w:ilvl="2" w:tplc="240A0005" w:tentative="1">
@@ -24633,7 +24803,7 @@
         <w:ind w:left="2869" w:hanging="360"/>
       </w:pPr>
       <w:rPr>
-        <w:rFonts w:ascii="Wingdings" w:hAnsi="Wingdings" w:hint="default"/>
+        <w:rFonts w:hint="default" w:ascii="Wingdings" w:hAnsi="Wingdings"/>
       </w:rPr>
     </w:lvl>
     <w:lvl w:ilvl="3" w:tplc="240A0001" w:tentative="1">
@@ -24645,7 +24815,7 @@
         <w:ind w:left="3589" w:hanging="360"/>
       </w:pPr>
       <w:rPr>
-        <w:rFonts w:ascii="Symbol" w:hAnsi="Symbol" w:hint="default"/>
+        <w:rFonts w:hint="default" w:ascii="Symbol" w:hAnsi="Symbol"/>
       </w:rPr>
     </w:lvl>
     <w:lvl w:ilvl="4" w:tplc="240A0003" w:tentative="1">
@@ -24657,7 +24827,7 @@
         <w:ind w:left="4309" w:hanging="360"/>
       </w:pPr>
       <w:rPr>
-        <w:rFonts w:ascii="Courier New" w:hAnsi="Courier New" w:cs="Courier New" w:hint="default"/>
+        <w:rFonts w:hint="default" w:ascii="Courier New" w:hAnsi="Courier New" w:cs="Courier New"/>
       </w:rPr>
     </w:lvl>
     <w:lvl w:ilvl="5" w:tplc="240A0005" w:tentative="1">
@@ -24669,7 +24839,7 @@
         <w:ind w:left="5029" w:hanging="360"/>
       </w:pPr>
       <w:rPr>
-        <w:rFonts w:ascii="Wingdings" w:hAnsi="Wingdings" w:hint="default"/>
+        <w:rFonts w:hint="default" w:ascii="Wingdings" w:hAnsi="Wingdings"/>
       </w:rPr>
     </w:lvl>
     <w:lvl w:ilvl="6" w:tplc="240A0001" w:tentative="1">
@@ -24681,7 +24851,7 @@
         <w:ind w:left="5749" w:hanging="360"/>
       </w:pPr>
       <w:rPr>
-        <w:rFonts w:ascii="Symbol" w:hAnsi="Symbol" w:hint="default"/>
+        <w:rFonts w:hint="default" w:ascii="Symbol" w:hAnsi="Symbol"/>
       </w:rPr>
     </w:lvl>
     <w:lvl w:ilvl="7" w:tplc="240A0003" w:tentative="1">
@@ -24693,7 +24863,7 @@
         <w:ind w:left="6469" w:hanging="360"/>
       </w:pPr>
       <w:rPr>
-        <w:rFonts w:ascii="Courier New" w:hAnsi="Courier New" w:cs="Courier New" w:hint="default"/>
+        <w:rFonts w:hint="default" w:ascii="Courier New" w:hAnsi="Courier New" w:cs="Courier New"/>
       </w:rPr>
     </w:lvl>
     <w:lvl w:ilvl="8" w:tplc="240A0005" w:tentative="1">
@@ -24705,7 +24875,7 @@
         <w:ind w:left="7189" w:hanging="360"/>
       </w:pPr>
       <w:rPr>
-        <w:rFonts w:ascii="Wingdings" w:hAnsi="Wingdings" w:hint="default"/>
+        <w:rFonts w:hint="default" w:ascii="Wingdings" w:hAnsi="Wingdings"/>
       </w:rPr>
     </w:lvl>
   </w:abstractNum>
@@ -24722,7 +24892,7 @@
         <w:ind w:left="1429" w:hanging="360"/>
       </w:pPr>
       <w:rPr>
-        <w:rFonts w:ascii="Symbol" w:hAnsi="Symbol" w:hint="default"/>
+        <w:rFonts w:hint="default" w:ascii="Symbol" w:hAnsi="Symbol"/>
       </w:rPr>
     </w:lvl>
     <w:lvl w:ilvl="1" w:tplc="240A0003" w:tentative="1">
@@ -24734,7 +24904,7 @@
         <w:ind w:left="2149" w:hanging="360"/>
       </w:pPr>
       <w:rPr>
-        <w:rFonts w:ascii="Courier New" w:hAnsi="Courier New" w:cs="Courier New" w:hint="default"/>
+        <w:rFonts w:hint="default" w:ascii="Courier New" w:hAnsi="Courier New" w:cs="Courier New"/>
       </w:rPr>
     </w:lvl>
     <w:lvl w:ilvl="2" w:tplc="240A0005" w:tentative="1">
@@ -24746,7 +24916,7 @@
         <w:ind w:left="2869" w:hanging="360"/>
       </w:pPr>
       <w:rPr>
-        <w:rFonts w:ascii="Wingdings" w:hAnsi="Wingdings" w:hint="default"/>
+        <w:rFonts w:hint="default" w:ascii="Wingdings" w:hAnsi="Wingdings"/>
       </w:rPr>
     </w:lvl>
     <w:lvl w:ilvl="3" w:tplc="240A0001" w:tentative="1">
@@ -24758,7 +24928,7 @@
         <w:ind w:left="3589" w:hanging="360"/>
       </w:pPr>
       <w:rPr>
-        <w:rFonts w:ascii="Symbol" w:hAnsi="Symbol" w:hint="default"/>
+        <w:rFonts w:hint="default" w:ascii="Symbol" w:hAnsi="Symbol"/>
       </w:rPr>
     </w:lvl>
     <w:lvl w:ilvl="4" w:tplc="240A0003" w:tentative="1">
@@ -24770,7 +24940,7 @@
         <w:ind w:left="4309" w:hanging="360"/>
       </w:pPr>
       <w:rPr>
-        <w:rFonts w:ascii="Courier New" w:hAnsi="Courier New" w:cs="Courier New" w:hint="default"/>
+        <w:rFonts w:hint="default" w:ascii="Courier New" w:hAnsi="Courier New" w:cs="Courier New"/>
       </w:rPr>
     </w:lvl>
     <w:lvl w:ilvl="5" w:tplc="240A0005" w:tentative="1">
@@ -24782,7 +24952,7 @@
         <w:ind w:left="5029" w:hanging="360"/>
       </w:pPr>
       <w:rPr>
-        <w:rFonts w:ascii="Wingdings" w:hAnsi="Wingdings" w:hint="default"/>
+        <w:rFonts w:hint="default" w:ascii="Wingdings" w:hAnsi="Wingdings"/>
       </w:rPr>
     </w:lvl>
     <w:lvl w:ilvl="6" w:tplc="240A0001" w:tentative="1">
@@ -24794,7 +24964,7 @@
         <w:ind w:left="5749" w:hanging="360"/>
       </w:pPr>
       <w:rPr>
-        <w:rFonts w:ascii="Symbol" w:hAnsi="Symbol" w:hint="default"/>
+        <w:rFonts w:hint="default" w:ascii="Symbol" w:hAnsi="Symbol"/>
       </w:rPr>
     </w:lvl>
     <w:lvl w:ilvl="7" w:tplc="240A0003" w:tentative="1">
@@ -24806,7 +24976,7 @@
         <w:ind w:left="6469" w:hanging="360"/>
       </w:pPr>
       <w:rPr>
-        <w:rFonts w:ascii="Courier New" w:hAnsi="Courier New" w:cs="Courier New" w:hint="default"/>
+        <w:rFonts w:hint="default" w:ascii="Courier New" w:hAnsi="Courier New" w:cs="Courier New"/>
       </w:rPr>
     </w:lvl>
     <w:lvl w:ilvl="8" w:tplc="240A0005" w:tentative="1">
@@ -24818,7 +24988,7 @@
         <w:ind w:left="7189" w:hanging="360"/>
       </w:pPr>
       <w:rPr>
-        <w:rFonts w:ascii="Wingdings" w:hAnsi="Wingdings" w:hint="default"/>
+        <w:rFonts w:hint="default" w:ascii="Wingdings" w:hAnsi="Wingdings"/>
       </w:rPr>
     </w:lvl>
   </w:abstractNum>
@@ -24835,7 +25005,7 @@
         <w:ind w:left="1429" w:hanging="360"/>
       </w:pPr>
       <w:rPr>
-        <w:rFonts w:ascii="Symbol" w:hAnsi="Symbol" w:hint="default"/>
+        <w:rFonts w:hint="default" w:ascii="Symbol" w:hAnsi="Symbol"/>
       </w:rPr>
     </w:lvl>
     <w:lvl w:ilvl="1" w:tplc="240A0003" w:tentative="1">
@@ -24847,7 +25017,7 @@
         <w:ind w:left="2149" w:hanging="360"/>
       </w:pPr>
       <w:rPr>
-        <w:rFonts w:ascii="Courier New" w:hAnsi="Courier New" w:cs="Courier New" w:hint="default"/>
+        <w:rFonts w:hint="default" w:ascii="Courier New" w:hAnsi="Courier New" w:cs="Courier New"/>
       </w:rPr>
     </w:lvl>
     <w:lvl w:ilvl="2" w:tplc="240A0005" w:tentative="1">
@@ -24859,7 +25029,7 @@
         <w:ind w:left="2869" w:hanging="360"/>
       </w:pPr>
       <w:rPr>
-        <w:rFonts w:ascii="Wingdings" w:hAnsi="Wingdings" w:hint="default"/>
+        <w:rFonts w:hint="default" w:ascii="Wingdings" w:hAnsi="Wingdings"/>
       </w:rPr>
     </w:lvl>
     <w:lvl w:ilvl="3" w:tplc="240A0001" w:tentative="1">
@@ -24871,7 +25041,7 @@
         <w:ind w:left="3589" w:hanging="360"/>
       </w:pPr>
       <w:rPr>
-        <w:rFonts w:ascii="Symbol" w:hAnsi="Symbol" w:hint="default"/>
+        <w:rFonts w:hint="default" w:ascii="Symbol" w:hAnsi="Symbol"/>
       </w:rPr>
     </w:lvl>
     <w:lvl w:ilvl="4" w:tplc="240A0003" w:tentative="1">
@@ -24883,7 +25053,7 @@
         <w:ind w:left="4309" w:hanging="360"/>
       </w:pPr>
       <w:rPr>
-        <w:rFonts w:ascii="Courier New" w:hAnsi="Courier New" w:cs="Courier New" w:hint="default"/>
+        <w:rFonts w:hint="default" w:ascii="Courier New" w:hAnsi="Courier New" w:cs="Courier New"/>
       </w:rPr>
     </w:lvl>
     <w:lvl w:ilvl="5" w:tplc="240A0005" w:tentative="1">
@@ -24895,7 +25065,7 @@
         <w:ind w:left="5029" w:hanging="360"/>
       </w:pPr>
       <w:rPr>
-        <w:rFonts w:ascii="Wingdings" w:hAnsi="Wingdings" w:hint="default"/>
+        <w:rFonts w:hint="default" w:ascii="Wingdings" w:hAnsi="Wingdings"/>
       </w:rPr>
     </w:lvl>
     <w:lvl w:ilvl="6" w:tplc="240A0001" w:tentative="1">
@@ -24907,7 +25077,7 @@
         <w:ind w:left="5749" w:hanging="360"/>
       </w:pPr>
       <w:rPr>
-        <w:rFonts w:ascii="Symbol" w:hAnsi="Symbol" w:hint="default"/>
+        <w:rFonts w:hint="default" w:ascii="Symbol" w:hAnsi="Symbol"/>
       </w:rPr>
     </w:lvl>
     <w:lvl w:ilvl="7" w:tplc="240A0003" w:tentative="1">
@@ -24919,7 +25089,7 @@
         <w:ind w:left="6469" w:hanging="360"/>
       </w:pPr>
       <w:rPr>
-        <w:rFonts w:ascii="Courier New" w:hAnsi="Courier New" w:cs="Courier New" w:hint="default"/>
+        <w:rFonts w:hint="default" w:ascii="Courier New" w:hAnsi="Courier New" w:cs="Courier New"/>
       </w:rPr>
     </w:lvl>
     <w:lvl w:ilvl="8" w:tplc="240A0005" w:tentative="1">
@@ -24931,7 +25101,7 @@
         <w:ind w:left="7189" w:hanging="360"/>
       </w:pPr>
       <w:rPr>
-        <w:rFonts w:ascii="Wingdings" w:hAnsi="Wingdings" w:hint="default"/>
+        <w:rFonts w:hint="default" w:ascii="Wingdings" w:hAnsi="Wingdings"/>
       </w:rPr>
     </w:lvl>
   </w:abstractNum>
@@ -24948,7 +25118,7 @@
         <w:ind w:left="1429" w:hanging="360"/>
       </w:pPr>
       <w:rPr>
-        <w:rFonts w:ascii="Symbol" w:hAnsi="Symbol" w:hint="default"/>
+        <w:rFonts w:hint="default" w:ascii="Symbol" w:hAnsi="Symbol"/>
       </w:rPr>
     </w:lvl>
     <w:lvl w:ilvl="1" w:tplc="240A0003" w:tentative="1">
@@ -24960,7 +25130,7 @@
         <w:ind w:left="2149" w:hanging="360"/>
       </w:pPr>
       <w:rPr>
-        <w:rFonts w:ascii="Courier New" w:hAnsi="Courier New" w:cs="Courier New" w:hint="default"/>
+        <w:rFonts w:hint="default" w:ascii="Courier New" w:hAnsi="Courier New" w:cs="Courier New"/>
       </w:rPr>
     </w:lvl>
     <w:lvl w:ilvl="2" w:tplc="240A0005" w:tentative="1">
@@ -24972,7 +25142,7 @@
         <w:ind w:left="2869" w:hanging="360"/>
       </w:pPr>
       <w:rPr>
-        <w:rFonts w:ascii="Wingdings" w:hAnsi="Wingdings" w:hint="default"/>
+        <w:rFonts w:hint="default" w:ascii="Wingdings" w:hAnsi="Wingdings"/>
       </w:rPr>
     </w:lvl>
     <w:lvl w:ilvl="3" w:tplc="240A0001" w:tentative="1">
@@ -24984,7 +25154,7 @@
         <w:ind w:left="3589" w:hanging="360"/>
       </w:pPr>
       <w:rPr>
-        <w:rFonts w:ascii="Symbol" w:hAnsi="Symbol" w:hint="default"/>
+        <w:rFonts w:hint="default" w:ascii="Symbol" w:hAnsi="Symbol"/>
       </w:rPr>
     </w:lvl>
     <w:lvl w:ilvl="4" w:tplc="240A0003" w:tentative="1">
@@ -24996,7 +25166,7 @@
         <w:ind w:left="4309" w:hanging="360"/>
       </w:pPr>
       <w:rPr>
-        <w:rFonts w:ascii="Courier New" w:hAnsi="Courier New" w:cs="Courier New" w:hint="default"/>
+        <w:rFonts w:hint="default" w:ascii="Courier New" w:hAnsi="Courier New" w:cs="Courier New"/>
       </w:rPr>
     </w:lvl>
     <w:lvl w:ilvl="5" w:tplc="240A0005" w:tentative="1">
@@ -25008,7 +25178,7 @@
         <w:ind w:left="5029" w:hanging="360"/>
       </w:pPr>
       <w:rPr>
-        <w:rFonts w:ascii="Wingdings" w:hAnsi="Wingdings" w:hint="default"/>
+        <w:rFonts w:hint="default" w:ascii="Wingdings" w:hAnsi="Wingdings"/>
       </w:rPr>
     </w:lvl>
     <w:lvl w:ilvl="6" w:tplc="240A0001" w:tentative="1">
@@ -25020,7 +25190,7 @@
         <w:ind w:left="5749" w:hanging="360"/>
       </w:pPr>
       <w:rPr>
-        <w:rFonts w:ascii="Symbol" w:hAnsi="Symbol" w:hint="default"/>
+        <w:rFonts w:hint="default" w:ascii="Symbol" w:hAnsi="Symbol"/>
       </w:rPr>
     </w:lvl>
     <w:lvl w:ilvl="7" w:tplc="240A0003" w:tentative="1">
@@ -25032,7 +25202,7 @@
         <w:ind w:left="6469" w:hanging="360"/>
       </w:pPr>
       <w:rPr>
-        <w:rFonts w:ascii="Courier New" w:hAnsi="Courier New" w:cs="Courier New" w:hint="default"/>
+        <w:rFonts w:hint="default" w:ascii="Courier New" w:hAnsi="Courier New" w:cs="Courier New"/>
       </w:rPr>
     </w:lvl>
     <w:lvl w:ilvl="8" w:tplc="240A0005" w:tentative="1">
@@ -25044,7 +25214,7 @@
         <w:ind w:left="7189" w:hanging="360"/>
       </w:pPr>
       <w:rPr>
-        <w:rFonts w:ascii="Wingdings" w:hAnsi="Wingdings" w:hint="default"/>
+        <w:rFonts w:hint="default" w:ascii="Wingdings" w:hAnsi="Wingdings"/>
       </w:rPr>
     </w:lvl>
   </w:abstractNum>
@@ -25061,7 +25231,7 @@
         <w:ind w:left="1429" w:hanging="360"/>
       </w:pPr>
       <w:rPr>
-        <w:rFonts w:ascii="Symbol" w:hAnsi="Symbol" w:hint="default"/>
+        <w:rFonts w:hint="default" w:ascii="Symbol" w:hAnsi="Symbol"/>
       </w:rPr>
     </w:lvl>
     <w:lvl w:ilvl="1" w:tplc="240A0003" w:tentative="1">
@@ -25073,7 +25243,7 @@
         <w:ind w:left="2149" w:hanging="360"/>
       </w:pPr>
       <w:rPr>
-        <w:rFonts w:ascii="Courier New" w:hAnsi="Courier New" w:cs="Courier New" w:hint="default"/>
+        <w:rFonts w:hint="default" w:ascii="Courier New" w:hAnsi="Courier New" w:cs="Courier New"/>
       </w:rPr>
     </w:lvl>
     <w:lvl w:ilvl="2" w:tplc="240A0005" w:tentative="1">
@@ -25085,7 +25255,7 @@
         <w:ind w:left="2869" w:hanging="360"/>
       </w:pPr>
       <w:rPr>
-        <w:rFonts w:ascii="Wingdings" w:hAnsi="Wingdings" w:hint="default"/>
+        <w:rFonts w:hint="default" w:ascii="Wingdings" w:hAnsi="Wingdings"/>
       </w:rPr>
     </w:lvl>
     <w:lvl w:ilvl="3" w:tplc="240A0001" w:tentative="1">
@@ -25097,7 +25267,7 @@
         <w:ind w:left="3589" w:hanging="360"/>
       </w:pPr>
       <w:rPr>
-        <w:rFonts w:ascii="Symbol" w:hAnsi="Symbol" w:hint="default"/>
+        <w:rFonts w:hint="default" w:ascii="Symbol" w:hAnsi="Symbol"/>
       </w:rPr>
     </w:lvl>
     <w:lvl w:ilvl="4" w:tplc="240A0003" w:tentative="1">
@@ -25109,7 +25279,7 @@
         <w:ind w:left="4309" w:hanging="360"/>
       </w:pPr>
       <w:rPr>
-        <w:rFonts w:ascii="Courier New" w:hAnsi="Courier New" w:cs="Courier New" w:hint="default"/>
+        <w:rFonts w:hint="default" w:ascii="Courier New" w:hAnsi="Courier New" w:cs="Courier New"/>
       </w:rPr>
     </w:lvl>
     <w:lvl w:ilvl="5" w:tplc="240A0005" w:tentative="1">
@@ -25121,7 +25291,7 @@
         <w:ind w:left="5029" w:hanging="360"/>
       </w:pPr>
       <w:rPr>
-        <w:rFonts w:ascii="Wingdings" w:hAnsi="Wingdings" w:hint="default"/>
+        <w:rFonts w:hint="default" w:ascii="Wingdings" w:hAnsi="Wingdings"/>
       </w:rPr>
     </w:lvl>
     <w:lvl w:ilvl="6" w:tplc="240A0001" w:tentative="1">
@@ -25133,7 +25303,7 @@
         <w:ind w:left="5749" w:hanging="360"/>
       </w:pPr>
       <w:rPr>
-        <w:rFonts w:ascii="Symbol" w:hAnsi="Symbol" w:hint="default"/>
+        <w:rFonts w:hint="default" w:ascii="Symbol" w:hAnsi="Symbol"/>
       </w:rPr>
     </w:lvl>
     <w:lvl w:ilvl="7" w:tplc="240A0003" w:tentative="1">
@@ -25145,7 +25315,7 @@
         <w:ind w:left="6469" w:hanging="360"/>
       </w:pPr>
       <w:rPr>
-        <w:rFonts w:ascii="Courier New" w:hAnsi="Courier New" w:cs="Courier New" w:hint="default"/>
+        <w:rFonts w:hint="default" w:ascii="Courier New" w:hAnsi="Courier New" w:cs="Courier New"/>
       </w:rPr>
     </w:lvl>
     <w:lvl w:ilvl="8" w:tplc="240A0005" w:tentative="1">
@@ -25157,7 +25327,7 @@
         <w:ind w:left="7189" w:hanging="360"/>
       </w:pPr>
       <w:rPr>
-        <w:rFonts w:ascii="Wingdings" w:hAnsi="Wingdings" w:hint="default"/>
+        <w:rFonts w:hint="default" w:ascii="Wingdings" w:hAnsi="Wingdings"/>
       </w:rPr>
     </w:lvl>
   </w:abstractNum>
@@ -25174,7 +25344,7 @@
         <w:ind w:left="1429" w:hanging="360"/>
       </w:pPr>
       <w:rPr>
-        <w:rFonts w:ascii="Symbol" w:hAnsi="Symbol" w:hint="default"/>
+        <w:rFonts w:hint="default" w:ascii="Symbol" w:hAnsi="Symbol"/>
       </w:rPr>
     </w:lvl>
     <w:lvl w:ilvl="1" w:tplc="240A0003" w:tentative="1">
@@ -25186,7 +25356,7 @@
         <w:ind w:left="2149" w:hanging="360"/>
       </w:pPr>
       <w:rPr>
-        <w:rFonts w:ascii="Courier New" w:hAnsi="Courier New" w:cs="Courier New" w:hint="default"/>
+        <w:rFonts w:hint="default" w:ascii="Courier New" w:hAnsi="Courier New" w:cs="Courier New"/>
       </w:rPr>
     </w:lvl>
     <w:lvl w:ilvl="2" w:tplc="240A0005" w:tentative="1">
@@ -25198,7 +25368,7 @@
         <w:ind w:left="2869" w:hanging="360"/>
       </w:pPr>
       <w:rPr>
-        <w:rFonts w:ascii="Wingdings" w:hAnsi="Wingdings" w:hint="default"/>
+        <w:rFonts w:hint="default" w:ascii="Wingdings" w:hAnsi="Wingdings"/>
       </w:rPr>
     </w:lvl>
     <w:lvl w:ilvl="3" w:tplc="240A0001" w:tentative="1">
@@ -25210,7 +25380,7 @@
         <w:ind w:left="3589" w:hanging="360"/>
       </w:pPr>
       <w:rPr>
-        <w:rFonts w:ascii="Symbol" w:hAnsi="Symbol" w:hint="default"/>
+        <w:rFonts w:hint="default" w:ascii="Symbol" w:hAnsi="Symbol"/>
       </w:rPr>
     </w:lvl>
     <w:lvl w:ilvl="4" w:tplc="240A0003" w:tentative="1">
@@ -25222,7 +25392,7 @@
         <w:ind w:left="4309" w:hanging="360"/>
       </w:pPr>
       <w:rPr>
-        <w:rFonts w:ascii="Courier New" w:hAnsi="Courier New" w:cs="Courier New" w:hint="default"/>
+        <w:rFonts w:hint="default" w:ascii="Courier New" w:hAnsi="Courier New" w:cs="Courier New"/>
       </w:rPr>
     </w:lvl>
     <w:lvl w:ilvl="5" w:tplc="240A0005" w:tentative="1">
@@ -25234,7 +25404,7 @@
         <w:ind w:left="5029" w:hanging="360"/>
       </w:pPr>
       <w:rPr>
-        <w:rFonts w:ascii="Wingdings" w:hAnsi="Wingdings" w:hint="default"/>
+        <w:rFonts w:hint="default" w:ascii="Wingdings" w:hAnsi="Wingdings"/>
       </w:rPr>
     </w:lvl>
     <w:lvl w:ilvl="6" w:tplc="240A0001" w:tentative="1">
@@ -25246,7 +25416,7 @@
         <w:ind w:left="5749" w:hanging="360"/>
       </w:pPr>
       <w:rPr>
-        <w:rFonts w:ascii="Symbol" w:hAnsi="Symbol" w:hint="default"/>
+        <w:rFonts w:hint="default" w:ascii="Symbol" w:hAnsi="Symbol"/>
       </w:rPr>
     </w:lvl>
     <w:lvl w:ilvl="7" w:tplc="240A0003" w:tentative="1">
@@ -25258,7 +25428,7 @@
         <w:ind w:left="6469" w:hanging="360"/>
       </w:pPr>
       <w:rPr>
-        <w:rFonts w:ascii="Courier New" w:hAnsi="Courier New" w:cs="Courier New" w:hint="default"/>
+        <w:rFonts w:hint="default" w:ascii="Courier New" w:hAnsi="Courier New" w:cs="Courier New"/>
       </w:rPr>
     </w:lvl>
     <w:lvl w:ilvl="8" w:tplc="240A0005" w:tentative="1">
@@ -25270,7 +25440,7 @@
         <w:ind w:left="7189" w:hanging="360"/>
       </w:pPr>
       <w:rPr>
-        <w:rFonts w:ascii="Wingdings" w:hAnsi="Wingdings" w:hint="default"/>
+        <w:rFonts w:hint="default" w:ascii="Wingdings" w:hAnsi="Wingdings"/>
       </w:rPr>
     </w:lvl>
   </w:abstractNum>
@@ -25287,7 +25457,7 @@
         <w:ind w:left="1068" w:hanging="360"/>
       </w:pPr>
       <w:rPr>
-        <w:rFonts w:ascii="Symbol" w:hAnsi="Symbol" w:hint="default"/>
+        <w:rFonts w:hint="default" w:ascii="Symbol" w:hAnsi="Symbol"/>
       </w:rPr>
     </w:lvl>
     <w:lvl w:ilvl="1" w:tplc="240A0003" w:tentative="1">
@@ -25299,7 +25469,7 @@
         <w:ind w:left="1788" w:hanging="360"/>
       </w:pPr>
       <w:rPr>
-        <w:rFonts w:ascii="Courier New" w:hAnsi="Courier New" w:cs="Courier New" w:hint="default"/>
+        <w:rFonts w:hint="default" w:ascii="Courier New" w:hAnsi="Courier New" w:cs="Courier New"/>
       </w:rPr>
     </w:lvl>
     <w:lvl w:ilvl="2" w:tplc="240A0005" w:tentative="1">
@@ -25311,7 +25481,7 @@
         <w:ind w:left="2508" w:hanging="360"/>
       </w:pPr>
       <w:rPr>
-        <w:rFonts w:ascii="Wingdings" w:hAnsi="Wingdings" w:hint="default"/>
+        <w:rFonts w:hint="default" w:ascii="Wingdings" w:hAnsi="Wingdings"/>
       </w:rPr>
     </w:lvl>
     <w:lvl w:ilvl="3" w:tplc="240A0001" w:tentative="1">
@@ -25323,7 +25493,7 @@
         <w:ind w:left="3228" w:hanging="360"/>
       </w:pPr>
       <w:rPr>
-        <w:rFonts w:ascii="Symbol" w:hAnsi="Symbol" w:hint="default"/>
+        <w:rFonts w:hint="default" w:ascii="Symbol" w:hAnsi="Symbol"/>
       </w:rPr>
     </w:lvl>
     <w:lvl w:ilvl="4" w:tplc="240A0003" w:tentative="1">
@@ -25335,7 +25505,7 @@
         <w:ind w:left="3948" w:hanging="360"/>
       </w:pPr>
       <w:rPr>
-        <w:rFonts w:ascii="Courier New" w:hAnsi="Courier New" w:cs="Courier New" w:hint="default"/>
+        <w:rFonts w:hint="default" w:ascii="Courier New" w:hAnsi="Courier New" w:cs="Courier New"/>
       </w:rPr>
     </w:lvl>
     <w:lvl w:ilvl="5" w:tplc="240A0005" w:tentative="1">
@@ -25347,7 +25517,7 @@
         <w:ind w:left="4668" w:hanging="360"/>
       </w:pPr>
       <w:rPr>
-        <w:rFonts w:ascii="Wingdings" w:hAnsi="Wingdings" w:hint="default"/>
+        <w:rFonts w:hint="default" w:ascii="Wingdings" w:hAnsi="Wingdings"/>
       </w:rPr>
     </w:lvl>
     <w:lvl w:ilvl="6" w:tplc="240A0001" w:tentative="1">
@@ -25359,7 +25529,7 @@
         <w:ind w:left="5388" w:hanging="360"/>
       </w:pPr>
       <w:rPr>
-        <w:rFonts w:ascii="Symbol" w:hAnsi="Symbol" w:hint="default"/>
+        <w:rFonts w:hint="default" w:ascii="Symbol" w:hAnsi="Symbol"/>
       </w:rPr>
     </w:lvl>
     <w:lvl w:ilvl="7" w:tplc="240A0003" w:tentative="1">
@@ -25371,7 +25541,7 @@
         <w:ind w:left="6108" w:hanging="360"/>
       </w:pPr>
       <w:rPr>
-        <w:rFonts w:ascii="Courier New" w:hAnsi="Courier New" w:cs="Courier New" w:hint="default"/>
+        <w:rFonts w:hint="default" w:ascii="Courier New" w:hAnsi="Courier New" w:cs="Courier New"/>
       </w:rPr>
     </w:lvl>
     <w:lvl w:ilvl="8" w:tplc="240A0005" w:tentative="1">
@@ -25383,7 +25553,7 @@
         <w:ind w:left="6828" w:hanging="360"/>
       </w:pPr>
       <w:rPr>
-        <w:rFonts w:ascii="Wingdings" w:hAnsi="Wingdings" w:hint="default"/>
+        <w:rFonts w:hint="default" w:ascii="Wingdings" w:hAnsi="Wingdings"/>
       </w:rPr>
     </w:lvl>
   </w:abstractNum>
@@ -25490,7 +25660,7 @@
         <w:ind w:left="1429" w:hanging="360"/>
       </w:pPr>
       <w:rPr>
-        <w:rFonts w:ascii="Symbol" w:hAnsi="Symbol" w:hint="default"/>
+        <w:rFonts w:hint="default" w:ascii="Symbol" w:hAnsi="Symbol"/>
       </w:rPr>
     </w:lvl>
     <w:lvl w:ilvl="1" w:tplc="240A0003" w:tentative="1">
@@ -25502,7 +25672,7 @@
         <w:ind w:left="2149" w:hanging="360"/>
       </w:pPr>
       <w:rPr>
-        <w:rFonts w:ascii="Courier New" w:hAnsi="Courier New" w:cs="Courier New" w:hint="default"/>
+        <w:rFonts w:hint="default" w:ascii="Courier New" w:hAnsi="Courier New" w:cs="Courier New"/>
       </w:rPr>
     </w:lvl>
     <w:lvl w:ilvl="2" w:tplc="240A0005" w:tentative="1">
@@ -25514,7 +25684,7 @@
         <w:ind w:left="2869" w:hanging="360"/>
       </w:pPr>
       <w:rPr>
-        <w:rFonts w:ascii="Wingdings" w:hAnsi="Wingdings" w:hint="default"/>
+        <w:rFonts w:hint="default" w:ascii="Wingdings" w:hAnsi="Wingdings"/>
       </w:rPr>
     </w:lvl>
     <w:lvl w:ilvl="3" w:tplc="240A0001" w:tentative="1">
@@ -25526,7 +25696,7 @@
         <w:ind w:left="3589" w:hanging="360"/>
       </w:pPr>
       <w:rPr>
-        <w:rFonts w:ascii="Symbol" w:hAnsi="Symbol" w:hint="default"/>
+        <w:rFonts w:hint="default" w:ascii="Symbol" w:hAnsi="Symbol"/>
       </w:rPr>
     </w:lvl>
     <w:lvl w:ilvl="4" w:tplc="240A0003" w:tentative="1">
@@ -25538,7 +25708,7 @@
         <w:ind w:left="4309" w:hanging="360"/>
       </w:pPr>
       <w:rPr>
-        <w:rFonts w:ascii="Courier New" w:hAnsi="Courier New" w:cs="Courier New" w:hint="default"/>
+        <w:rFonts w:hint="default" w:ascii="Courier New" w:hAnsi="Courier New" w:cs="Courier New"/>
       </w:rPr>
     </w:lvl>
     <w:lvl w:ilvl="5" w:tplc="240A0005" w:tentative="1">
@@ -25550,7 +25720,7 @@
         <w:ind w:left="5029" w:hanging="360"/>
       </w:pPr>
       <w:rPr>
-        <w:rFonts w:ascii="Wingdings" w:hAnsi="Wingdings" w:hint="default"/>
+        <w:rFonts w:hint="default" w:ascii="Wingdings" w:hAnsi="Wingdings"/>
       </w:rPr>
     </w:lvl>
     <w:lvl w:ilvl="6" w:tplc="240A0001" w:tentative="1">
@@ -25562,7 +25732,7 @@
         <w:ind w:left="5749" w:hanging="360"/>
       </w:pPr>
       <w:rPr>
-        <w:rFonts w:ascii="Symbol" w:hAnsi="Symbol" w:hint="default"/>
+        <w:rFonts w:hint="default" w:ascii="Symbol" w:hAnsi="Symbol"/>
       </w:rPr>
     </w:lvl>
     <w:lvl w:ilvl="7" w:tplc="240A0003" w:tentative="1">
@@ -25574,7 +25744,7 @@
         <w:ind w:left="6469" w:hanging="360"/>
       </w:pPr>
       <w:rPr>
-        <w:rFonts w:ascii="Courier New" w:hAnsi="Courier New" w:cs="Courier New" w:hint="default"/>
+        <w:rFonts w:hint="default" w:ascii="Courier New" w:hAnsi="Courier New" w:cs="Courier New"/>
       </w:rPr>
     </w:lvl>
     <w:lvl w:ilvl="8" w:tplc="240A0005" w:tentative="1">
@@ -25586,7 +25756,7 @@
         <w:ind w:left="7189" w:hanging="360"/>
       </w:pPr>
       <w:rPr>
-        <w:rFonts w:ascii="Wingdings" w:hAnsi="Wingdings" w:hint="default"/>
+        <w:rFonts w:hint="default" w:ascii="Wingdings" w:hAnsi="Wingdings"/>
       </w:rPr>
     </w:lvl>
   </w:abstractNum>
@@ -25603,7 +25773,7 @@
         <w:ind w:left="1429" w:hanging="360"/>
       </w:pPr>
       <w:rPr>
-        <w:rFonts w:ascii="Symbol" w:hAnsi="Symbol" w:hint="default"/>
+        <w:rFonts w:hint="default" w:ascii="Symbol" w:hAnsi="Symbol"/>
       </w:rPr>
     </w:lvl>
     <w:lvl w:ilvl="1" w:tplc="240A0003" w:tentative="1">
@@ -25615,7 +25785,7 @@
         <w:ind w:left="2149" w:hanging="360"/>
       </w:pPr>
       <w:rPr>
-        <w:rFonts w:ascii="Courier New" w:hAnsi="Courier New" w:cs="Courier New" w:hint="default"/>
+        <w:rFonts w:hint="default" w:ascii="Courier New" w:hAnsi="Courier New" w:cs="Courier New"/>
       </w:rPr>
     </w:lvl>
     <w:lvl w:ilvl="2" w:tplc="240A0005" w:tentative="1">
@@ -25627,7 +25797,7 @@
         <w:ind w:left="2869" w:hanging="360"/>
       </w:pPr>
       <w:rPr>
-        <w:rFonts w:ascii="Wingdings" w:hAnsi="Wingdings" w:hint="default"/>
+        <w:rFonts w:hint="default" w:ascii="Wingdings" w:hAnsi="Wingdings"/>
       </w:rPr>
     </w:lvl>
     <w:lvl w:ilvl="3" w:tplc="240A0001" w:tentative="1">
@@ -25639,7 +25809,7 @@
         <w:ind w:left="3589" w:hanging="360"/>
       </w:pPr>
       <w:rPr>
-        <w:rFonts w:ascii="Symbol" w:hAnsi="Symbol" w:hint="default"/>
+        <w:rFonts w:hint="default" w:ascii="Symbol" w:hAnsi="Symbol"/>
       </w:rPr>
     </w:lvl>
     <w:lvl w:ilvl="4" w:tplc="240A0003" w:tentative="1">
@@ -25651,7 +25821,7 @@
         <w:ind w:left="4309" w:hanging="360"/>
       </w:pPr>
       <w:rPr>
-        <w:rFonts w:ascii="Courier New" w:hAnsi="Courier New" w:cs="Courier New" w:hint="default"/>
+        <w:rFonts w:hint="default" w:ascii="Courier New" w:hAnsi="Courier New" w:cs="Courier New"/>
       </w:rPr>
     </w:lvl>
     <w:lvl w:ilvl="5" w:tplc="240A0005" w:tentative="1">
@@ -25663,7 +25833,7 @@
         <w:ind w:left="5029" w:hanging="360"/>
       </w:pPr>
       <w:rPr>
-        <w:rFonts w:ascii="Wingdings" w:hAnsi="Wingdings" w:hint="default"/>
+        <w:rFonts w:hint="default" w:ascii="Wingdings" w:hAnsi="Wingdings"/>
       </w:rPr>
     </w:lvl>
     <w:lvl w:ilvl="6" w:tplc="240A0001" w:tentative="1">
@@ -25675,7 +25845,7 @@
         <w:ind w:left="5749" w:hanging="360"/>
       </w:pPr>
       <w:rPr>
-        <w:rFonts w:ascii="Symbol" w:hAnsi="Symbol" w:hint="default"/>
+        <w:rFonts w:hint="default" w:ascii="Symbol" w:hAnsi="Symbol"/>
       </w:rPr>
     </w:lvl>
     <w:lvl w:ilvl="7" w:tplc="240A0003" w:tentative="1">
@@ -25687,7 +25857,7 @@
         <w:ind w:left="6469" w:hanging="360"/>
       </w:pPr>
       <w:rPr>
-        <w:rFonts w:ascii="Courier New" w:hAnsi="Courier New" w:cs="Courier New" w:hint="default"/>
+        <w:rFonts w:hint="default" w:ascii="Courier New" w:hAnsi="Courier New" w:cs="Courier New"/>
       </w:rPr>
     </w:lvl>
     <w:lvl w:ilvl="8" w:tplc="240A0005" w:tentative="1">
@@ -25699,7 +25869,7 @@
         <w:ind w:left="7189" w:hanging="360"/>
       </w:pPr>
       <w:rPr>
-        <w:rFonts w:ascii="Wingdings" w:hAnsi="Wingdings" w:hint="default"/>
+        <w:rFonts w:hint="default" w:ascii="Wingdings" w:hAnsi="Wingdings"/>
       </w:rPr>
     </w:lvl>
   </w:abstractNum>
@@ -25716,7 +25886,7 @@
         <w:ind w:left="1429" w:hanging="360"/>
       </w:pPr>
       <w:rPr>
-        <w:rFonts w:ascii="Symbol" w:hAnsi="Symbol" w:hint="default"/>
+        <w:rFonts w:hint="default" w:ascii="Symbol" w:hAnsi="Symbol"/>
       </w:rPr>
     </w:lvl>
     <w:lvl w:ilvl="1" w:tplc="240A0003" w:tentative="1">
@@ -25728,7 +25898,7 @@
         <w:ind w:left="2149" w:hanging="360"/>
       </w:pPr>
       <w:rPr>
-        <w:rFonts w:ascii="Courier New" w:hAnsi="Courier New" w:cs="Courier New" w:hint="default"/>
+        <w:rFonts w:hint="default" w:ascii="Courier New" w:hAnsi="Courier New" w:cs="Courier New"/>
       </w:rPr>
     </w:lvl>
     <w:lvl w:ilvl="2" w:tplc="240A0005" w:tentative="1">
@@ -25740,7 +25910,7 @@
         <w:ind w:left="2869" w:hanging="360"/>
       </w:pPr>
       <w:rPr>
-        <w:rFonts w:ascii="Wingdings" w:hAnsi="Wingdings" w:hint="default"/>
+        <w:rFonts w:hint="default" w:ascii="Wingdings" w:hAnsi="Wingdings"/>
       </w:rPr>
     </w:lvl>
     <w:lvl w:ilvl="3" w:tplc="240A0001" w:tentative="1">
@@ -25752,7 +25922,7 @@
         <w:ind w:left="3589" w:hanging="360"/>
       </w:pPr>
       <w:rPr>
-        <w:rFonts w:ascii="Symbol" w:hAnsi="Symbol" w:hint="default"/>
+        <w:rFonts w:hint="default" w:ascii="Symbol" w:hAnsi="Symbol"/>
       </w:rPr>
     </w:lvl>
     <w:lvl w:ilvl="4" w:tplc="240A0003" w:tentative="1">
@@ -25764,7 +25934,7 @@
         <w:ind w:left="4309" w:hanging="360"/>
       </w:pPr>
       <w:rPr>
-        <w:rFonts w:ascii="Courier New" w:hAnsi="Courier New" w:cs="Courier New" w:hint="default"/>
+        <w:rFonts w:hint="default" w:ascii="Courier New" w:hAnsi="Courier New" w:cs="Courier New"/>
       </w:rPr>
     </w:lvl>
     <w:lvl w:ilvl="5" w:tplc="240A0005" w:tentative="1">
@@ -25776,7 +25946,7 @@
         <w:ind w:left="5029" w:hanging="360"/>
       </w:pPr>
       <w:rPr>
-        <w:rFonts w:ascii="Wingdings" w:hAnsi="Wingdings" w:hint="default"/>
+        <w:rFonts w:hint="default" w:ascii="Wingdings" w:hAnsi="Wingdings"/>
       </w:rPr>
     </w:lvl>
     <w:lvl w:ilvl="6" w:tplc="240A0001" w:tentative="1">
@@ -25788,7 +25958,7 @@
         <w:ind w:left="5749" w:hanging="360"/>
       </w:pPr>
       <w:rPr>
-        <w:rFonts w:ascii="Symbol" w:hAnsi="Symbol" w:hint="default"/>
+        <w:rFonts w:hint="default" w:ascii="Symbol" w:hAnsi="Symbol"/>
       </w:rPr>
     </w:lvl>
     <w:lvl w:ilvl="7" w:tplc="240A0003" w:tentative="1">
@@ -25800,7 +25970,7 @@
         <w:ind w:left="6469" w:hanging="360"/>
       </w:pPr>
       <w:rPr>
-        <w:rFonts w:ascii="Courier New" w:hAnsi="Courier New" w:cs="Courier New" w:hint="default"/>
+        <w:rFonts w:hint="default" w:ascii="Courier New" w:hAnsi="Courier New" w:cs="Courier New"/>
       </w:rPr>
     </w:lvl>
     <w:lvl w:ilvl="8" w:tplc="240A0005" w:tentative="1">
@@ -25812,7 +25982,7 @@
         <w:ind w:left="7189" w:hanging="360"/>
       </w:pPr>
       <w:rPr>
-        <w:rFonts w:ascii="Wingdings" w:hAnsi="Wingdings" w:hint="default"/>
+        <w:rFonts w:hint="default" w:ascii="Wingdings" w:hAnsi="Wingdings"/>
       </w:rPr>
     </w:lvl>
   </w:abstractNum>
@@ -25829,7 +25999,7 @@
         <w:ind w:left="1429" w:hanging="360"/>
       </w:pPr>
       <w:rPr>
-        <w:rFonts w:ascii="Symbol" w:hAnsi="Symbol" w:hint="default"/>
+        <w:rFonts w:hint="default" w:ascii="Symbol" w:hAnsi="Symbol"/>
       </w:rPr>
     </w:lvl>
     <w:lvl w:ilvl="1" w:tplc="240A0003" w:tentative="1">
@@ -25841,7 +26011,7 @@
         <w:ind w:left="2149" w:hanging="360"/>
       </w:pPr>
       <w:rPr>
-        <w:rFonts w:ascii="Courier New" w:hAnsi="Courier New" w:cs="Courier New" w:hint="default"/>
+        <w:rFonts w:hint="default" w:ascii="Courier New" w:hAnsi="Courier New" w:cs="Courier New"/>
       </w:rPr>
     </w:lvl>
     <w:lvl w:ilvl="2" w:tplc="240A0005" w:tentative="1">
@@ -25853,7 +26023,7 @@
         <w:ind w:left="2869" w:hanging="360"/>
       </w:pPr>
       <w:rPr>
-        <w:rFonts w:ascii="Wingdings" w:hAnsi="Wingdings" w:hint="default"/>
+        <w:rFonts w:hint="default" w:ascii="Wingdings" w:hAnsi="Wingdings"/>
       </w:rPr>
     </w:lvl>
     <w:lvl w:ilvl="3" w:tplc="240A0001" w:tentative="1">
@@ -25865,7 +26035,7 @@
         <w:ind w:left="3589" w:hanging="360"/>
       </w:pPr>
       <w:rPr>
-        <w:rFonts w:ascii="Symbol" w:hAnsi="Symbol" w:hint="default"/>
+        <w:rFonts w:hint="default" w:ascii="Symbol" w:hAnsi="Symbol"/>
       </w:rPr>
     </w:lvl>
     <w:lvl w:ilvl="4" w:tplc="240A0003" w:tentative="1">
@@ -25877,7 +26047,7 @@
         <w:ind w:left="4309" w:hanging="360"/>
       </w:pPr>
       <w:rPr>
-        <w:rFonts w:ascii="Courier New" w:hAnsi="Courier New" w:cs="Courier New" w:hint="default"/>
+        <w:rFonts w:hint="default" w:ascii="Courier New" w:hAnsi="Courier New" w:cs="Courier New"/>
       </w:rPr>
     </w:lvl>
     <w:lvl w:ilvl="5" w:tplc="240A0005" w:tentative="1">
@@ -25889,7 +26059,7 @@
         <w:ind w:left="5029" w:hanging="360"/>
       </w:pPr>
       <w:rPr>
-        <w:rFonts w:ascii="Wingdings" w:hAnsi="Wingdings" w:hint="default"/>
+        <w:rFonts w:hint="default" w:ascii="Wingdings" w:hAnsi="Wingdings"/>
       </w:rPr>
     </w:lvl>
     <w:lvl w:ilvl="6" w:tplc="240A0001" w:tentative="1">
@@ -25901,7 +26071,7 @@
         <w:ind w:left="5749" w:hanging="360"/>
       </w:pPr>
       <w:rPr>
-        <w:rFonts w:ascii="Symbol" w:hAnsi="Symbol" w:hint="default"/>
+        <w:rFonts w:hint="default" w:ascii="Symbol" w:hAnsi="Symbol"/>
       </w:rPr>
     </w:lvl>
     <w:lvl w:ilvl="7" w:tplc="240A0003" w:tentative="1">
@@ -25913,7 +26083,7 @@
         <w:ind w:left="6469" w:hanging="360"/>
       </w:pPr>
       <w:rPr>
-        <w:rFonts w:ascii="Courier New" w:hAnsi="Courier New" w:cs="Courier New" w:hint="default"/>
+        <w:rFonts w:hint="default" w:ascii="Courier New" w:hAnsi="Courier New" w:cs="Courier New"/>
       </w:rPr>
     </w:lvl>
     <w:lvl w:ilvl="8" w:tplc="240A0005" w:tentative="1">
@@ -25925,7 +26095,7 @@
         <w:ind w:left="7189" w:hanging="360"/>
       </w:pPr>
       <w:rPr>
-        <w:rFonts w:ascii="Wingdings" w:hAnsi="Wingdings" w:hint="default"/>
+        <w:rFonts w:hint="default" w:ascii="Wingdings" w:hAnsi="Wingdings"/>
       </w:rPr>
     </w:lvl>
   </w:abstractNum>
@@ -25942,7 +26112,7 @@
         <w:ind w:left="1069" w:hanging="360"/>
       </w:pPr>
       <w:rPr>
-        <w:rFonts w:ascii="Symbol" w:hAnsi="Symbol" w:hint="default"/>
+        <w:rFonts w:hint="default" w:ascii="Symbol" w:hAnsi="Symbol"/>
       </w:rPr>
     </w:lvl>
     <w:lvl w:ilvl="1" w:tplc="240A0003" w:tentative="1">
@@ -25954,7 +26124,7 @@
         <w:ind w:left="1789" w:hanging="360"/>
       </w:pPr>
       <w:rPr>
-        <w:rFonts w:ascii="Courier New" w:hAnsi="Courier New" w:cs="Courier New" w:hint="default"/>
+        <w:rFonts w:hint="default" w:ascii="Courier New" w:hAnsi="Courier New" w:cs="Courier New"/>
       </w:rPr>
     </w:lvl>
     <w:lvl w:ilvl="2" w:tplc="240A0005" w:tentative="1">
@@ -25966,7 +26136,7 @@
         <w:ind w:left="2509" w:hanging="360"/>
       </w:pPr>
       <w:rPr>
-        <w:rFonts w:ascii="Wingdings" w:hAnsi="Wingdings" w:hint="default"/>
+        <w:rFonts w:hint="default" w:ascii="Wingdings" w:hAnsi="Wingdings"/>
       </w:rPr>
     </w:lvl>
     <w:lvl w:ilvl="3" w:tplc="240A0001" w:tentative="1">
@@ -25978,7 +26148,7 @@
         <w:ind w:left="3229" w:hanging="360"/>
       </w:pPr>
       <w:rPr>
-        <w:rFonts w:ascii="Symbol" w:hAnsi="Symbol" w:hint="default"/>
+        <w:rFonts w:hint="default" w:ascii="Symbol" w:hAnsi="Symbol"/>
       </w:rPr>
     </w:lvl>
     <w:lvl w:ilvl="4" w:tplc="240A0003" w:tentative="1">
@@ -25990,7 +26160,7 @@
         <w:ind w:left="3949" w:hanging="360"/>
       </w:pPr>
       <w:rPr>
-        <w:rFonts w:ascii="Courier New" w:hAnsi="Courier New" w:cs="Courier New" w:hint="default"/>
+        <w:rFonts w:hint="default" w:ascii="Courier New" w:hAnsi="Courier New" w:cs="Courier New"/>
       </w:rPr>
     </w:lvl>
     <w:lvl w:ilvl="5" w:tplc="240A0005" w:tentative="1">
@@ -26002,7 +26172,7 @@
         <w:ind w:left="4669" w:hanging="360"/>
       </w:pPr>
       <w:rPr>
-        <w:rFonts w:ascii="Wingdings" w:hAnsi="Wingdings" w:hint="default"/>
+        <w:rFonts w:hint="default" w:ascii="Wingdings" w:hAnsi="Wingdings"/>
       </w:rPr>
     </w:lvl>
     <w:lvl w:ilvl="6" w:tplc="240A0001" w:tentative="1">
@@ -26014,7 +26184,7 @@
         <w:ind w:left="5389" w:hanging="360"/>
       </w:pPr>
       <w:rPr>
-        <w:rFonts w:ascii="Symbol" w:hAnsi="Symbol" w:hint="default"/>
+        <w:rFonts w:hint="default" w:ascii="Symbol" w:hAnsi="Symbol"/>
       </w:rPr>
     </w:lvl>
     <w:lvl w:ilvl="7" w:tplc="240A0003" w:tentative="1">
@@ -26026,7 +26196,7 @@
         <w:ind w:left="6109" w:hanging="360"/>
       </w:pPr>
       <w:rPr>
-        <w:rFonts w:ascii="Courier New" w:hAnsi="Courier New" w:cs="Courier New" w:hint="default"/>
+        <w:rFonts w:hint="default" w:ascii="Courier New" w:hAnsi="Courier New" w:cs="Courier New"/>
       </w:rPr>
     </w:lvl>
     <w:lvl w:ilvl="8" w:tplc="240A0005" w:tentative="1">
@@ -26038,7 +26208,7 @@
         <w:ind w:left="6829" w:hanging="360"/>
       </w:pPr>
       <w:rPr>
-        <w:rFonts w:ascii="Wingdings" w:hAnsi="Wingdings" w:hint="default"/>
+        <w:rFonts w:hint="default" w:ascii="Wingdings" w:hAnsi="Wingdings"/>
       </w:rPr>
     </w:lvl>
   </w:abstractNum>
@@ -26055,7 +26225,7 @@
         <w:ind w:left="1429" w:hanging="360"/>
       </w:pPr>
       <w:rPr>
-        <w:rFonts w:ascii="Symbol" w:hAnsi="Symbol" w:hint="default"/>
+        <w:rFonts w:hint="default" w:ascii="Symbol" w:hAnsi="Symbol"/>
       </w:rPr>
     </w:lvl>
     <w:lvl w:ilvl="1" w:tplc="240A0003" w:tentative="1">
@@ -26067,7 +26237,7 @@
         <w:ind w:left="2149" w:hanging="360"/>
       </w:pPr>
       <w:rPr>
-        <w:rFonts w:ascii="Courier New" w:hAnsi="Courier New" w:cs="Courier New" w:hint="default"/>
+        <w:rFonts w:hint="default" w:ascii="Courier New" w:hAnsi="Courier New" w:cs="Courier New"/>
       </w:rPr>
     </w:lvl>
     <w:lvl w:ilvl="2" w:tplc="240A0005" w:tentative="1">
@@ -26079,7 +26249,7 @@
         <w:ind w:left="2869" w:hanging="360"/>
       </w:pPr>
       <w:rPr>
-        <w:rFonts w:ascii="Wingdings" w:hAnsi="Wingdings" w:hint="default"/>
+        <w:rFonts w:hint="default" w:ascii="Wingdings" w:hAnsi="Wingdings"/>
       </w:rPr>
     </w:lvl>
     <w:lvl w:ilvl="3" w:tplc="240A0001" w:tentative="1">
@@ -26091,7 +26261,7 @@
         <w:ind w:left="3589" w:hanging="360"/>
       </w:pPr>
       <w:rPr>
-        <w:rFonts w:ascii="Symbol" w:hAnsi="Symbol" w:hint="default"/>
+        <w:rFonts w:hint="default" w:ascii="Symbol" w:hAnsi="Symbol"/>
       </w:rPr>
     </w:lvl>
     <w:lvl w:ilvl="4" w:tplc="240A0003" w:tentative="1">
@@ -26103,7 +26273,7 @@
         <w:ind w:left="4309" w:hanging="360"/>
       </w:pPr>
       <w:rPr>
-        <w:rFonts w:ascii="Courier New" w:hAnsi="Courier New" w:cs="Courier New" w:hint="default"/>
+        <w:rFonts w:hint="default" w:ascii="Courier New" w:hAnsi="Courier New" w:cs="Courier New"/>
       </w:rPr>
     </w:lvl>
     <w:lvl w:ilvl="5" w:tplc="240A0005" w:tentative="1">
@@ -26115,7 +26285,7 @@
         <w:ind w:left="5029" w:hanging="360"/>
       </w:pPr>
       <w:rPr>
-        <w:rFonts w:ascii="Wingdings" w:hAnsi="Wingdings" w:hint="default"/>
+        <w:rFonts w:hint="default" w:ascii="Wingdings" w:hAnsi="Wingdings"/>
       </w:rPr>
     </w:lvl>
     <w:lvl w:ilvl="6" w:tplc="240A0001" w:tentative="1">
@@ -26127,7 +26297,7 @@
         <w:ind w:left="5749" w:hanging="360"/>
       </w:pPr>
       <w:rPr>
-        <w:rFonts w:ascii="Symbol" w:hAnsi="Symbol" w:hint="default"/>
+        <w:rFonts w:hint="default" w:ascii="Symbol" w:hAnsi="Symbol"/>
       </w:rPr>
     </w:lvl>
     <w:lvl w:ilvl="7" w:tplc="240A0003" w:tentative="1">
@@ -26139,7 +26309,7 @@
         <w:ind w:left="6469" w:hanging="360"/>
       </w:pPr>
       <w:rPr>
-        <w:rFonts w:ascii="Courier New" w:hAnsi="Courier New" w:cs="Courier New" w:hint="default"/>
+        <w:rFonts w:hint="default" w:ascii="Courier New" w:hAnsi="Courier New" w:cs="Courier New"/>
       </w:rPr>
     </w:lvl>
     <w:lvl w:ilvl="8" w:tplc="240A0005" w:tentative="1">
@@ -26151,7 +26321,7 @@
         <w:ind w:left="7189" w:hanging="360"/>
       </w:pPr>
       <w:rPr>
-        <w:rFonts w:ascii="Wingdings" w:hAnsi="Wingdings" w:hint="default"/>
+        <w:rFonts w:hint="default" w:ascii="Wingdings" w:hAnsi="Wingdings"/>
       </w:rPr>
     </w:lvl>
   </w:abstractNum>
@@ -26168,7 +26338,7 @@
         <w:ind w:left="1068" w:hanging="360"/>
       </w:pPr>
       <w:rPr>
-        <w:rFonts w:ascii="Symbol" w:hAnsi="Symbol" w:hint="default"/>
+        <w:rFonts w:hint="default" w:ascii="Symbol" w:hAnsi="Symbol"/>
       </w:rPr>
     </w:lvl>
     <w:lvl w:ilvl="1" w:tplc="240A0003" w:tentative="1">
@@ -26180,7 +26350,7 @@
         <w:ind w:left="1788" w:hanging="360"/>
       </w:pPr>
       <w:rPr>
-        <w:rFonts w:ascii="Courier New" w:hAnsi="Courier New" w:cs="Courier New" w:hint="default"/>
+        <w:rFonts w:hint="default" w:ascii="Courier New" w:hAnsi="Courier New" w:cs="Courier New"/>
       </w:rPr>
     </w:lvl>
     <w:lvl w:ilvl="2" w:tplc="240A0005" w:tentative="1">
@@ -26192,7 +26362,7 @@
         <w:ind w:left="2508" w:hanging="360"/>
       </w:pPr>
       <w:rPr>
-        <w:rFonts w:ascii="Wingdings" w:hAnsi="Wingdings" w:hint="default"/>
+        <w:rFonts w:hint="default" w:ascii="Wingdings" w:hAnsi="Wingdings"/>
       </w:rPr>
     </w:lvl>
     <w:lvl w:ilvl="3" w:tplc="240A0001" w:tentative="1">
@@ -26204,7 +26374,7 @@
         <w:ind w:left="3228" w:hanging="360"/>
       </w:pPr>
       <w:rPr>
-        <w:rFonts w:ascii="Symbol" w:hAnsi="Symbol" w:hint="default"/>
+        <w:rFonts w:hint="default" w:ascii="Symbol" w:hAnsi="Symbol"/>
       </w:rPr>
     </w:lvl>
     <w:lvl w:ilvl="4" w:tplc="240A0003" w:tentative="1">
@@ -26216,7 +26386,7 @@
         <w:ind w:left="3948" w:hanging="360"/>
       </w:pPr>
       <w:rPr>
-        <w:rFonts w:ascii="Courier New" w:hAnsi="Courier New" w:cs="Courier New" w:hint="default"/>
+        <w:rFonts w:hint="default" w:ascii="Courier New" w:hAnsi="Courier New" w:cs="Courier New"/>
       </w:rPr>
     </w:lvl>
     <w:lvl w:ilvl="5" w:tplc="240A0005" w:tentative="1">
@@ -26228,7 +26398,7 @@
         <w:ind w:left="4668" w:hanging="360"/>
       </w:pPr>
       <w:rPr>
-        <w:rFonts w:ascii="Wingdings" w:hAnsi="Wingdings" w:hint="default"/>
+        <w:rFonts w:hint="default" w:ascii="Wingdings" w:hAnsi="Wingdings"/>
       </w:rPr>
     </w:lvl>
     <w:lvl w:ilvl="6" w:tplc="240A0001" w:tentative="1">
@@ -26240,7 +26410,7 @@
         <w:ind w:left="5388" w:hanging="360"/>
       </w:pPr>
       <w:rPr>
-        <w:rFonts w:ascii="Symbol" w:hAnsi="Symbol" w:hint="default"/>
+        <w:rFonts w:hint="default" w:ascii="Symbol" w:hAnsi="Symbol"/>
       </w:rPr>
     </w:lvl>
     <w:lvl w:ilvl="7" w:tplc="240A0003" w:tentative="1">
@@ -26252,7 +26422,7 @@
         <w:ind w:left="6108" w:hanging="360"/>
       </w:pPr>
       <w:rPr>
-        <w:rFonts w:ascii="Courier New" w:hAnsi="Courier New" w:cs="Courier New" w:hint="default"/>
+        <w:rFonts w:hint="default" w:ascii="Courier New" w:hAnsi="Courier New" w:cs="Courier New"/>
       </w:rPr>
     </w:lvl>
     <w:lvl w:ilvl="8" w:tplc="240A0005" w:tentative="1">
@@ -26264,7 +26434,7 @@
         <w:ind w:left="6828" w:hanging="360"/>
       </w:pPr>
       <w:rPr>
-        <w:rFonts w:ascii="Wingdings" w:hAnsi="Wingdings" w:hint="default"/>
+        <w:rFonts w:hint="default" w:ascii="Wingdings" w:hAnsi="Wingdings"/>
       </w:rPr>
     </w:lvl>
   </w:abstractNum>
@@ -26281,7 +26451,7 @@
         <w:ind w:left="1429" w:hanging="360"/>
       </w:pPr>
       <w:rPr>
-        <w:rFonts w:ascii="Symbol" w:hAnsi="Symbol" w:hint="default"/>
+        <w:rFonts w:hint="default" w:ascii="Symbol" w:hAnsi="Symbol"/>
       </w:rPr>
     </w:lvl>
     <w:lvl w:ilvl="1" w:tplc="240A0003" w:tentative="1">
@@ -26293,7 +26463,7 @@
         <w:ind w:left="2149" w:hanging="360"/>
       </w:pPr>
       <w:rPr>
-        <w:rFonts w:ascii="Courier New" w:hAnsi="Courier New" w:cs="Courier New" w:hint="default"/>
+        <w:rFonts w:hint="default" w:ascii="Courier New" w:hAnsi="Courier New" w:cs="Courier New"/>
       </w:rPr>
     </w:lvl>
     <w:lvl w:ilvl="2" w:tplc="240A0005" w:tentative="1">
@@ -26305,7 +26475,7 @@
         <w:ind w:left="2869" w:hanging="360"/>
       </w:pPr>
       <w:rPr>
-        <w:rFonts w:ascii="Wingdings" w:hAnsi="Wingdings" w:hint="default"/>
+        <w:rFonts w:hint="default" w:ascii="Wingdings" w:hAnsi="Wingdings"/>
       </w:rPr>
     </w:lvl>
     <w:lvl w:ilvl="3" w:tplc="240A0001" w:tentative="1">
@@ -26317,7 +26487,7 @@
         <w:ind w:left="3589" w:hanging="360"/>
       </w:pPr>
       <w:rPr>
-        <w:rFonts w:ascii="Symbol" w:hAnsi="Symbol" w:hint="default"/>
+        <w:rFonts w:hint="default" w:ascii="Symbol" w:hAnsi="Symbol"/>
       </w:rPr>
     </w:lvl>
     <w:lvl w:ilvl="4" w:tplc="240A0003" w:tentative="1">
@@ -26329,7 +26499,7 @@
         <w:ind w:left="4309" w:hanging="360"/>
       </w:pPr>
       <w:rPr>
-        <w:rFonts w:ascii="Courier New" w:hAnsi="Courier New" w:cs="Courier New" w:hint="default"/>
+        <w:rFonts w:hint="default" w:ascii="Courier New" w:hAnsi="Courier New" w:cs="Courier New"/>
       </w:rPr>
     </w:lvl>
     <w:lvl w:ilvl="5" w:tplc="240A0005" w:tentative="1">
@@ -26341,7 +26511,7 @@
         <w:ind w:left="5029" w:hanging="360"/>
       </w:pPr>
       <w:rPr>
-        <w:rFonts w:ascii="Wingdings" w:hAnsi="Wingdings" w:hint="default"/>
+        <w:rFonts w:hint="default" w:ascii="Wingdings" w:hAnsi="Wingdings"/>
       </w:rPr>
     </w:lvl>
     <w:lvl w:ilvl="6" w:tplc="240A0001" w:tentative="1">
@@ -26353,7 +26523,7 @@
         <w:ind w:left="5749" w:hanging="360"/>
       </w:pPr>
       <w:rPr>
-        <w:rFonts w:ascii="Symbol" w:hAnsi="Symbol" w:hint="default"/>
+        <w:rFonts w:hint="default" w:ascii="Symbol" w:hAnsi="Symbol"/>
       </w:rPr>
     </w:lvl>
     <w:lvl w:ilvl="7" w:tplc="240A0003" w:tentative="1">
@@ -26365,7 +26535,7 @@
         <w:ind w:left="6469" w:hanging="360"/>
       </w:pPr>
       <w:rPr>
-        <w:rFonts w:ascii="Courier New" w:hAnsi="Courier New" w:cs="Courier New" w:hint="default"/>
+        <w:rFonts w:hint="default" w:ascii="Courier New" w:hAnsi="Courier New" w:cs="Courier New"/>
       </w:rPr>
     </w:lvl>
     <w:lvl w:ilvl="8" w:tplc="240A0005" w:tentative="1">
@@ -26377,7 +26547,7 @@
         <w:ind w:left="7189" w:hanging="360"/>
       </w:pPr>
       <w:rPr>
-        <w:rFonts w:ascii="Wingdings" w:hAnsi="Wingdings" w:hint="default"/>
+        <w:rFonts w:hint="default" w:ascii="Wingdings" w:hAnsi="Wingdings"/>
       </w:rPr>
     </w:lvl>
   </w:abstractNum>
@@ -26530,7 +26700,7 @@
         <w:ind w:left="1429" w:hanging="360"/>
       </w:pPr>
       <w:rPr>
-        <w:rFonts w:ascii="Symbol" w:hAnsi="Symbol" w:hint="default"/>
+        <w:rFonts w:hint="default" w:ascii="Symbol" w:hAnsi="Symbol"/>
       </w:rPr>
     </w:lvl>
     <w:lvl w:ilvl="1" w:tplc="0C0A0003" w:tentative="1">
@@ -26542,7 +26712,7 @@
         <w:ind w:left="2149" w:hanging="360"/>
       </w:pPr>
       <w:rPr>
-        <w:rFonts w:ascii="Courier New" w:hAnsi="Courier New" w:cs="Courier New" w:hint="default"/>
+        <w:rFonts w:hint="default" w:ascii="Courier New" w:hAnsi="Courier New" w:cs="Courier New"/>
       </w:rPr>
     </w:lvl>
     <w:lvl w:ilvl="2" w:tplc="0C0A0005" w:tentative="1">
@@ -26554,7 +26724,7 @@
         <w:ind w:left="2869" w:hanging="360"/>
       </w:pPr>
       <w:rPr>
-        <w:rFonts w:ascii="Wingdings" w:hAnsi="Wingdings" w:hint="default"/>
+        <w:rFonts w:hint="default" w:ascii="Wingdings" w:hAnsi="Wingdings"/>
       </w:rPr>
     </w:lvl>
     <w:lvl w:ilvl="3" w:tplc="0C0A0001" w:tentative="1">
@@ -26566,7 +26736,7 @@
         <w:ind w:left="3589" w:hanging="360"/>
       </w:pPr>
       <w:rPr>
-        <w:rFonts w:ascii="Symbol" w:hAnsi="Symbol" w:hint="default"/>
+        <w:rFonts w:hint="default" w:ascii="Symbol" w:hAnsi="Symbol"/>
       </w:rPr>
     </w:lvl>
     <w:lvl w:ilvl="4" w:tplc="0C0A0003" w:tentative="1">
@@ -26578,7 +26748,7 @@
         <w:ind w:left="4309" w:hanging="360"/>
       </w:pPr>
       <w:rPr>
-        <w:rFonts w:ascii="Courier New" w:hAnsi="Courier New" w:cs="Courier New" w:hint="default"/>
+        <w:rFonts w:hint="default" w:ascii="Courier New" w:hAnsi="Courier New" w:cs="Courier New"/>
       </w:rPr>
     </w:lvl>
     <w:lvl w:ilvl="5" w:tplc="0C0A0005" w:tentative="1">
@@ -26590,7 +26760,7 @@
         <w:ind w:left="5029" w:hanging="360"/>
       </w:pPr>
       <w:rPr>
-        <w:rFonts w:ascii="Wingdings" w:hAnsi="Wingdings" w:hint="default"/>
+        <w:rFonts w:hint="default" w:ascii="Wingdings" w:hAnsi="Wingdings"/>
       </w:rPr>
     </w:lvl>
     <w:lvl w:ilvl="6" w:tplc="0C0A0001" w:tentative="1">
@@ -26602,7 +26772,7 @@
         <w:ind w:left="5749" w:hanging="360"/>
       </w:pPr>
       <w:rPr>
-        <w:rFonts w:ascii="Symbol" w:hAnsi="Symbol" w:hint="default"/>
+        <w:rFonts w:hint="default" w:ascii="Symbol" w:hAnsi="Symbol"/>
       </w:rPr>
     </w:lvl>
     <w:lvl w:ilvl="7" w:tplc="0C0A0003" w:tentative="1">
@@ -26614,7 +26784,7 @@
         <w:ind w:left="6469" w:hanging="360"/>
       </w:pPr>
       <w:rPr>
-        <w:rFonts w:ascii="Courier New" w:hAnsi="Courier New" w:cs="Courier New" w:hint="default"/>
+        <w:rFonts w:hint="default" w:ascii="Courier New" w:hAnsi="Courier New" w:cs="Courier New"/>
       </w:rPr>
     </w:lvl>
     <w:lvl w:ilvl="8" w:tplc="0C0A0005" w:tentative="1">
@@ -26626,7 +26796,7 @@
         <w:ind w:left="7189" w:hanging="360"/>
       </w:pPr>
       <w:rPr>
-        <w:rFonts w:ascii="Wingdings" w:hAnsi="Wingdings" w:hint="default"/>
+        <w:rFonts w:hint="default" w:ascii="Wingdings" w:hAnsi="Wingdings"/>
       </w:rPr>
     </w:lvl>
   </w:abstractNum>
@@ -26777,7 +26947,7 @@
   <w:docDefaults>
     <w:rPrDefault>
       <w:rPr>
-        <w:rFonts w:asciiTheme="minorHAnsi" w:eastAsiaTheme="minorHAnsi" w:hAnsiTheme="minorHAnsi" w:cstheme="minorBidi"/>
+        <w:rFonts w:asciiTheme="minorHAnsi" w:hAnsiTheme="minorHAnsi" w:eastAsiaTheme="minorHAnsi" w:cstheme="minorBidi"/>
         <w:kern w:val="2"/>
         <w:sz w:val="22"/>
         <w:szCs w:val="22"/>
@@ -26794,14 +26964,14 @@
   <w:latentStyles w:defLockedState="0" w:defUIPriority="99" w:defSemiHidden="0" w:defUnhideWhenUsed="0" w:defQFormat="0" w:count="376">
     <w:lsdException w:name="Normal" w:uiPriority="0" w:qFormat="1"/>
     <w:lsdException w:name="heading 1" w:uiPriority="9" w:qFormat="1"/>
-    <w:lsdException w:name="heading 2" w:semiHidden="1" w:uiPriority="9" w:unhideWhenUsed="1" w:qFormat="1"/>
-    <w:lsdException w:name="heading 3" w:semiHidden="1" w:uiPriority="9" w:unhideWhenUsed="1" w:qFormat="1"/>
-    <w:lsdException w:name="heading 4" w:semiHidden="1" w:uiPriority="9" w:unhideWhenUsed="1" w:qFormat="1"/>
-    <w:lsdException w:name="heading 5" w:semiHidden="1" w:uiPriority="9" w:unhideWhenUsed="1" w:qFormat="1"/>
-    <w:lsdException w:name="heading 6" w:semiHidden="1" w:uiPriority="9" w:unhideWhenUsed="1"/>
-    <w:lsdException w:name="heading 7" w:semiHidden="1" w:uiPriority="9" w:unhideWhenUsed="1" w:qFormat="1"/>
-    <w:lsdException w:name="heading 8" w:semiHidden="1" w:uiPriority="9" w:unhideWhenUsed="1" w:qFormat="1"/>
-    <w:lsdException w:name="heading 9" w:semiHidden="1" w:uiPriority="9" w:unhideWhenUsed="1" w:qFormat="1"/>
+    <w:lsdException w:name="heading 2" w:uiPriority="9" w:semiHidden="1" w:unhideWhenUsed="1" w:qFormat="1"/>
+    <w:lsdException w:name="heading 3" w:uiPriority="9" w:semiHidden="1" w:unhideWhenUsed="1" w:qFormat="1"/>
+    <w:lsdException w:name="heading 4" w:uiPriority="9" w:semiHidden="1" w:unhideWhenUsed="1" w:qFormat="1"/>
+    <w:lsdException w:name="heading 5" w:uiPriority="9" w:semiHidden="1" w:unhideWhenUsed="1" w:qFormat="1"/>
+    <w:lsdException w:name="heading 6" w:uiPriority="9" w:semiHidden="1" w:unhideWhenUsed="1"/>
+    <w:lsdException w:name="heading 7" w:uiPriority="9" w:semiHidden="1" w:unhideWhenUsed="1" w:qFormat="1"/>
+    <w:lsdException w:name="heading 8" w:uiPriority="9" w:semiHidden="1" w:unhideWhenUsed="1" w:qFormat="1"/>
+    <w:lsdException w:name="heading 9" w:uiPriority="9" w:semiHidden="1" w:unhideWhenUsed="1" w:qFormat="1"/>
     <w:lsdException w:name="index 1" w:semiHidden="1" w:unhideWhenUsed="1"/>
     <w:lsdException w:name="index 2" w:semiHidden="1" w:unhideWhenUsed="1"/>
     <w:lsdException w:name="index 3" w:semiHidden="1" w:unhideWhenUsed="1"/>
@@ -26811,22 +26981,22 @@
     <w:lsdException w:name="index 7" w:semiHidden="1" w:unhideWhenUsed="1"/>
     <w:lsdException w:name="index 8" w:semiHidden="1" w:unhideWhenUsed="1"/>
     <w:lsdException w:name="index 9" w:semiHidden="1" w:unhideWhenUsed="1"/>
-    <w:lsdException w:name="toc 1" w:semiHidden="1" w:uiPriority="39" w:unhideWhenUsed="1"/>
-    <w:lsdException w:name="toc 2" w:semiHidden="1" w:uiPriority="39" w:unhideWhenUsed="1"/>
-    <w:lsdException w:name="toc 3" w:semiHidden="1" w:uiPriority="39" w:unhideWhenUsed="1"/>
-    <w:lsdException w:name="toc 4" w:semiHidden="1" w:uiPriority="39" w:unhideWhenUsed="1"/>
-    <w:lsdException w:name="toc 5" w:semiHidden="1" w:uiPriority="39" w:unhideWhenUsed="1"/>
-    <w:lsdException w:name="toc 6" w:semiHidden="1" w:uiPriority="39" w:unhideWhenUsed="1"/>
-    <w:lsdException w:name="toc 7" w:semiHidden="1" w:uiPriority="39" w:unhideWhenUsed="1"/>
-    <w:lsdException w:name="toc 8" w:semiHidden="1" w:uiPriority="39" w:unhideWhenUsed="1"/>
-    <w:lsdException w:name="toc 9" w:semiHidden="1" w:uiPriority="39" w:unhideWhenUsed="1"/>
+    <w:lsdException w:name="toc 1" w:uiPriority="39" w:semiHidden="1" w:unhideWhenUsed="1"/>
+    <w:lsdException w:name="toc 2" w:uiPriority="39" w:semiHidden="1" w:unhideWhenUsed="1"/>
+    <w:lsdException w:name="toc 3" w:uiPriority="39" w:semiHidden="1" w:unhideWhenUsed="1"/>
+    <w:lsdException w:name="toc 4" w:uiPriority="39" w:semiHidden="1" w:unhideWhenUsed="1"/>
+    <w:lsdException w:name="toc 5" w:uiPriority="39" w:semiHidden="1" w:unhideWhenUsed="1"/>
+    <w:lsdException w:name="toc 6" w:uiPriority="39" w:semiHidden="1" w:unhideWhenUsed="1"/>
+    <w:lsdException w:name="toc 7" w:uiPriority="39" w:semiHidden="1" w:unhideWhenUsed="1"/>
+    <w:lsdException w:name="toc 8" w:uiPriority="39" w:semiHidden="1" w:unhideWhenUsed="1"/>
+    <w:lsdException w:name="toc 9" w:uiPriority="39" w:semiHidden="1" w:unhideWhenUsed="1"/>
     <w:lsdException w:name="Normal Indent" w:semiHidden="1" w:unhideWhenUsed="1"/>
     <w:lsdException w:name="footnote text" w:semiHidden="1" w:unhideWhenUsed="1"/>
     <w:lsdException w:name="annotation text" w:semiHidden="1" w:unhideWhenUsed="1"/>
     <w:lsdException w:name="header" w:semiHidden="1" w:unhideWhenUsed="1"/>
     <w:lsdException w:name="footer" w:semiHidden="1" w:unhideWhenUsed="1"/>
     <w:lsdException w:name="index heading" w:semiHidden="1" w:unhideWhenUsed="1"/>
-    <w:lsdException w:name="caption" w:semiHidden="1" w:uiPriority="35" w:unhideWhenUsed="1" w:qFormat="1"/>
+    <w:lsdException w:name="caption" w:uiPriority="35" w:semiHidden="1" w:unhideWhenUsed="1" w:qFormat="1"/>
     <w:lsdException w:name="table of figures" w:semiHidden="1" w:unhideWhenUsed="1"/>
     <w:lsdException w:name="envelope address" w:semiHidden="1" w:unhideWhenUsed="1"/>
     <w:lsdException w:name="envelope return" w:semiHidden="1" w:unhideWhenUsed="1"/>
@@ -26857,7 +27027,7 @@
     <w:lsdException w:name="Title" w:uiPriority="10" w:qFormat="1"/>
     <w:lsdException w:name="Closing" w:semiHidden="1" w:unhideWhenUsed="1"/>
     <w:lsdException w:name="Signature" w:semiHidden="1" w:unhideWhenUsed="1"/>
-    <w:lsdException w:name="Default Paragraph Font" w:semiHidden="1" w:uiPriority="1" w:unhideWhenUsed="1"/>
+    <w:lsdException w:name="Default Paragraph Font" w:uiPriority="1" w:semiHidden="1" w:unhideWhenUsed="1"/>
     <w:lsdException w:name="Body Text" w:semiHidden="1" w:unhideWhenUsed="1"/>
     <w:lsdException w:name="Body Text Indent" w:semiHidden="1" w:unhideWhenUsed="1"/>
     <w:lsdException w:name="List Continue" w:semiHidden="1" w:unhideWhenUsed="1"/>
@@ -27057,8 +27227,8 @@
     <w:lsdException w:name="Subtle Reference" w:uiPriority="31" w:qFormat="1"/>
     <w:lsdException w:name="Intense Reference" w:uiPriority="32" w:qFormat="1"/>
     <w:lsdException w:name="Book Title" w:uiPriority="33" w:qFormat="1"/>
-    <w:lsdException w:name="Bibliography" w:semiHidden="1" w:uiPriority="37" w:unhideWhenUsed="1"/>
-    <w:lsdException w:name="TOC Heading" w:semiHidden="1" w:uiPriority="39" w:unhideWhenUsed="1" w:qFormat="1"/>
+    <w:lsdException w:name="Bibliography" w:uiPriority="37" w:semiHidden="1" w:unhideWhenUsed="1"/>
+    <w:lsdException w:name="TOC Heading" w:uiPriority="39" w:semiHidden="1" w:unhideWhenUsed="1" w:qFormat="1"/>
     <w:lsdException w:name="Plain Table 1" w:uiPriority="41"/>
     <w:lsdException w:name="Plain Table 2" w:uiPriority="42"/>
     <w:lsdException w:name="Plain Table 3" w:uiPriority="43"/>
@@ -27169,7 +27339,7 @@
     <w:lsdException w:name="Unresolved Mention" w:semiHidden="1" w:unhideWhenUsed="1"/>
     <w:lsdException w:name="Smart Link" w:semiHidden="1" w:unhideWhenUsed="1"/>
   </w:latentStyles>
-  <w:style w:type="paragraph" w:default="1" w:styleId="Normal">
+  <w:style w:type="paragraph" w:styleId="Normal" w:default="1">
     <w:name w:val="Normal"/>
     <w:qFormat/>
     <w:rsid w:val="00EB1E97"/>
@@ -27199,7 +27369,7 @@
       <w:outlineLvl w:val="0"/>
     </w:pPr>
     <w:rPr>
-      <w:rFonts w:ascii="Calibri" w:eastAsia="Times New Roman" w:hAnsi="Calibri" w:cs="Times New Roman (Títulos en alf"/>
+      <w:rFonts w:ascii="Calibri" w:hAnsi="Calibri" w:eastAsia="Times New Roman" w:cs="Times New Roman (Títulos en alf"/>
       <w:b/>
       <w:color w:val="000000" w:themeColor="text1"/>
       <w:kern w:val="0"/>
@@ -27230,7 +27400,7 @@
       <w:outlineLvl w:val="1"/>
     </w:pPr>
     <w:rPr>
-      <w:rFonts w:ascii="Calibri" w:eastAsiaTheme="majorEastAsia" w:hAnsi="Calibri" w:cstheme="majorBidi"/>
+      <w:rFonts w:ascii="Calibri" w:hAnsi="Calibri" w:eastAsiaTheme="majorEastAsia" w:cstheme="majorBidi"/>
       <w:b/>
       <w:color w:val="000000" w:themeColor="text1"/>
       <w:kern w:val="0"/>
@@ -27324,19 +27494,19 @@
       <w:outlineLvl w:val="6"/>
     </w:pPr>
     <w:rPr>
-      <w:rFonts w:asciiTheme="majorHAnsi" w:eastAsiaTheme="majorEastAsia" w:hAnsiTheme="majorHAnsi" w:cstheme="majorBidi"/>
+      <w:rFonts w:asciiTheme="majorHAnsi" w:hAnsiTheme="majorHAnsi" w:eastAsiaTheme="majorEastAsia" w:cstheme="majorBidi"/>
       <w:i/>
       <w:iCs/>
       <w:color w:val="1F3763" w:themeColor="accent1" w:themeShade="7F"/>
     </w:rPr>
   </w:style>
-  <w:style w:type="character" w:default="1" w:styleId="Fuentedeprrafopredeter">
+  <w:style w:type="character" w:styleId="Fuentedeprrafopredeter" w:default="1">
     <w:name w:val="Default Paragraph Font"/>
     <w:uiPriority w:val="1"/>
     <w:semiHidden/>
     <w:unhideWhenUsed/>
   </w:style>
-  <w:style w:type="table" w:default="1" w:styleId="Tablanormal">
+  <w:style w:type="table" w:styleId="Tablanormal" w:default="1">
     <w:name w:val="Normal Table"/>
     <w:uiPriority w:val="99"/>
     <w:semiHidden/>
@@ -27351,7 +27521,7 @@
       </w:tblCellMar>
     </w:tblPr>
   </w:style>
-  <w:style w:type="numbering" w:default="1" w:styleId="Sinlista">
+  <w:style w:type="numbering" w:styleId="Sinlista" w:default="1">
     <w:name w:val="No List"/>
     <w:uiPriority w:val="99"/>
     <w:semiHidden/>
@@ -27368,7 +27538,7 @@
       <w:contextualSpacing/>
     </w:pPr>
   </w:style>
-  <w:style w:type="paragraph" w:customStyle="1" w:styleId="TituloPortada">
+  <w:style w:type="paragraph" w:styleId="TituloPortada" w:customStyle="1">
     <w:name w:val="Titulo Portada"/>
     <w:basedOn w:val="Normal"/>
     <w:rsid w:val="00C407C1"/>
@@ -27382,14 +27552,14 @@
       <w:lang w:val="es-419"/>
     </w:rPr>
   </w:style>
-  <w:style w:type="character" w:customStyle="1" w:styleId="Ttulo1Car">
+  <w:style w:type="character" w:styleId="Ttulo1Car" w:customStyle="1">
     <w:name w:val="Título 1 Car"/>
     <w:basedOn w:val="Fuentedeprrafopredeter"/>
     <w:link w:val="Ttulo1"/>
     <w:uiPriority w:val="9"/>
     <w:rsid w:val="00E04DF6"/>
     <w:rPr>
-      <w:rFonts w:ascii="Calibri" w:eastAsia="Times New Roman" w:hAnsi="Calibri" w:cs="Times New Roman (Títulos en alf"/>
+      <w:rFonts w:ascii="Calibri" w:hAnsi="Calibri" w:eastAsia="Times New Roman" w:cs="Times New Roman (Títulos en alf"/>
       <w:b/>
       <w:color w:val="000000" w:themeColor="text1"/>
       <w:spacing w:val="-10"/>
@@ -27401,14 +27571,14 @@
       <w14:ligatures w14:val="none"/>
     </w:rPr>
   </w:style>
-  <w:style w:type="character" w:customStyle="1" w:styleId="Ttulo2Car">
+  <w:style w:type="character" w:styleId="Ttulo2Car" w:customStyle="1">
     <w:name w:val="Título 2 Car"/>
     <w:basedOn w:val="Fuentedeprrafopredeter"/>
     <w:link w:val="Ttulo2"/>
     <w:uiPriority w:val="9"/>
     <w:rsid w:val="00E04DF6"/>
     <w:rPr>
-      <w:rFonts w:ascii="Calibri" w:eastAsiaTheme="majorEastAsia" w:hAnsi="Calibri" w:cstheme="majorBidi"/>
+      <w:rFonts w:ascii="Calibri" w:hAnsi="Calibri" w:eastAsiaTheme="majorEastAsia" w:cstheme="majorBidi"/>
       <w:b/>
       <w:color w:val="000000" w:themeColor="text1"/>
       <w:kern w:val="0"/>
@@ -27418,14 +27588,14 @@
       <w14:ligatures w14:val="none"/>
     </w:rPr>
   </w:style>
-  <w:style w:type="character" w:customStyle="1" w:styleId="Ttulo3Car">
+  <w:style w:type="character" w:styleId="Ttulo3Car" w:customStyle="1">
     <w:name w:val="Título 3 Car"/>
     <w:basedOn w:val="Fuentedeprrafopredeter"/>
     <w:link w:val="Ttulo3"/>
     <w:uiPriority w:val="9"/>
     <w:rsid w:val="00A858BA"/>
     <w:rPr>
-      <w:rFonts w:ascii="Calibri" w:eastAsiaTheme="majorEastAsia" w:hAnsi="Calibri" w:cstheme="majorBidi"/>
+      <w:rFonts w:ascii="Calibri" w:hAnsi="Calibri" w:eastAsiaTheme="majorEastAsia" w:cstheme="majorBidi"/>
       <w:b/>
       <w:iCs/>
       <w:color w:val="000000" w:themeColor="text1"/>
@@ -27456,7 +27626,7 @@
       <w14:ligatures w14:val="none"/>
     </w:rPr>
   </w:style>
-  <w:style w:type="character" w:customStyle="1" w:styleId="Extranjerismo">
+  <w:style w:type="character" w:styleId="Extranjerismo" w:customStyle="1">
     <w:name w:val="Extranjerismo"/>
     <w:basedOn w:val="Fuentedeprrafopredeter"/>
     <w:uiPriority w:val="1"/>
@@ -27467,7 +27637,7 @@
       <w:lang w:val="en-US"/>
     </w:rPr>
   </w:style>
-  <w:style w:type="paragraph" w:customStyle="1" w:styleId="Figura">
+  <w:style w:type="paragraph" w:styleId="Figura" w:customStyle="1">
     <w:name w:val="Figura"/>
     <w:basedOn w:val="Normal"/>
     <w:next w:val="Normal"/>
@@ -27494,7 +27664,7 @@
       <w14:ligatures w14:val="none"/>
     </w:rPr>
   </w:style>
-  <w:style w:type="character" w:customStyle="1" w:styleId="FiguraCar">
+  <w:style w:type="character" w:styleId="FiguraCar" w:customStyle="1">
     <w:name w:val="Figura Car"/>
     <w:basedOn w:val="Fuentedeprrafopredeter"/>
     <w:link w:val="Figura"/>
@@ -27509,14 +27679,14 @@
       <w14:ligatures w14:val="none"/>
     </w:rPr>
   </w:style>
-  <w:style w:type="character" w:customStyle="1" w:styleId="Ttulo4Car">
+  <w:style w:type="character" w:styleId="Ttulo4Car" w:customStyle="1">
     <w:name w:val="Título 4 Car"/>
     <w:basedOn w:val="Fuentedeprrafopredeter"/>
     <w:link w:val="Ttulo4"/>
     <w:uiPriority w:val="9"/>
     <w:rsid w:val="001B57A6"/>
     <w:rPr>
-      <w:rFonts w:ascii="Calibri" w:eastAsiaTheme="majorEastAsia" w:hAnsi="Calibri" w:cstheme="majorBidi"/>
+      <w:rFonts w:ascii="Calibri" w:hAnsi="Calibri" w:eastAsiaTheme="majorEastAsia" w:cstheme="majorBidi"/>
       <w:b/>
       <w:color w:val="000000" w:themeColor="text1"/>
       <w:kern w:val="0"/>
@@ -27526,14 +27696,14 @@
       <w14:ligatures w14:val="none"/>
     </w:rPr>
   </w:style>
-  <w:style w:type="character" w:customStyle="1" w:styleId="Ttulo5Car">
+  <w:style w:type="character" w:styleId="Ttulo5Car" w:customStyle="1">
     <w:name w:val="Título 5 Car"/>
     <w:basedOn w:val="Fuentedeprrafopredeter"/>
     <w:link w:val="Ttulo5"/>
     <w:uiPriority w:val="9"/>
     <w:rsid w:val="00746AD1"/>
     <w:rPr>
-      <w:rFonts w:ascii="Calibri" w:eastAsiaTheme="majorEastAsia" w:hAnsi="Calibri" w:cstheme="majorBidi"/>
+      <w:rFonts w:ascii="Calibri" w:hAnsi="Calibri" w:eastAsiaTheme="majorEastAsia" w:cstheme="majorBidi"/>
       <w:b/>
       <w:color w:val="000000" w:themeColor="text1"/>
       <w:kern w:val="0"/>
@@ -27543,7 +27713,7 @@
       <w14:ligatures w14:val="none"/>
     </w:rPr>
   </w:style>
-  <w:style w:type="paragraph" w:customStyle="1" w:styleId="Tabla">
+  <w:style w:type="paragraph" w:styleId="Tabla" w:customStyle="1">
     <w:name w:val="Tabla"/>
     <w:basedOn w:val="Normal"/>
     <w:next w:val="Normal"/>
@@ -27579,28 +27749,28 @@
       <w:contextualSpacing/>
     </w:pPr>
     <w:rPr>
-      <w:rFonts w:asciiTheme="majorHAnsi" w:eastAsiaTheme="majorEastAsia" w:hAnsiTheme="majorHAnsi" w:cstheme="majorBidi"/>
+      <w:rFonts w:asciiTheme="majorHAnsi" w:hAnsiTheme="majorHAnsi" w:eastAsiaTheme="majorEastAsia" w:cstheme="majorBidi"/>
       <w:spacing w:val="-10"/>
       <w:kern w:val="28"/>
       <w:sz w:val="56"/>
       <w:szCs w:val="56"/>
     </w:rPr>
   </w:style>
-  <w:style w:type="character" w:customStyle="1" w:styleId="TtuloCar">
+  <w:style w:type="character" w:styleId="TtuloCar" w:customStyle="1">
     <w:name w:val="Título Car"/>
     <w:basedOn w:val="Fuentedeprrafopredeter"/>
     <w:link w:val="Ttulo"/>
     <w:uiPriority w:val="10"/>
     <w:rsid w:val="00590D20"/>
     <w:rPr>
-      <w:rFonts w:asciiTheme="majorHAnsi" w:eastAsiaTheme="majorEastAsia" w:hAnsiTheme="majorHAnsi" w:cstheme="majorBidi"/>
+      <w:rFonts w:asciiTheme="majorHAnsi" w:hAnsiTheme="majorHAnsi" w:eastAsiaTheme="majorEastAsia" w:cstheme="majorBidi"/>
       <w:spacing w:val="-10"/>
       <w:kern w:val="28"/>
       <w:sz w:val="56"/>
       <w:szCs w:val="56"/>
     </w:rPr>
   </w:style>
-  <w:style w:type="character" w:customStyle="1" w:styleId="TablaCar">
+  <w:style w:type="character" w:styleId="TablaCar" w:customStyle="1">
     <w:name w:val="Tabla Car"/>
     <w:basedOn w:val="Fuentedeprrafopredeter"/>
     <w:link w:val="Tabla"/>
@@ -27615,7 +27785,7 @@
       <w14:ligatures w14:val="none"/>
     </w:rPr>
   </w:style>
-  <w:style w:type="table" w:customStyle="1" w:styleId="SENA">
+  <w:style w:type="table" w:styleId="SENA" w:customStyle="1">
     <w:name w:val="SENA"/>
     <w:basedOn w:val="Tablanormal"/>
     <w:uiPriority w:val="99"/>
@@ -27632,18 +27802,18 @@
     <w:tblPr>
       <w:tblStyleRowBandSize w:val="1"/>
       <w:tblBorders>
-        <w:top w:val="single" w:sz="4" w:space="0" w:color="D9D9D9" w:themeColor="background1" w:themeShade="D9"/>
-        <w:left w:val="single" w:sz="4" w:space="0" w:color="D9D9D9" w:themeColor="background1" w:themeShade="D9"/>
-        <w:bottom w:val="single" w:sz="4" w:space="0" w:color="D9D9D9" w:themeColor="background1" w:themeShade="D9"/>
-        <w:right w:val="single" w:sz="4" w:space="0" w:color="D9D9D9" w:themeColor="background1" w:themeShade="D9"/>
-        <w:insideH w:val="single" w:sz="4" w:space="0" w:color="D9D9D9" w:themeColor="background1" w:themeShade="D9"/>
-        <w:insideV w:val="single" w:sz="4" w:space="0" w:color="D9D9D9" w:themeColor="background1" w:themeShade="D9"/>
+        <w:top w:val="single" w:color="D9D9D9" w:themeColor="background1" w:themeShade="D9" w:sz="4" w:space="0"/>
+        <w:left w:val="single" w:color="D9D9D9" w:themeColor="background1" w:themeShade="D9" w:sz="4" w:space="0"/>
+        <w:bottom w:val="single" w:color="D9D9D9" w:themeColor="background1" w:themeShade="D9" w:sz="4" w:space="0"/>
+        <w:right w:val="single" w:color="D9D9D9" w:themeColor="background1" w:themeShade="D9" w:sz="4" w:space="0"/>
+        <w:insideH w:val="single" w:color="D9D9D9" w:themeColor="background1" w:themeShade="D9" w:sz="4" w:space="0"/>
+        <w:insideV w:val="single" w:color="D9D9D9" w:themeColor="background1" w:themeShade="D9" w:sz="4" w:space="0"/>
       </w:tblBorders>
     </w:tblPr>
     <w:tblStylePr w:type="firstRow">
       <w:pPr>
         <w:wordWrap/>
-        <w:spacing w:beforeLines="0" w:before="120" w:beforeAutospacing="0" w:afterLines="0" w:after="120" w:afterAutospacing="0"/>
+        <w:spacing w:before="120" w:beforeLines="0" w:beforeAutospacing="0" w:after="120" w:afterLines="0" w:afterAutospacing="0"/>
       </w:pPr>
       <w:rPr>
         <w:b/>
@@ -27670,12 +27840,12 @@
     </w:pPr>
     <w:tblPr>
       <w:tblBorders>
-        <w:top w:val="single" w:sz="4" w:space="0" w:color="auto"/>
-        <w:left w:val="single" w:sz="4" w:space="0" w:color="auto"/>
-        <w:bottom w:val="single" w:sz="4" w:space="0" w:color="auto"/>
-        <w:right w:val="single" w:sz="4" w:space="0" w:color="auto"/>
-        <w:insideH w:val="single" w:sz="4" w:space="0" w:color="auto"/>
-        <w:insideV w:val="single" w:sz="4" w:space="0" w:color="auto"/>
+        <w:top w:val="single" w:color="auto" w:sz="4" w:space="0"/>
+        <w:left w:val="single" w:color="auto" w:sz="4" w:space="0"/>
+        <w:bottom w:val="single" w:color="auto" w:sz="4" w:space="0"/>
+        <w:right w:val="single" w:color="auto" w:sz="4" w:space="0"/>
+        <w:insideH w:val="single" w:color="auto" w:sz="4" w:space="0"/>
+        <w:insideV w:val="single" w:color="auto" w:sz="4" w:space="0"/>
       </w:tblBorders>
     </w:tblPr>
   </w:style>
@@ -27690,7 +27860,7 @@
       <w:u w:val="single"/>
     </w:rPr>
   </w:style>
-  <w:style w:type="paragraph" w:customStyle="1" w:styleId="Video">
+  <w:style w:type="paragraph" w:styleId="Video" w:customStyle="1">
     <w:name w:val="Video"/>
     <w:basedOn w:val="Normal"/>
     <w:next w:val="Normal"/>
@@ -27712,7 +27882,7 @@
       <w14:ligatures w14:val="none"/>
     </w:rPr>
   </w:style>
-  <w:style w:type="character" w:customStyle="1" w:styleId="VideoCar">
+  <w:style w:type="character" w:styleId="VideoCar" w:customStyle="1">
     <w:name w:val="Video Car"/>
     <w:basedOn w:val="Fuentedeprrafopredeter"/>
     <w:link w:val="Video"/>
@@ -27725,7 +27895,7 @@
       <w14:ligatures w14:val="none"/>
     </w:rPr>
   </w:style>
-  <w:style w:type="character" w:customStyle="1" w:styleId="Mencinsinresolver1">
+  <w:style w:type="character" w:styleId="Mencinsinresolver1" w:customStyle="1">
     <w:name w:val="Mención sin resolver1"/>
     <w:basedOn w:val="Fuentedeprrafopredeter"/>
     <w:uiPriority w:val="99"/>
@@ -27753,12 +27923,12 @@
       <w:tblStyleRowBandSize w:val="1"/>
       <w:tblStyleColBandSize w:val="1"/>
       <w:tblBorders>
-        <w:top w:val="single" w:sz="4" w:space="0" w:color="C9C9C9" w:themeColor="accent3" w:themeTint="99"/>
-        <w:left w:val="single" w:sz="4" w:space="0" w:color="C9C9C9" w:themeColor="accent3" w:themeTint="99"/>
-        <w:bottom w:val="single" w:sz="4" w:space="0" w:color="C9C9C9" w:themeColor="accent3" w:themeTint="99"/>
-        <w:right w:val="single" w:sz="4" w:space="0" w:color="C9C9C9" w:themeColor="accent3" w:themeTint="99"/>
-        <w:insideH w:val="single" w:sz="4" w:space="0" w:color="C9C9C9" w:themeColor="accent3" w:themeTint="99"/>
-        <w:insideV w:val="single" w:sz="4" w:space="0" w:color="C9C9C9" w:themeColor="accent3" w:themeTint="99"/>
+        <w:top w:val="single" w:color="C9C9C9" w:themeColor="accent3" w:themeTint="99" w:sz="4" w:space="0"/>
+        <w:left w:val="single" w:color="C9C9C9" w:themeColor="accent3" w:themeTint="99" w:sz="4" w:space="0"/>
+        <w:bottom w:val="single" w:color="C9C9C9" w:themeColor="accent3" w:themeTint="99" w:sz="4" w:space="0"/>
+        <w:right w:val="single" w:color="C9C9C9" w:themeColor="accent3" w:themeTint="99" w:sz="4" w:space="0"/>
+        <w:insideH w:val="single" w:color="C9C9C9" w:themeColor="accent3" w:themeTint="99" w:sz="4" w:space="0"/>
+        <w:insideV w:val="single" w:color="C9C9C9" w:themeColor="accent3" w:themeTint="99" w:sz="4" w:space="0"/>
       </w:tblBorders>
     </w:tblPr>
     <w:tblStylePr w:type="firstRow">
@@ -27770,10 +27940,10 @@
       <w:tblPr/>
       <w:tcPr>
         <w:tcBorders>
-          <w:top w:val="single" w:sz="4" w:space="0" w:color="A5A5A5" w:themeColor="accent3"/>
-          <w:left w:val="single" w:sz="4" w:space="0" w:color="A5A5A5" w:themeColor="accent3"/>
-          <w:bottom w:val="single" w:sz="4" w:space="0" w:color="A5A5A5" w:themeColor="accent3"/>
-          <w:right w:val="single" w:sz="4" w:space="0" w:color="A5A5A5" w:themeColor="accent3"/>
+          <w:top w:val="single" w:color="A5A5A5" w:themeColor="accent3" w:sz="4" w:space="0"/>
+          <w:left w:val="single" w:color="A5A5A5" w:themeColor="accent3" w:sz="4" w:space="0"/>
+          <w:bottom w:val="single" w:color="A5A5A5" w:themeColor="accent3" w:sz="4" w:space="0"/>
+          <w:right w:val="single" w:color="A5A5A5" w:themeColor="accent3" w:sz="4" w:space="0"/>
           <w:insideH w:val="nil"/>
           <w:insideV w:val="nil"/>
         </w:tcBorders>
@@ -27788,7 +27958,7 @@
       <w:tblPr/>
       <w:tcPr>
         <w:tcBorders>
-          <w:top w:val="double" w:sz="4" w:space="0" w:color="A5A5A5" w:themeColor="accent3"/>
+          <w:top w:val="double" w:color="A5A5A5" w:themeColor="accent3" w:sz="4" w:space="0"/>
         </w:tcBorders>
       </w:tcPr>
     </w:tblStylePr>
@@ -27817,7 +27987,7 @@
       </w:tcPr>
     </w:tblStylePr>
   </w:style>
-  <w:style w:type="paragraph" w:customStyle="1" w:styleId="Tablas">
+  <w:style w:type="paragraph" w:styleId="Tablas" w:customStyle="1">
     <w:name w:val="Tablas"/>
     <w:qFormat/>
     <w:rsid w:val="00CE2C4A"/>
@@ -27834,7 +28004,7 @@
       <w14:ligatures w14:val="none"/>
     </w:rPr>
   </w:style>
-  <w:style w:type="paragraph" w:customStyle="1" w:styleId="TextoTablas">
+  <w:style w:type="paragraph" w:styleId="TextoTablas" w:customStyle="1">
     <w:name w:val="Texto_Tablas"/>
     <w:basedOn w:val="Normal"/>
     <w:qFormat/>
@@ -27930,7 +28100,7 @@
       <w:spacing w:before="0" w:after="0" w:line="240" w:lineRule="auto"/>
     </w:pPr>
   </w:style>
-  <w:style w:type="character" w:customStyle="1" w:styleId="EncabezadoCar">
+  <w:style w:type="character" w:styleId="EncabezadoCar" w:customStyle="1">
     <w:name w:val="Encabezado Car"/>
     <w:basedOn w:val="Fuentedeprrafopredeter"/>
     <w:link w:val="Encabezado"/>
@@ -27955,7 +28125,7 @@
       <w:spacing w:before="0" w:after="0" w:line="240" w:lineRule="auto"/>
     </w:pPr>
   </w:style>
-  <w:style w:type="character" w:customStyle="1" w:styleId="PiedepginaCar">
+  <w:style w:type="character" w:styleId="PiedepginaCar" w:customStyle="1">
     <w:name w:val="Pie de página Car"/>
     <w:basedOn w:val="Fuentedeprrafopredeter"/>
     <w:link w:val="Piedepgina"/>
@@ -27965,14 +28135,14 @@
       <w:sz w:val="28"/>
     </w:rPr>
   </w:style>
-  <w:style w:type="character" w:customStyle="1" w:styleId="Ttulo6Car">
+  <w:style w:type="character" w:styleId="Ttulo6Car" w:customStyle="1">
     <w:name w:val="Título 6 Car"/>
     <w:basedOn w:val="Fuentedeprrafopredeter"/>
     <w:link w:val="Ttulo6"/>
     <w:uiPriority w:val="9"/>
     <w:rsid w:val="00C7377B"/>
     <w:rPr>
-      <w:rFonts w:ascii="Calibri" w:eastAsiaTheme="majorEastAsia" w:hAnsi="Calibri" w:cstheme="majorBidi"/>
+      <w:rFonts w:ascii="Calibri" w:hAnsi="Calibri" w:eastAsiaTheme="majorEastAsia" w:cstheme="majorBidi"/>
       <w:b/>
       <w:color w:val="000000" w:themeColor="text1"/>
       <w:kern w:val="0"/>
@@ -27982,7 +28152,7 @@
       <w14:ligatures w14:val="none"/>
     </w:rPr>
   </w:style>
-  <w:style w:type="paragraph" w:customStyle="1" w:styleId="Titulosgenerales">
+  <w:style w:type="paragraph" w:styleId="Titulosgenerales" w:customStyle="1">
     <w:name w:val="Titulos generales"/>
     <w:basedOn w:val="Ttulo1"/>
     <w:qFormat/>
@@ -28029,7 +28199,7 @@
       <w:color w:val="404040" w:themeColor="text1" w:themeTint="BF"/>
     </w:rPr>
   </w:style>
-  <w:style w:type="character" w:customStyle="1" w:styleId="CitaCar">
+  <w:style w:type="character" w:styleId="CitaCar" w:customStyle="1">
     <w:name w:val="Cita Car"/>
     <w:basedOn w:val="Fuentedeprrafopredeter"/>
     <w:link w:val="Cita"/>
@@ -28054,7 +28224,7 @@
       <w:ind w:firstLine="0"/>
     </w:pPr>
     <w:rPr>
-      <w:rFonts w:ascii="Times New Roman" w:eastAsia="Times New Roman" w:hAnsi="Times New Roman" w:cs="Times New Roman"/>
+      <w:rFonts w:ascii="Times New Roman" w:hAnsi="Times New Roman" w:eastAsia="Times New Roman" w:cs="Times New Roman"/>
       <w:kern w:val="0"/>
       <w:sz w:val="24"/>
       <w:szCs w:val="24"/>
@@ -28074,12 +28244,12 @@
       <w:tblStyleRowBandSize w:val="1"/>
       <w:tblStyleColBandSize w:val="1"/>
       <w:tblBorders>
-        <w:top w:val="single" w:sz="4" w:space="0" w:color="999999" w:themeColor="text1" w:themeTint="66"/>
-        <w:left w:val="single" w:sz="4" w:space="0" w:color="999999" w:themeColor="text1" w:themeTint="66"/>
-        <w:bottom w:val="single" w:sz="4" w:space="0" w:color="999999" w:themeColor="text1" w:themeTint="66"/>
-        <w:right w:val="single" w:sz="4" w:space="0" w:color="999999" w:themeColor="text1" w:themeTint="66"/>
-        <w:insideH w:val="single" w:sz="4" w:space="0" w:color="999999" w:themeColor="text1" w:themeTint="66"/>
-        <w:insideV w:val="single" w:sz="4" w:space="0" w:color="999999" w:themeColor="text1" w:themeTint="66"/>
+        <w:top w:val="single" w:color="999999" w:themeColor="text1" w:themeTint="66" w:sz="4" w:space="0"/>
+        <w:left w:val="single" w:color="999999" w:themeColor="text1" w:themeTint="66" w:sz="4" w:space="0"/>
+        <w:bottom w:val="single" w:color="999999" w:themeColor="text1" w:themeTint="66" w:sz="4" w:space="0"/>
+        <w:right w:val="single" w:color="999999" w:themeColor="text1" w:themeTint="66" w:sz="4" w:space="0"/>
+        <w:insideH w:val="single" w:color="999999" w:themeColor="text1" w:themeTint="66" w:sz="4" w:space="0"/>
+        <w:insideV w:val="single" w:color="999999" w:themeColor="text1" w:themeTint="66" w:sz="4" w:space="0"/>
       </w:tblBorders>
     </w:tblPr>
     <w:tblStylePr w:type="firstRow">
@@ -28090,7 +28260,7 @@
       <w:tblPr/>
       <w:tcPr>
         <w:tcBorders>
-          <w:bottom w:val="single" w:sz="12" w:space="0" w:color="666666" w:themeColor="text1" w:themeTint="99"/>
+          <w:bottom w:val="single" w:color="666666" w:themeColor="text1" w:themeTint="99" w:sz="12" w:space="0"/>
         </w:tcBorders>
       </w:tcPr>
     </w:tblStylePr>
@@ -28102,7 +28272,7 @@
       <w:tblPr/>
       <w:tcPr>
         <w:tcBorders>
-          <w:top w:val="double" w:sz="2" w:space="0" w:color="666666" w:themeColor="text1" w:themeTint="99"/>
+          <w:top w:val="double" w:color="666666" w:themeColor="text1" w:themeTint="99" w:sz="2" w:space="0"/>
         </w:tcBorders>
       </w:tcPr>
     </w:tblStylePr>
@@ -28164,7 +28334,7 @@
       <w:sz w:val="22"/>
     </w:rPr>
   </w:style>
-  <w:style w:type="character" w:customStyle="1" w:styleId="SubttuloCar">
+  <w:style w:type="character" w:styleId="SubttuloCar" w:customStyle="1">
     <w:name w:val="Subtítulo Car"/>
     <w:basedOn w:val="Fuentedeprrafopredeter"/>
     <w:link w:val="Subttulo"/>
@@ -28176,14 +28346,14 @@
       <w:spacing w:val="15"/>
     </w:rPr>
   </w:style>
-  <w:style w:type="character" w:customStyle="1" w:styleId="Ttulo7Car">
+  <w:style w:type="character" w:styleId="Ttulo7Car" w:customStyle="1">
     <w:name w:val="Título 7 Car"/>
     <w:basedOn w:val="Fuentedeprrafopredeter"/>
     <w:link w:val="Ttulo7"/>
     <w:uiPriority w:val="9"/>
     <w:rsid w:val="001D4F8D"/>
     <w:rPr>
-      <w:rFonts w:asciiTheme="majorHAnsi" w:eastAsiaTheme="majorEastAsia" w:hAnsiTheme="majorHAnsi" w:cstheme="majorBidi"/>
+      <w:rFonts w:asciiTheme="majorHAnsi" w:hAnsiTheme="majorHAnsi" w:eastAsiaTheme="majorEastAsia" w:cstheme="majorBidi"/>
       <w:i/>
       <w:iCs/>
       <w:color w:val="1F3763" w:themeColor="accent1" w:themeShade="7F"/>
@@ -28227,7 +28397,7 @@
       <w:sz w:val="28"/>
     </w:rPr>
   </w:style>
-  <w:style w:type="paragraph" w:customStyle="1" w:styleId="mb-0">
+  <w:style w:type="paragraph" w:styleId="mb-0" w:customStyle="1">
     <w:name w:val="mb-0"/>
     <w:basedOn w:val="Normal"/>
     <w:rsid w:val="00FE15C8"/>
@@ -28236,7 +28406,7 @@
       <w:ind w:firstLine="0"/>
     </w:pPr>
     <w:rPr>
-      <w:rFonts w:ascii="Times New Roman" w:eastAsia="Times New Roman" w:hAnsi="Times New Roman" w:cs="Times New Roman"/>
+      <w:rFonts w:ascii="Times New Roman" w:hAnsi="Times New Roman" w:eastAsia="Times New Roman" w:cs="Times New Roman"/>
       <w:kern w:val="0"/>
       <w:sz w:val="24"/>
       <w:szCs w:val="24"/>
@@ -28248,7 +28418,7 @@
 </file>
 
 <file path=word/theme/theme1.xml><?xml version="1.0" encoding="utf-8"?>
-<a:theme xmlns:a="http://schemas.openxmlformats.org/drawingml/2006/main" name="Tema de Office">
+<a:theme xmlns:a="http://schemas.openxmlformats.org/drawingml/2006/main" xmlns:thm15="http://schemas.microsoft.com/office/thememl/2012/main" name="Tema de Office">
   <a:themeElements>
     <a:clrScheme name="Office">
       <a:dk1>
@@ -28543,8 +28713,8 @@
 </file>
 
 <file path=customXml/item1.xml><?xml version="1.0" encoding="utf-8"?>
-<ct:contentTypeSchema xmlns:ct="http://schemas.microsoft.com/office/2006/metadata/contentType" xmlns:ma="http://schemas.microsoft.com/office/2006/metadata/properties/metaAttributes" ct:_="" ma:_="" ma:contentTypeName="Documento" ma:contentTypeID="0x010100EA8A463C70CDF94EBCEAEE24D04F3F8A" ma:contentTypeVersion="12" ma:contentTypeDescription="Crear nuevo documento." ma:contentTypeScope="" ma:versionID="834bbb5c95a1a702615a1bc2f17b6ed0">
-  <xsd:schema xmlns:xsd="http://www.w3.org/2001/XMLSchema" xmlns:xs="http://www.w3.org/2001/XMLSchema" xmlns:p="http://schemas.microsoft.com/office/2006/metadata/properties" xmlns:ns2="d174a4fb-80c2-4523-8d89-375030acacbf" xmlns:ns3="b250f519-6473-4480-8c44-6ee3a3a530c3" targetNamespace="http://schemas.microsoft.com/office/2006/metadata/properties" ma:root="true" ma:fieldsID="0fcfb8cdf97bd451fb080aad8514c60e" ns2:_="" ns3:_="">
+<ct:contentTypeSchema xmlns:ct="http://schemas.microsoft.com/office/2006/metadata/contentType" xmlns:ma="http://schemas.microsoft.com/office/2006/metadata/properties/metaAttributes" ct:_="" ma:_="" ma:contentTypeName="Documento" ma:contentTypeID="0x010100EA8A463C70CDF94EBCEAEE24D04F3F8A" ma:contentTypeVersion="12" ma:contentTypeDescription="Crear nuevo documento." ma:contentTypeScope="" ma:versionID="698a7aa72909d5b06b3c18780d402f9d">
+  <xsd:schema xmlns:xsd="http://www.w3.org/2001/XMLSchema" xmlns:xs="http://www.w3.org/2001/XMLSchema" xmlns:p="http://schemas.microsoft.com/office/2006/metadata/properties" xmlns:ns2="d174a4fb-80c2-4523-8d89-375030acacbf" xmlns:ns3="b250f519-6473-4480-8c44-6ee3a3a530c3" targetNamespace="http://schemas.microsoft.com/office/2006/metadata/properties" ma:root="true" ma:fieldsID="40cd283641dfac9755b2797af4bee55e" ns2:_="" ns3:_="">
     <xsd:import namespace="d174a4fb-80c2-4523-8d89-375030acacbf"/>
     <xsd:import namespace="b250f519-6473-4480-8c44-6ee3a3a530c3"/>
     <xsd:element name="properties">
@@ -28768,22 +28938,7 @@
 </file>
 
 <file path=customXml/itemProps1.xml><?xml version="1.0" encoding="utf-8"?>
-<ds:datastoreItem xmlns:ds="http://schemas.openxmlformats.org/officeDocument/2006/customXml" ds:itemID="{A63E918F-9CEB-40FC-A9FC-E6DC0FA92CBB}">
-  <ds:schemaRefs>
-    <ds:schemaRef ds:uri="http://schemas.microsoft.com/office/2006/metadata/contentType"/>
-    <ds:schemaRef ds:uri="http://schemas.microsoft.com/office/2006/metadata/properties/metaAttributes"/>
-    <ds:schemaRef ds:uri="http://www.w3.org/2001/XMLSchema"/>
-    <ds:schemaRef ds:uri="http://schemas.microsoft.com/office/2006/metadata/properties"/>
-    <ds:schemaRef ds:uri="d174a4fb-80c2-4523-8d89-375030acacbf"/>
-    <ds:schemaRef ds:uri="b250f519-6473-4480-8c44-6ee3a3a530c3"/>
-    <ds:schemaRef ds:uri="http://schemas.microsoft.com/office/2006/documentManagement/types"/>
-    <ds:schemaRef ds:uri="http://schemas.microsoft.com/office/infopath/2007/PartnerControls"/>
-    <ds:schemaRef ds:uri="http://schemas.openxmlformats.org/package/2006/metadata/core-properties"/>
-    <ds:schemaRef ds:uri="http://purl.org/dc/elements/1.1/"/>
-    <ds:schemaRef ds:uri="http://purl.org/dc/terms/"/>
-    <ds:schemaRef ds:uri="http://schemas.microsoft.com/internal/obd"/>
-  </ds:schemaRefs>
-</ds:datastoreItem>
+<ds:datastoreItem xmlns:ds="http://schemas.openxmlformats.org/officeDocument/2006/customXml" ds:itemID="{A8A926A9-9F1E-4090-A7DC-0BDD657CFFE9}"/>
 </file>
 
 <file path=customXml/itemProps2.xml><?xml version="1.0" encoding="utf-8"?>

--- a/fuentes/Excel_Avanzado_GEI_CF02_DU.docx
+++ b/fuentes/Excel_Avanzado_GEI_CF02_DU.docx
@@ -1,6 +1,6 @@
 
 <file path=word/document.xml><?xml version="1.0" encoding="utf-8"?>
-<w:document xmlns:wpc="http://schemas.microsoft.com/office/word/2010/wordprocessingCanvas" xmlns:cx="http://schemas.microsoft.com/office/drawing/2014/chartex" xmlns:cx1="http://schemas.microsoft.com/office/drawing/2015/9/8/chartex" xmlns:cx2="http://schemas.microsoft.com/office/drawing/2015/10/21/chartex" xmlns:cx3="http://schemas.microsoft.com/office/drawing/2016/5/9/chartex" xmlns:cx4="http://schemas.microsoft.com/office/drawing/2016/5/10/chartex" xmlns:cx5="http://schemas.microsoft.com/office/drawing/2016/5/11/chartex" xmlns:cx6="http://schemas.microsoft.com/office/drawing/2016/5/12/chartex" xmlns:cx7="http://schemas.microsoft.com/office/drawing/2016/5/13/chartex" xmlns:cx8="http://schemas.microsoft.com/office/drawing/2016/5/14/chartex" xmlns:mc="http://schemas.openxmlformats.org/markup-compatibility/2006" xmlns:aink="http://schemas.microsoft.com/office/drawing/2016/ink" xmlns:am3d="http://schemas.microsoft.com/office/drawing/2017/model3d" xmlns:o="urn:schemas-microsoft-com:office:office" xmlns:oel="http://schemas.microsoft.com/office/2019/extlst" xmlns:r="http://schemas.openxmlformats.org/officeDocument/2006/relationships" xmlns:m="http://schemas.openxmlformats.org/officeDocument/2006/math" xmlns:v="urn:schemas-microsoft-com:vml" xmlns:wp14="http://schemas.microsoft.com/office/word/2010/wordprocessingDrawing" xmlns:wp="http://schemas.openxmlformats.org/drawingml/2006/wordprocessingDrawing" xmlns:w10="urn:schemas-microsoft-com:office:word" xmlns:w="http://schemas.openxmlformats.org/wordprocessingml/2006/main" xmlns:w14="http://schemas.microsoft.com/office/word/2010/wordml" xmlns:w15="http://schemas.microsoft.com/office/word/2012/wordml" xmlns:w16cex="http://schemas.microsoft.com/office/word/2018/wordml/cex" xmlns:w16cid="http://schemas.microsoft.com/office/word/2016/wordml/cid" xmlns:w16="http://schemas.microsoft.com/office/word/2018/wordml" xmlns:w16sdtdh="http://schemas.microsoft.com/office/word/2020/wordml/sdtdatahash" xmlns:w16se="http://schemas.microsoft.com/office/word/2015/wordml/symex" xmlns:wpg="http://schemas.microsoft.com/office/word/2010/wordprocessingGroup" xmlns:wpi="http://schemas.microsoft.com/office/word/2010/wordprocessingInk" xmlns:wne="http://schemas.microsoft.com/office/word/2006/wordml" xmlns:wps="http://schemas.microsoft.com/office/word/2010/wordprocessingShape" xmlns:a="http://schemas.openxmlformats.org/drawingml/2006/main" xmlns:adec="http://schemas.microsoft.com/office/drawing/2017/decorative" xmlns:pic="http://schemas.openxmlformats.org/drawingml/2006/picture" xmlns:a14="http://schemas.microsoft.com/office/drawing/2010/main" mc:Ignorable="w14 w15 w16se w16cid w16 w16cex w16sdtdh wp14">
+<w:document xmlns:wpc="http://schemas.microsoft.com/office/word/2010/wordprocessingCanvas" xmlns:cx="http://schemas.microsoft.com/office/drawing/2014/chartex" xmlns:cx1="http://schemas.microsoft.com/office/drawing/2015/9/8/chartex" xmlns:cx2="http://schemas.microsoft.com/office/drawing/2015/10/21/chartex" xmlns:cx3="http://schemas.microsoft.com/office/drawing/2016/5/9/chartex" xmlns:cx4="http://schemas.microsoft.com/office/drawing/2016/5/10/chartex" xmlns:cx5="http://schemas.microsoft.com/office/drawing/2016/5/11/chartex" xmlns:cx6="http://schemas.microsoft.com/office/drawing/2016/5/12/chartex" xmlns:cx7="http://schemas.microsoft.com/office/drawing/2016/5/13/chartex" xmlns:cx8="http://schemas.microsoft.com/office/drawing/2016/5/14/chartex" xmlns:mc="http://schemas.openxmlformats.org/markup-compatibility/2006" xmlns:aink="http://schemas.microsoft.com/office/drawing/2016/ink" xmlns:am3d="http://schemas.microsoft.com/office/drawing/2017/model3d" xmlns:o="urn:schemas-microsoft-com:office:office" xmlns:oel="http://schemas.microsoft.com/office/2019/extlst" xmlns:r="http://schemas.openxmlformats.org/officeDocument/2006/relationships" xmlns:m="http://schemas.openxmlformats.org/officeDocument/2006/math" xmlns:v="urn:schemas-microsoft-com:vml" xmlns:wp14="http://schemas.microsoft.com/office/word/2010/wordprocessingDrawing" xmlns:wp="http://schemas.openxmlformats.org/drawingml/2006/wordprocessingDrawing" xmlns:w10="urn:schemas-microsoft-com:office:word" xmlns:w="http://schemas.openxmlformats.org/wordprocessingml/2006/main" xmlns:w14="http://schemas.microsoft.com/office/word/2010/wordml" xmlns:w15="http://schemas.microsoft.com/office/word/2012/wordml" xmlns:w16cex="http://schemas.microsoft.com/office/word/2018/wordml/cex" xmlns:w16cid="http://schemas.microsoft.com/office/word/2016/wordml/cid" xmlns:w16="http://schemas.microsoft.com/office/word/2018/wordml" xmlns:w16sdtdh="http://schemas.microsoft.com/office/word/2020/wordml/sdtdatahash" xmlns:w16se="http://schemas.microsoft.com/office/word/2015/wordml/symex" xmlns:wpg="http://schemas.microsoft.com/office/word/2010/wordprocessingGroup" xmlns:wpi="http://schemas.microsoft.com/office/word/2010/wordprocessingInk" xmlns:wne="http://schemas.microsoft.com/office/word/2006/wordml" xmlns:wps="http://schemas.microsoft.com/office/word/2010/wordprocessingShape" mc:Ignorable="w14 w15 w16se w16cid w16 w16cex w16sdtdh wp14">
   <w:body>
     <w:p>
       <w:pPr>
@@ -218,11 +218,11 @@
           </mc:Choice>
           <mc:Fallback>
             <w:pict>
-              <v:shapetype id="_x0000_t202" coordsize="21600,21600" o:spt="202" path="m,l,21600r21600,l21600,xe" w14:anchorId="2E2DABF6">
+              <v:shapetype w14:anchorId="2E2DABF6" id="_x0000_t202" coordsize="21600,21600" o:spt="202" path="m,l,21600r21600,l21600,xe">
                 <v:stroke joinstyle="miter"/>
                 <v:path gradientshapeok="t" o:connecttype="rect"/>
               </v:shapetype>
-              <v:shape id="Cuadro de texto 2" style="position:absolute;left:0;text-align:left;margin-left:-19.95pt;margin-top:33.15pt;width:549pt;height:145.5pt;z-index:251663360;visibility:visible;mso-wrap-style:square;mso-width-percent:0;mso-height-percent:0;mso-wrap-distance-left:9pt;mso-wrap-distance-top:3.6pt;mso-wrap-distance-right:9pt;mso-wrap-distance-bottom:3.6pt;mso-position-horizontal:absolute;mso-position-horizontal-relative:text;mso-position-vertical:absolute;mso-position-vertical-relative:text;mso-width-percent:0;mso-height-percent:0;mso-width-relative:margin;mso-height-relative:margin;v-text-anchor:top" alt="&quot;&quot;" o:spid="_x0000_s1026" filled="f" stroked="f" type="#_x0000_t202" o:gfxdata="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">
+              <v:shape id="Cuadro de texto 2" o:spid="_x0000_s1026" type="#_x0000_t202" alt="&quot;&quot;" style="position:absolute;left:0;text-align:left;margin-left:-19.95pt;margin-top:33.15pt;width:549pt;height:145.5pt;z-index:251663360;visibility:visible;mso-wrap-style:square;mso-width-percent:0;mso-height-percent:0;mso-wrap-distance-left:9pt;mso-wrap-distance-top:3.6pt;mso-wrap-distance-right:9pt;mso-wrap-distance-bottom:3.6pt;mso-position-horizontal:absolute;mso-position-horizontal-relative:text;mso-position-vertical:absolute;mso-position-vertical-relative:text;mso-width-percent:0;mso-height-percent:0;mso-width-relative:margin;mso-height-relative:margin;v-text-anchor:top" o:gfxdata="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" filled="f" stroked="f">
                 <v:textbox>
                   <w:txbxContent>
                     <w:p>
@@ -329,7 +329,7 @@
               </wp:anchor>
             </w:drawing>
           </mc:Choice>
-          <mc:Fallback xmlns:w16du="http://schemas.microsoft.com/office/word/2023/wordml/word16du" xmlns:w16sdtfl="http://schemas.microsoft.com/office/word/2024/wordml/sdtformatlock">
+          <mc:Fallback xmlns:w16sdtfl="http://schemas.microsoft.com/office/word/2024/wordml/sdtformatlock" xmlns:w16du="http://schemas.microsoft.com/office/word/2023/wordml/word16du" xmlns:a14="http://schemas.microsoft.com/office/drawing/2010/main" xmlns:pic="http://schemas.openxmlformats.org/drawingml/2006/picture" xmlns:adec="http://schemas.microsoft.com/office/drawing/2017/decorative" xmlns:a="http://schemas.openxmlformats.org/drawingml/2006/main">
             <w:pict>
               <v:rect id="Rectángulo 3" style="position:absolute;margin-left:-55.95pt;margin-top:26.4pt;width:613.85pt;height:164.25pt;z-index:-251655168;visibility:visible;mso-wrap-style:square;mso-height-percent:0;mso-wrap-distance-left:9pt;mso-wrap-distance-top:0;mso-wrap-distance-right:9pt;mso-wrap-distance-bottom:0;mso-position-horizontal:absolute;mso-position-horizontal-relative:text;mso-position-vertical:absolute;mso-position-vertical-relative:text;mso-height-percent:0;mso-height-relative:margin;v-text-anchor:middle" o:spid="_x0000_s1026" fillcolor="#00314d" stroked="f" strokeweight="1pt" w14:anchorId="7D59E4D5" o:gfxdata="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"/>
             </w:pict>
@@ -435,7 +435,7 @@
     <w:p>
       <w:pPr>
         <w:pBdr>
-          <w:bottom w:val="single" w:color="auto" w:sz="12" w:space="1"/>
+          <w:bottom w:val="single" w:sz="12" w:space="1" w:color="auto"/>
         </w:pBdr>
         <w:rPr>
           <w:rFonts w:ascii="Calibri" w:hAnsi="Calibri"/>
@@ -472,7 +472,7 @@
     <w:p>
       <w:pPr>
         <w:pBdr>
-          <w:bottom w:val="single" w:color="auto" w:sz="12" w:space="1"/>
+          <w:bottom w:val="single" w:sz="12" w:space="1" w:color="auto"/>
         </w:pBdr>
         <w:rPr>
           <w:rFonts w:ascii="Calibri" w:hAnsi="Calibri"/>
@@ -525,15 +525,9 @@
     </w:p>
     <w:sdt>
       <w:sdtPr>
-        <w:id w:val="-1852639233"/>
-        <w:docPartObj>
-          <w:docPartGallery w:val="Table of Contents"/>
-          <w:docPartUnique/>
-        </w:docPartObj>
-        <w:rPr>
-          <w:rFonts w:ascii="Calibri" w:hAnsi="Calibri" w:eastAsia="游明朝" w:cs="Arial" w:asciiTheme="minorAscii" w:hAnsiTheme="minorAscii" w:eastAsiaTheme="minorEastAsia" w:cstheme="minorBidi"/>
+        <w:rPr>
+          <w:rFonts w:asciiTheme="minorHAnsi" w:eastAsiaTheme="minorEastAsia" w:hAnsiTheme="minorHAnsi" w:cstheme="minorBidi"/>
           <w:b w:val="0"/>
-          <w:bCs w:val="0"/>
           <w:color w:val="auto"/>
           <w:kern w:val="2"/>
           <w:sz w:val="28"/>
@@ -541,6 +535,11 @@
           <w:lang w:eastAsia="en-US"/>
           <w14:ligatures w14:val="standardContextual"/>
         </w:rPr>
+        <w:id w:val="-1852639233"/>
+        <w:docPartObj>
+          <w:docPartGallery w:val="Table of Contents"/>
+          <w:docPartUnique/>
+        </w:docPartObj>
       </w:sdtPr>
       <w:sdtContent>
         <w:p>
@@ -577,7 +576,7 @@
           <w:r>
             <w:fldChar w:fldCharType="separate"/>
           </w:r>
-          <w:hyperlink w:history="1" w:anchor="_Toc211931367">
+          <w:hyperlink w:anchor="_Toc211931367" w:history="1">
             <w:r>
               <w:rPr>
                 <w:rStyle w:val="Hipervnculo"/>
@@ -650,7 +649,7 @@
               <w:lang w:val="es-ES" w:eastAsia="es-ES"/>
             </w:rPr>
           </w:pPr>
-          <w:hyperlink w:history="1" w:anchor="_Toc211931368">
+          <w:hyperlink w:anchor="_Toc211931368" w:history="1">
             <w:r>
               <w:rPr>
                 <w:rStyle w:val="Hipervnculo"/>
@@ -740,7 +739,7 @@
               <w:lang w:val="es-ES" w:eastAsia="es-ES"/>
             </w:rPr>
           </w:pPr>
-          <w:hyperlink w:history="1" w:anchor="_Toc211931369">
+          <w:hyperlink w:anchor="_Toc211931369" w:history="1">
             <w:r>
               <w:rPr>
                 <w:rStyle w:val="Hipervnculo"/>
@@ -836,7 +835,7 @@
               <w:lang w:val="es-ES" w:eastAsia="es-ES"/>
             </w:rPr>
           </w:pPr>
-          <w:hyperlink w:history="1" w:anchor="_Toc211931370">
+          <w:hyperlink w:anchor="_Toc211931370" w:history="1">
             <w:r>
               <w:rPr>
                 <w:rStyle w:val="Hipervnculo"/>
@@ -932,7 +931,7 @@
               <w:lang w:val="es-ES" w:eastAsia="es-ES"/>
             </w:rPr>
           </w:pPr>
-          <w:hyperlink w:history="1" w:anchor="_Toc211931371">
+          <w:hyperlink w:anchor="_Toc211931371" w:history="1">
             <w:r>
               <w:rPr>
                 <w:rStyle w:val="Hipervnculo"/>
@@ -1028,7 +1027,7 @@
               <w:lang w:val="es-ES" w:eastAsia="es-ES"/>
             </w:rPr>
           </w:pPr>
-          <w:hyperlink w:history="1" w:anchor="_Toc211931372">
+          <w:hyperlink w:anchor="_Toc211931372" w:history="1">
             <w:r>
               <w:rPr>
                 <w:rStyle w:val="Hipervnculo"/>
@@ -1124,7 +1123,7 @@
               <w:lang w:val="es-ES" w:eastAsia="es-ES"/>
             </w:rPr>
           </w:pPr>
-          <w:hyperlink w:history="1" w:anchor="_Toc211931373">
+          <w:hyperlink w:anchor="_Toc211931373" w:history="1">
             <w:r>
               <w:rPr>
                 <w:rStyle w:val="Hipervnculo"/>
@@ -1214,7 +1213,7 @@
               <w:lang w:val="es-ES" w:eastAsia="es-ES"/>
             </w:rPr>
           </w:pPr>
-          <w:hyperlink w:history="1" w:anchor="_Toc211931374">
+          <w:hyperlink w:anchor="_Toc211931374" w:history="1">
             <w:r>
               <w:rPr>
                 <w:rStyle w:val="Hipervnculo"/>
@@ -1310,7 +1309,7 @@
               <w:lang w:val="es-ES" w:eastAsia="es-ES"/>
             </w:rPr>
           </w:pPr>
-          <w:hyperlink w:history="1" w:anchor="_Toc211931375">
+          <w:hyperlink w:anchor="_Toc211931375" w:history="1">
             <w:r>
               <w:rPr>
                 <w:rStyle w:val="Hipervnculo"/>
@@ -1406,7 +1405,7 @@
               <w:lang w:val="es-ES" w:eastAsia="es-ES"/>
             </w:rPr>
           </w:pPr>
-          <w:hyperlink w:history="1" w:anchor="_Toc211931376">
+          <w:hyperlink w:anchor="_Toc211931376" w:history="1">
             <w:r>
               <w:rPr>
                 <w:rStyle w:val="Hipervnculo"/>
@@ -1502,7 +1501,7 @@
               <w:lang w:val="es-ES" w:eastAsia="es-ES"/>
             </w:rPr>
           </w:pPr>
-          <w:hyperlink w:history="1" w:anchor="_Toc211931377">
+          <w:hyperlink w:anchor="_Toc211931377" w:history="1">
             <w:r>
               <w:rPr>
                 <w:rStyle w:val="Hipervnculo"/>
@@ -1592,7 +1591,7 @@
               <w:lang w:val="es-ES" w:eastAsia="es-ES"/>
             </w:rPr>
           </w:pPr>
-          <w:hyperlink w:history="1" w:anchor="_Toc211931378">
+          <w:hyperlink w:anchor="_Toc211931378" w:history="1">
             <w:r>
               <w:rPr>
                 <w:rStyle w:val="Hipervnculo"/>
@@ -1688,7 +1687,7 @@
               <w:lang w:val="es-ES" w:eastAsia="es-ES"/>
             </w:rPr>
           </w:pPr>
-          <w:hyperlink w:history="1" w:anchor="_Toc211931379">
+          <w:hyperlink w:anchor="_Toc211931379" w:history="1">
             <w:r>
               <w:rPr>
                 <w:rStyle w:val="Hipervnculo"/>
@@ -1784,7 +1783,7 @@
               <w:lang w:val="es-ES" w:eastAsia="es-ES"/>
             </w:rPr>
           </w:pPr>
-          <w:hyperlink w:history="1" w:anchor="_Toc211931380">
+          <w:hyperlink w:anchor="_Toc211931380" w:history="1">
             <w:r>
               <w:rPr>
                 <w:rStyle w:val="Hipervnculo"/>
@@ -1879,7 +1878,7 @@
               <w:lang w:val="es-ES" w:eastAsia="es-ES"/>
             </w:rPr>
           </w:pPr>
-          <w:hyperlink w:history="1" w:anchor="_Toc211931381">
+          <w:hyperlink w:anchor="_Toc211931381" w:history="1">
             <w:r>
               <w:rPr>
                 <w:rStyle w:val="Hipervnculo"/>
@@ -1951,7 +1950,7 @@
               <w:lang w:val="es-ES" w:eastAsia="es-ES"/>
             </w:rPr>
           </w:pPr>
-          <w:hyperlink w:history="1" w:anchor="_Toc211931382">
+          <w:hyperlink w:anchor="_Toc211931382" w:history="1">
             <w:r>
               <w:rPr>
                 <w:rStyle w:val="Hipervnculo"/>
@@ -2023,7 +2022,7 @@
               <w:lang w:val="es-ES" w:eastAsia="es-ES"/>
             </w:rPr>
           </w:pPr>
-          <w:hyperlink w:history="1" w:anchor="_Toc211931383">
+          <w:hyperlink w:anchor="_Toc211931383" w:history="1">
             <w:r>
               <w:rPr>
                 <w:rStyle w:val="Hipervnculo"/>
@@ -2095,7 +2094,7 @@
               <w:lang w:val="es-ES" w:eastAsia="es-ES"/>
             </w:rPr>
           </w:pPr>
-          <w:hyperlink w:history="1" w:anchor="_Toc211931384">
+          <w:hyperlink w:anchor="_Toc211931384" w:history="1">
             <w:r>
               <w:rPr>
                 <w:rStyle w:val="Hipervnculo"/>
@@ -2167,7 +2166,7 @@
               <w:lang w:val="es-ES" w:eastAsia="es-ES"/>
             </w:rPr>
           </w:pPr>
-          <w:hyperlink w:history="1" w:anchor="_Toc211931385">
+          <w:hyperlink w:anchor="_Toc211931385" w:history="1">
             <w:r>
               <w:rPr>
                 <w:rStyle w:val="Hipervnculo"/>
@@ -2231,23 +2230,12 @@
           </w:r>
         </w:p>
       </w:sdtContent>
-      <w:sdtEndPr>
-        <w:rPr>
-          <w:rFonts w:ascii="Calibri" w:hAnsi="Calibri" w:eastAsia="游明朝" w:cs="Arial" w:asciiTheme="minorAscii" w:hAnsiTheme="minorAscii" w:eastAsiaTheme="minorEastAsia" w:cstheme="minorBidi"/>
-          <w:b w:val="0"/>
-          <w:bCs w:val="0"/>
-          <w:color w:val="auto"/>
-          <w:sz w:val="28"/>
-          <w:szCs w:val="28"/>
-          <w:lang w:eastAsia="en-US"/>
-        </w:rPr>
-      </w:sdtEndPr>
     </w:sdt>
     <w:p>
       <w:pPr>
         <w:pStyle w:val="Titulosgenerales"/>
       </w:pPr>
-      <w:bookmarkStart w:name="_Toc211931367" w:id="0"/>
+      <w:bookmarkStart w:id="0" w:name="_Toc211931367"/>
       <w:r>
         <w:lastRenderedPageBreak/>
         <w:t>Introducción</w:t>
@@ -2276,7 +2264,7 @@
       <w:pPr>
         <w:pStyle w:val="Ttulo1"/>
       </w:pPr>
-      <w:bookmarkStart w:name="_Toc211931368" w:id="1"/>
+      <w:bookmarkStart w:id="1" w:name="_Toc211931368"/>
       <w:r>
         <w:lastRenderedPageBreak/>
         <w:t>Transformar datos</w:t>
@@ -2733,7 +2721,7 @@
       <w:pPr>
         <w:pStyle w:val="Ttulo2"/>
       </w:pPr>
-      <w:bookmarkStart w:name="_Toc211931369" w:id="2"/>
+      <w:bookmarkStart w:id="2" w:name="_Toc211931369"/>
       <w:r>
         <w:t>Tipos</w:t>
       </w:r>
@@ -4502,8 +4490,17 @@
                 <w:sz w:val="20"/>
                 <w:szCs w:val="20"/>
               </w:rPr>
-              <w:t>Telefono_Jefe</w:t>
-            </w:r>
+              <w:t>Telefono_</w:t>
+            </w:r>
+            <w:proofErr w:type="gramStart"/>
+            <w:r>
+              <w:rPr>
+                <w:sz w:val="20"/>
+                <w:szCs w:val="20"/>
+              </w:rPr>
+              <w:t>Jefe</w:t>
+            </w:r>
+            <w:proofErr w:type="gramEnd"/>
           </w:p>
         </w:tc>
         <w:tc>
@@ -5861,8 +5858,13 @@
               </w:rPr>
             </w:pPr>
             <w:r>
-              <w:t>Telefono_Jefe</w:t>
-            </w:r>
+              <w:t>Telefono_</w:t>
+            </w:r>
+            <w:proofErr w:type="gramStart"/>
+            <w:r>
+              <w:t>Jefe</w:t>
+            </w:r>
+            <w:proofErr w:type="gramEnd"/>
           </w:p>
         </w:tc>
       </w:tr>
@@ -7646,10 +7648,24 @@
         <w:rPr>
           <w:lang w:eastAsia="es-CO"/>
         </w:rPr>
-        <w:t>=TRANSPONER(A1:D3) en un rango del mismo tamaño. Requiere Ctrl+Shift+Enter.</w:t>
-      </w:r>
-    </w:p>
-    <w:p w14:noSpellErr="1">
+        <w:t>=</w:t>
+      </w:r>
+      <w:proofErr w:type="gramStart"/>
+      <w:r>
+        <w:rPr>
+          <w:lang w:eastAsia="es-CO"/>
+        </w:rPr>
+        <w:t>TRANSPONER(</w:t>
+      </w:r>
+      <w:proofErr w:type="gramEnd"/>
+      <w:r>
+        <w:rPr>
+          <w:lang w:eastAsia="es-CO"/>
+        </w:rPr>
+        <w:t>A1:D3) en un rango del mismo tamaño. Requiere Ctrl+Shift+Enter.</w:t>
+      </w:r>
+    </w:p>
+    <w:p>
       <w:pPr>
         <w:pStyle w:val="Ttulo3"/>
         <w:rPr>
@@ -7662,21 +7678,7 @@
           <w:rStyle w:val="Extranjerismo"/>
           <w:lang w:val="es-419"/>
         </w:rPr>
-        <w:t>Power</w:t>
-      </w:r>
-      <w:r>
-        <w:rPr>
-          <w:rStyle w:val="Extranjerismo"/>
-          <w:lang w:val="es-419"/>
-        </w:rPr>
-        <w:t xml:space="preserve"> </w:t>
-      </w:r>
-      <w:r>
-        <w:rPr>
-          <w:rStyle w:val="Extranjerismo"/>
-          <w:lang w:val="es-419"/>
-        </w:rPr>
-        <w:t>Query</w:t>
+        <w:t>Power Query</w:t>
       </w:r>
     </w:p>
     <w:p>
@@ -7696,7 +7698,7 @@
       <w:pPr>
         <w:pStyle w:val="Ttulo2"/>
       </w:pPr>
-      <w:bookmarkStart w:name="_Toc211931370" w:id="3"/>
+      <w:bookmarkStart w:id="3" w:name="_Toc211931370"/>
       <w:r>
         <w:t>Importación de datos</w:t>
       </w:r>
@@ -8093,7 +8095,7 @@
           <w:noProof/>
         </w:rPr>
         <w:drawing>
-          <wp:inline distT="0" distB="0" distL="0" distR="0" wp14:anchorId="2A7FE504" wp14:editId="291B7C7F">
+          <wp:inline distT="0" distB="0" distL="0" distR="0" wp14:anchorId="2A7FE504" wp14:editId="51F4BA05">
             <wp:extent cx="4451230" cy="2503700"/>
             <wp:effectExtent l="0" t="0" r="6985" b="0"/>
             <wp:docPr id="995206024" name="Imagen 4">
@@ -8162,7 +8164,7 @@
           <w:lang w:eastAsia="es-CO"/>
         </w:rPr>
       </w:pPr>
-      <w:hyperlink w:history="1" r:id="rId14">
+      <w:hyperlink r:id="rId14" w:history="1">
         <w:r>
           <w:rPr>
             <w:rStyle w:val="Hipervnculo"/>
@@ -8268,7 +8270,7 @@
       <w:pPr>
         <w:pStyle w:val="Ttulo2"/>
       </w:pPr>
-      <w:bookmarkStart w:name="_Toc211931371" w:id="4"/>
+      <w:bookmarkStart w:id="4" w:name="_Toc211931371"/>
       <w:r>
         <w:t>Carga</w:t>
       </w:r>
@@ -9081,7 +9083,7 @@
           <w:noProof/>
         </w:rPr>
         <w:drawing>
-          <wp:inline distT="0" distB="0" distL="0" distR="0" wp14:anchorId="2C594C62" wp14:editId="628BD29B">
+          <wp:inline distT="0" distB="0" distL="0" distR="0" wp14:anchorId="2C594C62" wp14:editId="1B52C8F9">
             <wp:extent cx="4830793" cy="2717195"/>
             <wp:effectExtent l="0" t="0" r="8255" b="6985"/>
             <wp:docPr id="1666438454" name="Imagen 7">
@@ -9150,27 +9152,13 @@
           <w:lang w:eastAsia="es-CO"/>
         </w:rPr>
       </w:pPr>
-      <w:hyperlink w:history="1" r:id="rId16">
+      <w:hyperlink r:id="rId16" w:history="1">
         <w:r>
           <w:rPr>
             <w:rStyle w:val="Hipervnculo"/>
             <w:b/>
           </w:rPr>
-          <w:t xml:space="preserve">Enlace de reproducción del </w:t>
-        </w:r>
-        <w:r>
-          <w:rPr>
-            <w:rStyle w:val="Hipervnculo"/>
-            <w:b/>
-          </w:rPr>
-          <w:t>v</w:t>
-        </w:r>
-        <w:r>
-          <w:rPr>
-            <w:rStyle w:val="Hipervnculo"/>
-            <w:b/>
-          </w:rPr>
-          <w:t>ideo</w:t>
+          <w:t>Enlace de reproducción del video</w:t>
         </w:r>
       </w:hyperlink>
     </w:p>
@@ -9294,7 +9282,7 @@
       <w:pPr>
         <w:pStyle w:val="Ttulo2"/>
       </w:pPr>
-      <w:bookmarkStart w:name="_Toc211931372" w:id="5"/>
+      <w:bookmarkStart w:id="5" w:name="_Toc211931372"/>
       <w:r>
         <w:t>Automatización</w:t>
       </w:r>
@@ -9544,7 +9532,7 @@
       <w:pPr>
         <w:pStyle w:val="Ttulo1"/>
       </w:pPr>
-      <w:bookmarkStart w:name="_Toc211931373" w:id="6"/>
+      <w:bookmarkStart w:id="6" w:name="_Toc211931373"/>
       <w:r>
         <w:lastRenderedPageBreak/>
         <w:t>Tarea</w:t>
@@ -9672,17 +9660,11 @@
         <w:t>, que permite descomponer una tarea en tres componentes esenciales.</w:t>
       </w:r>
     </w:p>
-    <w:p w14:noSpellErr="1">
+    <w:p>
       <w:pPr>
         <w:pStyle w:val="Ttulo3"/>
-        <w:rPr>
-          <w:lang w:val="es-419"/>
-        </w:rPr>
-      </w:pPr>
-      <w:r>
-        <w:rPr>
-          <w:lang w:val="es-419"/>
-        </w:rPr>
+      </w:pPr>
+      <w:r>
         <w:t xml:space="preserve">Modelo IPO </w:t>
       </w:r>
       <w:r>
@@ -9690,26 +9672,9 @@
           <w:rStyle w:val="Extranjerismo"/>
           <w:lang w:val="es-419"/>
         </w:rPr>
-        <w:t xml:space="preserve">(Input - </w:t>
-      </w:r>
-      <w:r>
-        <w:rPr>
-          <w:rStyle w:val="Extranjerismo"/>
-          <w:lang w:val="es-419"/>
-        </w:rPr>
-        <w:t>Process</w:t>
-      </w:r>
-      <w:r>
-        <w:rPr>
-          <w:rStyle w:val="Extranjerismo"/>
-          <w:lang w:val="es-419"/>
-        </w:rPr>
-        <w:t xml:space="preserve"> - Output</w:t>
-      </w:r>
-      <w:r>
-        <w:rPr>
-          <w:lang w:val="es-419"/>
-        </w:rPr>
+        <w:t>(Input - Process - Output</w:t>
+      </w:r>
+      <w:r>
         <w:t>)</w:t>
       </w:r>
     </w:p>
@@ -9893,7 +9858,7 @@
       <w:pPr>
         <w:pStyle w:val="Ttulo2"/>
       </w:pPr>
-      <w:bookmarkStart w:name="_Toc211931374" w:id="7"/>
+      <w:bookmarkStart w:id="7" w:name="_Toc211931374"/>
       <w:r>
         <w:t>Concepto</w:t>
       </w:r>
@@ -10790,7 +10755,7 @@
       <w:pPr>
         <w:pStyle w:val="Ttulo2"/>
       </w:pPr>
-      <w:bookmarkStart w:name="_Toc211931375" w:id="8"/>
+      <w:bookmarkStart w:id="8" w:name="_Toc211931375"/>
       <w:r>
         <w:lastRenderedPageBreak/>
         <w:t>Definición de requisitos</w:t>
@@ -11141,7 +11106,21 @@
               <w:rPr>
                 <w:lang w:eastAsia="es-CO"/>
               </w:rPr>
-              <w:t xml:space="preserve">RF1. Importar CSV desde Parametros!B2 a hoja </w:t>
+              <w:t xml:space="preserve">RF1. Importar CSV desde </w:t>
+            </w:r>
+            <w:proofErr w:type="gramStart"/>
+            <w:r>
+              <w:rPr>
+                <w:lang w:eastAsia="es-CO"/>
+              </w:rPr>
+              <w:t>Parametros!B</w:t>
+            </w:r>
+            <w:proofErr w:type="gramEnd"/>
+            <w:r>
+              <w:rPr>
+                <w:lang w:eastAsia="es-CO"/>
+              </w:rPr>
+              <w:t xml:space="preserve">2 a hoja </w:t>
             </w:r>
             <w:proofErr w:type="spellStart"/>
             <w:r>
@@ -11223,7 +11202,21 @@
               <w:rPr>
                 <w:lang w:eastAsia="es-CO"/>
               </w:rPr>
-              <w:t xml:space="preserve">, IVA(19%), </w:t>
+              <w:t xml:space="preserve">, </w:t>
+            </w:r>
+            <w:proofErr w:type="gramStart"/>
+            <w:r>
+              <w:rPr>
+                <w:lang w:eastAsia="es-CO"/>
+              </w:rPr>
+              <w:t>IVA(</w:t>
+            </w:r>
+            <w:proofErr w:type="gramEnd"/>
+            <w:r>
+              <w:rPr>
+                <w:lang w:eastAsia="es-CO"/>
+              </w:rPr>
+              <w:t xml:space="preserve">19%), </w:t>
             </w:r>
             <w:proofErr w:type="spellStart"/>
             <w:r>
@@ -11434,14 +11427,28 @@
               <w:rPr>
                 <w:lang w:eastAsia="es-CO"/>
               </w:rPr>
-              <w:t>tb_DatosBrutos</w:t>
+              <w:t>tb_</w:t>
+            </w:r>
+            <w:proofErr w:type="gramStart"/>
+            <w:r>
+              <w:rPr>
+                <w:lang w:eastAsia="es-CO"/>
+              </w:rPr>
+              <w:t>DatosBrutos</w:t>
             </w:r>
             <w:proofErr w:type="spellEnd"/>
             <w:r>
               <w:rPr>
                 <w:lang w:eastAsia="es-CO"/>
               </w:rPr>
-              <w:t>(Fecha[date], Cliente[</w:t>
+              <w:t>(</w:t>
+            </w:r>
+            <w:proofErr w:type="gramEnd"/>
+            <w:r>
+              <w:rPr>
+                <w:lang w:eastAsia="es-CO"/>
+              </w:rPr>
+              <w:t>Fecha[date], Cliente[</w:t>
             </w:r>
             <w:proofErr w:type="spellStart"/>
             <w:r>
@@ -11635,7 +11642,7 @@
       <w:pPr>
         <w:pStyle w:val="Ttulo2"/>
       </w:pPr>
-      <w:bookmarkStart w:name="_Toc211931376" w:id="9"/>
+      <w:bookmarkStart w:id="9" w:name="_Toc211931376"/>
       <w:r>
         <w:lastRenderedPageBreak/>
         <w:t>Cálculos personalizados</w:t>
@@ -12207,7 +12214,7 @@
       <w:pPr>
         <w:pStyle w:val="Ttulo1"/>
       </w:pPr>
-      <w:bookmarkStart w:name="_Toc211931377" w:id="10"/>
+      <w:bookmarkStart w:id="10" w:name="_Toc211931377"/>
       <w:r>
         <w:lastRenderedPageBreak/>
         <w:t>Macros</w:t>
@@ -12390,7 +12397,7 @@
       <w:pPr>
         <w:pStyle w:val="Ttulo2"/>
       </w:pPr>
-      <w:bookmarkStart w:name="_Toc211931378" w:id="11"/>
+      <w:bookmarkStart w:id="11" w:name="_Toc211931378"/>
       <w:r>
         <w:t>Creación</w:t>
       </w:r>
@@ -12911,7 +12918,7 @@
         <w:t>Variables y constantes.</w:t>
       </w:r>
     </w:p>
-    <w:p w14:noSpellErr="1">
+    <w:p>
       <w:pPr>
         <w:pStyle w:val="Prrafodelista"/>
         <w:numPr>
@@ -12919,32 +12926,14 @@
           <w:numId w:val="29"/>
         </w:numPr>
         <w:rPr>
-          <w:lang w:val="es-CO" w:eastAsia="es-CO"/>
-        </w:rPr>
-      </w:pPr>
-      <w:r>
-        <w:rPr>
-          <w:lang w:val="es-CO" w:eastAsia="es-CO"/>
-        </w:rPr>
-        <w:t>Estructuras</w:t>
-      </w:r>
-      <w:r>
-        <w:rPr>
-          <w:lang w:val="es-CO" w:eastAsia="es-CO"/>
-        </w:rPr>
-        <w:t xml:space="preserve"> de control, </w:t>
-      </w:r>
-      <w:r>
-        <w:rPr>
-          <w:lang w:val="es-CO" w:eastAsia="es-CO"/>
-        </w:rPr>
-        <w:t>como</w:t>
-      </w:r>
-      <w:r>
-        <w:rPr>
-          <w:lang w:val="es-CO" w:eastAsia="es-CO"/>
-        </w:rPr>
-        <w:t xml:space="preserve"> </w:t>
+          <w:lang w:eastAsia="es-CO"/>
+        </w:rPr>
+      </w:pPr>
+      <w:r>
+        <w:rPr>
+          <w:lang w:eastAsia="es-CO"/>
+        </w:rPr>
+        <w:t xml:space="preserve">Estructuras de control, como </w:t>
       </w:r>
       <w:r>
         <w:rPr>
@@ -12955,7 +12944,7 @@
       </w:r>
       <w:r>
         <w:rPr>
-          <w:lang w:val="es-CO" w:eastAsia="es-CO"/>
+          <w:lang w:eastAsia="es-CO"/>
         </w:rPr>
         <w:t>-</w:t>
       </w:r>
@@ -12968,7 +12957,7 @@
       </w:r>
       <w:r>
         <w:rPr>
-          <w:lang w:val="es-CO" w:eastAsia="es-CO"/>
+          <w:lang w:eastAsia="es-CO"/>
         </w:rPr>
         <w:t xml:space="preserve">, </w:t>
       </w:r>
@@ -12981,7 +12970,7 @@
       </w:r>
       <w:r>
         <w:rPr>
-          <w:lang w:val="es-CO" w:eastAsia="es-CO"/>
+          <w:lang w:eastAsia="es-CO"/>
         </w:rPr>
         <w:t xml:space="preserve"> </w:t>
       </w:r>
@@ -12994,7 +12983,7 @@
       </w:r>
       <w:r>
         <w:rPr>
-          <w:lang w:val="es-CO" w:eastAsia="es-CO"/>
+          <w:lang w:eastAsia="es-CO"/>
         </w:rPr>
         <w:t xml:space="preserve">, </w:t>
       </w:r>
@@ -13007,7 +12996,7 @@
       </w:r>
       <w:r>
         <w:rPr>
-          <w:lang w:val="es-CO" w:eastAsia="es-CO"/>
+          <w:lang w:eastAsia="es-CO"/>
         </w:rPr>
         <w:t xml:space="preserve"> </w:t>
       </w:r>
@@ -13020,7 +13009,7 @@
       </w:r>
       <w:r>
         <w:rPr>
-          <w:lang w:val="es-CO" w:eastAsia="es-CO"/>
+          <w:lang w:eastAsia="es-CO"/>
         </w:rPr>
         <w:t xml:space="preserve">, </w:t>
       </w:r>
@@ -13033,7 +13022,7 @@
       </w:r>
       <w:r>
         <w:rPr>
-          <w:lang w:val="es-CO" w:eastAsia="es-CO"/>
+          <w:lang w:eastAsia="es-CO"/>
         </w:rPr>
         <w:t xml:space="preserve"> </w:t>
       </w:r>
@@ -13046,7 +13035,7 @@
       </w:r>
       <w:r>
         <w:rPr>
-          <w:lang w:val="es-CO" w:eastAsia="es-CO"/>
+          <w:lang w:eastAsia="es-CO"/>
         </w:rPr>
         <w:t>.</w:t>
       </w:r>
@@ -13374,7 +13363,7 @@
           <w:noProof/>
         </w:rPr>
         <w:drawing>
-          <wp:inline distT="0" distB="0" distL="0" distR="0" wp14:anchorId="1391AB39" wp14:editId="287318D1">
+          <wp:inline distT="0" distB="0" distL="0" distR="0" wp14:anchorId="1391AB39" wp14:editId="4D06DCD6">
             <wp:extent cx="4572000" cy="2571630"/>
             <wp:effectExtent l="0" t="0" r="0" b="635"/>
             <wp:docPr id="1617636181" name="Imagen 14">
@@ -13443,7 +13432,7 @@
           <w:lang w:eastAsia="es-CO"/>
         </w:rPr>
       </w:pPr>
-      <w:hyperlink w:history="1" r:id="rId19">
+      <w:hyperlink r:id="rId19" w:history="1">
         <w:r>
           <w:rPr>
             <w:rStyle w:val="Hipervnculo"/>
@@ -13548,7 +13537,7 @@
       <w:pPr>
         <w:pStyle w:val="Ttulo2"/>
       </w:pPr>
-      <w:bookmarkStart w:name="_Toc211931379" w:id="12"/>
+      <w:bookmarkStart w:id="12" w:name="_Toc211931379"/>
       <w:r>
         <w:lastRenderedPageBreak/>
         <w:t>Ejecución</w:t>
@@ -13786,7 +13775,7 @@
           <w:noProof/>
         </w:rPr>
         <w:drawing>
-          <wp:inline distT="0" distB="0" distL="0" distR="0" wp14:anchorId="2FC9EC61" wp14:editId="0349273E">
+          <wp:inline distT="0" distB="0" distL="0" distR="0" wp14:anchorId="2FC9EC61" wp14:editId="27E310C3">
             <wp:extent cx="3354000" cy="1886537"/>
             <wp:effectExtent l="0" t="0" r="0" b="0"/>
             <wp:docPr id="1791608654" name="Imagen 15">
@@ -13856,7 +13845,7 @@
           <w:lang w:eastAsia="es-CO"/>
         </w:rPr>
       </w:pPr>
-      <w:hyperlink w:history="1" r:id="rId21">
+      <w:hyperlink r:id="rId21" w:history="1">
         <w:r>
           <w:rPr>
             <w:rStyle w:val="Hipervnculo"/>
@@ -14316,7 +14305,7 @@
       <w:pPr>
         <w:pStyle w:val="Ttulo2"/>
       </w:pPr>
-      <w:bookmarkStart w:name="_Toc211931380" w:id="13"/>
+      <w:bookmarkStart w:id="13" w:name="_Toc211931380"/>
       <w:r>
         <w:t>Interfaces</w:t>
       </w:r>
@@ -15328,7 +15317,7 @@
           <w:noProof/>
         </w:rPr>
         <w:drawing>
-          <wp:inline distT="0" distB="0" distL="0" distR="0" wp14:anchorId="5E818AD9" wp14:editId="36A56CBC">
+          <wp:inline distT="0" distB="0" distL="0" distR="0" wp14:anchorId="5E818AD9" wp14:editId="41EC78CC">
             <wp:extent cx="4724190" cy="2657235"/>
             <wp:effectExtent l="19050" t="19050" r="19685" b="10160"/>
             <wp:docPr id="677035639" name="Imagen 17">
@@ -15399,7 +15388,7 @@
           <w:lang w:eastAsia="es-CO"/>
         </w:rPr>
       </w:pPr>
-      <w:hyperlink w:history="1" r:id="rId24">
+      <w:hyperlink r:id="rId24" w:history="1">
         <w:r>
           <w:rPr>
             <w:rStyle w:val="Hipervnculo"/>
@@ -16508,9 +16497,7 @@
         </w:trPr>
         <w:tc>
           <w:tcPr>
-            <w:cnfStyle w:val="000000000000" w:firstRow="0" w:lastRow="0" w:firstColumn="0" w:lastColumn="0" w:oddVBand="0" w:evenVBand="0" w:oddHBand="0" w:evenHBand="0" w:firstRowFirstColumn="0" w:firstRowLastColumn="0" w:lastRowFirstColumn="0" w:lastRowLastColumn="0"/>
             <w:tcW w:w="2393" w:type="dxa"/>
-            <w:tcMar/>
           </w:tcPr>
           <w:p>
             <w:pPr>
@@ -16527,9 +16514,7 @@
         </w:tc>
         <w:tc>
           <w:tcPr>
-            <w:cnfStyle w:val="000000000000" w:firstRow="0" w:lastRow="0" w:firstColumn="0" w:lastColumn="0" w:oddVBand="0" w:evenVBand="0" w:oddHBand="0" w:evenHBand="0" w:firstRowFirstColumn="0" w:firstRowLastColumn="0" w:lastRowFirstColumn="0" w:lastRowLastColumn="0"/>
             <w:tcW w:w="2398" w:type="dxa"/>
-            <w:tcMar/>
           </w:tcPr>
           <w:p>
             <w:pPr>
@@ -16546,9 +16531,7 @@
         </w:tc>
         <w:tc>
           <w:tcPr>
-            <w:cnfStyle w:val="000000000000" w:firstRow="0" w:lastRow="0" w:firstColumn="0" w:lastColumn="0" w:oddVBand="0" w:evenVBand="0" w:oddHBand="0" w:evenHBand="0" w:firstRowFirstColumn="0" w:firstRowLastColumn="0" w:lastRowFirstColumn="0" w:lastRowLastColumn="0"/>
             <w:tcW w:w="2398" w:type="dxa"/>
-            <w:tcMar/>
           </w:tcPr>
           <w:p>
             <w:pPr>
@@ -16572,11 +16555,9 @@
         </w:trPr>
         <w:tc>
           <w:tcPr>
-            <w:cnfStyle w:val="000000000000" w:firstRow="0" w:lastRow="0" w:firstColumn="0" w:lastColumn="0" w:oddVBand="0" w:evenVBand="0" w:oddHBand="0" w:evenHBand="0" w:firstRowFirstColumn="0" w:firstRowLastColumn="0" w:lastRowFirstColumn="0" w:lastRowLastColumn="0"/>
             <w:tcW w:w="2393" w:type="dxa"/>
-            <w:tcMar/>
-          </w:tcPr>
-          <w:p w14:noSpellErr="1">
+          </w:tcPr>
+          <w:p>
             <w:pPr>
               <w:pStyle w:val="Tablas"/>
               <w:jc w:val="center"/>
@@ -16596,9 +16577,7 @@
         </w:tc>
         <w:tc>
           <w:tcPr>
-            <w:cnfStyle w:val="000000000000" w:firstRow="0" w:lastRow="0" w:firstColumn="0" w:lastColumn="0" w:oddVBand="0" w:evenVBand="0" w:oddHBand="0" w:evenHBand="0" w:firstRowFirstColumn="0" w:firstRowLastColumn="0" w:lastRowFirstColumn="0" w:lastRowLastColumn="0"/>
             <w:tcW w:w="2398" w:type="dxa"/>
-            <w:tcMar/>
           </w:tcPr>
           <w:p>
             <w:pPr>
@@ -16615,9 +16594,7 @@
         </w:tc>
         <w:tc>
           <w:tcPr>
-            <w:cnfStyle w:val="000000000000" w:firstRow="0" w:lastRow="0" w:firstColumn="0" w:lastColumn="0" w:oddVBand="0" w:evenVBand="0" w:oddHBand="0" w:evenHBand="0" w:firstRowFirstColumn="0" w:firstRowLastColumn="0" w:lastRowFirstColumn="0" w:lastRowLastColumn="0"/>
             <w:tcW w:w="2398" w:type="dxa"/>
-            <w:tcMar/>
           </w:tcPr>
           <w:p>
             <w:pPr>
@@ -17679,14 +17656,28 @@
               <w:rPr>
                 <w:lang w:eastAsia="es-CO"/>
               </w:rPr>
-              <w:t>UserForm_Initialize</w:t>
+              <w:t>UserForm_</w:t>
+            </w:r>
+            <w:proofErr w:type="gramStart"/>
+            <w:r>
+              <w:rPr>
+                <w:lang w:eastAsia="es-CO"/>
+              </w:rPr>
+              <w:t>Initialize</w:t>
             </w:r>
             <w:proofErr w:type="spellEnd"/>
             <w:r>
               <w:rPr>
                 <w:lang w:eastAsia="es-CO"/>
               </w:rPr>
-              <w:t xml:space="preserve">() </w:t>
+              <w:t>(</w:t>
+            </w:r>
+            <w:proofErr w:type="gramEnd"/>
+            <w:r>
+              <w:rPr>
+                <w:lang w:eastAsia="es-CO"/>
+              </w:rPr>
+              <w:t xml:space="preserve">) </w:t>
             </w:r>
           </w:p>
           <w:p>
@@ -17756,7 +17747,14 @@
               <w:rPr>
                 <w:lang w:eastAsia="es-CO"/>
               </w:rPr>
-              <w:t xml:space="preserve">        .</w:t>
+              <w:t xml:space="preserve">        </w:t>
+            </w:r>
+            <w:proofErr w:type="gramStart"/>
+            <w:r>
+              <w:rPr>
+                <w:lang w:eastAsia="es-CO"/>
+              </w:rPr>
+              <w:t>.</w:t>
             </w:r>
             <w:proofErr w:type="spellStart"/>
             <w:r>
@@ -17766,6 +17764,7 @@
               <w:t>AddItem</w:t>
             </w:r>
             <w:proofErr w:type="spellEnd"/>
+            <w:proofErr w:type="gramEnd"/>
             <w:r>
               <w:rPr>
                 <w:lang w:eastAsia="es-CO"/>
@@ -17784,7 +17783,14 @@
               <w:rPr>
                 <w:lang w:eastAsia="es-CO"/>
               </w:rPr>
-              <w:t xml:space="preserve">        .</w:t>
+              <w:t xml:space="preserve">        </w:t>
+            </w:r>
+            <w:proofErr w:type="gramStart"/>
+            <w:r>
+              <w:rPr>
+                <w:lang w:eastAsia="es-CO"/>
+              </w:rPr>
+              <w:t>.</w:t>
             </w:r>
             <w:proofErr w:type="spellStart"/>
             <w:r>
@@ -17794,6 +17800,7 @@
               <w:t>AddItem</w:t>
             </w:r>
             <w:proofErr w:type="spellEnd"/>
+            <w:proofErr w:type="gramEnd"/>
             <w:r>
               <w:rPr>
                 <w:lang w:eastAsia="es-CO"/>
@@ -17812,7 +17819,14 @@
               <w:rPr>
                 <w:lang w:eastAsia="es-CO"/>
               </w:rPr>
-              <w:t xml:space="preserve">        .</w:t>
+              <w:t xml:space="preserve">        </w:t>
+            </w:r>
+            <w:proofErr w:type="gramStart"/>
+            <w:r>
+              <w:rPr>
+                <w:lang w:eastAsia="es-CO"/>
+              </w:rPr>
+              <w:t>.</w:t>
             </w:r>
             <w:proofErr w:type="spellStart"/>
             <w:r>
@@ -17822,6 +17836,7 @@
               <w:t>AddItem</w:t>
             </w:r>
             <w:proofErr w:type="spellEnd"/>
+            <w:proofErr w:type="gramEnd"/>
             <w:r>
               <w:rPr>
                 <w:lang w:eastAsia="es-CO"/>
@@ -17840,7 +17855,14 @@
               <w:rPr>
                 <w:lang w:eastAsia="es-CO"/>
               </w:rPr>
-              <w:t xml:space="preserve">        .</w:t>
+              <w:t xml:space="preserve">        </w:t>
+            </w:r>
+            <w:proofErr w:type="gramStart"/>
+            <w:r>
+              <w:rPr>
+                <w:lang w:eastAsia="es-CO"/>
+              </w:rPr>
+              <w:t>.</w:t>
             </w:r>
             <w:proofErr w:type="spellStart"/>
             <w:r>
@@ -17850,6 +17872,7 @@
               <w:t>AddItem</w:t>
             </w:r>
             <w:proofErr w:type="spellEnd"/>
+            <w:proofErr w:type="gramEnd"/>
             <w:r>
               <w:rPr>
                 <w:lang w:eastAsia="es-CO"/>
@@ -17868,7 +17891,14 @@
               <w:rPr>
                 <w:lang w:eastAsia="es-CO"/>
               </w:rPr>
-              <w:t xml:space="preserve">        .</w:t>
+              <w:t xml:space="preserve">        </w:t>
+            </w:r>
+            <w:proofErr w:type="gramStart"/>
+            <w:r>
+              <w:rPr>
+                <w:lang w:eastAsia="es-CO"/>
+              </w:rPr>
+              <w:t>.</w:t>
             </w:r>
             <w:proofErr w:type="spellStart"/>
             <w:r>
@@ -17878,6 +17908,7 @@
               <w:t>AddItem</w:t>
             </w:r>
             <w:proofErr w:type="spellEnd"/>
+            <w:proofErr w:type="gramEnd"/>
             <w:r>
               <w:rPr>
                 <w:lang w:eastAsia="es-CO"/>
@@ -17896,7 +17927,14 @@
               <w:rPr>
                 <w:lang w:eastAsia="es-CO"/>
               </w:rPr>
-              <w:t xml:space="preserve">        .</w:t>
+              <w:t xml:space="preserve">        </w:t>
+            </w:r>
+            <w:proofErr w:type="gramStart"/>
+            <w:r>
+              <w:rPr>
+                <w:lang w:eastAsia="es-CO"/>
+              </w:rPr>
+              <w:t>.</w:t>
             </w:r>
             <w:proofErr w:type="spellStart"/>
             <w:r>
@@ -17906,6 +17944,7 @@
               <w:t>AddItem</w:t>
             </w:r>
             <w:proofErr w:type="spellEnd"/>
+            <w:proofErr w:type="gramEnd"/>
             <w:r>
               <w:rPr>
                 <w:lang w:eastAsia="es-CO"/>
@@ -18023,7 +18062,14 @@
               <w:rPr>
                 <w:lang w:eastAsia="es-CO"/>
               </w:rPr>
-              <w:t xml:space="preserve">        .</w:t>
+              <w:t xml:space="preserve">        </w:t>
+            </w:r>
+            <w:proofErr w:type="gramStart"/>
+            <w:r>
+              <w:rPr>
+                <w:lang w:eastAsia="es-CO"/>
+              </w:rPr>
+              <w:t>.</w:t>
             </w:r>
             <w:proofErr w:type="spellStart"/>
             <w:r>
@@ -18033,6 +18079,7 @@
               <w:t>AddItem</w:t>
             </w:r>
             <w:proofErr w:type="spellEnd"/>
+            <w:proofErr w:type="gramEnd"/>
             <w:r>
               <w:rPr>
                 <w:lang w:eastAsia="es-CO"/>
@@ -18051,7 +18098,14 @@
               <w:rPr>
                 <w:lang w:eastAsia="es-CO"/>
               </w:rPr>
-              <w:t xml:space="preserve">        .</w:t>
+              <w:t xml:space="preserve">        </w:t>
+            </w:r>
+            <w:proofErr w:type="gramStart"/>
+            <w:r>
+              <w:rPr>
+                <w:lang w:eastAsia="es-CO"/>
+              </w:rPr>
+              <w:t>.</w:t>
             </w:r>
             <w:proofErr w:type="spellStart"/>
             <w:r>
@@ -18061,6 +18115,7 @@
               <w:t>AddItem</w:t>
             </w:r>
             <w:proofErr w:type="spellEnd"/>
+            <w:proofErr w:type="gramEnd"/>
             <w:r>
               <w:rPr>
                 <w:lang w:eastAsia="es-CO"/>
@@ -18079,7 +18134,14 @@
               <w:rPr>
                 <w:lang w:eastAsia="es-CO"/>
               </w:rPr>
-              <w:t xml:space="preserve">        .</w:t>
+              <w:t xml:space="preserve">        </w:t>
+            </w:r>
+            <w:proofErr w:type="gramStart"/>
+            <w:r>
+              <w:rPr>
+                <w:lang w:eastAsia="es-CO"/>
+              </w:rPr>
+              <w:t>.</w:t>
             </w:r>
             <w:proofErr w:type="spellStart"/>
             <w:r>
@@ -18089,6 +18151,7 @@
               <w:t>AddItem</w:t>
             </w:r>
             <w:proofErr w:type="spellEnd"/>
+            <w:proofErr w:type="gramEnd"/>
             <w:r>
               <w:rPr>
                 <w:lang w:eastAsia="es-CO"/>
@@ -18107,7 +18170,14 @@
               <w:rPr>
                 <w:lang w:eastAsia="es-CO"/>
               </w:rPr>
-              <w:t xml:space="preserve">        .</w:t>
+              <w:t xml:space="preserve">        </w:t>
+            </w:r>
+            <w:proofErr w:type="gramStart"/>
+            <w:r>
+              <w:rPr>
+                <w:lang w:eastAsia="es-CO"/>
+              </w:rPr>
+              <w:t>.</w:t>
             </w:r>
             <w:proofErr w:type="spellStart"/>
             <w:r>
@@ -18117,6 +18187,7 @@
               <w:t>AddItem</w:t>
             </w:r>
             <w:proofErr w:type="spellEnd"/>
+            <w:proofErr w:type="gramEnd"/>
             <w:r>
               <w:rPr>
                 <w:lang w:eastAsia="es-CO"/>
@@ -18135,7 +18206,14 @@
               <w:rPr>
                 <w:lang w:eastAsia="es-CO"/>
               </w:rPr>
-              <w:t xml:space="preserve">        .</w:t>
+              <w:t xml:space="preserve">        </w:t>
+            </w:r>
+            <w:proofErr w:type="gramStart"/>
+            <w:r>
+              <w:rPr>
+                <w:lang w:eastAsia="es-CO"/>
+              </w:rPr>
+              <w:t>.</w:t>
             </w:r>
             <w:proofErr w:type="spellStart"/>
             <w:r>
@@ -18145,6 +18223,7 @@
               <w:t>AddItem</w:t>
             </w:r>
             <w:proofErr w:type="spellEnd"/>
+            <w:proofErr w:type="gramEnd"/>
             <w:r>
               <w:rPr>
                 <w:lang w:eastAsia="es-CO"/>
@@ -18163,7 +18242,14 @@
               <w:rPr>
                 <w:lang w:eastAsia="es-CO"/>
               </w:rPr>
-              <w:t xml:space="preserve">        .</w:t>
+              <w:t xml:space="preserve">        </w:t>
+            </w:r>
+            <w:proofErr w:type="gramStart"/>
+            <w:r>
+              <w:rPr>
+                <w:lang w:eastAsia="es-CO"/>
+              </w:rPr>
+              <w:t>.</w:t>
             </w:r>
             <w:proofErr w:type="spellStart"/>
             <w:r>
@@ -18173,6 +18259,7 @@
               <w:t>AddItem</w:t>
             </w:r>
             <w:proofErr w:type="spellEnd"/>
+            <w:proofErr w:type="gramEnd"/>
             <w:r>
               <w:rPr>
                 <w:lang w:eastAsia="es-CO"/>
@@ -18642,6 +18729,7 @@
               <w:t xml:space="preserve">Sub </w:t>
             </w:r>
             <w:proofErr w:type="spellStart"/>
+            <w:proofErr w:type="gramStart"/>
             <w:r>
               <w:rPr>
                 <w:lang w:val="es-MX" w:eastAsia="es-CO"/>
@@ -18653,7 +18741,14 @@
               <w:rPr>
                 <w:lang w:val="es-MX" w:eastAsia="es-CO"/>
               </w:rPr>
-              <w:t>()</w:t>
+              <w:t>(</w:t>
+            </w:r>
+            <w:proofErr w:type="gramEnd"/>
+            <w:r>
+              <w:rPr>
+                <w:lang w:val="es-MX" w:eastAsia="es-CO"/>
+              </w:rPr>
+              <w:t>)</w:t>
             </w:r>
             <w:r>
               <w:rPr>
@@ -18879,7 +18974,7 @@
           <w:noProof/>
         </w:rPr>
         <w:drawing>
-          <wp:inline distT="0" distB="0" distL="0" distR="0" wp14:anchorId="740EDAF1" wp14:editId="2323FCC9">
+          <wp:inline distT="0" distB="0" distL="0" distR="0" wp14:anchorId="740EDAF1" wp14:editId="5A7126DB">
             <wp:extent cx="4572000" cy="2571630"/>
             <wp:effectExtent l="0" t="0" r="0" b="635"/>
             <wp:docPr id="68087393" name="Imagen 24">
@@ -18948,7 +19043,7 @@
           <w:lang w:eastAsia="es-CO"/>
         </w:rPr>
       </w:pPr>
-      <w:hyperlink w:history="1" r:id="rId28">
+      <w:hyperlink r:id="rId28" w:history="1">
         <w:r>
           <w:rPr>
             <w:rStyle w:val="Hipervnculo"/>
@@ -19511,7 +19606,7 @@
       <w:pPr>
         <w:pStyle w:val="Titulosgenerales"/>
       </w:pPr>
-      <w:bookmarkStart w:name="_Toc211931381" w:id="14"/>
+      <w:bookmarkStart w:id="14" w:name="_Toc211931381"/>
       <w:r>
         <w:lastRenderedPageBreak/>
         <w:t>Síntesis</w:t>
@@ -19584,7 +19679,7 @@
       <w:pPr>
         <w:pStyle w:val="Titulosgenerales"/>
       </w:pPr>
-      <w:bookmarkStart w:name="_Toc211931382" w:id="15"/>
+      <w:bookmarkStart w:id="15" w:name="_Toc211931382"/>
       <w:r>
         <w:lastRenderedPageBreak/>
         <w:t>Material complementario</w:t>
@@ -19770,7 +19865,7 @@
                 <w:u w:val="none"/>
               </w:rPr>
             </w:pPr>
-            <w:hyperlink w:history="1" r:id="rId31">
+            <w:hyperlink r:id="rId31" w:history="1">
               <w:r>
                 <w:rPr>
                   <w:rStyle w:val="Hipervnculo"/>
@@ -19807,7 +19902,6 @@
             </w:pPr>
             <w:r>
               <w:rPr>
-                <w:rFonts w:ascii="Roboto" w:hAnsi="Roboto"/>
                 <w:color w:val="auto"/>
               </w:rPr>
               <w:t>Macros</w:t>
@@ -19828,7 +19922,6 @@
             </w:pPr>
             <w:r>
               <w:rPr>
-                <w:rFonts w:ascii="Roboto" w:hAnsi="Roboto"/>
                 <w:color w:val="auto"/>
               </w:rPr>
               <w:t>SmartPro Academy. (2022). Aprende a crear macros en Excel desde cero [Video]. YouTube.</w:t>
@@ -19849,7 +19942,6 @@
             </w:pPr>
             <w:r>
               <w:rPr>
-                <w:rFonts w:ascii="Roboto" w:hAnsi="Roboto"/>
                 <w:color w:val="auto"/>
               </w:rPr>
               <w:t>Video</w:t>
@@ -19869,7 +19961,7 @@
                 <w:u w:val="none"/>
               </w:rPr>
             </w:pPr>
-            <w:hyperlink w:history="1" r:id="rId32">
+            <w:hyperlink r:id="rId32" w:history="1">
               <w:r>
                 <w:rPr>
                   <w:rStyle w:val="Hipervnculo"/>
@@ -19909,7 +20001,6 @@
             </w:pPr>
             <w:r>
               <w:rPr>
-                <w:rFonts w:ascii="Roboto" w:hAnsi="Roboto"/>
                 <w:color w:val="auto"/>
               </w:rPr>
               <w:t>Macros</w:t>
@@ -19930,7 +20021,6 @@
             </w:pPr>
             <w:r>
               <w:rPr>
-                <w:rFonts w:ascii="Roboto" w:hAnsi="Roboto"/>
                 <w:color w:val="auto"/>
               </w:rPr>
               <w:t>A2 Capacitación: Excel. (2020). Macros que necesitas en tu trabajo [Video]. YouTube.</w:t>
@@ -19952,7 +20042,6 @@
             </w:pPr>
             <w:r>
               <w:rPr>
-                <w:rFonts w:ascii="Roboto" w:hAnsi="Roboto"/>
                 <w:color w:val="auto"/>
               </w:rPr>
               <w:t>Video</w:t>
@@ -19972,7 +20061,7 @@
                 <w:u w:val="none"/>
               </w:rPr>
             </w:pPr>
-            <w:hyperlink w:history="1" r:id="rId33">
+            <w:hyperlink r:id="rId33" w:history="1">
               <w:r>
                 <w:rPr>
                   <w:rStyle w:val="Hipervnculo"/>
@@ -20009,7 +20098,6 @@
             </w:pPr>
             <w:r>
               <w:rPr>
-                <w:rFonts w:ascii="Roboto" w:hAnsi="Roboto"/>
                 <w:color w:val="auto"/>
               </w:rPr>
               <w:t>Macros</w:t>
@@ -20030,35 +20118,30 @@
             </w:pPr>
             <w:r>
               <w:rPr>
-                <w:rFonts w:ascii="Roboto" w:hAnsi="Roboto"/>
                 <w:color w:val="auto"/>
               </w:rPr>
               <w:t xml:space="preserve">Deivis Eduard </w:t>
             </w:r>
             <w:r>
               <w:rPr>
-                <w:rFonts w:ascii="Roboto" w:hAnsi="Roboto"/>
                 <w:color w:val="auto"/>
               </w:rPr>
               <w:t>Ramírez</w:t>
             </w:r>
             <w:r>
               <w:rPr>
-                <w:rFonts w:ascii="Roboto" w:hAnsi="Roboto"/>
                 <w:color w:val="auto"/>
               </w:rPr>
               <w:t xml:space="preserve"> </w:t>
             </w:r>
             <w:r>
               <w:rPr>
-                <w:rFonts w:ascii="Roboto" w:hAnsi="Roboto"/>
                 <w:color w:val="auto"/>
               </w:rPr>
               <w:t>Martínez</w:t>
             </w:r>
             <w:r>
               <w:rPr>
-                <w:rFonts w:ascii="Roboto" w:hAnsi="Roboto"/>
                 <w:color w:val="auto"/>
               </w:rPr>
               <w:t xml:space="preserve"> (2025). Dataset empleados.</w:t>
@@ -20080,7 +20163,6 @@
             </w:pPr>
             <w:r>
               <w:rPr>
-                <w:rFonts w:ascii="Roboto" w:hAnsi="Roboto"/>
                 <w:color w:val="auto"/>
               </w:rPr>
               <w:t>Archivo Excel</w:t>
@@ -20097,17 +20179,27 @@
               <w:rPr>
                 <w:rStyle w:val="Hipervnculo"/>
                 <w:color w:val="auto"/>
-              </w:rPr>
-            </w:pPr>
-            <w:hyperlink w:history="1" r:id="rId34">
+                <w:u w:val="none"/>
+              </w:rPr>
+            </w:pPr>
+            <w:hyperlink r:id="rId34" w:history="1">
               <w:r>
                 <w:rPr>
                   <w:rStyle w:val="Hipervnculo"/>
                   <w:color w:val="auto"/>
+                  <w:u w:val="none"/>
                 </w:rPr>
-                <w:t>https://ecored-sena.github.io/CF2_EXCEL_AVANZADO_GESTION_ESTRATEGICA_INFORMACION/downloads/empleados.csv</w:t>
+                <w:t>Carpeta</w:t>
               </w:r>
             </w:hyperlink>
+            <w:r>
+              <w:rPr>
+                <w:rStyle w:val="Hipervnculo"/>
+                <w:color w:val="auto"/>
+                <w:u w:val="none"/>
+              </w:rPr>
+              <w:t xml:space="preserve"> Anexos</w:t>
+            </w:r>
           </w:p>
           <w:p>
             <w:pPr>
@@ -20139,7 +20231,6 @@
             </w:pPr>
             <w:r>
               <w:rPr>
-                <w:rFonts w:ascii="Roboto" w:hAnsi="Roboto"/>
                 <w:color w:val="auto"/>
               </w:rPr>
               <w:t>Macros</w:t>
@@ -20160,38 +20251,9 @@
             </w:pPr>
             <w:r>
               <w:rPr>
-                <w:rFonts w:ascii="Roboto" w:hAnsi="Roboto"/>
                 <w:color w:val="auto"/>
               </w:rPr>
-              <w:t xml:space="preserve">Deivis Eduard </w:t>
-            </w:r>
-            <w:r>
-              <w:rPr>
-                <w:rFonts w:ascii="Roboto" w:hAnsi="Roboto"/>
-                <w:color w:val="auto"/>
-              </w:rPr>
-              <w:t>Ramírez</w:t>
-            </w:r>
-            <w:r>
-              <w:rPr>
-                <w:rFonts w:ascii="Roboto" w:hAnsi="Roboto"/>
-                <w:color w:val="auto"/>
-              </w:rPr>
-              <w:t xml:space="preserve"> </w:t>
-            </w:r>
-            <w:r>
-              <w:rPr>
-                <w:rFonts w:ascii="Roboto" w:hAnsi="Roboto"/>
-                <w:color w:val="auto"/>
-              </w:rPr>
-              <w:t>Martínez</w:t>
-            </w:r>
-            <w:r>
-              <w:rPr>
-                <w:rFonts w:ascii="Roboto" w:hAnsi="Roboto"/>
-                <w:color w:val="auto"/>
-              </w:rPr>
-              <w:t xml:space="preserve"> (2025). Dataset empleados_ejemplo.</w:t>
+              <w:t>Deivis Eduard Ramírez Martínez (2025). Dataset empleados_ejemplo.</w:t>
             </w:r>
           </w:p>
         </w:tc>
@@ -20210,7 +20272,6 @@
             </w:pPr>
             <w:r>
               <w:rPr>
-                <w:rFonts w:ascii="Roboto" w:hAnsi="Roboto"/>
                 <w:color w:val="auto"/>
               </w:rPr>
               <w:t>Archivo Excel</w:t>
@@ -20230,115 +20291,25 @@
                 <w:u w:val="none"/>
               </w:rPr>
             </w:pPr>
-            <w:hyperlink w:history="1" r:id="rId35">
+            <w:hyperlink r:id="rId35" w:history="1">
               <w:r>
                 <w:rPr>
                   <w:rStyle w:val="Hipervnculo"/>
                   <w:color w:val="auto"/>
+                  <w:u w:val="none"/>
                 </w:rPr>
-                <w:t>https://ecored-sena.github.io/CF2_EXCEL_AVANZADO_GESTION_ESTRATEGICA_INFORMACION/downloads/empleados_ejemplo.csv</w:t>
+                <w:t>Carpeta</w:t>
               </w:r>
             </w:hyperlink>
-          </w:p>
-          <w:p>
-            <w:pPr>
-              <w:pStyle w:val="Tablas"/>
+            <w:r>
               <w:rPr>
                 <w:rStyle w:val="Hipervnculo"/>
                 <w:color w:val="auto"/>
                 <w:u w:val="none"/>
               </w:rPr>
-            </w:pPr>
-          </w:p>
-        </w:tc>
-      </w:tr>
-      <w:tr>
-        <w:tc>
-          <w:tcPr>
-            <w:tcW w:w="1975" w:type="dxa"/>
-          </w:tcPr>
-          <w:p>
-            <w:pPr>
-              <w:pStyle w:val="Tablas"/>
-              <w:rPr>
-                <w:color w:val="auto"/>
-              </w:rPr>
-            </w:pPr>
-            <w:r>
-              <w:rPr>
-                <w:color w:val="auto"/>
-              </w:rPr>
-              <w:t>Macros</w:t>
-            </w:r>
-          </w:p>
-        </w:tc>
-        <w:tc>
-          <w:tcPr>
-            <w:tcW w:w="3870" w:type="dxa"/>
-          </w:tcPr>
-          <w:p>
-            <w:pPr>
-              <w:pStyle w:val="Tablas"/>
-              <w:rPr>
-                <w:color w:val="auto"/>
-              </w:rPr>
-            </w:pPr>
-            <w:r>
-              <w:rPr>
-                <w:color w:val="auto"/>
-              </w:rPr>
-              <w:t xml:space="preserve">Deivis Eduard </w:t>
-            </w:r>
-            <w:r>
-              <w:rPr>
-                <w:color w:val="auto"/>
-              </w:rPr>
-              <w:t>Ramírez</w:t>
-            </w:r>
-            <w:r>
-              <w:rPr>
-                <w:color w:val="auto"/>
-              </w:rPr>
-              <w:t xml:space="preserve"> </w:t>
-            </w:r>
-            <w:r>
-              <w:rPr>
-                <w:color w:val="auto"/>
-              </w:rPr>
-              <w:t>Martínez</w:t>
-            </w:r>
-            <w:r>
-              <w:rPr>
-                <w:color w:val="auto"/>
-              </w:rPr>
-              <w:t xml:space="preserve"> (2025). Dataset Practica interfaz.</w:t>
-            </w:r>
-          </w:p>
-        </w:tc>
-        <w:tc>
-          <w:tcPr>
-            <w:tcW w:w="1440" w:type="dxa"/>
-          </w:tcPr>
-          <w:p>
-            <w:pPr>
-              <w:pStyle w:val="Tablas"/>
-              <w:jc w:val="center"/>
-              <w:rPr>
-                <w:color w:val="auto"/>
-              </w:rPr>
-            </w:pPr>
-            <w:r>
-              <w:rPr>
-                <w:color w:val="auto"/>
-              </w:rPr>
-              <w:t>Archivo Excel</w:t>
-            </w:r>
-          </w:p>
-        </w:tc>
-        <w:tc>
-          <w:tcPr>
-            <w:tcW w:w="2677" w:type="dxa"/>
-          </w:tcPr>
+              <w:t xml:space="preserve"> Anexos</w:t>
+            </w:r>
+          </w:p>
           <w:p>
             <w:pPr>
               <w:pStyle w:val="Tablas"/>
@@ -20348,24 +20319,108 @@
                 <w:u w:val="none"/>
               </w:rPr>
             </w:pPr>
-            <w:hyperlink w:history="1" r:id="rId36">
+          </w:p>
+        </w:tc>
+      </w:tr>
+      <w:tr>
+        <w:tc>
+          <w:tcPr>
+            <w:tcW w:w="1975" w:type="dxa"/>
+          </w:tcPr>
+          <w:p>
+            <w:pPr>
+              <w:pStyle w:val="Tablas"/>
+              <w:rPr>
+                <w:color w:val="auto"/>
+              </w:rPr>
+            </w:pPr>
+            <w:r>
+              <w:rPr>
+                <w:color w:val="auto"/>
+              </w:rPr>
+              <w:t>Macros</w:t>
+            </w:r>
+          </w:p>
+        </w:tc>
+        <w:tc>
+          <w:tcPr>
+            <w:tcW w:w="3870" w:type="dxa"/>
+          </w:tcPr>
+          <w:p>
+            <w:pPr>
+              <w:pStyle w:val="Tablas"/>
+              <w:rPr>
+                <w:color w:val="auto"/>
+              </w:rPr>
+            </w:pPr>
+            <w:r>
+              <w:rPr>
+                <w:color w:val="auto"/>
+              </w:rPr>
+              <w:t>Deivis Eduard Ramírez Martínez (2025). Dataset Practica interfaz.</w:t>
+            </w:r>
+          </w:p>
+        </w:tc>
+        <w:tc>
+          <w:tcPr>
+            <w:tcW w:w="1440" w:type="dxa"/>
+          </w:tcPr>
+          <w:p>
+            <w:pPr>
+              <w:pStyle w:val="Tablas"/>
+              <w:jc w:val="center"/>
+              <w:rPr>
+                <w:color w:val="auto"/>
+              </w:rPr>
+            </w:pPr>
+            <w:r>
+              <w:rPr>
+                <w:color w:val="auto"/>
+              </w:rPr>
+              <w:t>Archivo Excel</w:t>
+            </w:r>
+          </w:p>
+        </w:tc>
+        <w:tc>
+          <w:tcPr>
+            <w:tcW w:w="2677" w:type="dxa"/>
+          </w:tcPr>
+          <w:p>
+            <w:pPr>
+              <w:pStyle w:val="Tablas"/>
+              <w:rPr>
+                <w:rStyle w:val="Hipervnculo"/>
+                <w:color w:val="auto"/>
+                <w:u w:val="none"/>
+              </w:rPr>
+            </w:pPr>
+            <w:hyperlink r:id="rId36" w:history="1">
               <w:r>
                 <w:rPr>
                   <w:rStyle w:val="Hipervnculo"/>
                   <w:color w:val="auto"/>
+                  <w:u w:val="none"/>
                 </w:rPr>
-                <w:t>https://ecored-sena.github.io/CF2_EXCEL_AVANZADO_GESTION_ESTRATEGICA_INFORMACION/downloads/PracticaInterfaz.xlsm</w:t>
+                <w:t>Carpeta</w:t>
               </w:r>
             </w:hyperlink>
-          </w:p>
-          <w:p>
-            <w:pPr>
-              <w:pStyle w:val="Tablas"/>
+            <w:r>
               <w:rPr>
                 <w:rStyle w:val="Hipervnculo"/>
                 <w:color w:val="auto"/>
                 <w:u w:val="none"/>
               </w:rPr>
+              <w:t xml:space="preserve"> Anexos</w:t>
+            </w:r>
+          </w:p>
+          <w:p>
+            <w:pPr>
+              <w:pStyle w:val="Tablas"/>
+              <w:rPr>
+                <w:rStyle w:val="Hipervnculo"/>
+                <w:color w:val="auto"/>
+                <w:u w:val="none"/>
+              </w:rPr>
             </w:pPr>
           </w:p>
         </w:tc>
@@ -20375,7 +20430,7 @@
       <w:pPr>
         <w:pStyle w:val="Titulosgenerales"/>
       </w:pPr>
-      <w:bookmarkStart w:name="_Toc211931383" w:id="16"/>
+      <w:bookmarkStart w:id="16" w:name="_Toc211931383"/>
       <w:r>
         <w:lastRenderedPageBreak/>
         <w:t>Glosario</w:t>
@@ -20523,7 +20578,7 @@
       <w:pPr>
         <w:pStyle w:val="Titulosgenerales"/>
       </w:pPr>
-      <w:bookmarkStart w:name="_Toc211931384" w:id="17"/>
+      <w:bookmarkStart w:id="17" w:name="_Toc211931384"/>
       <w:r>
         <w:lastRenderedPageBreak/>
         <w:t>Referencias bibliográficas</w:t>
@@ -20595,7 +20650,7 @@
       <w:pPr>
         <w:pStyle w:val="Titulosgenerales"/>
       </w:pPr>
-      <w:bookmarkStart w:name="_Toc211931385" w:id="18"/>
+      <w:bookmarkStart w:id="18" w:name="_Toc211931385"/>
       <w:r>
         <w:lastRenderedPageBreak/>
         <w:t>Créditos</w:t>
@@ -20622,9 +20677,7 @@
         </w:trPr>
         <w:tc>
           <w:tcPr>
-            <w:cnfStyle w:val="000000000000" w:firstRow="0" w:lastRow="0" w:firstColumn="0" w:lastColumn="0" w:oddVBand="0" w:evenVBand="0" w:oddHBand="0" w:evenHBand="0" w:firstRowFirstColumn="0" w:firstRowLastColumn="0" w:lastRowFirstColumn="0" w:lastRowLastColumn="0"/>
             <w:tcW w:w="2830" w:type="dxa"/>
-            <w:tcMar/>
           </w:tcPr>
           <w:p>
             <w:pPr>
@@ -20643,9 +20696,7 @@
         </w:tc>
         <w:tc>
           <w:tcPr>
-            <w:cnfStyle w:val="000000000000" w:firstRow="0" w:lastRow="0" w:firstColumn="0" w:lastColumn="0" w:oddVBand="0" w:evenVBand="0" w:oddHBand="0" w:evenHBand="0" w:firstRowFirstColumn="0" w:firstRowLastColumn="0" w:lastRowFirstColumn="0" w:lastRowLastColumn="0"/>
             <w:tcW w:w="3261" w:type="dxa"/>
-            <w:tcMar/>
           </w:tcPr>
           <w:p>
             <w:pPr>
@@ -20664,9 +20715,7 @@
         </w:tc>
         <w:tc>
           <w:tcPr>
-            <w:cnfStyle w:val="000000000000" w:firstRow="0" w:lastRow="0" w:firstColumn="0" w:lastColumn="0" w:oddVBand="0" w:evenVBand="0" w:oddHBand="0" w:evenHBand="0" w:firstRowFirstColumn="0" w:firstRowLastColumn="0" w:lastRowFirstColumn="0" w:lastRowLastColumn="0"/>
             <w:tcW w:w="3969" w:type="dxa"/>
-            <w:tcMar/>
           </w:tcPr>
           <w:p>
             <w:pPr>
@@ -20702,9 +20751,7 @@
         </w:trPr>
         <w:tc>
           <w:tcPr>
-            <w:cnfStyle w:val="000000000000" w:firstRow="0" w:lastRow="0" w:firstColumn="0" w:lastColumn="0" w:oddVBand="0" w:evenVBand="0" w:oddHBand="0" w:evenHBand="0" w:firstRowFirstColumn="0" w:firstRowLastColumn="0" w:lastRowFirstColumn="0" w:lastRowLastColumn="0"/>
             <w:tcW w:w="2830" w:type="dxa"/>
-            <w:tcMar/>
           </w:tcPr>
           <w:p>
             <w:pPr>
@@ -20723,9 +20770,7 @@
         </w:tc>
         <w:tc>
           <w:tcPr>
-            <w:cnfStyle w:val="000000000000" w:firstRow="0" w:lastRow="0" w:firstColumn="0" w:lastColumn="0" w:oddVBand="0" w:evenVBand="0" w:oddHBand="0" w:evenHBand="0" w:firstRowFirstColumn="0" w:firstRowLastColumn="0" w:lastRowFirstColumn="0" w:lastRowLastColumn="0"/>
             <w:tcW w:w="3261" w:type="dxa"/>
-            <w:tcMar/>
           </w:tcPr>
           <w:p>
             <w:pPr>
@@ -20750,9 +20795,7 @@
         </w:tc>
         <w:tc>
           <w:tcPr>
-            <w:cnfStyle w:val="000000000000" w:firstRow="0" w:lastRow="0" w:firstColumn="0" w:lastColumn="0" w:oddVBand="0" w:evenVBand="0" w:oddHBand="0" w:evenHBand="0" w:firstRowFirstColumn="0" w:firstRowLastColumn="0" w:lastRowFirstColumn="0" w:lastRowLastColumn="0"/>
             <w:tcW w:w="3969" w:type="dxa"/>
-            <w:tcMar/>
           </w:tcPr>
           <w:p>
             <w:pPr>
@@ -20773,9 +20816,7 @@
       <w:tr>
         <w:tc>
           <w:tcPr>
-            <w:cnfStyle w:val="000000000000" w:firstRow="0" w:lastRow="0" w:firstColumn="0" w:lastColumn="0" w:oddVBand="0" w:evenVBand="0" w:oddHBand="0" w:evenHBand="0" w:firstRowFirstColumn="0" w:firstRowLastColumn="0" w:lastRowFirstColumn="0" w:lastRowLastColumn="0"/>
             <w:tcW w:w="2830" w:type="dxa"/>
-            <w:tcMar/>
           </w:tcPr>
           <w:p>
             <w:pPr>
@@ -20794,9 +20835,7 @@
         </w:tc>
         <w:tc>
           <w:tcPr>
-            <w:cnfStyle w:val="000000000000" w:firstRow="0" w:lastRow="0" w:firstColumn="0" w:lastColumn="0" w:oddVBand="0" w:evenVBand="0" w:oddHBand="0" w:evenHBand="0" w:firstRowFirstColumn="0" w:firstRowLastColumn="0" w:lastRowFirstColumn="0" w:lastRowLastColumn="0"/>
             <w:tcW w:w="3261" w:type="dxa"/>
-            <w:tcMar/>
           </w:tcPr>
           <w:p>
             <w:pPr>
@@ -20815,9 +20854,7 @@
         </w:tc>
         <w:tc>
           <w:tcPr>
-            <w:cnfStyle w:val="000000000000" w:firstRow="0" w:lastRow="0" w:firstColumn="0" w:lastColumn="0" w:oddVBand="0" w:evenVBand="0" w:oddHBand="0" w:evenHBand="0" w:firstRowFirstColumn="0" w:firstRowLastColumn="0" w:lastRowFirstColumn="0" w:lastRowLastColumn="0"/>
             <w:tcW w:w="3969" w:type="dxa"/>
-            <w:tcMar/>
           </w:tcPr>
           <w:p>
             <w:pPr>
@@ -20841,9 +20878,7 @@
         </w:trPr>
         <w:tc>
           <w:tcPr>
-            <w:cnfStyle w:val="000000000000" w:firstRow="0" w:lastRow="0" w:firstColumn="0" w:lastColumn="0" w:oddVBand="0" w:evenVBand="0" w:oddHBand="0" w:evenHBand="0" w:firstRowFirstColumn="0" w:firstRowLastColumn="0" w:lastRowFirstColumn="0" w:lastRowLastColumn="0"/>
             <w:tcW w:w="2830" w:type="dxa"/>
-            <w:tcMar/>
           </w:tcPr>
           <w:p>
             <w:pPr>
@@ -20859,9 +20894,7 @@
         </w:tc>
         <w:tc>
           <w:tcPr>
-            <w:cnfStyle w:val="000000000000" w:firstRow="0" w:lastRow="0" w:firstColumn="0" w:lastColumn="0" w:oddVBand="0" w:evenVBand="0" w:oddHBand="0" w:evenHBand="0" w:firstRowFirstColumn="0" w:firstRowLastColumn="0" w:lastRowFirstColumn="0" w:lastRowLastColumn="0"/>
             <w:tcW w:w="3261" w:type="dxa"/>
-            <w:tcMar/>
           </w:tcPr>
           <w:p>
             <w:pPr>
@@ -20877,9 +20910,7 @@
         </w:tc>
         <w:tc>
           <w:tcPr>
-            <w:cnfStyle w:val="000000000000" w:firstRow="0" w:lastRow="0" w:firstColumn="0" w:lastColumn="0" w:oddVBand="0" w:evenVBand="0" w:oddHBand="0" w:evenHBand="0" w:firstRowFirstColumn="0" w:firstRowLastColumn="0" w:lastRowFirstColumn="0" w:lastRowLastColumn="0"/>
             <w:tcW w:w="3969" w:type="dxa"/>
-            <w:tcMar/>
           </w:tcPr>
           <w:p>
             <w:pPr>
@@ -20897,11 +20928,9 @@
       <w:tr>
         <w:tc>
           <w:tcPr>
-            <w:cnfStyle w:val="000000000000" w:firstRow="0" w:lastRow="0" w:firstColumn="0" w:lastColumn="0" w:oddVBand="0" w:evenVBand="0" w:oddHBand="0" w:evenHBand="0" w:firstRowFirstColumn="0" w:firstRowLastColumn="0" w:lastRowFirstColumn="0" w:lastRowLastColumn="0"/>
             <w:tcW w:w="2830" w:type="dxa"/>
-            <w:tcMar/>
-          </w:tcPr>
-          <w:p w14:noSpellErr="1">
+          </w:tcPr>
+          <w:p>
             <w:pPr>
               <w:pStyle w:val="TextoTablas"/>
               <w:rPr>
@@ -20909,20 +20938,16 @@
               </w:rPr>
             </w:pPr>
             <w:r>
-              <w:rPr/>
               <w:t>Paola Alexandra Moya</w:t>
             </w:r>
             <w:r>
-              <w:rPr/>
               <w:t xml:space="preserve"> Peralta</w:t>
             </w:r>
           </w:p>
         </w:tc>
         <w:tc>
           <w:tcPr>
-            <w:cnfStyle w:val="000000000000" w:firstRow="0" w:lastRow="0" w:firstColumn="0" w:lastColumn="0" w:oddVBand="0" w:evenVBand="0" w:oddHBand="0" w:evenHBand="0" w:firstRowFirstColumn="0" w:firstRowLastColumn="0" w:lastRowFirstColumn="0" w:lastRowLastColumn="0"/>
             <w:tcW w:w="3261" w:type="dxa"/>
-            <w:tcMar/>
           </w:tcPr>
           <w:p>
             <w:pPr>
@@ -20938,9 +20963,7 @@
         </w:tc>
         <w:tc>
           <w:tcPr>
-            <w:cnfStyle w:val="000000000000" w:firstRow="0" w:lastRow="0" w:firstColumn="0" w:lastColumn="0" w:oddVBand="0" w:evenVBand="0" w:oddHBand="0" w:evenHBand="0" w:firstRowFirstColumn="0" w:firstRowLastColumn="0" w:lastRowFirstColumn="0" w:lastRowLastColumn="0"/>
             <w:tcW w:w="3969" w:type="dxa"/>
-            <w:tcMar/>
           </w:tcPr>
           <w:p>
             <w:pPr>
@@ -20961,9 +20984,7 @@
         </w:trPr>
         <w:tc>
           <w:tcPr>
-            <w:cnfStyle w:val="000000000000" w:firstRow="0" w:lastRow="0" w:firstColumn="0" w:lastColumn="0" w:oddVBand="0" w:evenVBand="0" w:oddHBand="0" w:evenHBand="0" w:firstRowFirstColumn="0" w:firstRowLastColumn="0" w:lastRowFirstColumn="0" w:lastRowLastColumn="0"/>
             <w:tcW w:w="2830" w:type="dxa"/>
-            <w:tcMar/>
           </w:tcPr>
           <w:p>
             <w:pPr>
@@ -20979,9 +21000,7 @@
         </w:tc>
         <w:tc>
           <w:tcPr>
-            <w:cnfStyle w:val="000000000000" w:firstRow="0" w:lastRow="0" w:firstColumn="0" w:lastColumn="0" w:oddVBand="0" w:evenVBand="0" w:oddHBand="0" w:evenHBand="0" w:firstRowFirstColumn="0" w:firstRowLastColumn="0" w:lastRowFirstColumn="0" w:lastRowLastColumn="0"/>
             <w:tcW w:w="3261" w:type="dxa"/>
-            <w:tcMar/>
           </w:tcPr>
           <w:p>
             <w:pPr>
@@ -20997,9 +21016,7 @@
         </w:tc>
         <w:tc>
           <w:tcPr>
-            <w:cnfStyle w:val="000000000000" w:firstRow="0" w:lastRow="0" w:firstColumn="0" w:lastColumn="0" w:oddVBand="0" w:evenVBand="0" w:oddHBand="0" w:evenHBand="0" w:firstRowFirstColumn="0" w:firstRowLastColumn="0" w:lastRowFirstColumn="0" w:lastRowLastColumn="0"/>
             <w:tcW w:w="3969" w:type="dxa"/>
-            <w:tcMar/>
           </w:tcPr>
           <w:p>
             <w:pPr>
@@ -21017,9 +21034,7 @@
       <w:tr>
         <w:tc>
           <w:tcPr>
-            <w:cnfStyle w:val="000000000000" w:firstRow="0" w:lastRow="0" w:firstColumn="0" w:lastColumn="0" w:oddVBand="0" w:evenVBand="0" w:oddHBand="0" w:evenHBand="0" w:firstRowFirstColumn="0" w:firstRowLastColumn="0" w:lastRowFirstColumn="0" w:lastRowLastColumn="0"/>
             <w:tcW w:w="2830" w:type="dxa"/>
-            <w:tcMar/>
           </w:tcPr>
           <w:p>
             <w:pPr>
@@ -21032,9 +21047,7 @@
         </w:tc>
         <w:tc>
           <w:tcPr>
-            <w:cnfStyle w:val="000000000000" w:firstRow="0" w:lastRow="0" w:firstColumn="0" w:lastColumn="0" w:oddVBand="0" w:evenVBand="0" w:oddHBand="0" w:evenHBand="0" w:firstRowFirstColumn="0" w:firstRowLastColumn="0" w:lastRowFirstColumn="0" w:lastRowLastColumn="0"/>
             <w:tcW w:w="3261" w:type="dxa"/>
-            <w:tcMar/>
           </w:tcPr>
           <w:p>
             <w:pPr>
@@ -21065,9 +21078,7 @@
         </w:tc>
         <w:tc>
           <w:tcPr>
-            <w:cnfStyle w:val="000000000000" w:firstRow="0" w:lastRow="0" w:firstColumn="0" w:lastColumn="0" w:oddVBand="0" w:evenVBand="0" w:oddHBand="0" w:evenHBand="0" w:firstRowFirstColumn="0" w:firstRowLastColumn="0" w:lastRowFirstColumn="0" w:lastRowLastColumn="0"/>
             <w:tcW w:w="3969" w:type="dxa"/>
-            <w:tcMar/>
           </w:tcPr>
           <w:p>
             <w:pPr>
@@ -21088,9 +21099,7 @@
         </w:trPr>
         <w:tc>
           <w:tcPr>
-            <w:cnfStyle w:val="000000000000" w:firstRow="0" w:lastRow="0" w:firstColumn="0" w:lastColumn="0" w:oddVBand="0" w:evenVBand="0" w:oddHBand="0" w:evenHBand="0" w:firstRowFirstColumn="0" w:firstRowLastColumn="0" w:lastRowFirstColumn="0" w:lastRowLastColumn="0"/>
             <w:tcW w:w="2830" w:type="dxa"/>
-            <w:tcMar/>
           </w:tcPr>
           <w:p>
             <w:pPr>
@@ -21103,9 +21112,7 @@
         </w:tc>
         <w:tc>
           <w:tcPr>
-            <w:cnfStyle w:val="000000000000" w:firstRow="0" w:lastRow="0" w:firstColumn="0" w:lastColumn="0" w:oddVBand="0" w:evenVBand="0" w:oddHBand="0" w:evenHBand="0" w:firstRowFirstColumn="0" w:firstRowLastColumn="0" w:lastRowFirstColumn="0" w:lastRowLastColumn="0"/>
             <w:tcW w:w="3261" w:type="dxa"/>
-            <w:tcMar/>
           </w:tcPr>
           <w:p>
             <w:pPr>
@@ -21121,9 +21128,7 @@
         </w:tc>
         <w:tc>
           <w:tcPr>
-            <w:cnfStyle w:val="000000000000" w:firstRow="0" w:lastRow="0" w:firstColumn="0" w:lastColumn="0" w:oddVBand="0" w:evenVBand="0" w:oddHBand="0" w:evenHBand="0" w:firstRowFirstColumn="0" w:firstRowLastColumn="0" w:lastRowFirstColumn="0" w:lastRowLastColumn="0"/>
             <w:tcW w:w="3969" w:type="dxa"/>
-            <w:tcMar/>
           </w:tcPr>
           <w:p>
             <w:pPr>
@@ -21141,33 +21146,26 @@
       <w:tr>
         <w:tc>
           <w:tcPr>
-            <w:cnfStyle w:val="000000000000" w:firstRow="0" w:lastRow="0" w:firstColumn="0" w:lastColumn="0" w:oddVBand="0" w:evenVBand="0" w:oddHBand="0" w:evenHBand="0" w:firstRowFirstColumn="0" w:firstRowLastColumn="0" w:lastRowFirstColumn="0" w:lastRowLastColumn="0"/>
             <w:tcW w:w="2830" w:type="dxa"/>
-            <w:tcMar/>
-          </w:tcPr>
-          <w:p w14:noSpellErr="1">
+          </w:tcPr>
+          <w:p>
             <w:pPr>
               <w:pStyle w:val="TextoTablas"/>
             </w:pPr>
             <w:r>
-              <w:rPr/>
               <w:t>Jos</w:t>
             </w:r>
             <w:r>
-              <w:rPr/>
               <w:t>e</w:t>
             </w:r>
             <w:r>
-              <w:rPr/>
               <w:t xml:space="preserve"> Eduardo Solano Rivero</w:t>
             </w:r>
           </w:p>
         </w:tc>
         <w:tc>
           <w:tcPr>
-            <w:cnfStyle w:val="000000000000" w:firstRow="0" w:lastRow="0" w:firstColumn="0" w:lastColumn="0" w:oddVBand="0" w:evenVBand="0" w:oddHBand="0" w:evenHBand="0" w:firstRowFirstColumn="0" w:firstRowLastColumn="0" w:lastRowFirstColumn="0" w:lastRowLastColumn="0"/>
             <w:tcW w:w="3261" w:type="dxa"/>
-            <w:tcMar/>
           </w:tcPr>
           <w:p>
             <w:pPr>
@@ -21183,9 +21181,7 @@
         </w:tc>
         <w:tc>
           <w:tcPr>
-            <w:cnfStyle w:val="000000000000" w:firstRow="0" w:lastRow="0" w:firstColumn="0" w:lastColumn="0" w:oddVBand="0" w:evenVBand="0" w:oddHBand="0" w:evenHBand="0" w:firstRowFirstColumn="0" w:firstRowLastColumn="0" w:lastRowFirstColumn="0" w:lastRowLastColumn="0"/>
             <w:tcW w:w="3969" w:type="dxa"/>
-            <w:tcMar/>
           </w:tcPr>
           <w:p>
             <w:pPr>
@@ -21206,9 +21202,7 @@
         </w:trPr>
         <w:tc>
           <w:tcPr>
-            <w:cnfStyle w:val="000000000000" w:firstRow="0" w:lastRow="0" w:firstColumn="0" w:lastColumn="0" w:oddVBand="0" w:evenVBand="0" w:oddHBand="0" w:evenHBand="0" w:firstRowFirstColumn="0" w:firstRowLastColumn="0" w:lastRowFirstColumn="0" w:lastRowLastColumn="0"/>
             <w:tcW w:w="2830" w:type="dxa"/>
-            <w:tcMar/>
           </w:tcPr>
           <w:p>
             <w:pPr>
@@ -21221,9 +21215,7 @@
         </w:tc>
         <w:tc>
           <w:tcPr>
-            <w:cnfStyle w:val="000000000000" w:firstRow="0" w:lastRow="0" w:firstColumn="0" w:lastColumn="0" w:oddVBand="0" w:evenVBand="0" w:oddHBand="0" w:evenHBand="0" w:firstRowFirstColumn="0" w:firstRowLastColumn="0" w:lastRowFirstColumn="0" w:lastRowLastColumn="0"/>
             <w:tcW w:w="3261" w:type="dxa"/>
-            <w:tcMar/>
           </w:tcPr>
           <w:p>
             <w:pPr>
@@ -21239,9 +21231,7 @@
         </w:tc>
         <w:tc>
           <w:tcPr>
-            <w:cnfStyle w:val="000000000000" w:firstRow="0" w:lastRow="0" w:firstColumn="0" w:lastColumn="0" w:oddVBand="0" w:evenVBand="0" w:oddHBand="0" w:evenHBand="0" w:firstRowFirstColumn="0" w:firstRowLastColumn="0" w:lastRowFirstColumn="0" w:lastRowLastColumn="0"/>
             <w:tcW w:w="3969" w:type="dxa"/>
-            <w:tcMar/>
           </w:tcPr>
           <w:p>
             <w:pPr>
@@ -21259,9 +21249,7 @@
       <w:tr>
         <w:tc>
           <w:tcPr>
-            <w:cnfStyle w:val="000000000000" w:firstRow="0" w:lastRow="0" w:firstColumn="0" w:lastColumn="0" w:oddVBand="0" w:evenVBand="0" w:oddHBand="0" w:evenHBand="0" w:firstRowFirstColumn="0" w:firstRowLastColumn="0" w:lastRowFirstColumn="0" w:lastRowLastColumn="0"/>
             <w:tcW w:w="2830" w:type="dxa"/>
-            <w:tcMar/>
           </w:tcPr>
           <w:p>
             <w:pPr>
@@ -21280,9 +21268,7 @@
         </w:tc>
         <w:tc>
           <w:tcPr>
-            <w:cnfStyle w:val="000000000000" w:firstRow="0" w:lastRow="0" w:firstColumn="0" w:lastColumn="0" w:oddVBand="0" w:evenVBand="0" w:oddHBand="0" w:evenHBand="0" w:firstRowFirstColumn="0" w:firstRowLastColumn="0" w:lastRowFirstColumn="0" w:lastRowLastColumn="0"/>
             <w:tcW w:w="3261" w:type="dxa"/>
-            <w:tcMar/>
           </w:tcPr>
           <w:p>
             <w:pPr>
@@ -21307,9 +21293,7 @@
         </w:tc>
         <w:tc>
           <w:tcPr>
-            <w:cnfStyle w:val="000000000000" w:firstRow="0" w:lastRow="0" w:firstColumn="0" w:lastColumn="0" w:oddVBand="0" w:evenVBand="0" w:oddHBand="0" w:evenHBand="0" w:firstRowFirstColumn="0" w:firstRowLastColumn="0" w:lastRowFirstColumn="0" w:lastRowLastColumn="0"/>
             <w:tcW w:w="3969" w:type="dxa"/>
-            <w:tcMar/>
           </w:tcPr>
           <w:p>
             <w:pPr>
@@ -21345,9 +21329,7 @@
         </w:trPr>
         <w:tc>
           <w:tcPr>
-            <w:cnfStyle w:val="000000000000" w:firstRow="0" w:lastRow="0" w:firstColumn="0" w:lastColumn="0" w:oddVBand="0" w:evenVBand="0" w:oddHBand="0" w:evenHBand="0" w:firstRowFirstColumn="0" w:firstRowLastColumn="0" w:lastRowFirstColumn="0" w:lastRowLastColumn="0"/>
             <w:tcW w:w="2830" w:type="dxa"/>
-            <w:tcMar/>
           </w:tcPr>
           <w:p>
             <w:pPr>
@@ -21366,9 +21348,7 @@
         </w:tc>
         <w:tc>
           <w:tcPr>
-            <w:cnfStyle w:val="000000000000" w:firstRow="0" w:lastRow="0" w:firstColumn="0" w:lastColumn="0" w:oddVBand="0" w:evenVBand="0" w:oddHBand="0" w:evenHBand="0" w:firstRowFirstColumn="0" w:firstRowLastColumn="0" w:lastRowFirstColumn="0" w:lastRowLastColumn="0"/>
             <w:tcW w:w="3261" w:type="dxa"/>
-            <w:tcMar/>
           </w:tcPr>
           <w:p>
             <w:pPr>
@@ -21393,9 +21373,7 @@
         </w:tc>
         <w:tc>
           <w:tcPr>
-            <w:cnfStyle w:val="000000000000" w:firstRow="0" w:lastRow="0" w:firstColumn="0" w:lastColumn="0" w:oddVBand="0" w:evenVBand="0" w:oddHBand="0" w:evenHBand="0" w:firstRowFirstColumn="0" w:firstRowLastColumn="0" w:lastRowFirstColumn="0" w:lastRowLastColumn="0"/>
             <w:tcW w:w="3969" w:type="dxa"/>
-            <w:tcMar/>
           </w:tcPr>
           <w:p>
             <w:pPr>
@@ -21428,9 +21406,7 @@
       <w:tr>
         <w:tc>
           <w:tcPr>
-            <w:cnfStyle w:val="000000000000" w:firstRow="0" w:lastRow="0" w:firstColumn="0" w:lastColumn="0" w:oddVBand="0" w:evenVBand="0" w:oddHBand="0" w:evenHBand="0" w:firstRowFirstColumn="0" w:firstRowLastColumn="0" w:lastRowFirstColumn="0" w:lastRowLastColumn="0"/>
             <w:tcW w:w="2830" w:type="dxa"/>
-            <w:tcMar/>
           </w:tcPr>
           <w:p>
             <w:pPr>
@@ -21449,9 +21425,7 @@
         </w:tc>
         <w:tc>
           <w:tcPr>
-            <w:cnfStyle w:val="000000000000" w:firstRow="0" w:lastRow="0" w:firstColumn="0" w:lastColumn="0" w:oddVBand="0" w:evenVBand="0" w:oddHBand="0" w:evenHBand="0" w:firstRowFirstColumn="0" w:firstRowLastColumn="0" w:lastRowFirstColumn="0" w:lastRowLastColumn="0"/>
             <w:tcW w:w="3261" w:type="dxa"/>
-            <w:tcMar/>
           </w:tcPr>
           <w:p>
             <w:pPr>
@@ -21476,9 +21450,7 @@
         </w:tc>
         <w:tc>
           <w:tcPr>
-            <w:cnfStyle w:val="000000000000" w:firstRow="0" w:lastRow="0" w:firstColumn="0" w:lastColumn="0" w:oddVBand="0" w:evenVBand="0" w:oddHBand="0" w:evenHBand="0" w:firstRowFirstColumn="0" w:firstRowLastColumn="0" w:lastRowFirstColumn="0" w:lastRowLastColumn="0"/>
             <w:tcW w:w="3969" w:type="dxa"/>
-            <w:tcMar/>
           </w:tcPr>
           <w:p>
             <w:pPr>
@@ -21514,9 +21486,7 @@
         </w:trPr>
         <w:tc>
           <w:tcPr>
-            <w:cnfStyle w:val="000000000000" w:firstRow="0" w:lastRow="0" w:firstColumn="0" w:lastColumn="0" w:oddVBand="0" w:evenVBand="0" w:oddHBand="0" w:evenHBand="0" w:firstRowFirstColumn="0" w:firstRowLastColumn="0" w:lastRowFirstColumn="0" w:lastRowLastColumn="0"/>
             <w:tcW w:w="2830" w:type="dxa"/>
-            <w:tcMar/>
           </w:tcPr>
           <w:p>
             <w:pPr>
@@ -21536,9 +21506,7 @@
         </w:tc>
         <w:tc>
           <w:tcPr>
-            <w:cnfStyle w:val="000000000000" w:firstRow="0" w:lastRow="0" w:firstColumn="0" w:lastColumn="0" w:oddVBand="0" w:evenVBand="0" w:oddHBand="0" w:evenHBand="0" w:firstRowFirstColumn="0" w:firstRowLastColumn="0" w:lastRowFirstColumn="0" w:lastRowLastColumn="0"/>
             <w:tcW w:w="3261" w:type="dxa"/>
-            <w:tcMar/>
           </w:tcPr>
           <w:p>
             <w:pPr>
@@ -21563,9 +21531,7 @@
         </w:tc>
         <w:tc>
           <w:tcPr>
-            <w:cnfStyle w:val="000000000000" w:firstRow="0" w:lastRow="0" w:firstColumn="0" w:lastColumn="0" w:oddVBand="0" w:evenVBand="0" w:oddHBand="0" w:evenHBand="0" w:firstRowFirstColumn="0" w:firstRowLastColumn="0" w:lastRowFirstColumn="0" w:lastRowLastColumn="0"/>
             <w:tcW w:w="3969" w:type="dxa"/>
-            <w:tcMar/>
           </w:tcPr>
           <w:p>
             <w:pPr>
@@ -21606,7 +21572,7 @@
     <w:sectPr>
       <w:headerReference w:type="default" r:id="rId37"/>
       <w:footerReference w:type="default" r:id="rId38"/>
-      <w:pgSz w:w="12240" w:h="15840" w:orient="portrait"/>
+      <w:pgSz w:w="12240" w:h="15840"/>
       <w:pgMar w:top="1701" w:right="1134" w:bottom="1134" w:left="1134" w:header="709" w:footer="737" w:gutter="0"/>
       <w:pgNumType w:start="1"/>
       <w:cols w:space="708"/>
@@ -21713,7 +21679,7 @@
 </file>
 
 <file path=word/header1.xml><?xml version="1.0" encoding="utf-8"?>
-<w:hdr xmlns:wpc="http://schemas.microsoft.com/office/word/2010/wordprocessingCanvas" xmlns:cx="http://schemas.microsoft.com/office/drawing/2014/chartex" xmlns:cx1="http://schemas.microsoft.com/office/drawing/2015/9/8/chartex" xmlns:cx2="http://schemas.microsoft.com/office/drawing/2015/10/21/chartex" xmlns:cx3="http://schemas.microsoft.com/office/drawing/2016/5/9/chartex" xmlns:cx4="http://schemas.microsoft.com/office/drawing/2016/5/10/chartex" xmlns:cx5="http://schemas.microsoft.com/office/drawing/2016/5/11/chartex" xmlns:cx6="http://schemas.microsoft.com/office/drawing/2016/5/12/chartex" xmlns:cx7="http://schemas.microsoft.com/office/drawing/2016/5/13/chartex" xmlns:cx8="http://schemas.microsoft.com/office/drawing/2016/5/14/chartex" xmlns:mc="http://schemas.openxmlformats.org/markup-compatibility/2006" xmlns:aink="http://schemas.microsoft.com/office/drawing/2016/ink" xmlns:am3d="http://schemas.microsoft.com/office/drawing/2017/model3d" xmlns:o="urn:schemas-microsoft-com:office:office" xmlns:oel="http://schemas.microsoft.com/office/2019/extlst" xmlns:r="http://schemas.openxmlformats.org/officeDocument/2006/relationships" xmlns:m="http://schemas.openxmlformats.org/officeDocument/2006/math" xmlns:v="urn:schemas-microsoft-com:vml" xmlns:wp14="http://schemas.microsoft.com/office/word/2010/wordprocessingDrawing" xmlns:wp="http://schemas.openxmlformats.org/drawingml/2006/wordprocessingDrawing" xmlns:w10="urn:schemas-microsoft-com:office:word" xmlns:w="http://schemas.openxmlformats.org/wordprocessingml/2006/main" xmlns:w14="http://schemas.microsoft.com/office/word/2010/wordml" xmlns:w15="http://schemas.microsoft.com/office/word/2012/wordml" xmlns:w16cex="http://schemas.microsoft.com/office/word/2018/wordml/cex" xmlns:w16cid="http://schemas.microsoft.com/office/word/2016/wordml/cid" xmlns:w16="http://schemas.microsoft.com/office/word/2018/wordml" xmlns:w16sdtdh="http://schemas.microsoft.com/office/word/2020/wordml/sdtdatahash" xmlns:w16se="http://schemas.microsoft.com/office/word/2015/wordml/symex" xmlns:wpg="http://schemas.microsoft.com/office/word/2010/wordprocessingGroup" xmlns:wpi="http://schemas.microsoft.com/office/word/2010/wordprocessingInk" xmlns:wne="http://schemas.microsoft.com/office/word/2006/wordml" xmlns:wps="http://schemas.microsoft.com/office/word/2010/wordprocessingShape" xmlns:a="http://schemas.openxmlformats.org/drawingml/2006/main" xmlns:adec="http://schemas.microsoft.com/office/drawing/2017/decorative" xmlns:pic="http://schemas.openxmlformats.org/drawingml/2006/picture" xmlns:a14="http://schemas.microsoft.com/office/drawing/2010/main" xmlns:asvg="http://schemas.microsoft.com/office/drawing/2016/SVG/main" mc:Ignorable="w14 w15 w16se w16cid w16 w16cex w16sdtdh wp14">
+<w:hdr xmlns:wpc="http://schemas.microsoft.com/office/word/2010/wordprocessingCanvas" xmlns:cx="http://schemas.microsoft.com/office/drawing/2014/chartex" xmlns:cx1="http://schemas.microsoft.com/office/drawing/2015/9/8/chartex" xmlns:cx2="http://schemas.microsoft.com/office/drawing/2015/10/21/chartex" xmlns:cx3="http://schemas.microsoft.com/office/drawing/2016/5/9/chartex" xmlns:cx4="http://schemas.microsoft.com/office/drawing/2016/5/10/chartex" xmlns:cx5="http://schemas.microsoft.com/office/drawing/2016/5/11/chartex" xmlns:cx6="http://schemas.microsoft.com/office/drawing/2016/5/12/chartex" xmlns:cx7="http://schemas.microsoft.com/office/drawing/2016/5/13/chartex" xmlns:cx8="http://schemas.microsoft.com/office/drawing/2016/5/14/chartex" xmlns:mc="http://schemas.openxmlformats.org/markup-compatibility/2006" xmlns:aink="http://schemas.microsoft.com/office/drawing/2016/ink" xmlns:am3d="http://schemas.microsoft.com/office/drawing/2017/model3d" xmlns:o="urn:schemas-microsoft-com:office:office" xmlns:oel="http://schemas.microsoft.com/office/2019/extlst" xmlns:r="http://schemas.openxmlformats.org/officeDocument/2006/relationships" xmlns:m="http://schemas.openxmlformats.org/officeDocument/2006/math" xmlns:v="urn:schemas-microsoft-com:vml" xmlns:wp14="http://schemas.microsoft.com/office/word/2010/wordprocessingDrawing" xmlns:wp="http://schemas.openxmlformats.org/drawingml/2006/wordprocessingDrawing" xmlns:w10="urn:schemas-microsoft-com:office:word" xmlns:w="http://schemas.openxmlformats.org/wordprocessingml/2006/main" xmlns:w14="http://schemas.microsoft.com/office/word/2010/wordml" xmlns:w15="http://schemas.microsoft.com/office/word/2012/wordml" xmlns:w16cex="http://schemas.microsoft.com/office/word/2018/wordml/cex" xmlns:w16cid="http://schemas.microsoft.com/office/word/2016/wordml/cid" xmlns:w16="http://schemas.microsoft.com/office/word/2018/wordml" xmlns:w16sdtdh="http://schemas.microsoft.com/office/word/2020/wordml/sdtdatahash" xmlns:w16se="http://schemas.microsoft.com/office/word/2015/wordml/symex" xmlns:wpg="http://schemas.microsoft.com/office/word/2010/wordprocessingGroup" xmlns:wpi="http://schemas.microsoft.com/office/word/2010/wordprocessingInk" xmlns:wne="http://schemas.microsoft.com/office/word/2006/wordml" xmlns:wps="http://schemas.microsoft.com/office/word/2010/wordprocessingShape" mc:Ignorable="w14 w15 w16se w16cid w16 w16cex w16sdtdh wp14">
   <w:p>
     <w:pPr>
       <w:pStyle w:val="Encabezado"/>
@@ -21817,7 +21783,7 @@
         <w:ind w:left="360" w:hanging="360"/>
       </w:pPr>
       <w:rPr>
-        <w:rFonts w:hint="default" w:ascii="Symbol" w:hAnsi="Symbol"/>
+        <w:rFonts w:ascii="Symbol" w:hAnsi="Symbol" w:hint="default"/>
       </w:rPr>
     </w:lvl>
   </w:abstractNum>
@@ -21924,7 +21890,7 @@
         <w:ind w:left="1429" w:hanging="360"/>
       </w:pPr>
       <w:rPr>
-        <w:rFonts w:hint="default" w:ascii="Symbol" w:hAnsi="Symbol"/>
+        <w:rFonts w:ascii="Symbol" w:hAnsi="Symbol" w:hint="default"/>
       </w:rPr>
     </w:lvl>
     <w:lvl w:ilvl="1" w:tplc="240A0003" w:tentative="1">
@@ -21936,7 +21902,7 @@
         <w:ind w:left="2149" w:hanging="360"/>
       </w:pPr>
       <w:rPr>
-        <w:rFonts w:hint="default" w:ascii="Courier New" w:hAnsi="Courier New" w:cs="Courier New"/>
+        <w:rFonts w:ascii="Courier New" w:hAnsi="Courier New" w:cs="Courier New" w:hint="default"/>
       </w:rPr>
     </w:lvl>
     <w:lvl w:ilvl="2" w:tplc="240A0005" w:tentative="1">
@@ -21948,7 +21914,7 @@
         <w:ind w:left="2869" w:hanging="360"/>
       </w:pPr>
       <w:rPr>
-        <w:rFonts w:hint="default" w:ascii="Wingdings" w:hAnsi="Wingdings"/>
+        <w:rFonts w:ascii="Wingdings" w:hAnsi="Wingdings" w:hint="default"/>
       </w:rPr>
     </w:lvl>
     <w:lvl w:ilvl="3" w:tplc="240A0001" w:tentative="1">
@@ -21960,7 +21926,7 @@
         <w:ind w:left="3589" w:hanging="360"/>
       </w:pPr>
       <w:rPr>
-        <w:rFonts w:hint="default" w:ascii="Symbol" w:hAnsi="Symbol"/>
+        <w:rFonts w:ascii="Symbol" w:hAnsi="Symbol" w:hint="default"/>
       </w:rPr>
     </w:lvl>
     <w:lvl w:ilvl="4" w:tplc="240A0003" w:tentative="1">
@@ -21972,7 +21938,7 @@
         <w:ind w:left="4309" w:hanging="360"/>
       </w:pPr>
       <w:rPr>
-        <w:rFonts w:hint="default" w:ascii="Courier New" w:hAnsi="Courier New" w:cs="Courier New"/>
+        <w:rFonts w:ascii="Courier New" w:hAnsi="Courier New" w:cs="Courier New" w:hint="default"/>
       </w:rPr>
     </w:lvl>
     <w:lvl w:ilvl="5" w:tplc="240A0005" w:tentative="1">
@@ -21984,7 +21950,7 @@
         <w:ind w:left="5029" w:hanging="360"/>
       </w:pPr>
       <w:rPr>
-        <w:rFonts w:hint="default" w:ascii="Wingdings" w:hAnsi="Wingdings"/>
+        <w:rFonts w:ascii="Wingdings" w:hAnsi="Wingdings" w:hint="default"/>
       </w:rPr>
     </w:lvl>
     <w:lvl w:ilvl="6" w:tplc="240A0001" w:tentative="1">
@@ -21996,7 +21962,7 @@
         <w:ind w:left="5749" w:hanging="360"/>
       </w:pPr>
       <w:rPr>
-        <w:rFonts w:hint="default" w:ascii="Symbol" w:hAnsi="Symbol"/>
+        <w:rFonts w:ascii="Symbol" w:hAnsi="Symbol" w:hint="default"/>
       </w:rPr>
     </w:lvl>
     <w:lvl w:ilvl="7" w:tplc="240A0003" w:tentative="1">
@@ -22008,7 +21974,7 @@
         <w:ind w:left="6469" w:hanging="360"/>
       </w:pPr>
       <w:rPr>
-        <w:rFonts w:hint="default" w:ascii="Courier New" w:hAnsi="Courier New" w:cs="Courier New"/>
+        <w:rFonts w:ascii="Courier New" w:hAnsi="Courier New" w:cs="Courier New" w:hint="default"/>
       </w:rPr>
     </w:lvl>
     <w:lvl w:ilvl="8" w:tplc="240A0005" w:tentative="1">
@@ -22020,7 +21986,7 @@
         <w:ind w:left="7189" w:hanging="360"/>
       </w:pPr>
       <w:rPr>
-        <w:rFonts w:hint="default" w:ascii="Wingdings" w:hAnsi="Wingdings"/>
+        <w:rFonts w:ascii="Wingdings" w:hAnsi="Wingdings" w:hint="default"/>
       </w:rPr>
     </w:lvl>
   </w:abstractNum>
@@ -22037,7 +22003,7 @@
         <w:ind w:left="1429" w:hanging="360"/>
       </w:pPr>
       <w:rPr>
-        <w:rFonts w:hint="default" w:ascii="Symbol" w:hAnsi="Symbol"/>
+        <w:rFonts w:ascii="Symbol" w:hAnsi="Symbol" w:hint="default"/>
       </w:rPr>
     </w:lvl>
     <w:lvl w:ilvl="1" w:tplc="240A0003" w:tentative="1">
@@ -22049,7 +22015,7 @@
         <w:ind w:left="2149" w:hanging="360"/>
       </w:pPr>
       <w:rPr>
-        <w:rFonts w:hint="default" w:ascii="Courier New" w:hAnsi="Courier New" w:cs="Courier New"/>
+        <w:rFonts w:ascii="Courier New" w:hAnsi="Courier New" w:cs="Courier New" w:hint="default"/>
       </w:rPr>
     </w:lvl>
     <w:lvl w:ilvl="2" w:tplc="240A0005" w:tentative="1">
@@ -22061,7 +22027,7 @@
         <w:ind w:left="2869" w:hanging="360"/>
       </w:pPr>
       <w:rPr>
-        <w:rFonts w:hint="default" w:ascii="Wingdings" w:hAnsi="Wingdings"/>
+        <w:rFonts w:ascii="Wingdings" w:hAnsi="Wingdings" w:hint="default"/>
       </w:rPr>
     </w:lvl>
     <w:lvl w:ilvl="3" w:tplc="240A0001" w:tentative="1">
@@ -22073,7 +22039,7 @@
         <w:ind w:left="3589" w:hanging="360"/>
       </w:pPr>
       <w:rPr>
-        <w:rFonts w:hint="default" w:ascii="Symbol" w:hAnsi="Symbol"/>
+        <w:rFonts w:ascii="Symbol" w:hAnsi="Symbol" w:hint="default"/>
       </w:rPr>
     </w:lvl>
     <w:lvl w:ilvl="4" w:tplc="240A0003" w:tentative="1">
@@ -22085,7 +22051,7 @@
         <w:ind w:left="4309" w:hanging="360"/>
       </w:pPr>
       <w:rPr>
-        <w:rFonts w:hint="default" w:ascii="Courier New" w:hAnsi="Courier New" w:cs="Courier New"/>
+        <w:rFonts w:ascii="Courier New" w:hAnsi="Courier New" w:cs="Courier New" w:hint="default"/>
       </w:rPr>
     </w:lvl>
     <w:lvl w:ilvl="5" w:tplc="240A0005" w:tentative="1">
@@ -22097,7 +22063,7 @@
         <w:ind w:left="5029" w:hanging="360"/>
       </w:pPr>
       <w:rPr>
-        <w:rFonts w:hint="default" w:ascii="Wingdings" w:hAnsi="Wingdings"/>
+        <w:rFonts w:ascii="Wingdings" w:hAnsi="Wingdings" w:hint="default"/>
       </w:rPr>
     </w:lvl>
     <w:lvl w:ilvl="6" w:tplc="240A0001" w:tentative="1">
@@ -22109,7 +22075,7 @@
         <w:ind w:left="5749" w:hanging="360"/>
       </w:pPr>
       <w:rPr>
-        <w:rFonts w:hint="default" w:ascii="Symbol" w:hAnsi="Symbol"/>
+        <w:rFonts w:ascii="Symbol" w:hAnsi="Symbol" w:hint="default"/>
       </w:rPr>
     </w:lvl>
     <w:lvl w:ilvl="7" w:tplc="240A0003" w:tentative="1">
@@ -22121,7 +22087,7 @@
         <w:ind w:left="6469" w:hanging="360"/>
       </w:pPr>
       <w:rPr>
-        <w:rFonts w:hint="default" w:ascii="Courier New" w:hAnsi="Courier New" w:cs="Courier New"/>
+        <w:rFonts w:ascii="Courier New" w:hAnsi="Courier New" w:cs="Courier New" w:hint="default"/>
       </w:rPr>
     </w:lvl>
     <w:lvl w:ilvl="8" w:tplc="240A0005" w:tentative="1">
@@ -22133,7 +22099,7 @@
         <w:ind w:left="7189" w:hanging="360"/>
       </w:pPr>
       <w:rPr>
-        <w:rFonts w:hint="default" w:ascii="Wingdings" w:hAnsi="Wingdings"/>
+        <w:rFonts w:ascii="Wingdings" w:hAnsi="Wingdings" w:hint="default"/>
       </w:rPr>
     </w:lvl>
   </w:abstractNum>
@@ -22150,7 +22116,7 @@
         <w:ind w:left="1068" w:hanging="360"/>
       </w:pPr>
       <w:rPr>
-        <w:rFonts w:hint="default" w:ascii="Symbol" w:hAnsi="Symbol"/>
+        <w:rFonts w:ascii="Symbol" w:hAnsi="Symbol" w:hint="default"/>
       </w:rPr>
     </w:lvl>
     <w:lvl w:ilvl="1" w:tplc="240A0003" w:tentative="1">
@@ -22162,7 +22128,7 @@
         <w:ind w:left="1788" w:hanging="360"/>
       </w:pPr>
       <w:rPr>
-        <w:rFonts w:hint="default" w:ascii="Courier New" w:hAnsi="Courier New" w:cs="Courier New"/>
+        <w:rFonts w:ascii="Courier New" w:hAnsi="Courier New" w:cs="Courier New" w:hint="default"/>
       </w:rPr>
     </w:lvl>
     <w:lvl w:ilvl="2" w:tplc="240A0005" w:tentative="1">
@@ -22174,7 +22140,7 @@
         <w:ind w:left="2508" w:hanging="360"/>
       </w:pPr>
       <w:rPr>
-        <w:rFonts w:hint="default" w:ascii="Wingdings" w:hAnsi="Wingdings"/>
+        <w:rFonts w:ascii="Wingdings" w:hAnsi="Wingdings" w:hint="default"/>
       </w:rPr>
     </w:lvl>
     <w:lvl w:ilvl="3" w:tplc="240A0001" w:tentative="1">
@@ -22186,7 +22152,7 @@
         <w:ind w:left="3228" w:hanging="360"/>
       </w:pPr>
       <w:rPr>
-        <w:rFonts w:hint="default" w:ascii="Symbol" w:hAnsi="Symbol"/>
+        <w:rFonts w:ascii="Symbol" w:hAnsi="Symbol" w:hint="default"/>
       </w:rPr>
     </w:lvl>
     <w:lvl w:ilvl="4" w:tplc="240A0003" w:tentative="1">
@@ -22198,7 +22164,7 @@
         <w:ind w:left="3948" w:hanging="360"/>
       </w:pPr>
       <w:rPr>
-        <w:rFonts w:hint="default" w:ascii="Courier New" w:hAnsi="Courier New" w:cs="Courier New"/>
+        <w:rFonts w:ascii="Courier New" w:hAnsi="Courier New" w:cs="Courier New" w:hint="default"/>
       </w:rPr>
     </w:lvl>
     <w:lvl w:ilvl="5" w:tplc="240A0005" w:tentative="1">
@@ -22210,7 +22176,7 @@
         <w:ind w:left="4668" w:hanging="360"/>
       </w:pPr>
       <w:rPr>
-        <w:rFonts w:hint="default" w:ascii="Wingdings" w:hAnsi="Wingdings"/>
+        <w:rFonts w:ascii="Wingdings" w:hAnsi="Wingdings" w:hint="default"/>
       </w:rPr>
     </w:lvl>
     <w:lvl w:ilvl="6" w:tplc="240A0001" w:tentative="1">
@@ -22222,7 +22188,7 @@
         <w:ind w:left="5388" w:hanging="360"/>
       </w:pPr>
       <w:rPr>
-        <w:rFonts w:hint="default" w:ascii="Symbol" w:hAnsi="Symbol"/>
+        <w:rFonts w:ascii="Symbol" w:hAnsi="Symbol" w:hint="default"/>
       </w:rPr>
     </w:lvl>
     <w:lvl w:ilvl="7" w:tplc="240A0003" w:tentative="1">
@@ -22234,7 +22200,7 @@
         <w:ind w:left="6108" w:hanging="360"/>
       </w:pPr>
       <w:rPr>
-        <w:rFonts w:hint="default" w:ascii="Courier New" w:hAnsi="Courier New" w:cs="Courier New"/>
+        <w:rFonts w:ascii="Courier New" w:hAnsi="Courier New" w:cs="Courier New" w:hint="default"/>
       </w:rPr>
     </w:lvl>
     <w:lvl w:ilvl="8" w:tplc="240A0005" w:tentative="1">
@@ -22246,7 +22212,7 @@
         <w:ind w:left="6828" w:hanging="360"/>
       </w:pPr>
       <w:rPr>
-        <w:rFonts w:hint="default" w:ascii="Wingdings" w:hAnsi="Wingdings"/>
+        <w:rFonts w:ascii="Wingdings" w:hAnsi="Wingdings" w:hint="default"/>
       </w:rPr>
     </w:lvl>
   </w:abstractNum>
@@ -22263,7 +22229,7 @@
         <w:ind w:left="1429" w:hanging="360"/>
       </w:pPr>
       <w:rPr>
-        <w:rFonts w:hint="default" w:ascii="Symbol" w:hAnsi="Symbol"/>
+        <w:rFonts w:ascii="Symbol" w:hAnsi="Symbol" w:hint="default"/>
       </w:rPr>
     </w:lvl>
     <w:lvl w:ilvl="1" w:tplc="240A0003" w:tentative="1">
@@ -22275,7 +22241,7 @@
         <w:ind w:left="2149" w:hanging="360"/>
       </w:pPr>
       <w:rPr>
-        <w:rFonts w:hint="default" w:ascii="Courier New" w:hAnsi="Courier New" w:cs="Courier New"/>
+        <w:rFonts w:ascii="Courier New" w:hAnsi="Courier New" w:cs="Courier New" w:hint="default"/>
       </w:rPr>
     </w:lvl>
     <w:lvl w:ilvl="2" w:tplc="240A0005" w:tentative="1">
@@ -22287,7 +22253,7 @@
         <w:ind w:left="2869" w:hanging="360"/>
       </w:pPr>
       <w:rPr>
-        <w:rFonts w:hint="default" w:ascii="Wingdings" w:hAnsi="Wingdings"/>
+        <w:rFonts w:ascii="Wingdings" w:hAnsi="Wingdings" w:hint="default"/>
       </w:rPr>
     </w:lvl>
     <w:lvl w:ilvl="3" w:tplc="240A0001" w:tentative="1">
@@ -22299,7 +22265,7 @@
         <w:ind w:left="3589" w:hanging="360"/>
       </w:pPr>
       <w:rPr>
-        <w:rFonts w:hint="default" w:ascii="Symbol" w:hAnsi="Symbol"/>
+        <w:rFonts w:ascii="Symbol" w:hAnsi="Symbol" w:hint="default"/>
       </w:rPr>
     </w:lvl>
     <w:lvl w:ilvl="4" w:tplc="240A0003" w:tentative="1">
@@ -22311,7 +22277,7 @@
         <w:ind w:left="4309" w:hanging="360"/>
       </w:pPr>
       <w:rPr>
-        <w:rFonts w:hint="default" w:ascii="Courier New" w:hAnsi="Courier New" w:cs="Courier New"/>
+        <w:rFonts w:ascii="Courier New" w:hAnsi="Courier New" w:cs="Courier New" w:hint="default"/>
       </w:rPr>
     </w:lvl>
     <w:lvl w:ilvl="5" w:tplc="240A0005" w:tentative="1">
@@ -22323,7 +22289,7 @@
         <w:ind w:left="5029" w:hanging="360"/>
       </w:pPr>
       <w:rPr>
-        <w:rFonts w:hint="default" w:ascii="Wingdings" w:hAnsi="Wingdings"/>
+        <w:rFonts w:ascii="Wingdings" w:hAnsi="Wingdings" w:hint="default"/>
       </w:rPr>
     </w:lvl>
     <w:lvl w:ilvl="6" w:tplc="240A0001" w:tentative="1">
@@ -22335,7 +22301,7 @@
         <w:ind w:left="5749" w:hanging="360"/>
       </w:pPr>
       <w:rPr>
-        <w:rFonts w:hint="default" w:ascii="Symbol" w:hAnsi="Symbol"/>
+        <w:rFonts w:ascii="Symbol" w:hAnsi="Symbol" w:hint="default"/>
       </w:rPr>
     </w:lvl>
     <w:lvl w:ilvl="7" w:tplc="240A0003" w:tentative="1">
@@ -22347,7 +22313,7 @@
         <w:ind w:left="6469" w:hanging="360"/>
       </w:pPr>
       <w:rPr>
-        <w:rFonts w:hint="default" w:ascii="Courier New" w:hAnsi="Courier New" w:cs="Courier New"/>
+        <w:rFonts w:ascii="Courier New" w:hAnsi="Courier New" w:cs="Courier New" w:hint="default"/>
       </w:rPr>
     </w:lvl>
     <w:lvl w:ilvl="8" w:tplc="240A0005" w:tentative="1">
@@ -22359,7 +22325,7 @@
         <w:ind w:left="7189" w:hanging="360"/>
       </w:pPr>
       <w:rPr>
-        <w:rFonts w:hint="default" w:ascii="Wingdings" w:hAnsi="Wingdings"/>
+        <w:rFonts w:ascii="Wingdings" w:hAnsi="Wingdings" w:hint="default"/>
       </w:rPr>
     </w:lvl>
   </w:abstractNum>
@@ -22376,7 +22342,7 @@
         <w:ind w:left="1429" w:hanging="360"/>
       </w:pPr>
       <w:rPr>
-        <w:rFonts w:hint="default" w:ascii="Symbol" w:hAnsi="Symbol"/>
+        <w:rFonts w:ascii="Symbol" w:hAnsi="Symbol" w:hint="default"/>
       </w:rPr>
     </w:lvl>
     <w:lvl w:ilvl="1" w:tplc="240A0003" w:tentative="1">
@@ -22388,7 +22354,7 @@
         <w:ind w:left="2149" w:hanging="360"/>
       </w:pPr>
       <w:rPr>
-        <w:rFonts w:hint="default" w:ascii="Courier New" w:hAnsi="Courier New" w:cs="Courier New"/>
+        <w:rFonts w:ascii="Courier New" w:hAnsi="Courier New" w:cs="Courier New" w:hint="default"/>
       </w:rPr>
     </w:lvl>
     <w:lvl w:ilvl="2" w:tplc="240A0005" w:tentative="1">
@@ -22400,7 +22366,7 @@
         <w:ind w:left="2869" w:hanging="360"/>
       </w:pPr>
       <w:rPr>
-        <w:rFonts w:hint="default" w:ascii="Wingdings" w:hAnsi="Wingdings"/>
+        <w:rFonts w:ascii="Wingdings" w:hAnsi="Wingdings" w:hint="default"/>
       </w:rPr>
     </w:lvl>
     <w:lvl w:ilvl="3" w:tplc="240A0001" w:tentative="1">
@@ -22412,7 +22378,7 @@
         <w:ind w:left="3589" w:hanging="360"/>
       </w:pPr>
       <w:rPr>
-        <w:rFonts w:hint="default" w:ascii="Symbol" w:hAnsi="Symbol"/>
+        <w:rFonts w:ascii="Symbol" w:hAnsi="Symbol" w:hint="default"/>
       </w:rPr>
     </w:lvl>
     <w:lvl w:ilvl="4" w:tplc="240A0003" w:tentative="1">
@@ -22424,7 +22390,7 @@
         <w:ind w:left="4309" w:hanging="360"/>
       </w:pPr>
       <w:rPr>
-        <w:rFonts w:hint="default" w:ascii="Courier New" w:hAnsi="Courier New" w:cs="Courier New"/>
+        <w:rFonts w:ascii="Courier New" w:hAnsi="Courier New" w:cs="Courier New" w:hint="default"/>
       </w:rPr>
     </w:lvl>
     <w:lvl w:ilvl="5" w:tplc="240A0005" w:tentative="1">
@@ -22436,7 +22402,7 @@
         <w:ind w:left="5029" w:hanging="360"/>
       </w:pPr>
       <w:rPr>
-        <w:rFonts w:hint="default" w:ascii="Wingdings" w:hAnsi="Wingdings"/>
+        <w:rFonts w:ascii="Wingdings" w:hAnsi="Wingdings" w:hint="default"/>
       </w:rPr>
     </w:lvl>
     <w:lvl w:ilvl="6" w:tplc="240A0001" w:tentative="1">
@@ -22448,7 +22414,7 @@
         <w:ind w:left="5749" w:hanging="360"/>
       </w:pPr>
       <w:rPr>
-        <w:rFonts w:hint="default" w:ascii="Symbol" w:hAnsi="Symbol"/>
+        <w:rFonts w:ascii="Symbol" w:hAnsi="Symbol" w:hint="default"/>
       </w:rPr>
     </w:lvl>
     <w:lvl w:ilvl="7" w:tplc="240A0003" w:tentative="1">
@@ -22460,7 +22426,7 @@
         <w:ind w:left="6469" w:hanging="360"/>
       </w:pPr>
       <w:rPr>
-        <w:rFonts w:hint="default" w:ascii="Courier New" w:hAnsi="Courier New" w:cs="Courier New"/>
+        <w:rFonts w:ascii="Courier New" w:hAnsi="Courier New" w:cs="Courier New" w:hint="default"/>
       </w:rPr>
     </w:lvl>
     <w:lvl w:ilvl="8" w:tplc="240A0005" w:tentative="1">
@@ -22472,7 +22438,7 @@
         <w:ind w:left="7189" w:hanging="360"/>
       </w:pPr>
       <w:rPr>
-        <w:rFonts w:hint="default" w:ascii="Wingdings" w:hAnsi="Wingdings"/>
+        <w:rFonts w:ascii="Wingdings" w:hAnsi="Wingdings" w:hint="default"/>
       </w:rPr>
     </w:lvl>
   </w:abstractNum>
@@ -22489,7 +22455,7 @@
         <w:ind w:left="1429" w:hanging="360"/>
       </w:pPr>
       <w:rPr>
-        <w:rFonts w:hint="default" w:ascii="Symbol" w:hAnsi="Symbol"/>
+        <w:rFonts w:ascii="Symbol" w:hAnsi="Symbol" w:hint="default"/>
       </w:rPr>
     </w:lvl>
     <w:lvl w:ilvl="1" w:tplc="240A0003" w:tentative="1">
@@ -22501,7 +22467,7 @@
         <w:ind w:left="2149" w:hanging="360"/>
       </w:pPr>
       <w:rPr>
-        <w:rFonts w:hint="default" w:ascii="Courier New" w:hAnsi="Courier New" w:cs="Courier New"/>
+        <w:rFonts w:ascii="Courier New" w:hAnsi="Courier New" w:cs="Courier New" w:hint="default"/>
       </w:rPr>
     </w:lvl>
     <w:lvl w:ilvl="2" w:tplc="240A0005" w:tentative="1">
@@ -22513,7 +22479,7 @@
         <w:ind w:left="2869" w:hanging="360"/>
       </w:pPr>
       <w:rPr>
-        <w:rFonts w:hint="default" w:ascii="Wingdings" w:hAnsi="Wingdings"/>
+        <w:rFonts w:ascii="Wingdings" w:hAnsi="Wingdings" w:hint="default"/>
       </w:rPr>
     </w:lvl>
     <w:lvl w:ilvl="3" w:tplc="240A0001" w:tentative="1">
@@ -22525,7 +22491,7 @@
         <w:ind w:left="3589" w:hanging="360"/>
       </w:pPr>
       <w:rPr>
-        <w:rFonts w:hint="default" w:ascii="Symbol" w:hAnsi="Symbol"/>
+        <w:rFonts w:ascii="Symbol" w:hAnsi="Symbol" w:hint="default"/>
       </w:rPr>
     </w:lvl>
     <w:lvl w:ilvl="4" w:tplc="240A0003" w:tentative="1">
@@ -22537,7 +22503,7 @@
         <w:ind w:left="4309" w:hanging="360"/>
       </w:pPr>
       <w:rPr>
-        <w:rFonts w:hint="default" w:ascii="Courier New" w:hAnsi="Courier New" w:cs="Courier New"/>
+        <w:rFonts w:ascii="Courier New" w:hAnsi="Courier New" w:cs="Courier New" w:hint="default"/>
       </w:rPr>
     </w:lvl>
     <w:lvl w:ilvl="5" w:tplc="240A0005" w:tentative="1">
@@ -22549,7 +22515,7 @@
         <w:ind w:left="5029" w:hanging="360"/>
       </w:pPr>
       <w:rPr>
-        <w:rFonts w:hint="default" w:ascii="Wingdings" w:hAnsi="Wingdings"/>
+        <w:rFonts w:ascii="Wingdings" w:hAnsi="Wingdings" w:hint="default"/>
       </w:rPr>
     </w:lvl>
     <w:lvl w:ilvl="6" w:tplc="240A0001" w:tentative="1">
@@ -22561,7 +22527,7 @@
         <w:ind w:left="5749" w:hanging="360"/>
       </w:pPr>
       <w:rPr>
-        <w:rFonts w:hint="default" w:ascii="Symbol" w:hAnsi="Symbol"/>
+        <w:rFonts w:ascii="Symbol" w:hAnsi="Symbol" w:hint="default"/>
       </w:rPr>
     </w:lvl>
     <w:lvl w:ilvl="7" w:tplc="240A0003" w:tentative="1">
@@ -22573,7 +22539,7 @@
         <w:ind w:left="6469" w:hanging="360"/>
       </w:pPr>
       <w:rPr>
-        <w:rFonts w:hint="default" w:ascii="Courier New" w:hAnsi="Courier New" w:cs="Courier New"/>
+        <w:rFonts w:ascii="Courier New" w:hAnsi="Courier New" w:cs="Courier New" w:hint="default"/>
       </w:rPr>
     </w:lvl>
     <w:lvl w:ilvl="8" w:tplc="240A0005" w:tentative="1">
@@ -22585,7 +22551,7 @@
         <w:ind w:left="7189" w:hanging="360"/>
       </w:pPr>
       <w:rPr>
-        <w:rFonts w:hint="default" w:ascii="Wingdings" w:hAnsi="Wingdings"/>
+        <w:rFonts w:ascii="Wingdings" w:hAnsi="Wingdings" w:hint="default"/>
       </w:rPr>
     </w:lvl>
   </w:abstractNum>
@@ -22602,7 +22568,7 @@
         <w:ind w:left="1429" w:hanging="360"/>
       </w:pPr>
       <w:rPr>
-        <w:rFonts w:hint="default" w:ascii="Symbol" w:hAnsi="Symbol"/>
+        <w:rFonts w:ascii="Symbol" w:hAnsi="Symbol" w:hint="default"/>
       </w:rPr>
     </w:lvl>
     <w:lvl w:ilvl="1" w:tplc="240A0003" w:tentative="1">
@@ -22614,7 +22580,7 @@
         <w:ind w:left="2149" w:hanging="360"/>
       </w:pPr>
       <w:rPr>
-        <w:rFonts w:hint="default" w:ascii="Courier New" w:hAnsi="Courier New" w:cs="Courier New"/>
+        <w:rFonts w:ascii="Courier New" w:hAnsi="Courier New" w:cs="Courier New" w:hint="default"/>
       </w:rPr>
     </w:lvl>
     <w:lvl w:ilvl="2" w:tplc="240A0005" w:tentative="1">
@@ -22626,7 +22592,7 @@
         <w:ind w:left="2869" w:hanging="360"/>
       </w:pPr>
       <w:rPr>
-        <w:rFonts w:hint="default" w:ascii="Wingdings" w:hAnsi="Wingdings"/>
+        <w:rFonts w:ascii="Wingdings" w:hAnsi="Wingdings" w:hint="default"/>
       </w:rPr>
     </w:lvl>
     <w:lvl w:ilvl="3" w:tplc="240A0001" w:tentative="1">
@@ -22638,7 +22604,7 @@
         <w:ind w:left="3589" w:hanging="360"/>
       </w:pPr>
       <w:rPr>
-        <w:rFonts w:hint="default" w:ascii="Symbol" w:hAnsi="Symbol"/>
+        <w:rFonts w:ascii="Symbol" w:hAnsi="Symbol" w:hint="default"/>
       </w:rPr>
     </w:lvl>
     <w:lvl w:ilvl="4" w:tplc="240A0003" w:tentative="1">
@@ -22650,7 +22616,7 @@
         <w:ind w:left="4309" w:hanging="360"/>
       </w:pPr>
       <w:rPr>
-        <w:rFonts w:hint="default" w:ascii="Courier New" w:hAnsi="Courier New" w:cs="Courier New"/>
+        <w:rFonts w:ascii="Courier New" w:hAnsi="Courier New" w:cs="Courier New" w:hint="default"/>
       </w:rPr>
     </w:lvl>
     <w:lvl w:ilvl="5" w:tplc="240A0005" w:tentative="1">
@@ -22662,7 +22628,7 @@
         <w:ind w:left="5029" w:hanging="360"/>
       </w:pPr>
       <w:rPr>
-        <w:rFonts w:hint="default" w:ascii="Wingdings" w:hAnsi="Wingdings"/>
+        <w:rFonts w:ascii="Wingdings" w:hAnsi="Wingdings" w:hint="default"/>
       </w:rPr>
     </w:lvl>
     <w:lvl w:ilvl="6" w:tplc="240A0001" w:tentative="1">
@@ -22674,7 +22640,7 @@
         <w:ind w:left="5749" w:hanging="360"/>
       </w:pPr>
       <w:rPr>
-        <w:rFonts w:hint="default" w:ascii="Symbol" w:hAnsi="Symbol"/>
+        <w:rFonts w:ascii="Symbol" w:hAnsi="Symbol" w:hint="default"/>
       </w:rPr>
     </w:lvl>
     <w:lvl w:ilvl="7" w:tplc="240A0003" w:tentative="1">
@@ -22686,7 +22652,7 @@
         <w:ind w:left="6469" w:hanging="360"/>
       </w:pPr>
       <w:rPr>
-        <w:rFonts w:hint="default" w:ascii="Courier New" w:hAnsi="Courier New" w:cs="Courier New"/>
+        <w:rFonts w:ascii="Courier New" w:hAnsi="Courier New" w:cs="Courier New" w:hint="default"/>
       </w:rPr>
     </w:lvl>
     <w:lvl w:ilvl="8" w:tplc="240A0005" w:tentative="1">
@@ -22698,7 +22664,7 @@
         <w:ind w:left="7189" w:hanging="360"/>
       </w:pPr>
       <w:rPr>
-        <w:rFonts w:hint="default" w:ascii="Wingdings" w:hAnsi="Wingdings"/>
+        <w:rFonts w:ascii="Wingdings" w:hAnsi="Wingdings" w:hint="default"/>
       </w:rPr>
     </w:lvl>
   </w:abstractNum>
@@ -22715,7 +22681,7 @@
         <w:ind w:left="1068" w:hanging="360"/>
       </w:pPr>
       <w:rPr>
-        <w:rFonts w:hint="default" w:ascii="Symbol" w:hAnsi="Symbol"/>
+        <w:rFonts w:ascii="Symbol" w:hAnsi="Symbol" w:hint="default"/>
       </w:rPr>
     </w:lvl>
     <w:lvl w:ilvl="1" w:tplc="240A0003" w:tentative="1">
@@ -22727,7 +22693,7 @@
         <w:ind w:left="1788" w:hanging="360"/>
       </w:pPr>
       <w:rPr>
-        <w:rFonts w:hint="default" w:ascii="Courier New" w:hAnsi="Courier New" w:cs="Courier New"/>
+        <w:rFonts w:ascii="Courier New" w:hAnsi="Courier New" w:cs="Courier New" w:hint="default"/>
       </w:rPr>
     </w:lvl>
     <w:lvl w:ilvl="2" w:tplc="240A0005" w:tentative="1">
@@ -22739,7 +22705,7 @@
         <w:ind w:left="2508" w:hanging="360"/>
       </w:pPr>
       <w:rPr>
-        <w:rFonts w:hint="default" w:ascii="Wingdings" w:hAnsi="Wingdings"/>
+        <w:rFonts w:ascii="Wingdings" w:hAnsi="Wingdings" w:hint="default"/>
       </w:rPr>
     </w:lvl>
     <w:lvl w:ilvl="3" w:tplc="240A0001" w:tentative="1">
@@ -22751,7 +22717,7 @@
         <w:ind w:left="3228" w:hanging="360"/>
       </w:pPr>
       <w:rPr>
-        <w:rFonts w:hint="default" w:ascii="Symbol" w:hAnsi="Symbol"/>
+        <w:rFonts w:ascii="Symbol" w:hAnsi="Symbol" w:hint="default"/>
       </w:rPr>
     </w:lvl>
     <w:lvl w:ilvl="4" w:tplc="240A0003" w:tentative="1">
@@ -22763,7 +22729,7 @@
         <w:ind w:left="3948" w:hanging="360"/>
       </w:pPr>
       <w:rPr>
-        <w:rFonts w:hint="default" w:ascii="Courier New" w:hAnsi="Courier New" w:cs="Courier New"/>
+        <w:rFonts w:ascii="Courier New" w:hAnsi="Courier New" w:cs="Courier New" w:hint="default"/>
       </w:rPr>
     </w:lvl>
     <w:lvl w:ilvl="5" w:tplc="240A0005" w:tentative="1">
@@ -22775,7 +22741,7 @@
         <w:ind w:left="4668" w:hanging="360"/>
       </w:pPr>
       <w:rPr>
-        <w:rFonts w:hint="default" w:ascii="Wingdings" w:hAnsi="Wingdings"/>
+        <w:rFonts w:ascii="Wingdings" w:hAnsi="Wingdings" w:hint="default"/>
       </w:rPr>
     </w:lvl>
     <w:lvl w:ilvl="6" w:tplc="240A0001" w:tentative="1">
@@ -22787,7 +22753,7 @@
         <w:ind w:left="5388" w:hanging="360"/>
       </w:pPr>
       <w:rPr>
-        <w:rFonts w:hint="default" w:ascii="Symbol" w:hAnsi="Symbol"/>
+        <w:rFonts w:ascii="Symbol" w:hAnsi="Symbol" w:hint="default"/>
       </w:rPr>
     </w:lvl>
     <w:lvl w:ilvl="7" w:tplc="240A0003" w:tentative="1">
@@ -22799,7 +22765,7 @@
         <w:ind w:left="6108" w:hanging="360"/>
       </w:pPr>
       <w:rPr>
-        <w:rFonts w:hint="default" w:ascii="Courier New" w:hAnsi="Courier New" w:cs="Courier New"/>
+        <w:rFonts w:ascii="Courier New" w:hAnsi="Courier New" w:cs="Courier New" w:hint="default"/>
       </w:rPr>
     </w:lvl>
     <w:lvl w:ilvl="8" w:tplc="240A0005" w:tentative="1">
@@ -22811,7 +22777,7 @@
         <w:ind w:left="6828" w:hanging="360"/>
       </w:pPr>
       <w:rPr>
-        <w:rFonts w:hint="default" w:ascii="Wingdings" w:hAnsi="Wingdings"/>
+        <w:rFonts w:ascii="Wingdings" w:hAnsi="Wingdings" w:hint="default"/>
       </w:rPr>
     </w:lvl>
   </w:abstractNum>
@@ -22828,7 +22794,7 @@
         <w:ind w:left="1429" w:hanging="360"/>
       </w:pPr>
       <w:rPr>
-        <w:rFonts w:hint="default" w:ascii="Symbol" w:hAnsi="Symbol"/>
+        <w:rFonts w:ascii="Symbol" w:hAnsi="Symbol" w:hint="default"/>
       </w:rPr>
     </w:lvl>
     <w:lvl w:ilvl="1" w:tplc="240A0003" w:tentative="1">
@@ -22840,7 +22806,7 @@
         <w:ind w:left="2149" w:hanging="360"/>
       </w:pPr>
       <w:rPr>
-        <w:rFonts w:hint="default" w:ascii="Courier New" w:hAnsi="Courier New" w:cs="Courier New"/>
+        <w:rFonts w:ascii="Courier New" w:hAnsi="Courier New" w:cs="Courier New" w:hint="default"/>
       </w:rPr>
     </w:lvl>
     <w:lvl w:ilvl="2" w:tplc="240A0005" w:tentative="1">
@@ -22852,7 +22818,7 @@
         <w:ind w:left="2869" w:hanging="360"/>
       </w:pPr>
       <w:rPr>
-        <w:rFonts w:hint="default" w:ascii="Wingdings" w:hAnsi="Wingdings"/>
+        <w:rFonts w:ascii="Wingdings" w:hAnsi="Wingdings" w:hint="default"/>
       </w:rPr>
     </w:lvl>
     <w:lvl w:ilvl="3" w:tplc="240A0001" w:tentative="1">
@@ -22864,7 +22830,7 @@
         <w:ind w:left="3589" w:hanging="360"/>
       </w:pPr>
       <w:rPr>
-        <w:rFonts w:hint="default" w:ascii="Symbol" w:hAnsi="Symbol"/>
+        <w:rFonts w:ascii="Symbol" w:hAnsi="Symbol" w:hint="default"/>
       </w:rPr>
     </w:lvl>
     <w:lvl w:ilvl="4" w:tplc="240A0003" w:tentative="1">
@@ -22876,7 +22842,7 @@
         <w:ind w:left="4309" w:hanging="360"/>
       </w:pPr>
       <w:rPr>
-        <w:rFonts w:hint="default" w:ascii="Courier New" w:hAnsi="Courier New" w:cs="Courier New"/>
+        <w:rFonts w:ascii="Courier New" w:hAnsi="Courier New" w:cs="Courier New" w:hint="default"/>
       </w:rPr>
     </w:lvl>
     <w:lvl w:ilvl="5" w:tplc="240A0005" w:tentative="1">
@@ -22888,7 +22854,7 @@
         <w:ind w:left="5029" w:hanging="360"/>
       </w:pPr>
       <w:rPr>
-        <w:rFonts w:hint="default" w:ascii="Wingdings" w:hAnsi="Wingdings"/>
+        <w:rFonts w:ascii="Wingdings" w:hAnsi="Wingdings" w:hint="default"/>
       </w:rPr>
     </w:lvl>
     <w:lvl w:ilvl="6" w:tplc="240A0001" w:tentative="1">
@@ -22900,7 +22866,7 @@
         <w:ind w:left="5749" w:hanging="360"/>
       </w:pPr>
       <w:rPr>
-        <w:rFonts w:hint="default" w:ascii="Symbol" w:hAnsi="Symbol"/>
+        <w:rFonts w:ascii="Symbol" w:hAnsi="Symbol" w:hint="default"/>
       </w:rPr>
     </w:lvl>
     <w:lvl w:ilvl="7" w:tplc="240A0003" w:tentative="1">
@@ -22912,7 +22878,7 @@
         <w:ind w:left="6469" w:hanging="360"/>
       </w:pPr>
       <w:rPr>
-        <w:rFonts w:hint="default" w:ascii="Courier New" w:hAnsi="Courier New" w:cs="Courier New"/>
+        <w:rFonts w:ascii="Courier New" w:hAnsi="Courier New" w:cs="Courier New" w:hint="default"/>
       </w:rPr>
     </w:lvl>
     <w:lvl w:ilvl="8" w:tplc="240A0005" w:tentative="1">
@@ -22924,7 +22890,7 @@
         <w:ind w:left="7189" w:hanging="360"/>
       </w:pPr>
       <w:rPr>
-        <w:rFonts w:hint="default" w:ascii="Wingdings" w:hAnsi="Wingdings"/>
+        <w:rFonts w:ascii="Wingdings" w:hAnsi="Wingdings" w:hint="default"/>
       </w:rPr>
     </w:lvl>
   </w:abstractNum>
@@ -23035,7 +23001,7 @@
         <w:ind w:left="1069" w:hanging="360"/>
       </w:pPr>
       <w:rPr>
-        <w:rFonts w:hint="default" w:ascii="Symbol" w:hAnsi="Symbol"/>
+        <w:rFonts w:ascii="Symbol" w:hAnsi="Symbol" w:hint="default"/>
       </w:rPr>
     </w:lvl>
     <w:lvl w:ilvl="1" w:tplc="240A0003" w:tentative="1">
@@ -23047,7 +23013,7 @@
         <w:ind w:left="1789" w:hanging="360"/>
       </w:pPr>
       <w:rPr>
-        <w:rFonts w:hint="default" w:ascii="Courier New" w:hAnsi="Courier New" w:cs="Courier New"/>
+        <w:rFonts w:ascii="Courier New" w:hAnsi="Courier New" w:cs="Courier New" w:hint="default"/>
       </w:rPr>
     </w:lvl>
     <w:lvl w:ilvl="2" w:tplc="240A0005" w:tentative="1">
@@ -23059,7 +23025,7 @@
         <w:ind w:left="2509" w:hanging="360"/>
       </w:pPr>
       <w:rPr>
-        <w:rFonts w:hint="default" w:ascii="Wingdings" w:hAnsi="Wingdings"/>
+        <w:rFonts w:ascii="Wingdings" w:hAnsi="Wingdings" w:hint="default"/>
       </w:rPr>
     </w:lvl>
     <w:lvl w:ilvl="3" w:tplc="240A0001" w:tentative="1">
@@ -23071,7 +23037,7 @@
         <w:ind w:left="3229" w:hanging="360"/>
       </w:pPr>
       <w:rPr>
-        <w:rFonts w:hint="default" w:ascii="Symbol" w:hAnsi="Symbol"/>
+        <w:rFonts w:ascii="Symbol" w:hAnsi="Symbol" w:hint="default"/>
       </w:rPr>
     </w:lvl>
     <w:lvl w:ilvl="4" w:tplc="240A0003" w:tentative="1">
@@ -23083,7 +23049,7 @@
         <w:ind w:left="3949" w:hanging="360"/>
       </w:pPr>
       <w:rPr>
-        <w:rFonts w:hint="default" w:ascii="Courier New" w:hAnsi="Courier New" w:cs="Courier New"/>
+        <w:rFonts w:ascii="Courier New" w:hAnsi="Courier New" w:cs="Courier New" w:hint="default"/>
       </w:rPr>
     </w:lvl>
     <w:lvl w:ilvl="5" w:tplc="240A0005" w:tentative="1">
@@ -23095,7 +23061,7 @@
         <w:ind w:left="4669" w:hanging="360"/>
       </w:pPr>
       <w:rPr>
-        <w:rFonts w:hint="default" w:ascii="Wingdings" w:hAnsi="Wingdings"/>
+        <w:rFonts w:ascii="Wingdings" w:hAnsi="Wingdings" w:hint="default"/>
       </w:rPr>
     </w:lvl>
     <w:lvl w:ilvl="6" w:tplc="240A0001" w:tentative="1">
@@ -23107,7 +23073,7 @@
         <w:ind w:left="5389" w:hanging="360"/>
       </w:pPr>
       <w:rPr>
-        <w:rFonts w:hint="default" w:ascii="Symbol" w:hAnsi="Symbol"/>
+        <w:rFonts w:ascii="Symbol" w:hAnsi="Symbol" w:hint="default"/>
       </w:rPr>
     </w:lvl>
     <w:lvl w:ilvl="7" w:tplc="240A0003" w:tentative="1">
@@ -23119,7 +23085,7 @@
         <w:ind w:left="6109" w:hanging="360"/>
       </w:pPr>
       <w:rPr>
-        <w:rFonts w:hint="default" w:ascii="Courier New" w:hAnsi="Courier New" w:cs="Courier New"/>
+        <w:rFonts w:ascii="Courier New" w:hAnsi="Courier New" w:cs="Courier New" w:hint="default"/>
       </w:rPr>
     </w:lvl>
     <w:lvl w:ilvl="8" w:tplc="240A0005" w:tentative="1">
@@ -23131,7 +23097,7 @@
         <w:ind w:left="6829" w:hanging="360"/>
       </w:pPr>
       <w:rPr>
-        <w:rFonts w:hint="default" w:ascii="Wingdings" w:hAnsi="Wingdings"/>
+        <w:rFonts w:ascii="Wingdings" w:hAnsi="Wingdings" w:hint="default"/>
       </w:rPr>
     </w:lvl>
   </w:abstractNum>
@@ -23148,7 +23114,7 @@
         <w:ind w:left="1429" w:hanging="360"/>
       </w:pPr>
       <w:rPr>
-        <w:rFonts w:hint="default" w:ascii="Symbol" w:hAnsi="Symbol"/>
+        <w:rFonts w:ascii="Symbol" w:hAnsi="Symbol" w:hint="default"/>
       </w:rPr>
     </w:lvl>
     <w:lvl w:ilvl="1" w:tplc="0C0A0003" w:tentative="1">
@@ -23160,7 +23126,7 @@
         <w:ind w:left="2149" w:hanging="360"/>
       </w:pPr>
       <w:rPr>
-        <w:rFonts w:hint="default" w:ascii="Courier New" w:hAnsi="Courier New" w:cs="Courier New"/>
+        <w:rFonts w:ascii="Courier New" w:hAnsi="Courier New" w:cs="Courier New" w:hint="default"/>
       </w:rPr>
     </w:lvl>
     <w:lvl w:ilvl="2" w:tplc="0C0A0005" w:tentative="1">
@@ -23172,7 +23138,7 @@
         <w:ind w:left="2869" w:hanging="360"/>
       </w:pPr>
       <w:rPr>
-        <w:rFonts w:hint="default" w:ascii="Wingdings" w:hAnsi="Wingdings"/>
+        <w:rFonts w:ascii="Wingdings" w:hAnsi="Wingdings" w:hint="default"/>
       </w:rPr>
     </w:lvl>
     <w:lvl w:ilvl="3" w:tplc="0C0A0001" w:tentative="1">
@@ -23184,7 +23150,7 @@
         <w:ind w:left="3589" w:hanging="360"/>
       </w:pPr>
       <w:rPr>
-        <w:rFonts w:hint="default" w:ascii="Symbol" w:hAnsi="Symbol"/>
+        <w:rFonts w:ascii="Symbol" w:hAnsi="Symbol" w:hint="default"/>
       </w:rPr>
     </w:lvl>
     <w:lvl w:ilvl="4" w:tplc="0C0A0003" w:tentative="1">
@@ -23196,7 +23162,7 @@
         <w:ind w:left="4309" w:hanging="360"/>
       </w:pPr>
       <w:rPr>
-        <w:rFonts w:hint="default" w:ascii="Courier New" w:hAnsi="Courier New" w:cs="Courier New"/>
+        <w:rFonts w:ascii="Courier New" w:hAnsi="Courier New" w:cs="Courier New" w:hint="default"/>
       </w:rPr>
     </w:lvl>
     <w:lvl w:ilvl="5" w:tplc="0C0A0005" w:tentative="1">
@@ -23208,7 +23174,7 @@
         <w:ind w:left="5029" w:hanging="360"/>
       </w:pPr>
       <w:rPr>
-        <w:rFonts w:hint="default" w:ascii="Wingdings" w:hAnsi="Wingdings"/>
+        <w:rFonts w:ascii="Wingdings" w:hAnsi="Wingdings" w:hint="default"/>
       </w:rPr>
     </w:lvl>
     <w:lvl w:ilvl="6" w:tplc="0C0A0001" w:tentative="1">
@@ -23220,7 +23186,7 @@
         <w:ind w:left="5749" w:hanging="360"/>
       </w:pPr>
       <w:rPr>
-        <w:rFonts w:hint="default" w:ascii="Symbol" w:hAnsi="Symbol"/>
+        <w:rFonts w:ascii="Symbol" w:hAnsi="Symbol" w:hint="default"/>
       </w:rPr>
     </w:lvl>
     <w:lvl w:ilvl="7" w:tplc="0C0A0003" w:tentative="1">
@@ -23232,7 +23198,7 @@
         <w:ind w:left="6469" w:hanging="360"/>
       </w:pPr>
       <w:rPr>
-        <w:rFonts w:hint="default" w:ascii="Courier New" w:hAnsi="Courier New" w:cs="Courier New"/>
+        <w:rFonts w:ascii="Courier New" w:hAnsi="Courier New" w:cs="Courier New" w:hint="default"/>
       </w:rPr>
     </w:lvl>
     <w:lvl w:ilvl="8" w:tplc="0C0A0005" w:tentative="1">
@@ -23244,7 +23210,7 @@
         <w:ind w:left="7189" w:hanging="360"/>
       </w:pPr>
       <w:rPr>
-        <w:rFonts w:hint="default" w:ascii="Wingdings" w:hAnsi="Wingdings"/>
+        <w:rFonts w:ascii="Wingdings" w:hAnsi="Wingdings" w:hint="default"/>
       </w:rPr>
     </w:lvl>
   </w:abstractNum>
@@ -23261,7 +23227,7 @@
         <w:ind w:left="1429" w:hanging="360"/>
       </w:pPr>
       <w:rPr>
-        <w:rFonts w:hint="default" w:ascii="Symbol" w:hAnsi="Symbol"/>
+        <w:rFonts w:ascii="Symbol" w:hAnsi="Symbol" w:hint="default"/>
       </w:rPr>
     </w:lvl>
     <w:lvl w:ilvl="1" w:tplc="240A0003" w:tentative="1">
@@ -23273,7 +23239,7 @@
         <w:ind w:left="2149" w:hanging="360"/>
       </w:pPr>
       <w:rPr>
-        <w:rFonts w:hint="default" w:ascii="Courier New" w:hAnsi="Courier New" w:cs="Courier New"/>
+        <w:rFonts w:ascii="Courier New" w:hAnsi="Courier New" w:cs="Courier New" w:hint="default"/>
       </w:rPr>
     </w:lvl>
     <w:lvl w:ilvl="2" w:tplc="240A0005" w:tentative="1">
@@ -23285,7 +23251,7 @@
         <w:ind w:left="2869" w:hanging="360"/>
       </w:pPr>
       <w:rPr>
-        <w:rFonts w:hint="default" w:ascii="Wingdings" w:hAnsi="Wingdings"/>
+        <w:rFonts w:ascii="Wingdings" w:hAnsi="Wingdings" w:hint="default"/>
       </w:rPr>
     </w:lvl>
     <w:lvl w:ilvl="3" w:tplc="240A0001" w:tentative="1">
@@ -23297,7 +23263,7 @@
         <w:ind w:left="3589" w:hanging="360"/>
       </w:pPr>
       <w:rPr>
-        <w:rFonts w:hint="default" w:ascii="Symbol" w:hAnsi="Symbol"/>
+        <w:rFonts w:ascii="Symbol" w:hAnsi="Symbol" w:hint="default"/>
       </w:rPr>
     </w:lvl>
     <w:lvl w:ilvl="4" w:tplc="240A0003" w:tentative="1">
@@ -23309,7 +23275,7 @@
         <w:ind w:left="4309" w:hanging="360"/>
       </w:pPr>
       <w:rPr>
-        <w:rFonts w:hint="default" w:ascii="Courier New" w:hAnsi="Courier New" w:cs="Courier New"/>
+        <w:rFonts w:ascii="Courier New" w:hAnsi="Courier New" w:cs="Courier New" w:hint="default"/>
       </w:rPr>
     </w:lvl>
     <w:lvl w:ilvl="5" w:tplc="240A0005" w:tentative="1">
@@ -23321,7 +23287,7 @@
         <w:ind w:left="5029" w:hanging="360"/>
       </w:pPr>
       <w:rPr>
-        <w:rFonts w:hint="default" w:ascii="Wingdings" w:hAnsi="Wingdings"/>
+        <w:rFonts w:ascii="Wingdings" w:hAnsi="Wingdings" w:hint="default"/>
       </w:rPr>
     </w:lvl>
     <w:lvl w:ilvl="6" w:tplc="240A0001" w:tentative="1">
@@ -23333,7 +23299,7 @@
         <w:ind w:left="5749" w:hanging="360"/>
       </w:pPr>
       <w:rPr>
-        <w:rFonts w:hint="default" w:ascii="Symbol" w:hAnsi="Symbol"/>
+        <w:rFonts w:ascii="Symbol" w:hAnsi="Symbol" w:hint="default"/>
       </w:rPr>
     </w:lvl>
     <w:lvl w:ilvl="7" w:tplc="240A0003" w:tentative="1">
@@ -23345,7 +23311,7 @@
         <w:ind w:left="6469" w:hanging="360"/>
       </w:pPr>
       <w:rPr>
-        <w:rFonts w:hint="default" w:ascii="Courier New" w:hAnsi="Courier New" w:cs="Courier New"/>
+        <w:rFonts w:ascii="Courier New" w:hAnsi="Courier New" w:cs="Courier New" w:hint="default"/>
       </w:rPr>
     </w:lvl>
     <w:lvl w:ilvl="8" w:tplc="240A0005" w:tentative="1">
@@ -23357,7 +23323,7 @@
         <w:ind w:left="7189" w:hanging="360"/>
       </w:pPr>
       <w:rPr>
-        <w:rFonts w:hint="default" w:ascii="Wingdings" w:hAnsi="Wingdings"/>
+        <w:rFonts w:ascii="Wingdings" w:hAnsi="Wingdings" w:hint="default"/>
       </w:rPr>
     </w:lvl>
   </w:abstractNum>
@@ -23374,7 +23340,7 @@
         <w:ind w:left="1429" w:hanging="360"/>
       </w:pPr>
       <w:rPr>
-        <w:rFonts w:hint="default" w:ascii="Symbol" w:hAnsi="Symbol"/>
+        <w:rFonts w:ascii="Symbol" w:hAnsi="Symbol" w:hint="default"/>
       </w:rPr>
     </w:lvl>
     <w:lvl w:ilvl="1" w:tplc="240A0003" w:tentative="1">
@@ -23386,7 +23352,7 @@
         <w:ind w:left="2149" w:hanging="360"/>
       </w:pPr>
       <w:rPr>
-        <w:rFonts w:hint="default" w:ascii="Courier New" w:hAnsi="Courier New" w:cs="Courier New"/>
+        <w:rFonts w:ascii="Courier New" w:hAnsi="Courier New" w:cs="Courier New" w:hint="default"/>
       </w:rPr>
     </w:lvl>
     <w:lvl w:ilvl="2" w:tplc="240A0005" w:tentative="1">
@@ -23398,7 +23364,7 @@
         <w:ind w:left="2869" w:hanging="360"/>
       </w:pPr>
       <w:rPr>
-        <w:rFonts w:hint="default" w:ascii="Wingdings" w:hAnsi="Wingdings"/>
+        <w:rFonts w:ascii="Wingdings" w:hAnsi="Wingdings" w:hint="default"/>
       </w:rPr>
     </w:lvl>
     <w:lvl w:ilvl="3" w:tplc="240A0001" w:tentative="1">
@@ -23410,7 +23376,7 @@
         <w:ind w:left="3589" w:hanging="360"/>
       </w:pPr>
       <w:rPr>
-        <w:rFonts w:hint="default" w:ascii="Symbol" w:hAnsi="Symbol"/>
+        <w:rFonts w:ascii="Symbol" w:hAnsi="Symbol" w:hint="default"/>
       </w:rPr>
     </w:lvl>
     <w:lvl w:ilvl="4" w:tplc="240A0003" w:tentative="1">
@@ -23422,7 +23388,7 @@
         <w:ind w:left="4309" w:hanging="360"/>
       </w:pPr>
       <w:rPr>
-        <w:rFonts w:hint="default" w:ascii="Courier New" w:hAnsi="Courier New" w:cs="Courier New"/>
+        <w:rFonts w:ascii="Courier New" w:hAnsi="Courier New" w:cs="Courier New" w:hint="default"/>
       </w:rPr>
     </w:lvl>
     <w:lvl w:ilvl="5" w:tplc="240A0005" w:tentative="1">
@@ -23434,7 +23400,7 @@
         <w:ind w:left="5029" w:hanging="360"/>
       </w:pPr>
       <w:rPr>
-        <w:rFonts w:hint="default" w:ascii="Wingdings" w:hAnsi="Wingdings"/>
+        <w:rFonts w:ascii="Wingdings" w:hAnsi="Wingdings" w:hint="default"/>
       </w:rPr>
     </w:lvl>
     <w:lvl w:ilvl="6" w:tplc="240A0001" w:tentative="1">
@@ -23446,7 +23412,7 @@
         <w:ind w:left="5749" w:hanging="360"/>
       </w:pPr>
       <w:rPr>
-        <w:rFonts w:hint="default" w:ascii="Symbol" w:hAnsi="Symbol"/>
+        <w:rFonts w:ascii="Symbol" w:hAnsi="Symbol" w:hint="default"/>
       </w:rPr>
     </w:lvl>
     <w:lvl w:ilvl="7" w:tplc="240A0003" w:tentative="1">
@@ -23458,7 +23424,7 @@
         <w:ind w:left="6469" w:hanging="360"/>
       </w:pPr>
       <w:rPr>
-        <w:rFonts w:hint="default" w:ascii="Courier New" w:hAnsi="Courier New" w:cs="Courier New"/>
+        <w:rFonts w:ascii="Courier New" w:hAnsi="Courier New" w:cs="Courier New" w:hint="default"/>
       </w:rPr>
     </w:lvl>
     <w:lvl w:ilvl="8" w:tplc="240A0005" w:tentative="1">
@@ -23470,7 +23436,7 @@
         <w:ind w:left="7189" w:hanging="360"/>
       </w:pPr>
       <w:rPr>
-        <w:rFonts w:hint="default" w:ascii="Wingdings" w:hAnsi="Wingdings"/>
+        <w:rFonts w:ascii="Wingdings" w:hAnsi="Wingdings" w:hint="default"/>
       </w:rPr>
     </w:lvl>
   </w:abstractNum>
@@ -23487,7 +23453,7 @@
         <w:ind w:left="1429" w:hanging="360"/>
       </w:pPr>
       <w:rPr>
-        <w:rFonts w:hint="default" w:ascii="Symbol" w:hAnsi="Symbol"/>
+        <w:rFonts w:ascii="Symbol" w:hAnsi="Symbol" w:hint="default"/>
       </w:rPr>
     </w:lvl>
     <w:lvl w:ilvl="1" w:tplc="240A0003" w:tentative="1">
@@ -23499,7 +23465,7 @@
         <w:ind w:left="2149" w:hanging="360"/>
       </w:pPr>
       <w:rPr>
-        <w:rFonts w:hint="default" w:ascii="Courier New" w:hAnsi="Courier New" w:cs="Courier New"/>
+        <w:rFonts w:ascii="Courier New" w:hAnsi="Courier New" w:cs="Courier New" w:hint="default"/>
       </w:rPr>
     </w:lvl>
     <w:lvl w:ilvl="2" w:tplc="240A0005" w:tentative="1">
@@ -23511,7 +23477,7 @@
         <w:ind w:left="2869" w:hanging="360"/>
       </w:pPr>
       <w:rPr>
-        <w:rFonts w:hint="default" w:ascii="Wingdings" w:hAnsi="Wingdings"/>
+        <w:rFonts w:ascii="Wingdings" w:hAnsi="Wingdings" w:hint="default"/>
       </w:rPr>
     </w:lvl>
     <w:lvl w:ilvl="3" w:tplc="240A0001" w:tentative="1">
@@ -23523,7 +23489,7 @@
         <w:ind w:left="3589" w:hanging="360"/>
       </w:pPr>
       <w:rPr>
-        <w:rFonts w:hint="default" w:ascii="Symbol" w:hAnsi="Symbol"/>
+        <w:rFonts w:ascii="Symbol" w:hAnsi="Symbol" w:hint="default"/>
       </w:rPr>
     </w:lvl>
     <w:lvl w:ilvl="4" w:tplc="240A0003" w:tentative="1">
@@ -23535,7 +23501,7 @@
         <w:ind w:left="4309" w:hanging="360"/>
       </w:pPr>
       <w:rPr>
-        <w:rFonts w:hint="default" w:ascii="Courier New" w:hAnsi="Courier New" w:cs="Courier New"/>
+        <w:rFonts w:ascii="Courier New" w:hAnsi="Courier New" w:cs="Courier New" w:hint="default"/>
       </w:rPr>
     </w:lvl>
     <w:lvl w:ilvl="5" w:tplc="240A0005" w:tentative="1">
@@ -23547,7 +23513,7 @@
         <w:ind w:left="5029" w:hanging="360"/>
       </w:pPr>
       <w:rPr>
-        <w:rFonts w:hint="default" w:ascii="Wingdings" w:hAnsi="Wingdings"/>
+        <w:rFonts w:ascii="Wingdings" w:hAnsi="Wingdings" w:hint="default"/>
       </w:rPr>
     </w:lvl>
     <w:lvl w:ilvl="6" w:tplc="240A0001" w:tentative="1">
@@ -23559,7 +23525,7 @@
         <w:ind w:left="5749" w:hanging="360"/>
       </w:pPr>
       <w:rPr>
-        <w:rFonts w:hint="default" w:ascii="Symbol" w:hAnsi="Symbol"/>
+        <w:rFonts w:ascii="Symbol" w:hAnsi="Symbol" w:hint="default"/>
       </w:rPr>
     </w:lvl>
     <w:lvl w:ilvl="7" w:tplc="240A0003" w:tentative="1">
@@ -23571,7 +23537,7 @@
         <w:ind w:left="6469" w:hanging="360"/>
       </w:pPr>
       <w:rPr>
-        <w:rFonts w:hint="default" w:ascii="Courier New" w:hAnsi="Courier New" w:cs="Courier New"/>
+        <w:rFonts w:ascii="Courier New" w:hAnsi="Courier New" w:cs="Courier New" w:hint="default"/>
       </w:rPr>
     </w:lvl>
     <w:lvl w:ilvl="8" w:tplc="240A0005" w:tentative="1">
@@ -23583,7 +23549,7 @@
         <w:ind w:left="7189" w:hanging="360"/>
       </w:pPr>
       <w:rPr>
-        <w:rFonts w:hint="default" w:ascii="Wingdings" w:hAnsi="Wingdings"/>
+        <w:rFonts w:ascii="Wingdings" w:hAnsi="Wingdings" w:hint="default"/>
       </w:rPr>
     </w:lvl>
   </w:abstractNum>
@@ -23601,7 +23567,7 @@
         <w:ind w:left="1211" w:hanging="360"/>
       </w:pPr>
       <w:rPr>
-        <w:rFonts w:hint="default" w:ascii="Arial" w:hAnsi="Arial"/>
+        <w:rFonts w:ascii="Arial" w:hAnsi="Arial" w:hint="default"/>
         <w:b/>
         <w:i w:val="0"/>
         <w:caps w:val="0"/>
@@ -23784,7 +23750,7 @@
         <w:ind w:left="1429" w:hanging="360"/>
       </w:pPr>
       <w:rPr>
-        <w:rFonts w:hint="default" w:ascii="Symbol" w:hAnsi="Symbol"/>
+        <w:rFonts w:ascii="Symbol" w:hAnsi="Symbol" w:hint="default"/>
       </w:rPr>
     </w:lvl>
     <w:lvl w:ilvl="1" w:tplc="240A0003" w:tentative="1">
@@ -23796,7 +23762,7 @@
         <w:ind w:left="2149" w:hanging="360"/>
       </w:pPr>
       <w:rPr>
-        <w:rFonts w:hint="default" w:ascii="Courier New" w:hAnsi="Courier New" w:cs="Courier New"/>
+        <w:rFonts w:ascii="Courier New" w:hAnsi="Courier New" w:cs="Courier New" w:hint="default"/>
       </w:rPr>
     </w:lvl>
     <w:lvl w:ilvl="2" w:tplc="240A0005" w:tentative="1">
@@ -23808,7 +23774,7 @@
         <w:ind w:left="2869" w:hanging="360"/>
       </w:pPr>
       <w:rPr>
-        <w:rFonts w:hint="default" w:ascii="Wingdings" w:hAnsi="Wingdings"/>
+        <w:rFonts w:ascii="Wingdings" w:hAnsi="Wingdings" w:hint="default"/>
       </w:rPr>
     </w:lvl>
     <w:lvl w:ilvl="3" w:tplc="240A0001" w:tentative="1">
@@ -23820,7 +23786,7 @@
         <w:ind w:left="3589" w:hanging="360"/>
       </w:pPr>
       <w:rPr>
-        <w:rFonts w:hint="default" w:ascii="Symbol" w:hAnsi="Symbol"/>
+        <w:rFonts w:ascii="Symbol" w:hAnsi="Symbol" w:hint="default"/>
       </w:rPr>
     </w:lvl>
     <w:lvl w:ilvl="4" w:tplc="240A0003" w:tentative="1">
@@ -23832,7 +23798,7 @@
         <w:ind w:left="4309" w:hanging="360"/>
       </w:pPr>
       <w:rPr>
-        <w:rFonts w:hint="default" w:ascii="Courier New" w:hAnsi="Courier New" w:cs="Courier New"/>
+        <w:rFonts w:ascii="Courier New" w:hAnsi="Courier New" w:cs="Courier New" w:hint="default"/>
       </w:rPr>
     </w:lvl>
     <w:lvl w:ilvl="5" w:tplc="240A0005" w:tentative="1">
@@ -23844,7 +23810,7 @@
         <w:ind w:left="5029" w:hanging="360"/>
       </w:pPr>
       <w:rPr>
-        <w:rFonts w:hint="default" w:ascii="Wingdings" w:hAnsi="Wingdings"/>
+        <w:rFonts w:ascii="Wingdings" w:hAnsi="Wingdings" w:hint="default"/>
       </w:rPr>
     </w:lvl>
     <w:lvl w:ilvl="6" w:tplc="240A0001" w:tentative="1">
@@ -23856,7 +23822,7 @@
         <w:ind w:left="5749" w:hanging="360"/>
       </w:pPr>
       <w:rPr>
-        <w:rFonts w:hint="default" w:ascii="Symbol" w:hAnsi="Symbol"/>
+        <w:rFonts w:ascii="Symbol" w:hAnsi="Symbol" w:hint="default"/>
       </w:rPr>
     </w:lvl>
     <w:lvl w:ilvl="7" w:tplc="240A0003" w:tentative="1">
@@ -23868,7 +23834,7 @@
         <w:ind w:left="6469" w:hanging="360"/>
       </w:pPr>
       <w:rPr>
-        <w:rFonts w:hint="default" w:ascii="Courier New" w:hAnsi="Courier New" w:cs="Courier New"/>
+        <w:rFonts w:ascii="Courier New" w:hAnsi="Courier New" w:cs="Courier New" w:hint="default"/>
       </w:rPr>
     </w:lvl>
     <w:lvl w:ilvl="8" w:tplc="240A0005" w:tentative="1">
@@ -23880,7 +23846,7 @@
         <w:ind w:left="7189" w:hanging="360"/>
       </w:pPr>
       <w:rPr>
-        <w:rFonts w:hint="default" w:ascii="Wingdings" w:hAnsi="Wingdings"/>
+        <w:rFonts w:ascii="Wingdings" w:hAnsi="Wingdings" w:hint="default"/>
       </w:rPr>
     </w:lvl>
   </w:abstractNum>
@@ -23897,7 +23863,7 @@
         <w:ind w:left="1068" w:hanging="360"/>
       </w:pPr>
       <w:rPr>
-        <w:rFonts w:hint="default" w:ascii="Symbol" w:hAnsi="Symbol"/>
+        <w:rFonts w:ascii="Symbol" w:hAnsi="Symbol" w:hint="default"/>
       </w:rPr>
     </w:lvl>
     <w:lvl w:ilvl="1" w:tplc="240A0003" w:tentative="1">
@@ -23909,7 +23875,7 @@
         <w:ind w:left="1788" w:hanging="360"/>
       </w:pPr>
       <w:rPr>
-        <w:rFonts w:hint="default" w:ascii="Courier New" w:hAnsi="Courier New" w:cs="Courier New"/>
+        <w:rFonts w:ascii="Courier New" w:hAnsi="Courier New" w:cs="Courier New" w:hint="default"/>
       </w:rPr>
     </w:lvl>
     <w:lvl w:ilvl="2" w:tplc="240A0005" w:tentative="1">
@@ -23921,7 +23887,7 @@
         <w:ind w:left="2508" w:hanging="360"/>
       </w:pPr>
       <w:rPr>
-        <w:rFonts w:hint="default" w:ascii="Wingdings" w:hAnsi="Wingdings"/>
+        <w:rFonts w:ascii="Wingdings" w:hAnsi="Wingdings" w:hint="default"/>
       </w:rPr>
     </w:lvl>
     <w:lvl w:ilvl="3" w:tplc="240A0001" w:tentative="1">
@@ -23933,7 +23899,7 @@
         <w:ind w:left="3228" w:hanging="360"/>
       </w:pPr>
       <w:rPr>
-        <w:rFonts w:hint="default" w:ascii="Symbol" w:hAnsi="Symbol"/>
+        <w:rFonts w:ascii="Symbol" w:hAnsi="Symbol" w:hint="default"/>
       </w:rPr>
     </w:lvl>
     <w:lvl w:ilvl="4" w:tplc="240A0003" w:tentative="1">
@@ -23945,7 +23911,7 @@
         <w:ind w:left="3948" w:hanging="360"/>
       </w:pPr>
       <w:rPr>
-        <w:rFonts w:hint="default" w:ascii="Courier New" w:hAnsi="Courier New" w:cs="Courier New"/>
+        <w:rFonts w:ascii="Courier New" w:hAnsi="Courier New" w:cs="Courier New" w:hint="default"/>
       </w:rPr>
     </w:lvl>
     <w:lvl w:ilvl="5" w:tplc="240A0005" w:tentative="1">
@@ -23957,7 +23923,7 @@
         <w:ind w:left="4668" w:hanging="360"/>
       </w:pPr>
       <w:rPr>
-        <w:rFonts w:hint="default" w:ascii="Wingdings" w:hAnsi="Wingdings"/>
+        <w:rFonts w:ascii="Wingdings" w:hAnsi="Wingdings" w:hint="default"/>
       </w:rPr>
     </w:lvl>
     <w:lvl w:ilvl="6" w:tplc="240A0001" w:tentative="1">
@@ -23969,7 +23935,7 @@
         <w:ind w:left="5388" w:hanging="360"/>
       </w:pPr>
       <w:rPr>
-        <w:rFonts w:hint="default" w:ascii="Symbol" w:hAnsi="Symbol"/>
+        <w:rFonts w:ascii="Symbol" w:hAnsi="Symbol" w:hint="default"/>
       </w:rPr>
     </w:lvl>
     <w:lvl w:ilvl="7" w:tplc="240A0003" w:tentative="1">
@@ -23981,7 +23947,7 @@
         <w:ind w:left="6108" w:hanging="360"/>
       </w:pPr>
       <w:rPr>
-        <w:rFonts w:hint="default" w:ascii="Courier New" w:hAnsi="Courier New" w:cs="Courier New"/>
+        <w:rFonts w:ascii="Courier New" w:hAnsi="Courier New" w:cs="Courier New" w:hint="default"/>
       </w:rPr>
     </w:lvl>
     <w:lvl w:ilvl="8" w:tplc="240A0005" w:tentative="1">
@@ -23993,7 +23959,7 @@
         <w:ind w:left="6828" w:hanging="360"/>
       </w:pPr>
       <w:rPr>
-        <w:rFonts w:hint="default" w:ascii="Wingdings" w:hAnsi="Wingdings"/>
+        <w:rFonts w:ascii="Wingdings" w:hAnsi="Wingdings" w:hint="default"/>
       </w:rPr>
     </w:lvl>
   </w:abstractNum>
@@ -24010,7 +23976,7 @@
         <w:ind w:left="1429" w:hanging="360"/>
       </w:pPr>
       <w:rPr>
-        <w:rFonts w:hint="default" w:ascii="Symbol" w:hAnsi="Symbol"/>
+        <w:rFonts w:ascii="Symbol" w:hAnsi="Symbol" w:hint="default"/>
       </w:rPr>
     </w:lvl>
     <w:lvl w:ilvl="1" w:tplc="240A0003" w:tentative="1">
@@ -24022,7 +23988,7 @@
         <w:ind w:left="2149" w:hanging="360"/>
       </w:pPr>
       <w:rPr>
-        <w:rFonts w:hint="default" w:ascii="Courier New" w:hAnsi="Courier New" w:cs="Courier New"/>
+        <w:rFonts w:ascii="Courier New" w:hAnsi="Courier New" w:cs="Courier New" w:hint="default"/>
       </w:rPr>
     </w:lvl>
     <w:lvl w:ilvl="2" w:tplc="240A0005" w:tentative="1">
@@ -24034,7 +24000,7 @@
         <w:ind w:left="2869" w:hanging="360"/>
       </w:pPr>
       <w:rPr>
-        <w:rFonts w:hint="default" w:ascii="Wingdings" w:hAnsi="Wingdings"/>
+        <w:rFonts w:ascii="Wingdings" w:hAnsi="Wingdings" w:hint="default"/>
       </w:rPr>
     </w:lvl>
     <w:lvl w:ilvl="3" w:tplc="240A0001" w:tentative="1">
@@ -24046,7 +24012,7 @@
         <w:ind w:left="3589" w:hanging="360"/>
       </w:pPr>
       <w:rPr>
-        <w:rFonts w:hint="default" w:ascii="Symbol" w:hAnsi="Symbol"/>
+        <w:rFonts w:ascii="Symbol" w:hAnsi="Symbol" w:hint="default"/>
       </w:rPr>
     </w:lvl>
     <w:lvl w:ilvl="4" w:tplc="240A0003" w:tentative="1">
@@ -24058,7 +24024,7 @@
         <w:ind w:left="4309" w:hanging="360"/>
       </w:pPr>
       <w:rPr>
-        <w:rFonts w:hint="default" w:ascii="Courier New" w:hAnsi="Courier New" w:cs="Courier New"/>
+        <w:rFonts w:ascii="Courier New" w:hAnsi="Courier New" w:cs="Courier New" w:hint="default"/>
       </w:rPr>
     </w:lvl>
     <w:lvl w:ilvl="5" w:tplc="240A0005" w:tentative="1">
@@ -24070,7 +24036,7 @@
         <w:ind w:left="5029" w:hanging="360"/>
       </w:pPr>
       <w:rPr>
-        <w:rFonts w:hint="default" w:ascii="Wingdings" w:hAnsi="Wingdings"/>
+        <w:rFonts w:ascii="Wingdings" w:hAnsi="Wingdings" w:hint="default"/>
       </w:rPr>
     </w:lvl>
     <w:lvl w:ilvl="6" w:tplc="240A0001" w:tentative="1">
@@ -24082,7 +24048,7 @@
         <w:ind w:left="5749" w:hanging="360"/>
       </w:pPr>
       <w:rPr>
-        <w:rFonts w:hint="default" w:ascii="Symbol" w:hAnsi="Symbol"/>
+        <w:rFonts w:ascii="Symbol" w:hAnsi="Symbol" w:hint="default"/>
       </w:rPr>
     </w:lvl>
     <w:lvl w:ilvl="7" w:tplc="240A0003" w:tentative="1">
@@ -24094,7 +24060,7 @@
         <w:ind w:left="6469" w:hanging="360"/>
       </w:pPr>
       <w:rPr>
-        <w:rFonts w:hint="default" w:ascii="Courier New" w:hAnsi="Courier New" w:cs="Courier New"/>
+        <w:rFonts w:ascii="Courier New" w:hAnsi="Courier New" w:cs="Courier New" w:hint="default"/>
       </w:rPr>
     </w:lvl>
     <w:lvl w:ilvl="8" w:tplc="240A0005" w:tentative="1">
@@ -24106,7 +24072,7 @@
         <w:ind w:left="7189" w:hanging="360"/>
       </w:pPr>
       <w:rPr>
-        <w:rFonts w:hint="default" w:ascii="Wingdings" w:hAnsi="Wingdings"/>
+        <w:rFonts w:ascii="Wingdings" w:hAnsi="Wingdings" w:hint="default"/>
       </w:rPr>
     </w:lvl>
   </w:abstractNum>
@@ -24123,7 +24089,7 @@
         <w:ind w:left="1429" w:hanging="360"/>
       </w:pPr>
       <w:rPr>
-        <w:rFonts w:hint="default" w:ascii="Symbol" w:hAnsi="Symbol"/>
+        <w:rFonts w:ascii="Symbol" w:hAnsi="Symbol" w:hint="default"/>
       </w:rPr>
     </w:lvl>
     <w:lvl w:ilvl="1" w:tplc="0C0A0003" w:tentative="1">
@@ -24135,7 +24101,7 @@
         <w:ind w:left="2149" w:hanging="360"/>
       </w:pPr>
       <w:rPr>
-        <w:rFonts w:hint="default" w:ascii="Courier New" w:hAnsi="Courier New" w:cs="Courier New"/>
+        <w:rFonts w:ascii="Courier New" w:hAnsi="Courier New" w:cs="Courier New" w:hint="default"/>
       </w:rPr>
     </w:lvl>
     <w:lvl w:ilvl="2" w:tplc="0C0A0005" w:tentative="1">
@@ -24147,7 +24113,7 @@
         <w:ind w:left="2869" w:hanging="360"/>
       </w:pPr>
       <w:rPr>
-        <w:rFonts w:hint="default" w:ascii="Wingdings" w:hAnsi="Wingdings"/>
+        <w:rFonts w:ascii="Wingdings" w:hAnsi="Wingdings" w:hint="default"/>
       </w:rPr>
     </w:lvl>
     <w:lvl w:ilvl="3" w:tplc="0C0A0001" w:tentative="1">
@@ -24159,7 +24125,7 @@
         <w:ind w:left="3589" w:hanging="360"/>
       </w:pPr>
       <w:rPr>
-        <w:rFonts w:hint="default" w:ascii="Symbol" w:hAnsi="Symbol"/>
+        <w:rFonts w:ascii="Symbol" w:hAnsi="Symbol" w:hint="default"/>
       </w:rPr>
     </w:lvl>
     <w:lvl w:ilvl="4" w:tplc="0C0A0003" w:tentative="1">
@@ -24171,7 +24137,7 @@
         <w:ind w:left="4309" w:hanging="360"/>
       </w:pPr>
       <w:rPr>
-        <w:rFonts w:hint="default" w:ascii="Courier New" w:hAnsi="Courier New" w:cs="Courier New"/>
+        <w:rFonts w:ascii="Courier New" w:hAnsi="Courier New" w:cs="Courier New" w:hint="default"/>
       </w:rPr>
     </w:lvl>
     <w:lvl w:ilvl="5" w:tplc="0C0A0005" w:tentative="1">
@@ -24183,7 +24149,7 @@
         <w:ind w:left="5029" w:hanging="360"/>
       </w:pPr>
       <w:rPr>
-        <w:rFonts w:hint="default" w:ascii="Wingdings" w:hAnsi="Wingdings"/>
+        <w:rFonts w:ascii="Wingdings" w:hAnsi="Wingdings" w:hint="default"/>
       </w:rPr>
     </w:lvl>
     <w:lvl w:ilvl="6" w:tplc="0C0A0001" w:tentative="1">
@@ -24195,7 +24161,7 @@
         <w:ind w:left="5749" w:hanging="360"/>
       </w:pPr>
       <w:rPr>
-        <w:rFonts w:hint="default" w:ascii="Symbol" w:hAnsi="Symbol"/>
+        <w:rFonts w:ascii="Symbol" w:hAnsi="Symbol" w:hint="default"/>
       </w:rPr>
     </w:lvl>
     <w:lvl w:ilvl="7" w:tplc="0C0A0003" w:tentative="1">
@@ -24207,7 +24173,7 @@
         <w:ind w:left="6469" w:hanging="360"/>
       </w:pPr>
       <w:rPr>
-        <w:rFonts w:hint="default" w:ascii="Courier New" w:hAnsi="Courier New" w:cs="Courier New"/>
+        <w:rFonts w:ascii="Courier New" w:hAnsi="Courier New" w:cs="Courier New" w:hint="default"/>
       </w:rPr>
     </w:lvl>
     <w:lvl w:ilvl="8" w:tplc="0C0A0005" w:tentative="1">
@@ -24219,7 +24185,7 @@
         <w:ind w:left="7189" w:hanging="360"/>
       </w:pPr>
       <w:rPr>
-        <w:rFonts w:hint="default" w:ascii="Wingdings" w:hAnsi="Wingdings"/>
+        <w:rFonts w:ascii="Wingdings" w:hAnsi="Wingdings" w:hint="default"/>
       </w:rPr>
     </w:lvl>
   </w:abstractNum>
@@ -24236,7 +24202,7 @@
         <w:ind w:left="1068" w:hanging="360"/>
       </w:pPr>
       <w:rPr>
-        <w:rFonts w:hint="default" w:ascii="Symbol" w:hAnsi="Symbol"/>
+        <w:rFonts w:ascii="Symbol" w:hAnsi="Symbol" w:hint="default"/>
       </w:rPr>
     </w:lvl>
     <w:lvl w:ilvl="1" w:tplc="240A0003" w:tentative="1">
@@ -24248,7 +24214,7 @@
         <w:ind w:left="1788" w:hanging="360"/>
       </w:pPr>
       <w:rPr>
-        <w:rFonts w:hint="default" w:ascii="Courier New" w:hAnsi="Courier New" w:cs="Courier New"/>
+        <w:rFonts w:ascii="Courier New" w:hAnsi="Courier New" w:cs="Courier New" w:hint="default"/>
       </w:rPr>
     </w:lvl>
     <w:lvl w:ilvl="2" w:tplc="240A0005" w:tentative="1">
@@ -24260,7 +24226,7 @@
         <w:ind w:left="2508" w:hanging="360"/>
       </w:pPr>
       <w:rPr>
-        <w:rFonts w:hint="default" w:ascii="Wingdings" w:hAnsi="Wingdings"/>
+        <w:rFonts w:ascii="Wingdings" w:hAnsi="Wingdings" w:hint="default"/>
       </w:rPr>
     </w:lvl>
     <w:lvl w:ilvl="3" w:tplc="240A0001" w:tentative="1">
@@ -24272,7 +24238,7 @@
         <w:ind w:left="3228" w:hanging="360"/>
       </w:pPr>
       <w:rPr>
-        <w:rFonts w:hint="default" w:ascii="Symbol" w:hAnsi="Symbol"/>
+        <w:rFonts w:ascii="Symbol" w:hAnsi="Symbol" w:hint="default"/>
       </w:rPr>
     </w:lvl>
     <w:lvl w:ilvl="4" w:tplc="240A0003" w:tentative="1">
@@ -24284,7 +24250,7 @@
         <w:ind w:left="3948" w:hanging="360"/>
       </w:pPr>
       <w:rPr>
-        <w:rFonts w:hint="default" w:ascii="Courier New" w:hAnsi="Courier New" w:cs="Courier New"/>
+        <w:rFonts w:ascii="Courier New" w:hAnsi="Courier New" w:cs="Courier New" w:hint="default"/>
       </w:rPr>
     </w:lvl>
     <w:lvl w:ilvl="5" w:tplc="240A0005" w:tentative="1">
@@ -24296,7 +24262,7 @@
         <w:ind w:left="4668" w:hanging="360"/>
       </w:pPr>
       <w:rPr>
-        <w:rFonts w:hint="default" w:ascii="Wingdings" w:hAnsi="Wingdings"/>
+        <w:rFonts w:ascii="Wingdings" w:hAnsi="Wingdings" w:hint="default"/>
       </w:rPr>
     </w:lvl>
     <w:lvl w:ilvl="6" w:tplc="240A0001" w:tentative="1">
@@ -24308,7 +24274,7 @@
         <w:ind w:left="5388" w:hanging="360"/>
       </w:pPr>
       <w:rPr>
-        <w:rFonts w:hint="default" w:ascii="Symbol" w:hAnsi="Symbol"/>
+        <w:rFonts w:ascii="Symbol" w:hAnsi="Symbol" w:hint="default"/>
       </w:rPr>
     </w:lvl>
     <w:lvl w:ilvl="7" w:tplc="240A0003" w:tentative="1">
@@ -24320,7 +24286,7 @@
         <w:ind w:left="6108" w:hanging="360"/>
       </w:pPr>
       <w:rPr>
-        <w:rFonts w:hint="default" w:ascii="Courier New" w:hAnsi="Courier New" w:cs="Courier New"/>
+        <w:rFonts w:ascii="Courier New" w:hAnsi="Courier New" w:cs="Courier New" w:hint="default"/>
       </w:rPr>
     </w:lvl>
     <w:lvl w:ilvl="8" w:tplc="240A0005" w:tentative="1">
@@ -24332,7 +24298,7 @@
         <w:ind w:left="6828" w:hanging="360"/>
       </w:pPr>
       <w:rPr>
-        <w:rFonts w:hint="default" w:ascii="Wingdings" w:hAnsi="Wingdings"/>
+        <w:rFonts w:ascii="Wingdings" w:hAnsi="Wingdings" w:hint="default"/>
       </w:rPr>
     </w:lvl>
   </w:abstractNum>
@@ -24349,7 +24315,7 @@
         <w:ind w:left="1429" w:hanging="360"/>
       </w:pPr>
       <w:rPr>
-        <w:rFonts w:hint="default" w:ascii="Symbol" w:hAnsi="Symbol"/>
+        <w:rFonts w:ascii="Symbol" w:hAnsi="Symbol" w:hint="default"/>
       </w:rPr>
     </w:lvl>
     <w:lvl w:ilvl="1" w:tplc="240A0003" w:tentative="1">
@@ -24361,7 +24327,7 @@
         <w:ind w:left="2149" w:hanging="360"/>
       </w:pPr>
       <w:rPr>
-        <w:rFonts w:hint="default" w:ascii="Courier New" w:hAnsi="Courier New" w:cs="Courier New"/>
+        <w:rFonts w:ascii="Courier New" w:hAnsi="Courier New" w:cs="Courier New" w:hint="default"/>
       </w:rPr>
     </w:lvl>
     <w:lvl w:ilvl="2" w:tplc="240A0005" w:tentative="1">
@@ -24373,7 +24339,7 @@
         <w:ind w:left="2869" w:hanging="360"/>
       </w:pPr>
       <w:rPr>
-        <w:rFonts w:hint="default" w:ascii="Wingdings" w:hAnsi="Wingdings"/>
+        <w:rFonts w:ascii="Wingdings" w:hAnsi="Wingdings" w:hint="default"/>
       </w:rPr>
     </w:lvl>
     <w:lvl w:ilvl="3" w:tplc="240A0001" w:tentative="1">
@@ -24385,7 +24351,7 @@
         <w:ind w:left="3589" w:hanging="360"/>
       </w:pPr>
       <w:rPr>
-        <w:rFonts w:hint="default" w:ascii="Symbol" w:hAnsi="Symbol"/>
+        <w:rFonts w:ascii="Symbol" w:hAnsi="Symbol" w:hint="default"/>
       </w:rPr>
     </w:lvl>
     <w:lvl w:ilvl="4" w:tplc="240A0003" w:tentative="1">
@@ -24397,7 +24363,7 @@
         <w:ind w:left="4309" w:hanging="360"/>
       </w:pPr>
       <w:rPr>
-        <w:rFonts w:hint="default" w:ascii="Courier New" w:hAnsi="Courier New" w:cs="Courier New"/>
+        <w:rFonts w:ascii="Courier New" w:hAnsi="Courier New" w:cs="Courier New" w:hint="default"/>
       </w:rPr>
     </w:lvl>
     <w:lvl w:ilvl="5" w:tplc="240A0005" w:tentative="1">
@@ -24409,7 +24375,7 @@
         <w:ind w:left="5029" w:hanging="360"/>
       </w:pPr>
       <w:rPr>
-        <w:rFonts w:hint="default" w:ascii="Wingdings" w:hAnsi="Wingdings"/>
+        <w:rFonts w:ascii="Wingdings" w:hAnsi="Wingdings" w:hint="default"/>
       </w:rPr>
     </w:lvl>
     <w:lvl w:ilvl="6" w:tplc="240A0001" w:tentative="1">
@@ -24421,7 +24387,7 @@
         <w:ind w:left="5749" w:hanging="360"/>
       </w:pPr>
       <w:rPr>
-        <w:rFonts w:hint="default" w:ascii="Symbol" w:hAnsi="Symbol"/>
+        <w:rFonts w:ascii="Symbol" w:hAnsi="Symbol" w:hint="default"/>
       </w:rPr>
     </w:lvl>
     <w:lvl w:ilvl="7" w:tplc="240A0003" w:tentative="1">
@@ -24433,7 +24399,7 @@
         <w:ind w:left="6469" w:hanging="360"/>
       </w:pPr>
       <w:rPr>
-        <w:rFonts w:hint="default" w:ascii="Courier New" w:hAnsi="Courier New" w:cs="Courier New"/>
+        <w:rFonts w:ascii="Courier New" w:hAnsi="Courier New" w:cs="Courier New" w:hint="default"/>
       </w:rPr>
     </w:lvl>
     <w:lvl w:ilvl="8" w:tplc="240A0005" w:tentative="1">
@@ -24445,7 +24411,7 @@
         <w:ind w:left="7189" w:hanging="360"/>
       </w:pPr>
       <w:rPr>
-        <w:rFonts w:hint="default" w:ascii="Wingdings" w:hAnsi="Wingdings"/>
+        <w:rFonts w:ascii="Wingdings" w:hAnsi="Wingdings" w:hint="default"/>
       </w:rPr>
     </w:lvl>
   </w:abstractNum>
@@ -24553,7 +24519,7 @@
         <w:ind w:left="1429" w:hanging="360"/>
       </w:pPr>
       <w:rPr>
-        <w:rFonts w:hint="default" w:ascii="Symbol" w:hAnsi="Symbol"/>
+        <w:rFonts w:ascii="Symbol" w:hAnsi="Symbol" w:hint="default"/>
       </w:rPr>
     </w:lvl>
     <w:lvl w:ilvl="1" w:tplc="0C0A0003" w:tentative="1">
@@ -24565,7 +24531,7 @@
         <w:ind w:left="2149" w:hanging="360"/>
       </w:pPr>
       <w:rPr>
-        <w:rFonts w:hint="default" w:ascii="Courier New" w:hAnsi="Courier New" w:cs="Courier New"/>
+        <w:rFonts w:ascii="Courier New" w:hAnsi="Courier New" w:cs="Courier New" w:hint="default"/>
       </w:rPr>
     </w:lvl>
     <w:lvl w:ilvl="2" w:tplc="0C0A0005" w:tentative="1">
@@ -24577,7 +24543,7 @@
         <w:ind w:left="2869" w:hanging="360"/>
       </w:pPr>
       <w:rPr>
-        <w:rFonts w:hint="default" w:ascii="Wingdings" w:hAnsi="Wingdings"/>
+        <w:rFonts w:ascii="Wingdings" w:hAnsi="Wingdings" w:hint="default"/>
       </w:rPr>
     </w:lvl>
     <w:lvl w:ilvl="3" w:tplc="0C0A0001" w:tentative="1">
@@ -24589,7 +24555,7 @@
         <w:ind w:left="3589" w:hanging="360"/>
       </w:pPr>
       <w:rPr>
-        <w:rFonts w:hint="default" w:ascii="Symbol" w:hAnsi="Symbol"/>
+        <w:rFonts w:ascii="Symbol" w:hAnsi="Symbol" w:hint="default"/>
       </w:rPr>
     </w:lvl>
     <w:lvl w:ilvl="4" w:tplc="0C0A0003" w:tentative="1">
@@ -24601,7 +24567,7 @@
         <w:ind w:left="4309" w:hanging="360"/>
       </w:pPr>
       <w:rPr>
-        <w:rFonts w:hint="default" w:ascii="Courier New" w:hAnsi="Courier New" w:cs="Courier New"/>
+        <w:rFonts w:ascii="Courier New" w:hAnsi="Courier New" w:cs="Courier New" w:hint="default"/>
       </w:rPr>
     </w:lvl>
     <w:lvl w:ilvl="5" w:tplc="0C0A0005" w:tentative="1">
@@ -24613,7 +24579,7 @@
         <w:ind w:left="5029" w:hanging="360"/>
       </w:pPr>
       <w:rPr>
-        <w:rFonts w:hint="default" w:ascii="Wingdings" w:hAnsi="Wingdings"/>
+        <w:rFonts w:ascii="Wingdings" w:hAnsi="Wingdings" w:hint="default"/>
       </w:rPr>
     </w:lvl>
     <w:lvl w:ilvl="6" w:tplc="0C0A0001" w:tentative="1">
@@ -24625,7 +24591,7 @@
         <w:ind w:left="5749" w:hanging="360"/>
       </w:pPr>
       <w:rPr>
-        <w:rFonts w:hint="default" w:ascii="Symbol" w:hAnsi="Symbol"/>
+        <w:rFonts w:ascii="Symbol" w:hAnsi="Symbol" w:hint="default"/>
       </w:rPr>
     </w:lvl>
     <w:lvl w:ilvl="7" w:tplc="0C0A0003" w:tentative="1">
@@ -24637,7 +24603,7 @@
         <w:ind w:left="6469" w:hanging="360"/>
       </w:pPr>
       <w:rPr>
-        <w:rFonts w:hint="default" w:ascii="Courier New" w:hAnsi="Courier New" w:cs="Courier New"/>
+        <w:rFonts w:ascii="Courier New" w:hAnsi="Courier New" w:cs="Courier New" w:hint="default"/>
       </w:rPr>
     </w:lvl>
     <w:lvl w:ilvl="8" w:tplc="0C0A0005" w:tentative="1">
@@ -24649,7 +24615,7 @@
         <w:ind w:left="7189" w:hanging="360"/>
       </w:pPr>
       <w:rPr>
-        <w:rFonts w:hint="default" w:ascii="Wingdings" w:hAnsi="Wingdings"/>
+        <w:rFonts w:ascii="Wingdings" w:hAnsi="Wingdings" w:hint="default"/>
       </w:rPr>
     </w:lvl>
   </w:abstractNum>
@@ -24666,7 +24632,7 @@
         <w:ind w:left="1429" w:hanging="360"/>
       </w:pPr>
       <w:rPr>
-        <w:rFonts w:hint="default" w:ascii="Symbol" w:hAnsi="Symbol"/>
+        <w:rFonts w:ascii="Symbol" w:hAnsi="Symbol" w:hint="default"/>
       </w:rPr>
     </w:lvl>
     <w:lvl w:ilvl="1" w:tplc="240A0003" w:tentative="1">
@@ -24678,7 +24644,7 @@
         <w:ind w:left="2149" w:hanging="360"/>
       </w:pPr>
       <w:rPr>
-        <w:rFonts w:hint="default" w:ascii="Courier New" w:hAnsi="Courier New" w:cs="Courier New"/>
+        <w:rFonts w:ascii="Courier New" w:hAnsi="Courier New" w:cs="Courier New" w:hint="default"/>
       </w:rPr>
     </w:lvl>
     <w:lvl w:ilvl="2" w:tplc="240A0005" w:tentative="1">
@@ -24690,7 +24656,7 @@
         <w:ind w:left="2869" w:hanging="360"/>
       </w:pPr>
       <w:rPr>
-        <w:rFonts w:hint="default" w:ascii="Wingdings" w:hAnsi="Wingdings"/>
+        <w:rFonts w:ascii="Wingdings" w:hAnsi="Wingdings" w:hint="default"/>
       </w:rPr>
     </w:lvl>
     <w:lvl w:ilvl="3" w:tplc="240A0001" w:tentative="1">
@@ -24702,7 +24668,7 @@
         <w:ind w:left="3589" w:hanging="360"/>
       </w:pPr>
       <w:rPr>
-        <w:rFonts w:hint="default" w:ascii="Symbol" w:hAnsi="Symbol"/>
+        <w:rFonts w:ascii="Symbol" w:hAnsi="Symbol" w:hint="default"/>
       </w:rPr>
     </w:lvl>
     <w:lvl w:ilvl="4" w:tplc="240A0003" w:tentative="1">
@@ -24714,7 +24680,7 @@
         <w:ind w:left="4309" w:hanging="360"/>
       </w:pPr>
       <w:rPr>
-        <w:rFonts w:hint="default" w:ascii="Courier New" w:hAnsi="Courier New" w:cs="Courier New"/>
+        <w:rFonts w:ascii="Courier New" w:hAnsi="Courier New" w:cs="Courier New" w:hint="default"/>
       </w:rPr>
     </w:lvl>
     <w:lvl w:ilvl="5" w:tplc="240A0005" w:tentative="1">
@@ -24726,7 +24692,7 @@
         <w:ind w:left="5029" w:hanging="360"/>
       </w:pPr>
       <w:rPr>
-        <w:rFonts w:hint="default" w:ascii="Wingdings" w:hAnsi="Wingdings"/>
+        <w:rFonts w:ascii="Wingdings" w:hAnsi="Wingdings" w:hint="default"/>
       </w:rPr>
     </w:lvl>
     <w:lvl w:ilvl="6" w:tplc="240A0001" w:tentative="1">
@@ -24738,7 +24704,7 @@
         <w:ind w:left="5749" w:hanging="360"/>
       </w:pPr>
       <w:rPr>
-        <w:rFonts w:hint="default" w:ascii="Symbol" w:hAnsi="Symbol"/>
+        <w:rFonts w:ascii="Symbol" w:hAnsi="Symbol" w:hint="default"/>
       </w:rPr>
     </w:lvl>
     <w:lvl w:ilvl="7" w:tplc="240A0003" w:tentative="1">
@@ -24750,7 +24716,7 @@
         <w:ind w:left="6469" w:hanging="360"/>
       </w:pPr>
       <w:rPr>
-        <w:rFonts w:hint="default" w:ascii="Courier New" w:hAnsi="Courier New" w:cs="Courier New"/>
+        <w:rFonts w:ascii="Courier New" w:hAnsi="Courier New" w:cs="Courier New" w:hint="default"/>
       </w:rPr>
     </w:lvl>
     <w:lvl w:ilvl="8" w:tplc="240A0005" w:tentative="1">
@@ -24762,7 +24728,7 @@
         <w:ind w:left="7189" w:hanging="360"/>
       </w:pPr>
       <w:rPr>
-        <w:rFonts w:hint="default" w:ascii="Wingdings" w:hAnsi="Wingdings"/>
+        <w:rFonts w:ascii="Wingdings" w:hAnsi="Wingdings" w:hint="default"/>
       </w:rPr>
     </w:lvl>
   </w:abstractNum>
@@ -24779,7 +24745,7 @@
         <w:ind w:left="1429" w:hanging="360"/>
       </w:pPr>
       <w:rPr>
-        <w:rFonts w:hint="default" w:ascii="Symbol" w:hAnsi="Symbol"/>
+        <w:rFonts w:ascii="Symbol" w:hAnsi="Symbol" w:hint="default"/>
       </w:rPr>
     </w:lvl>
     <w:lvl w:ilvl="1" w:tplc="240A0003" w:tentative="1">
@@ -24791,7 +24757,7 @@
         <w:ind w:left="2149" w:hanging="360"/>
       </w:pPr>
       <w:rPr>
-        <w:rFonts w:hint="default" w:ascii="Courier New" w:hAnsi="Courier New" w:cs="Courier New"/>
+        <w:rFonts w:ascii="Courier New" w:hAnsi="Courier New" w:cs="Courier New" w:hint="default"/>
       </w:rPr>
     </w:lvl>
     <w:lvl w:ilvl="2" w:tplc="240A0005" w:tentative="1">
@@ -24803,7 +24769,7 @@
         <w:ind w:left="2869" w:hanging="360"/>
       </w:pPr>
       <w:rPr>
-        <w:rFonts w:hint="default" w:ascii="Wingdings" w:hAnsi="Wingdings"/>
+        <w:rFonts w:ascii="Wingdings" w:hAnsi="Wingdings" w:hint="default"/>
       </w:rPr>
     </w:lvl>
     <w:lvl w:ilvl="3" w:tplc="240A0001" w:tentative="1">
@@ -24815,7 +24781,7 @@
         <w:ind w:left="3589" w:hanging="360"/>
       </w:pPr>
       <w:rPr>
-        <w:rFonts w:hint="default" w:ascii="Symbol" w:hAnsi="Symbol"/>
+        <w:rFonts w:ascii="Symbol" w:hAnsi="Symbol" w:hint="default"/>
       </w:rPr>
     </w:lvl>
     <w:lvl w:ilvl="4" w:tplc="240A0003" w:tentative="1">
@@ -24827,7 +24793,7 @@
         <w:ind w:left="4309" w:hanging="360"/>
       </w:pPr>
       <w:rPr>
-        <w:rFonts w:hint="default" w:ascii="Courier New" w:hAnsi="Courier New" w:cs="Courier New"/>
+        <w:rFonts w:ascii="Courier New" w:hAnsi="Courier New" w:cs="Courier New" w:hint="default"/>
       </w:rPr>
     </w:lvl>
     <w:lvl w:ilvl="5" w:tplc="240A0005" w:tentative="1">
@@ -24839,7 +24805,7 @@
         <w:ind w:left="5029" w:hanging="360"/>
       </w:pPr>
       <w:rPr>
-        <w:rFonts w:hint="default" w:ascii="Wingdings" w:hAnsi="Wingdings"/>
+        <w:rFonts w:ascii="Wingdings" w:hAnsi="Wingdings" w:hint="default"/>
       </w:rPr>
     </w:lvl>
     <w:lvl w:ilvl="6" w:tplc="240A0001" w:tentative="1">
@@ -24851,7 +24817,7 @@
         <w:ind w:left="5749" w:hanging="360"/>
       </w:pPr>
       <w:rPr>
-        <w:rFonts w:hint="default" w:ascii="Symbol" w:hAnsi="Symbol"/>
+        <w:rFonts w:ascii="Symbol" w:hAnsi="Symbol" w:hint="default"/>
       </w:rPr>
     </w:lvl>
     <w:lvl w:ilvl="7" w:tplc="240A0003" w:tentative="1">
@@ -24863,7 +24829,7 @@
         <w:ind w:left="6469" w:hanging="360"/>
       </w:pPr>
       <w:rPr>
-        <w:rFonts w:hint="default" w:ascii="Courier New" w:hAnsi="Courier New" w:cs="Courier New"/>
+        <w:rFonts w:ascii="Courier New" w:hAnsi="Courier New" w:cs="Courier New" w:hint="default"/>
       </w:rPr>
     </w:lvl>
     <w:lvl w:ilvl="8" w:tplc="240A0005" w:tentative="1">
@@ -24875,7 +24841,7 @@
         <w:ind w:left="7189" w:hanging="360"/>
       </w:pPr>
       <w:rPr>
-        <w:rFonts w:hint="default" w:ascii="Wingdings" w:hAnsi="Wingdings"/>
+        <w:rFonts w:ascii="Wingdings" w:hAnsi="Wingdings" w:hint="default"/>
       </w:rPr>
     </w:lvl>
   </w:abstractNum>
@@ -24892,7 +24858,7 @@
         <w:ind w:left="1429" w:hanging="360"/>
       </w:pPr>
       <w:rPr>
-        <w:rFonts w:hint="default" w:ascii="Symbol" w:hAnsi="Symbol"/>
+        <w:rFonts w:ascii="Symbol" w:hAnsi="Symbol" w:hint="default"/>
       </w:rPr>
     </w:lvl>
     <w:lvl w:ilvl="1" w:tplc="240A0003" w:tentative="1">
@@ -24904,7 +24870,7 @@
         <w:ind w:left="2149" w:hanging="360"/>
       </w:pPr>
       <w:rPr>
-        <w:rFonts w:hint="default" w:ascii="Courier New" w:hAnsi="Courier New" w:cs="Courier New"/>
+        <w:rFonts w:ascii="Courier New" w:hAnsi="Courier New" w:cs="Courier New" w:hint="default"/>
       </w:rPr>
     </w:lvl>
     <w:lvl w:ilvl="2" w:tplc="240A0005" w:tentative="1">
@@ -24916,7 +24882,7 @@
         <w:ind w:left="2869" w:hanging="360"/>
       </w:pPr>
       <w:rPr>
-        <w:rFonts w:hint="default" w:ascii="Wingdings" w:hAnsi="Wingdings"/>
+        <w:rFonts w:ascii="Wingdings" w:hAnsi="Wingdings" w:hint="default"/>
       </w:rPr>
     </w:lvl>
     <w:lvl w:ilvl="3" w:tplc="240A0001" w:tentative="1">
@@ -24928,7 +24894,7 @@
         <w:ind w:left="3589" w:hanging="360"/>
       </w:pPr>
       <w:rPr>
-        <w:rFonts w:hint="default" w:ascii="Symbol" w:hAnsi="Symbol"/>
+        <w:rFonts w:ascii="Symbol" w:hAnsi="Symbol" w:hint="default"/>
       </w:rPr>
     </w:lvl>
     <w:lvl w:ilvl="4" w:tplc="240A0003" w:tentative="1">
@@ -24940,7 +24906,7 @@
         <w:ind w:left="4309" w:hanging="360"/>
       </w:pPr>
       <w:rPr>
-        <w:rFonts w:hint="default" w:ascii="Courier New" w:hAnsi="Courier New" w:cs="Courier New"/>
+        <w:rFonts w:ascii="Courier New" w:hAnsi="Courier New" w:cs="Courier New" w:hint="default"/>
       </w:rPr>
     </w:lvl>
     <w:lvl w:ilvl="5" w:tplc="240A0005" w:tentative="1">
@@ -24952,7 +24918,7 @@
         <w:ind w:left="5029" w:hanging="360"/>
       </w:pPr>
       <w:rPr>
-        <w:rFonts w:hint="default" w:ascii="Wingdings" w:hAnsi="Wingdings"/>
+        <w:rFonts w:ascii="Wingdings" w:hAnsi="Wingdings" w:hint="default"/>
       </w:rPr>
     </w:lvl>
     <w:lvl w:ilvl="6" w:tplc="240A0001" w:tentative="1">
@@ -24964,7 +24930,7 @@
         <w:ind w:left="5749" w:hanging="360"/>
       </w:pPr>
       <w:rPr>
-        <w:rFonts w:hint="default" w:ascii="Symbol" w:hAnsi="Symbol"/>
+        <w:rFonts w:ascii="Symbol" w:hAnsi="Symbol" w:hint="default"/>
       </w:rPr>
     </w:lvl>
     <w:lvl w:ilvl="7" w:tplc="240A0003" w:tentative="1">
@@ -24976,7 +24942,7 @@
         <w:ind w:left="6469" w:hanging="360"/>
       </w:pPr>
       <w:rPr>
-        <w:rFonts w:hint="default" w:ascii="Courier New" w:hAnsi="Courier New" w:cs="Courier New"/>
+        <w:rFonts w:ascii="Courier New" w:hAnsi="Courier New" w:cs="Courier New" w:hint="default"/>
       </w:rPr>
     </w:lvl>
     <w:lvl w:ilvl="8" w:tplc="240A0005" w:tentative="1">
@@ -24988,7 +24954,7 @@
         <w:ind w:left="7189" w:hanging="360"/>
       </w:pPr>
       <w:rPr>
-        <w:rFonts w:hint="default" w:ascii="Wingdings" w:hAnsi="Wingdings"/>
+        <w:rFonts w:ascii="Wingdings" w:hAnsi="Wingdings" w:hint="default"/>
       </w:rPr>
     </w:lvl>
   </w:abstractNum>
@@ -25005,7 +24971,7 @@
         <w:ind w:left="1429" w:hanging="360"/>
       </w:pPr>
       <w:rPr>
-        <w:rFonts w:hint="default" w:ascii="Symbol" w:hAnsi="Symbol"/>
+        <w:rFonts w:ascii="Symbol" w:hAnsi="Symbol" w:hint="default"/>
       </w:rPr>
     </w:lvl>
     <w:lvl w:ilvl="1" w:tplc="240A0003" w:tentative="1">
@@ -25017,7 +24983,7 @@
         <w:ind w:left="2149" w:hanging="360"/>
       </w:pPr>
       <w:rPr>
-        <w:rFonts w:hint="default" w:ascii="Courier New" w:hAnsi="Courier New" w:cs="Courier New"/>
+        <w:rFonts w:ascii="Courier New" w:hAnsi="Courier New" w:cs="Courier New" w:hint="default"/>
       </w:rPr>
     </w:lvl>
     <w:lvl w:ilvl="2" w:tplc="240A0005" w:tentative="1">
@@ -25029,7 +24995,7 @@
         <w:ind w:left="2869" w:hanging="360"/>
       </w:pPr>
       <w:rPr>
-        <w:rFonts w:hint="default" w:ascii="Wingdings" w:hAnsi="Wingdings"/>
+        <w:rFonts w:ascii="Wingdings" w:hAnsi="Wingdings" w:hint="default"/>
       </w:rPr>
     </w:lvl>
     <w:lvl w:ilvl="3" w:tplc="240A0001" w:tentative="1">
@@ -25041,7 +25007,7 @@
         <w:ind w:left="3589" w:hanging="360"/>
       </w:pPr>
       <w:rPr>
-        <w:rFonts w:hint="default" w:ascii="Symbol" w:hAnsi="Symbol"/>
+        <w:rFonts w:ascii="Symbol" w:hAnsi="Symbol" w:hint="default"/>
       </w:rPr>
     </w:lvl>
     <w:lvl w:ilvl="4" w:tplc="240A0003" w:tentative="1">
@@ -25053,7 +25019,7 @@
         <w:ind w:left="4309" w:hanging="360"/>
       </w:pPr>
       <w:rPr>
-        <w:rFonts w:hint="default" w:ascii="Courier New" w:hAnsi="Courier New" w:cs="Courier New"/>
+        <w:rFonts w:ascii="Courier New" w:hAnsi="Courier New" w:cs="Courier New" w:hint="default"/>
       </w:rPr>
     </w:lvl>
     <w:lvl w:ilvl="5" w:tplc="240A0005" w:tentative="1">
@@ -25065,7 +25031,7 @@
         <w:ind w:left="5029" w:hanging="360"/>
       </w:pPr>
       <w:rPr>
-        <w:rFonts w:hint="default" w:ascii="Wingdings" w:hAnsi="Wingdings"/>
+        <w:rFonts w:ascii="Wingdings" w:hAnsi="Wingdings" w:hint="default"/>
       </w:rPr>
     </w:lvl>
     <w:lvl w:ilvl="6" w:tplc="240A0001" w:tentative="1">
@@ -25077,7 +25043,7 @@
         <w:ind w:left="5749" w:hanging="360"/>
       </w:pPr>
       <w:rPr>
-        <w:rFonts w:hint="default" w:ascii="Symbol" w:hAnsi="Symbol"/>
+        <w:rFonts w:ascii="Symbol" w:hAnsi="Symbol" w:hint="default"/>
       </w:rPr>
     </w:lvl>
     <w:lvl w:ilvl="7" w:tplc="240A0003" w:tentative="1">
@@ -25089,7 +25055,7 @@
         <w:ind w:left="6469" w:hanging="360"/>
       </w:pPr>
       <w:rPr>
-        <w:rFonts w:hint="default" w:ascii="Courier New" w:hAnsi="Courier New" w:cs="Courier New"/>
+        <w:rFonts w:ascii="Courier New" w:hAnsi="Courier New" w:cs="Courier New" w:hint="default"/>
       </w:rPr>
     </w:lvl>
     <w:lvl w:ilvl="8" w:tplc="240A0005" w:tentative="1">
@@ -25101,7 +25067,7 @@
         <w:ind w:left="7189" w:hanging="360"/>
       </w:pPr>
       <w:rPr>
-        <w:rFonts w:hint="default" w:ascii="Wingdings" w:hAnsi="Wingdings"/>
+        <w:rFonts w:ascii="Wingdings" w:hAnsi="Wingdings" w:hint="default"/>
       </w:rPr>
     </w:lvl>
   </w:abstractNum>
@@ -25118,7 +25084,7 @@
         <w:ind w:left="1429" w:hanging="360"/>
       </w:pPr>
       <w:rPr>
-        <w:rFonts w:hint="default" w:ascii="Symbol" w:hAnsi="Symbol"/>
+        <w:rFonts w:ascii="Symbol" w:hAnsi="Symbol" w:hint="default"/>
       </w:rPr>
     </w:lvl>
     <w:lvl w:ilvl="1" w:tplc="240A0003" w:tentative="1">
@@ -25130,7 +25096,7 @@
         <w:ind w:left="2149" w:hanging="360"/>
       </w:pPr>
       <w:rPr>
-        <w:rFonts w:hint="default" w:ascii="Courier New" w:hAnsi="Courier New" w:cs="Courier New"/>
+        <w:rFonts w:ascii="Courier New" w:hAnsi="Courier New" w:cs="Courier New" w:hint="default"/>
       </w:rPr>
     </w:lvl>
     <w:lvl w:ilvl="2" w:tplc="240A0005" w:tentative="1">
@@ -25142,7 +25108,7 @@
         <w:ind w:left="2869" w:hanging="360"/>
       </w:pPr>
       <w:rPr>
-        <w:rFonts w:hint="default" w:ascii="Wingdings" w:hAnsi="Wingdings"/>
+        <w:rFonts w:ascii="Wingdings" w:hAnsi="Wingdings" w:hint="default"/>
       </w:rPr>
     </w:lvl>
     <w:lvl w:ilvl="3" w:tplc="240A0001" w:tentative="1">
@@ -25154,7 +25120,7 @@
         <w:ind w:left="3589" w:hanging="360"/>
       </w:pPr>
       <w:rPr>
-        <w:rFonts w:hint="default" w:ascii="Symbol" w:hAnsi="Symbol"/>
+        <w:rFonts w:ascii="Symbol" w:hAnsi="Symbol" w:hint="default"/>
       </w:rPr>
     </w:lvl>
     <w:lvl w:ilvl="4" w:tplc="240A0003" w:tentative="1">
@@ -25166,7 +25132,7 @@
         <w:ind w:left="4309" w:hanging="360"/>
       </w:pPr>
       <w:rPr>
-        <w:rFonts w:hint="default" w:ascii="Courier New" w:hAnsi="Courier New" w:cs="Courier New"/>
+        <w:rFonts w:ascii="Courier New" w:hAnsi="Courier New" w:cs="Courier New" w:hint="default"/>
       </w:rPr>
     </w:lvl>
     <w:lvl w:ilvl="5" w:tplc="240A0005" w:tentative="1">
@@ -25178,7 +25144,7 @@
         <w:ind w:left="5029" w:hanging="360"/>
       </w:pPr>
       <w:rPr>
-        <w:rFonts w:hint="default" w:ascii="Wingdings" w:hAnsi="Wingdings"/>
+        <w:rFonts w:ascii="Wingdings" w:hAnsi="Wingdings" w:hint="default"/>
       </w:rPr>
     </w:lvl>
     <w:lvl w:ilvl="6" w:tplc="240A0001" w:tentative="1">
@@ -25190,7 +25156,7 @@
         <w:ind w:left="5749" w:hanging="360"/>
       </w:pPr>
       <w:rPr>
-        <w:rFonts w:hint="default" w:ascii="Symbol" w:hAnsi="Symbol"/>
+        <w:rFonts w:ascii="Symbol" w:hAnsi="Symbol" w:hint="default"/>
       </w:rPr>
     </w:lvl>
     <w:lvl w:ilvl="7" w:tplc="240A0003" w:tentative="1">
@@ -25202,7 +25168,7 @@
         <w:ind w:left="6469" w:hanging="360"/>
       </w:pPr>
       <w:rPr>
-        <w:rFonts w:hint="default" w:ascii="Courier New" w:hAnsi="Courier New" w:cs="Courier New"/>
+        <w:rFonts w:ascii="Courier New" w:hAnsi="Courier New" w:cs="Courier New" w:hint="default"/>
       </w:rPr>
     </w:lvl>
     <w:lvl w:ilvl="8" w:tplc="240A0005" w:tentative="1">
@@ -25214,7 +25180,7 @@
         <w:ind w:left="7189" w:hanging="360"/>
       </w:pPr>
       <w:rPr>
-        <w:rFonts w:hint="default" w:ascii="Wingdings" w:hAnsi="Wingdings"/>
+        <w:rFonts w:ascii="Wingdings" w:hAnsi="Wingdings" w:hint="default"/>
       </w:rPr>
     </w:lvl>
   </w:abstractNum>
@@ -25231,7 +25197,7 @@
         <w:ind w:left="1429" w:hanging="360"/>
       </w:pPr>
       <w:rPr>
-        <w:rFonts w:hint="default" w:ascii="Symbol" w:hAnsi="Symbol"/>
+        <w:rFonts w:ascii="Symbol" w:hAnsi="Symbol" w:hint="default"/>
       </w:rPr>
     </w:lvl>
     <w:lvl w:ilvl="1" w:tplc="240A0003" w:tentative="1">
@@ -25243,7 +25209,7 @@
         <w:ind w:left="2149" w:hanging="360"/>
       </w:pPr>
       <w:rPr>
-        <w:rFonts w:hint="default" w:ascii="Courier New" w:hAnsi="Courier New" w:cs="Courier New"/>
+        <w:rFonts w:ascii="Courier New" w:hAnsi="Courier New" w:cs="Courier New" w:hint="default"/>
       </w:rPr>
     </w:lvl>
     <w:lvl w:ilvl="2" w:tplc="240A0005" w:tentative="1">
@@ -25255,7 +25221,7 @@
         <w:ind w:left="2869" w:hanging="360"/>
       </w:pPr>
       <w:rPr>
-        <w:rFonts w:hint="default" w:ascii="Wingdings" w:hAnsi="Wingdings"/>
+        <w:rFonts w:ascii="Wingdings" w:hAnsi="Wingdings" w:hint="default"/>
       </w:rPr>
     </w:lvl>
     <w:lvl w:ilvl="3" w:tplc="240A0001" w:tentative="1">
@@ -25267,7 +25233,7 @@
         <w:ind w:left="3589" w:hanging="360"/>
       </w:pPr>
       <w:rPr>
-        <w:rFonts w:hint="default" w:ascii="Symbol" w:hAnsi="Symbol"/>
+        <w:rFonts w:ascii="Symbol" w:hAnsi="Symbol" w:hint="default"/>
       </w:rPr>
     </w:lvl>
     <w:lvl w:ilvl="4" w:tplc="240A0003" w:tentative="1">
@@ -25279,7 +25245,7 @@
         <w:ind w:left="4309" w:hanging="360"/>
       </w:pPr>
       <w:rPr>
-        <w:rFonts w:hint="default" w:ascii="Courier New" w:hAnsi="Courier New" w:cs="Courier New"/>
+        <w:rFonts w:ascii="Courier New" w:hAnsi="Courier New" w:cs="Courier New" w:hint="default"/>
       </w:rPr>
     </w:lvl>
     <w:lvl w:ilvl="5" w:tplc="240A0005" w:tentative="1">
@@ -25291,7 +25257,7 @@
         <w:ind w:left="5029" w:hanging="360"/>
       </w:pPr>
       <w:rPr>
-        <w:rFonts w:hint="default" w:ascii="Wingdings" w:hAnsi="Wingdings"/>
+        <w:rFonts w:ascii="Wingdings" w:hAnsi="Wingdings" w:hint="default"/>
       </w:rPr>
     </w:lvl>
     <w:lvl w:ilvl="6" w:tplc="240A0001" w:tentative="1">
@@ -25303,7 +25269,7 @@
         <w:ind w:left="5749" w:hanging="360"/>
       </w:pPr>
       <w:rPr>
-        <w:rFonts w:hint="default" w:ascii="Symbol" w:hAnsi="Symbol"/>
+        <w:rFonts w:ascii="Symbol" w:hAnsi="Symbol" w:hint="default"/>
       </w:rPr>
     </w:lvl>
     <w:lvl w:ilvl="7" w:tplc="240A0003" w:tentative="1">
@@ -25315,7 +25281,7 @@
         <w:ind w:left="6469" w:hanging="360"/>
       </w:pPr>
       <w:rPr>
-        <w:rFonts w:hint="default" w:ascii="Courier New" w:hAnsi="Courier New" w:cs="Courier New"/>
+        <w:rFonts w:ascii="Courier New" w:hAnsi="Courier New" w:cs="Courier New" w:hint="default"/>
       </w:rPr>
     </w:lvl>
     <w:lvl w:ilvl="8" w:tplc="240A0005" w:tentative="1">
@@ -25327,7 +25293,7 @@
         <w:ind w:left="7189" w:hanging="360"/>
       </w:pPr>
       <w:rPr>
-        <w:rFonts w:hint="default" w:ascii="Wingdings" w:hAnsi="Wingdings"/>
+        <w:rFonts w:ascii="Wingdings" w:hAnsi="Wingdings" w:hint="default"/>
       </w:rPr>
     </w:lvl>
   </w:abstractNum>
@@ -25344,7 +25310,7 @@
         <w:ind w:left="1429" w:hanging="360"/>
       </w:pPr>
       <w:rPr>
-        <w:rFonts w:hint="default" w:ascii="Symbol" w:hAnsi="Symbol"/>
+        <w:rFonts w:ascii="Symbol" w:hAnsi="Symbol" w:hint="default"/>
       </w:rPr>
     </w:lvl>
     <w:lvl w:ilvl="1" w:tplc="240A0003" w:tentative="1">
@@ -25356,7 +25322,7 @@
         <w:ind w:left="2149" w:hanging="360"/>
       </w:pPr>
       <w:rPr>
-        <w:rFonts w:hint="default" w:ascii="Courier New" w:hAnsi="Courier New" w:cs="Courier New"/>
+        <w:rFonts w:ascii="Courier New" w:hAnsi="Courier New" w:cs="Courier New" w:hint="default"/>
       </w:rPr>
     </w:lvl>
     <w:lvl w:ilvl="2" w:tplc="240A0005" w:tentative="1">
@@ -25368,7 +25334,7 @@
         <w:ind w:left="2869" w:hanging="360"/>
       </w:pPr>
       <w:rPr>
-        <w:rFonts w:hint="default" w:ascii="Wingdings" w:hAnsi="Wingdings"/>
+        <w:rFonts w:ascii="Wingdings" w:hAnsi="Wingdings" w:hint="default"/>
       </w:rPr>
     </w:lvl>
     <w:lvl w:ilvl="3" w:tplc="240A0001" w:tentative="1">
@@ -25380,7 +25346,7 @@
         <w:ind w:left="3589" w:hanging="360"/>
       </w:pPr>
       <w:rPr>
-        <w:rFonts w:hint="default" w:ascii="Symbol" w:hAnsi="Symbol"/>
+        <w:rFonts w:ascii="Symbol" w:hAnsi="Symbol" w:hint="default"/>
       </w:rPr>
     </w:lvl>
     <w:lvl w:ilvl="4" w:tplc="240A0003" w:tentative="1">
@@ -25392,7 +25358,7 @@
         <w:ind w:left="4309" w:hanging="360"/>
       </w:pPr>
       <w:rPr>
-        <w:rFonts w:hint="default" w:ascii="Courier New" w:hAnsi="Courier New" w:cs="Courier New"/>
+        <w:rFonts w:ascii="Courier New" w:hAnsi="Courier New" w:cs="Courier New" w:hint="default"/>
       </w:rPr>
     </w:lvl>
     <w:lvl w:ilvl="5" w:tplc="240A0005" w:tentative="1">
@@ -25404,7 +25370,7 @@
         <w:ind w:left="5029" w:hanging="360"/>
       </w:pPr>
       <w:rPr>
-        <w:rFonts w:hint="default" w:ascii="Wingdings" w:hAnsi="Wingdings"/>
+        <w:rFonts w:ascii="Wingdings" w:hAnsi="Wingdings" w:hint="default"/>
       </w:rPr>
     </w:lvl>
     <w:lvl w:ilvl="6" w:tplc="240A0001" w:tentative="1">
@@ -25416,7 +25382,7 @@
         <w:ind w:left="5749" w:hanging="360"/>
       </w:pPr>
       <w:rPr>
-        <w:rFonts w:hint="default" w:ascii="Symbol" w:hAnsi="Symbol"/>
+        <w:rFonts w:ascii="Symbol" w:hAnsi="Symbol" w:hint="default"/>
       </w:rPr>
     </w:lvl>
     <w:lvl w:ilvl="7" w:tplc="240A0003" w:tentative="1">
@@ -25428,7 +25394,7 @@
         <w:ind w:left="6469" w:hanging="360"/>
       </w:pPr>
       <w:rPr>
-        <w:rFonts w:hint="default" w:ascii="Courier New" w:hAnsi="Courier New" w:cs="Courier New"/>
+        <w:rFonts w:ascii="Courier New" w:hAnsi="Courier New" w:cs="Courier New" w:hint="default"/>
       </w:rPr>
     </w:lvl>
     <w:lvl w:ilvl="8" w:tplc="240A0005" w:tentative="1">
@@ -25440,7 +25406,7 @@
         <w:ind w:left="7189" w:hanging="360"/>
       </w:pPr>
       <w:rPr>
-        <w:rFonts w:hint="default" w:ascii="Wingdings" w:hAnsi="Wingdings"/>
+        <w:rFonts w:ascii="Wingdings" w:hAnsi="Wingdings" w:hint="default"/>
       </w:rPr>
     </w:lvl>
   </w:abstractNum>
@@ -25457,7 +25423,7 @@
         <w:ind w:left="1068" w:hanging="360"/>
       </w:pPr>
       <w:rPr>
-        <w:rFonts w:hint="default" w:ascii="Symbol" w:hAnsi="Symbol"/>
+        <w:rFonts w:ascii="Symbol" w:hAnsi="Symbol" w:hint="default"/>
       </w:rPr>
     </w:lvl>
     <w:lvl w:ilvl="1" w:tplc="240A0003" w:tentative="1">
@@ -25469,7 +25435,7 @@
         <w:ind w:left="1788" w:hanging="360"/>
       </w:pPr>
       <w:rPr>
-        <w:rFonts w:hint="default" w:ascii="Courier New" w:hAnsi="Courier New" w:cs="Courier New"/>
+        <w:rFonts w:ascii="Courier New" w:hAnsi="Courier New" w:cs="Courier New" w:hint="default"/>
       </w:rPr>
     </w:lvl>
     <w:lvl w:ilvl="2" w:tplc="240A0005" w:tentative="1">
@@ -25481,7 +25447,7 @@
         <w:ind w:left="2508" w:hanging="360"/>
       </w:pPr>
       <w:rPr>
-        <w:rFonts w:hint="default" w:ascii="Wingdings" w:hAnsi="Wingdings"/>
+        <w:rFonts w:ascii="Wingdings" w:hAnsi="Wingdings" w:hint="default"/>
       </w:rPr>
     </w:lvl>
     <w:lvl w:ilvl="3" w:tplc="240A0001" w:tentative="1">
@@ -25493,7 +25459,7 @@
         <w:ind w:left="3228" w:hanging="360"/>
       </w:pPr>
       <w:rPr>
-        <w:rFonts w:hint="default" w:ascii="Symbol" w:hAnsi="Symbol"/>
+        <w:rFonts w:ascii="Symbol" w:hAnsi="Symbol" w:hint="default"/>
       </w:rPr>
     </w:lvl>
     <w:lvl w:ilvl="4" w:tplc="240A0003" w:tentative="1">
@@ -25505,7 +25471,7 @@
         <w:ind w:left="3948" w:hanging="360"/>
       </w:pPr>
       <w:rPr>
-        <w:rFonts w:hint="default" w:ascii="Courier New" w:hAnsi="Courier New" w:cs="Courier New"/>
+        <w:rFonts w:ascii="Courier New" w:hAnsi="Courier New" w:cs="Courier New" w:hint="default"/>
       </w:rPr>
     </w:lvl>
     <w:lvl w:ilvl="5" w:tplc="240A0005" w:tentative="1">
@@ -25517,7 +25483,7 @@
         <w:ind w:left="4668" w:hanging="360"/>
       </w:pPr>
       <w:rPr>
-        <w:rFonts w:hint="default" w:ascii="Wingdings" w:hAnsi="Wingdings"/>
+        <w:rFonts w:ascii="Wingdings" w:hAnsi="Wingdings" w:hint="default"/>
       </w:rPr>
     </w:lvl>
     <w:lvl w:ilvl="6" w:tplc="240A0001" w:tentative="1">
@@ -25529,7 +25495,7 @@
         <w:ind w:left="5388" w:hanging="360"/>
       </w:pPr>
       <w:rPr>
-        <w:rFonts w:hint="default" w:ascii="Symbol" w:hAnsi="Symbol"/>
+        <w:rFonts w:ascii="Symbol" w:hAnsi="Symbol" w:hint="default"/>
       </w:rPr>
     </w:lvl>
     <w:lvl w:ilvl="7" w:tplc="240A0003" w:tentative="1">
@@ -25541,7 +25507,7 @@
         <w:ind w:left="6108" w:hanging="360"/>
       </w:pPr>
       <w:rPr>
-        <w:rFonts w:hint="default" w:ascii="Courier New" w:hAnsi="Courier New" w:cs="Courier New"/>
+        <w:rFonts w:ascii="Courier New" w:hAnsi="Courier New" w:cs="Courier New" w:hint="default"/>
       </w:rPr>
     </w:lvl>
     <w:lvl w:ilvl="8" w:tplc="240A0005" w:tentative="1">
@@ -25553,7 +25519,7 @@
         <w:ind w:left="6828" w:hanging="360"/>
       </w:pPr>
       <w:rPr>
-        <w:rFonts w:hint="default" w:ascii="Wingdings" w:hAnsi="Wingdings"/>
+        <w:rFonts w:ascii="Wingdings" w:hAnsi="Wingdings" w:hint="default"/>
       </w:rPr>
     </w:lvl>
   </w:abstractNum>
@@ -25660,7 +25626,7 @@
         <w:ind w:left="1429" w:hanging="360"/>
       </w:pPr>
       <w:rPr>
-        <w:rFonts w:hint="default" w:ascii="Symbol" w:hAnsi="Symbol"/>
+        <w:rFonts w:ascii="Symbol" w:hAnsi="Symbol" w:hint="default"/>
       </w:rPr>
     </w:lvl>
     <w:lvl w:ilvl="1" w:tplc="240A0003" w:tentative="1">
@@ -25672,7 +25638,7 @@
         <w:ind w:left="2149" w:hanging="360"/>
       </w:pPr>
       <w:rPr>
-        <w:rFonts w:hint="default" w:ascii="Courier New" w:hAnsi="Courier New" w:cs="Courier New"/>
+        <w:rFonts w:ascii="Courier New" w:hAnsi="Courier New" w:cs="Courier New" w:hint="default"/>
       </w:rPr>
     </w:lvl>
     <w:lvl w:ilvl="2" w:tplc="240A0005" w:tentative="1">
@@ -25684,7 +25650,7 @@
         <w:ind w:left="2869" w:hanging="360"/>
       </w:pPr>
       <w:rPr>
-        <w:rFonts w:hint="default" w:ascii="Wingdings" w:hAnsi="Wingdings"/>
+        <w:rFonts w:ascii="Wingdings" w:hAnsi="Wingdings" w:hint="default"/>
       </w:rPr>
     </w:lvl>
     <w:lvl w:ilvl="3" w:tplc="240A0001" w:tentative="1">
@@ -25696,7 +25662,7 @@
         <w:ind w:left="3589" w:hanging="360"/>
       </w:pPr>
       <w:rPr>
-        <w:rFonts w:hint="default" w:ascii="Symbol" w:hAnsi="Symbol"/>
+        <w:rFonts w:ascii="Symbol" w:hAnsi="Symbol" w:hint="default"/>
       </w:rPr>
     </w:lvl>
     <w:lvl w:ilvl="4" w:tplc="240A0003" w:tentative="1">
@@ -25708,7 +25674,7 @@
         <w:ind w:left="4309" w:hanging="360"/>
       </w:pPr>
       <w:rPr>
-        <w:rFonts w:hint="default" w:ascii="Courier New" w:hAnsi="Courier New" w:cs="Courier New"/>
+        <w:rFonts w:ascii="Courier New" w:hAnsi="Courier New" w:cs="Courier New" w:hint="default"/>
       </w:rPr>
     </w:lvl>
     <w:lvl w:ilvl="5" w:tplc="240A0005" w:tentative="1">
@@ -25720,7 +25686,7 @@
         <w:ind w:left="5029" w:hanging="360"/>
       </w:pPr>
       <w:rPr>
-        <w:rFonts w:hint="default" w:ascii="Wingdings" w:hAnsi="Wingdings"/>
+        <w:rFonts w:ascii="Wingdings" w:hAnsi="Wingdings" w:hint="default"/>
       </w:rPr>
     </w:lvl>
     <w:lvl w:ilvl="6" w:tplc="240A0001" w:tentative="1">
@@ -25732,7 +25698,7 @@
         <w:ind w:left="5749" w:hanging="360"/>
       </w:pPr>
       <w:rPr>
-        <w:rFonts w:hint="default" w:ascii="Symbol" w:hAnsi="Symbol"/>
+        <w:rFonts w:ascii="Symbol" w:hAnsi="Symbol" w:hint="default"/>
       </w:rPr>
     </w:lvl>
     <w:lvl w:ilvl="7" w:tplc="240A0003" w:tentative="1">
@@ -25744,7 +25710,7 @@
         <w:ind w:left="6469" w:hanging="360"/>
       </w:pPr>
       <w:rPr>
-        <w:rFonts w:hint="default" w:ascii="Courier New" w:hAnsi="Courier New" w:cs="Courier New"/>
+        <w:rFonts w:ascii="Courier New" w:hAnsi="Courier New" w:cs="Courier New" w:hint="default"/>
       </w:rPr>
     </w:lvl>
     <w:lvl w:ilvl="8" w:tplc="240A0005" w:tentative="1">
@@ -25756,7 +25722,7 @@
         <w:ind w:left="7189" w:hanging="360"/>
       </w:pPr>
       <w:rPr>
-        <w:rFonts w:hint="default" w:ascii="Wingdings" w:hAnsi="Wingdings"/>
+        <w:rFonts w:ascii="Wingdings" w:hAnsi="Wingdings" w:hint="default"/>
       </w:rPr>
     </w:lvl>
   </w:abstractNum>
@@ -25773,7 +25739,7 @@
         <w:ind w:left="1429" w:hanging="360"/>
       </w:pPr>
       <w:rPr>
-        <w:rFonts w:hint="default" w:ascii="Symbol" w:hAnsi="Symbol"/>
+        <w:rFonts w:ascii="Symbol" w:hAnsi="Symbol" w:hint="default"/>
       </w:rPr>
     </w:lvl>
     <w:lvl w:ilvl="1" w:tplc="240A0003" w:tentative="1">
@@ -25785,7 +25751,7 @@
         <w:ind w:left="2149" w:hanging="360"/>
       </w:pPr>
       <w:rPr>
-        <w:rFonts w:hint="default" w:ascii="Courier New" w:hAnsi="Courier New" w:cs="Courier New"/>
+        <w:rFonts w:ascii="Courier New" w:hAnsi="Courier New" w:cs="Courier New" w:hint="default"/>
       </w:rPr>
     </w:lvl>
     <w:lvl w:ilvl="2" w:tplc="240A0005" w:tentative="1">
@@ -25797,7 +25763,7 @@
         <w:ind w:left="2869" w:hanging="360"/>
       </w:pPr>
       <w:rPr>
-        <w:rFonts w:hint="default" w:ascii="Wingdings" w:hAnsi="Wingdings"/>
+        <w:rFonts w:ascii="Wingdings" w:hAnsi="Wingdings" w:hint="default"/>
       </w:rPr>
     </w:lvl>
     <w:lvl w:ilvl="3" w:tplc="240A0001" w:tentative="1">
@@ -25809,7 +25775,7 @@
         <w:ind w:left="3589" w:hanging="360"/>
       </w:pPr>
       <w:rPr>
-        <w:rFonts w:hint="default" w:ascii="Symbol" w:hAnsi="Symbol"/>
+        <w:rFonts w:ascii="Symbol" w:hAnsi="Symbol" w:hint="default"/>
       </w:rPr>
     </w:lvl>
     <w:lvl w:ilvl="4" w:tplc="240A0003" w:tentative="1">
@@ -25821,7 +25787,7 @@
         <w:ind w:left="4309" w:hanging="360"/>
       </w:pPr>
       <w:rPr>
-        <w:rFonts w:hint="default" w:ascii="Courier New" w:hAnsi="Courier New" w:cs="Courier New"/>
+        <w:rFonts w:ascii="Courier New" w:hAnsi="Courier New" w:cs="Courier New" w:hint="default"/>
       </w:rPr>
     </w:lvl>
     <w:lvl w:ilvl="5" w:tplc="240A0005" w:tentative="1">
@@ -25833,7 +25799,7 @@
         <w:ind w:left="5029" w:hanging="360"/>
       </w:pPr>
       <w:rPr>
-        <w:rFonts w:hint="default" w:ascii="Wingdings" w:hAnsi="Wingdings"/>
+        <w:rFonts w:ascii="Wingdings" w:hAnsi="Wingdings" w:hint="default"/>
       </w:rPr>
     </w:lvl>
     <w:lvl w:ilvl="6" w:tplc="240A0001" w:tentative="1">
@@ -25845,7 +25811,7 @@
         <w:ind w:left="5749" w:hanging="360"/>
       </w:pPr>
       <w:rPr>
-        <w:rFonts w:hint="default" w:ascii="Symbol" w:hAnsi="Symbol"/>
+        <w:rFonts w:ascii="Symbol" w:hAnsi="Symbol" w:hint="default"/>
       </w:rPr>
     </w:lvl>
     <w:lvl w:ilvl="7" w:tplc="240A0003" w:tentative="1">
@@ -25857,7 +25823,7 @@
         <w:ind w:left="6469" w:hanging="360"/>
       </w:pPr>
       <w:rPr>
-        <w:rFonts w:hint="default" w:ascii="Courier New" w:hAnsi="Courier New" w:cs="Courier New"/>
+        <w:rFonts w:ascii="Courier New" w:hAnsi="Courier New" w:cs="Courier New" w:hint="default"/>
       </w:rPr>
     </w:lvl>
     <w:lvl w:ilvl="8" w:tplc="240A0005" w:tentative="1">
@@ -25869,7 +25835,7 @@
         <w:ind w:left="7189" w:hanging="360"/>
       </w:pPr>
       <w:rPr>
-        <w:rFonts w:hint="default" w:ascii="Wingdings" w:hAnsi="Wingdings"/>
+        <w:rFonts w:ascii="Wingdings" w:hAnsi="Wingdings" w:hint="default"/>
       </w:rPr>
     </w:lvl>
   </w:abstractNum>
@@ -25886,7 +25852,7 @@
         <w:ind w:left="1429" w:hanging="360"/>
       </w:pPr>
       <w:rPr>
-        <w:rFonts w:hint="default" w:ascii="Symbol" w:hAnsi="Symbol"/>
+        <w:rFonts w:ascii="Symbol" w:hAnsi="Symbol" w:hint="default"/>
       </w:rPr>
     </w:lvl>
     <w:lvl w:ilvl="1" w:tplc="240A0003" w:tentative="1">
@@ -25898,7 +25864,7 @@
         <w:ind w:left="2149" w:hanging="360"/>
       </w:pPr>
       <w:rPr>
-        <w:rFonts w:hint="default" w:ascii="Courier New" w:hAnsi="Courier New" w:cs="Courier New"/>
+        <w:rFonts w:ascii="Courier New" w:hAnsi="Courier New" w:cs="Courier New" w:hint="default"/>
       </w:rPr>
     </w:lvl>
     <w:lvl w:ilvl="2" w:tplc="240A0005" w:tentative="1">
@@ -25910,7 +25876,7 @@
         <w:ind w:left="2869" w:hanging="360"/>
       </w:pPr>
       <w:rPr>
-        <w:rFonts w:hint="default" w:ascii="Wingdings" w:hAnsi="Wingdings"/>
+        <w:rFonts w:ascii="Wingdings" w:hAnsi="Wingdings" w:hint="default"/>
       </w:rPr>
     </w:lvl>
     <w:lvl w:ilvl="3" w:tplc="240A0001" w:tentative="1">
@@ -25922,7 +25888,7 @@
         <w:ind w:left="3589" w:hanging="360"/>
       </w:pPr>
       <w:rPr>
-        <w:rFonts w:hint="default" w:ascii="Symbol" w:hAnsi="Symbol"/>
+        <w:rFonts w:ascii="Symbol" w:hAnsi="Symbol" w:hint="default"/>
       </w:rPr>
     </w:lvl>
     <w:lvl w:ilvl="4" w:tplc="240A0003" w:tentative="1">
@@ -25934,7 +25900,7 @@
         <w:ind w:left="4309" w:hanging="360"/>
       </w:pPr>
       <w:rPr>
-        <w:rFonts w:hint="default" w:ascii="Courier New" w:hAnsi="Courier New" w:cs="Courier New"/>
+        <w:rFonts w:ascii="Courier New" w:hAnsi="Courier New" w:cs="Courier New" w:hint="default"/>
       </w:rPr>
     </w:lvl>
     <w:lvl w:ilvl="5" w:tplc="240A0005" w:tentative="1">
@@ -25946,7 +25912,7 @@
         <w:ind w:left="5029" w:hanging="360"/>
       </w:pPr>
       <w:rPr>
-        <w:rFonts w:hint="default" w:ascii="Wingdings" w:hAnsi="Wingdings"/>
+        <w:rFonts w:ascii="Wingdings" w:hAnsi="Wingdings" w:hint="default"/>
       </w:rPr>
     </w:lvl>
     <w:lvl w:ilvl="6" w:tplc="240A0001" w:tentative="1">
@@ -25958,7 +25924,7 @@
         <w:ind w:left="5749" w:hanging="360"/>
       </w:pPr>
       <w:rPr>
-        <w:rFonts w:hint="default" w:ascii="Symbol" w:hAnsi="Symbol"/>
+        <w:rFonts w:ascii="Symbol" w:hAnsi="Symbol" w:hint="default"/>
       </w:rPr>
     </w:lvl>
     <w:lvl w:ilvl="7" w:tplc="240A0003" w:tentative="1">
@@ -25970,7 +25936,7 @@
         <w:ind w:left="6469" w:hanging="360"/>
       </w:pPr>
       <w:rPr>
-        <w:rFonts w:hint="default" w:ascii="Courier New" w:hAnsi="Courier New" w:cs="Courier New"/>
+        <w:rFonts w:ascii="Courier New" w:hAnsi="Courier New" w:cs="Courier New" w:hint="default"/>
       </w:rPr>
     </w:lvl>
     <w:lvl w:ilvl="8" w:tplc="240A0005" w:tentative="1">
@@ -25982,7 +25948,7 @@
         <w:ind w:left="7189" w:hanging="360"/>
       </w:pPr>
       <w:rPr>
-        <w:rFonts w:hint="default" w:ascii="Wingdings" w:hAnsi="Wingdings"/>
+        <w:rFonts w:ascii="Wingdings" w:hAnsi="Wingdings" w:hint="default"/>
       </w:rPr>
     </w:lvl>
   </w:abstractNum>
@@ -25999,7 +25965,7 @@
         <w:ind w:left="1429" w:hanging="360"/>
       </w:pPr>
       <w:rPr>
-        <w:rFonts w:hint="default" w:ascii="Symbol" w:hAnsi="Symbol"/>
+        <w:rFonts w:ascii="Symbol" w:hAnsi="Symbol" w:hint="default"/>
       </w:rPr>
     </w:lvl>
     <w:lvl w:ilvl="1" w:tplc="240A0003" w:tentative="1">
@@ -26011,7 +25977,7 @@
         <w:ind w:left="2149" w:hanging="360"/>
       </w:pPr>
       <w:rPr>
-        <w:rFonts w:hint="default" w:ascii="Courier New" w:hAnsi="Courier New" w:cs="Courier New"/>
+        <w:rFonts w:ascii="Courier New" w:hAnsi="Courier New" w:cs="Courier New" w:hint="default"/>
       </w:rPr>
     </w:lvl>
     <w:lvl w:ilvl="2" w:tplc="240A0005" w:tentative="1">
@@ -26023,7 +25989,7 @@
         <w:ind w:left="2869" w:hanging="360"/>
       </w:pPr>
       <w:rPr>
-        <w:rFonts w:hint="default" w:ascii="Wingdings" w:hAnsi="Wingdings"/>
+        <w:rFonts w:ascii="Wingdings" w:hAnsi="Wingdings" w:hint="default"/>
       </w:rPr>
     </w:lvl>
     <w:lvl w:ilvl="3" w:tplc="240A0001" w:tentative="1">
@@ -26035,7 +26001,7 @@
         <w:ind w:left="3589" w:hanging="360"/>
       </w:pPr>
       <w:rPr>
-        <w:rFonts w:hint="default" w:ascii="Symbol" w:hAnsi="Symbol"/>
+        <w:rFonts w:ascii="Symbol" w:hAnsi="Symbol" w:hint="default"/>
       </w:rPr>
     </w:lvl>
     <w:lvl w:ilvl="4" w:tplc="240A0003" w:tentative="1">
@@ -26047,7 +26013,7 @@
         <w:ind w:left="4309" w:hanging="360"/>
       </w:pPr>
       <w:rPr>
-        <w:rFonts w:hint="default" w:ascii="Courier New" w:hAnsi="Courier New" w:cs="Courier New"/>
+        <w:rFonts w:ascii="Courier New" w:hAnsi="Courier New" w:cs="Courier New" w:hint="default"/>
       </w:rPr>
     </w:lvl>
     <w:lvl w:ilvl="5" w:tplc="240A0005" w:tentative="1">
@@ -26059,7 +26025,7 @@
         <w:ind w:left="5029" w:hanging="360"/>
       </w:pPr>
       <w:rPr>
-        <w:rFonts w:hint="default" w:ascii="Wingdings" w:hAnsi="Wingdings"/>
+        <w:rFonts w:ascii="Wingdings" w:hAnsi="Wingdings" w:hint="default"/>
       </w:rPr>
     </w:lvl>
     <w:lvl w:ilvl="6" w:tplc="240A0001" w:tentative="1">
@@ -26071,7 +26037,7 @@
         <w:ind w:left="5749" w:hanging="360"/>
       </w:pPr>
       <w:rPr>
-        <w:rFonts w:hint="default" w:ascii="Symbol" w:hAnsi="Symbol"/>
+        <w:rFonts w:ascii="Symbol" w:hAnsi="Symbol" w:hint="default"/>
       </w:rPr>
     </w:lvl>
     <w:lvl w:ilvl="7" w:tplc="240A0003" w:tentative="1">
@@ -26083,7 +26049,7 @@
         <w:ind w:left="6469" w:hanging="360"/>
       </w:pPr>
       <w:rPr>
-        <w:rFonts w:hint="default" w:ascii="Courier New" w:hAnsi="Courier New" w:cs="Courier New"/>
+        <w:rFonts w:ascii="Courier New" w:hAnsi="Courier New" w:cs="Courier New" w:hint="default"/>
       </w:rPr>
     </w:lvl>
     <w:lvl w:ilvl="8" w:tplc="240A0005" w:tentative="1">
@@ -26095,7 +26061,7 @@
         <w:ind w:left="7189" w:hanging="360"/>
       </w:pPr>
       <w:rPr>
-        <w:rFonts w:hint="default" w:ascii="Wingdings" w:hAnsi="Wingdings"/>
+        <w:rFonts w:ascii="Wingdings" w:hAnsi="Wingdings" w:hint="default"/>
       </w:rPr>
     </w:lvl>
   </w:abstractNum>
@@ -26112,7 +26078,7 @@
         <w:ind w:left="1069" w:hanging="360"/>
       </w:pPr>
       <w:rPr>
-        <w:rFonts w:hint="default" w:ascii="Symbol" w:hAnsi="Symbol"/>
+        <w:rFonts w:ascii="Symbol" w:hAnsi="Symbol" w:hint="default"/>
       </w:rPr>
     </w:lvl>
     <w:lvl w:ilvl="1" w:tplc="240A0003" w:tentative="1">
@@ -26124,7 +26090,7 @@
         <w:ind w:left="1789" w:hanging="360"/>
       </w:pPr>
       <w:rPr>
-        <w:rFonts w:hint="default" w:ascii="Courier New" w:hAnsi="Courier New" w:cs="Courier New"/>
+        <w:rFonts w:ascii="Courier New" w:hAnsi="Courier New" w:cs="Courier New" w:hint="default"/>
       </w:rPr>
     </w:lvl>
     <w:lvl w:ilvl="2" w:tplc="240A0005" w:tentative="1">
@@ -26136,7 +26102,7 @@
         <w:ind w:left="2509" w:hanging="360"/>
       </w:pPr>
       <w:rPr>
-        <w:rFonts w:hint="default" w:ascii="Wingdings" w:hAnsi="Wingdings"/>
+        <w:rFonts w:ascii="Wingdings" w:hAnsi="Wingdings" w:hint="default"/>
       </w:rPr>
     </w:lvl>
     <w:lvl w:ilvl="3" w:tplc="240A0001" w:tentative="1">
@@ -26148,7 +26114,7 @@
         <w:ind w:left="3229" w:hanging="360"/>
       </w:pPr>
       <w:rPr>
-        <w:rFonts w:hint="default" w:ascii="Symbol" w:hAnsi="Symbol"/>
+        <w:rFonts w:ascii="Symbol" w:hAnsi="Symbol" w:hint="default"/>
       </w:rPr>
     </w:lvl>
     <w:lvl w:ilvl="4" w:tplc="240A0003" w:tentative="1">
@@ -26160,7 +26126,7 @@
         <w:ind w:left="3949" w:hanging="360"/>
       </w:pPr>
       <w:rPr>
-        <w:rFonts w:hint="default" w:ascii="Courier New" w:hAnsi="Courier New" w:cs="Courier New"/>
+        <w:rFonts w:ascii="Courier New" w:hAnsi="Courier New" w:cs="Courier New" w:hint="default"/>
       </w:rPr>
     </w:lvl>
     <w:lvl w:ilvl="5" w:tplc="240A0005" w:tentative="1">
@@ -26172,7 +26138,7 @@
         <w:ind w:left="4669" w:hanging="360"/>
       </w:pPr>
       <w:rPr>
-        <w:rFonts w:hint="default" w:ascii="Wingdings" w:hAnsi="Wingdings"/>
+        <w:rFonts w:ascii="Wingdings" w:hAnsi="Wingdings" w:hint="default"/>
       </w:rPr>
     </w:lvl>
     <w:lvl w:ilvl="6" w:tplc="240A0001" w:tentative="1">
@@ -26184,7 +26150,7 @@
         <w:ind w:left="5389" w:hanging="360"/>
       </w:pPr>
       <w:rPr>
-        <w:rFonts w:hint="default" w:ascii="Symbol" w:hAnsi="Symbol"/>
+        <w:rFonts w:ascii="Symbol" w:hAnsi="Symbol" w:hint="default"/>
       </w:rPr>
     </w:lvl>
     <w:lvl w:ilvl="7" w:tplc="240A0003" w:tentative="1">
@@ -26196,7 +26162,7 @@
         <w:ind w:left="6109" w:hanging="360"/>
       </w:pPr>
       <w:rPr>
-        <w:rFonts w:hint="default" w:ascii="Courier New" w:hAnsi="Courier New" w:cs="Courier New"/>
+        <w:rFonts w:ascii="Courier New" w:hAnsi="Courier New" w:cs="Courier New" w:hint="default"/>
       </w:rPr>
     </w:lvl>
     <w:lvl w:ilvl="8" w:tplc="240A0005" w:tentative="1">
@@ -26208,7 +26174,7 @@
         <w:ind w:left="6829" w:hanging="360"/>
       </w:pPr>
       <w:rPr>
-        <w:rFonts w:hint="default" w:ascii="Wingdings" w:hAnsi="Wingdings"/>
+        <w:rFonts w:ascii="Wingdings" w:hAnsi="Wingdings" w:hint="default"/>
       </w:rPr>
     </w:lvl>
   </w:abstractNum>
@@ -26225,7 +26191,7 @@
         <w:ind w:left="1429" w:hanging="360"/>
       </w:pPr>
       <w:rPr>
-        <w:rFonts w:hint="default" w:ascii="Symbol" w:hAnsi="Symbol"/>
+        <w:rFonts w:ascii="Symbol" w:hAnsi="Symbol" w:hint="default"/>
       </w:rPr>
     </w:lvl>
     <w:lvl w:ilvl="1" w:tplc="240A0003" w:tentative="1">
@@ -26237,7 +26203,7 @@
         <w:ind w:left="2149" w:hanging="360"/>
       </w:pPr>
       <w:rPr>
-        <w:rFonts w:hint="default" w:ascii="Courier New" w:hAnsi="Courier New" w:cs="Courier New"/>
+        <w:rFonts w:ascii="Courier New" w:hAnsi="Courier New" w:cs="Courier New" w:hint="default"/>
       </w:rPr>
     </w:lvl>
     <w:lvl w:ilvl="2" w:tplc="240A0005" w:tentative="1">
@@ -26249,7 +26215,7 @@
         <w:ind w:left="2869" w:hanging="360"/>
       </w:pPr>
       <w:rPr>
-        <w:rFonts w:hint="default" w:ascii="Wingdings" w:hAnsi="Wingdings"/>
+        <w:rFonts w:ascii="Wingdings" w:hAnsi="Wingdings" w:hint="default"/>
       </w:rPr>
     </w:lvl>
     <w:lvl w:ilvl="3" w:tplc="240A0001" w:tentative="1">
@@ -26261,7 +26227,7 @@
         <w:ind w:left="3589" w:hanging="360"/>
       </w:pPr>
       <w:rPr>
-        <w:rFonts w:hint="default" w:ascii="Symbol" w:hAnsi="Symbol"/>
+        <w:rFonts w:ascii="Symbol" w:hAnsi="Symbol" w:hint="default"/>
       </w:rPr>
     </w:lvl>
     <w:lvl w:ilvl="4" w:tplc="240A0003" w:tentative="1">
@@ -26273,7 +26239,7 @@
         <w:ind w:left="4309" w:hanging="360"/>
       </w:pPr>
       <w:rPr>
-        <w:rFonts w:hint="default" w:ascii="Courier New" w:hAnsi="Courier New" w:cs="Courier New"/>
+        <w:rFonts w:ascii="Courier New" w:hAnsi="Courier New" w:cs="Courier New" w:hint="default"/>
       </w:rPr>
     </w:lvl>
     <w:lvl w:ilvl="5" w:tplc="240A0005" w:tentative="1">
@@ -26285,7 +26251,7 @@
         <w:ind w:left="5029" w:hanging="360"/>
       </w:pPr>
       <w:rPr>
-        <w:rFonts w:hint="default" w:ascii="Wingdings" w:hAnsi="Wingdings"/>
+        <w:rFonts w:ascii="Wingdings" w:hAnsi="Wingdings" w:hint="default"/>
       </w:rPr>
     </w:lvl>
     <w:lvl w:ilvl="6" w:tplc="240A0001" w:tentative="1">
@@ -26297,7 +26263,7 @@
         <w:ind w:left="5749" w:hanging="360"/>
       </w:pPr>
       <w:rPr>
-        <w:rFonts w:hint="default" w:ascii="Symbol" w:hAnsi="Symbol"/>
+        <w:rFonts w:ascii="Symbol" w:hAnsi="Symbol" w:hint="default"/>
       </w:rPr>
     </w:lvl>
     <w:lvl w:ilvl="7" w:tplc="240A0003" w:tentative="1">
@@ -26309,7 +26275,7 @@
         <w:ind w:left="6469" w:hanging="360"/>
       </w:pPr>
       <w:rPr>
-        <w:rFonts w:hint="default" w:ascii="Courier New" w:hAnsi="Courier New" w:cs="Courier New"/>
+        <w:rFonts w:ascii="Courier New" w:hAnsi="Courier New" w:cs="Courier New" w:hint="default"/>
       </w:rPr>
     </w:lvl>
     <w:lvl w:ilvl="8" w:tplc="240A0005" w:tentative="1">
@@ -26321,7 +26287,7 @@
         <w:ind w:left="7189" w:hanging="360"/>
       </w:pPr>
       <w:rPr>
-        <w:rFonts w:hint="default" w:ascii="Wingdings" w:hAnsi="Wingdings"/>
+        <w:rFonts w:ascii="Wingdings" w:hAnsi="Wingdings" w:hint="default"/>
       </w:rPr>
     </w:lvl>
   </w:abstractNum>
@@ -26338,7 +26304,7 @@
         <w:ind w:left="1068" w:hanging="360"/>
       </w:pPr>
       <w:rPr>
-        <w:rFonts w:hint="default" w:ascii="Symbol" w:hAnsi="Symbol"/>
+        <w:rFonts w:ascii="Symbol" w:hAnsi="Symbol" w:hint="default"/>
       </w:rPr>
     </w:lvl>
     <w:lvl w:ilvl="1" w:tplc="240A0003" w:tentative="1">
@@ -26350,7 +26316,7 @@
         <w:ind w:left="1788" w:hanging="360"/>
       </w:pPr>
       <w:rPr>
-        <w:rFonts w:hint="default" w:ascii="Courier New" w:hAnsi="Courier New" w:cs="Courier New"/>
+        <w:rFonts w:ascii="Courier New" w:hAnsi="Courier New" w:cs="Courier New" w:hint="default"/>
       </w:rPr>
     </w:lvl>
     <w:lvl w:ilvl="2" w:tplc="240A0005" w:tentative="1">
@@ -26362,7 +26328,7 @@
         <w:ind w:left="2508" w:hanging="360"/>
       </w:pPr>
       <w:rPr>
-        <w:rFonts w:hint="default" w:ascii="Wingdings" w:hAnsi="Wingdings"/>
+        <w:rFonts w:ascii="Wingdings" w:hAnsi="Wingdings" w:hint="default"/>
       </w:rPr>
     </w:lvl>
     <w:lvl w:ilvl="3" w:tplc="240A0001" w:tentative="1">
@@ -26374,7 +26340,7 @@
         <w:ind w:left="3228" w:hanging="360"/>
       </w:pPr>
       <w:rPr>
-        <w:rFonts w:hint="default" w:ascii="Symbol" w:hAnsi="Symbol"/>
+        <w:rFonts w:ascii="Symbol" w:hAnsi="Symbol" w:hint="default"/>
       </w:rPr>
     </w:lvl>
     <w:lvl w:ilvl="4" w:tplc="240A0003" w:tentative="1">
@@ -26386,7 +26352,7 @@
         <w:ind w:left="3948" w:hanging="360"/>
       </w:pPr>
       <w:rPr>
-        <w:rFonts w:hint="default" w:ascii="Courier New" w:hAnsi="Courier New" w:cs="Courier New"/>
+        <w:rFonts w:ascii="Courier New" w:hAnsi="Courier New" w:cs="Courier New" w:hint="default"/>
       </w:rPr>
     </w:lvl>
     <w:lvl w:ilvl="5" w:tplc="240A0005" w:tentative="1">
@@ -26398,7 +26364,7 @@
         <w:ind w:left="4668" w:hanging="360"/>
       </w:pPr>
       <w:rPr>
-        <w:rFonts w:hint="default" w:ascii="Wingdings" w:hAnsi="Wingdings"/>
+        <w:rFonts w:ascii="Wingdings" w:hAnsi="Wingdings" w:hint="default"/>
       </w:rPr>
     </w:lvl>
     <w:lvl w:ilvl="6" w:tplc="240A0001" w:tentative="1">
@@ -26410,7 +26376,7 @@
         <w:ind w:left="5388" w:hanging="360"/>
       </w:pPr>
       <w:rPr>
-        <w:rFonts w:hint="default" w:ascii="Symbol" w:hAnsi="Symbol"/>
+        <w:rFonts w:ascii="Symbol" w:hAnsi="Symbol" w:hint="default"/>
       </w:rPr>
     </w:lvl>
     <w:lvl w:ilvl="7" w:tplc="240A0003" w:tentative="1">
@@ -26422,7 +26388,7 @@
         <w:ind w:left="6108" w:hanging="360"/>
       </w:pPr>
       <w:rPr>
-        <w:rFonts w:hint="default" w:ascii="Courier New" w:hAnsi="Courier New" w:cs="Courier New"/>
+        <w:rFonts w:ascii="Courier New" w:hAnsi="Courier New" w:cs="Courier New" w:hint="default"/>
       </w:rPr>
     </w:lvl>
     <w:lvl w:ilvl="8" w:tplc="240A0005" w:tentative="1">
@@ -26434,7 +26400,7 @@
         <w:ind w:left="6828" w:hanging="360"/>
       </w:pPr>
       <w:rPr>
-        <w:rFonts w:hint="default" w:ascii="Wingdings" w:hAnsi="Wingdings"/>
+        <w:rFonts w:ascii="Wingdings" w:hAnsi="Wingdings" w:hint="default"/>
       </w:rPr>
     </w:lvl>
   </w:abstractNum>
@@ -26451,7 +26417,7 @@
         <w:ind w:left="1429" w:hanging="360"/>
       </w:pPr>
       <w:rPr>
-        <w:rFonts w:hint="default" w:ascii="Symbol" w:hAnsi="Symbol"/>
+        <w:rFonts w:ascii="Symbol" w:hAnsi="Symbol" w:hint="default"/>
       </w:rPr>
     </w:lvl>
     <w:lvl w:ilvl="1" w:tplc="240A0003" w:tentative="1">
@@ -26463,7 +26429,7 @@
         <w:ind w:left="2149" w:hanging="360"/>
       </w:pPr>
       <w:rPr>
-        <w:rFonts w:hint="default" w:ascii="Courier New" w:hAnsi="Courier New" w:cs="Courier New"/>
+        <w:rFonts w:ascii="Courier New" w:hAnsi="Courier New" w:cs="Courier New" w:hint="default"/>
       </w:rPr>
     </w:lvl>
     <w:lvl w:ilvl="2" w:tplc="240A0005" w:tentative="1">
@@ -26475,7 +26441,7 @@
         <w:ind w:left="2869" w:hanging="360"/>
       </w:pPr>
       <w:rPr>
-        <w:rFonts w:hint="default" w:ascii="Wingdings" w:hAnsi="Wingdings"/>
+        <w:rFonts w:ascii="Wingdings" w:hAnsi="Wingdings" w:hint="default"/>
       </w:rPr>
     </w:lvl>
     <w:lvl w:ilvl="3" w:tplc="240A0001" w:tentative="1">
@@ -26487,7 +26453,7 @@
         <w:ind w:left="3589" w:hanging="360"/>
       </w:pPr>
       <w:rPr>
-        <w:rFonts w:hint="default" w:ascii="Symbol" w:hAnsi="Symbol"/>
+        <w:rFonts w:ascii="Symbol" w:hAnsi="Symbol" w:hint="default"/>
       </w:rPr>
     </w:lvl>
     <w:lvl w:ilvl="4" w:tplc="240A0003" w:tentative="1">
@@ -26499,7 +26465,7 @@
         <w:ind w:left="4309" w:hanging="360"/>
       </w:pPr>
       <w:rPr>
-        <w:rFonts w:hint="default" w:ascii="Courier New" w:hAnsi="Courier New" w:cs="Courier New"/>
+        <w:rFonts w:ascii="Courier New" w:hAnsi="Courier New" w:cs="Courier New" w:hint="default"/>
       </w:rPr>
     </w:lvl>
     <w:lvl w:ilvl="5" w:tplc="240A0005" w:tentative="1">
@@ -26511,7 +26477,7 @@
         <w:ind w:left="5029" w:hanging="360"/>
       </w:pPr>
       <w:rPr>
-        <w:rFonts w:hint="default" w:ascii="Wingdings" w:hAnsi="Wingdings"/>
+        <w:rFonts w:ascii="Wingdings" w:hAnsi="Wingdings" w:hint="default"/>
       </w:rPr>
     </w:lvl>
     <w:lvl w:ilvl="6" w:tplc="240A0001" w:tentative="1">
@@ -26523,7 +26489,7 @@
         <w:ind w:left="5749" w:hanging="360"/>
       </w:pPr>
       <w:rPr>
-        <w:rFonts w:hint="default" w:ascii="Symbol" w:hAnsi="Symbol"/>
+        <w:rFonts w:ascii="Symbol" w:hAnsi="Symbol" w:hint="default"/>
       </w:rPr>
     </w:lvl>
     <w:lvl w:ilvl="7" w:tplc="240A0003" w:tentative="1">
@@ -26535,7 +26501,7 @@
         <w:ind w:left="6469" w:hanging="360"/>
       </w:pPr>
       <w:rPr>
-        <w:rFonts w:hint="default" w:ascii="Courier New" w:hAnsi="Courier New" w:cs="Courier New"/>
+        <w:rFonts w:ascii="Courier New" w:hAnsi="Courier New" w:cs="Courier New" w:hint="default"/>
       </w:rPr>
     </w:lvl>
     <w:lvl w:ilvl="8" w:tplc="240A0005" w:tentative="1">
@@ -26547,7 +26513,7 @@
         <w:ind w:left="7189" w:hanging="360"/>
       </w:pPr>
       <w:rPr>
-        <w:rFonts w:hint="default" w:ascii="Wingdings" w:hAnsi="Wingdings"/>
+        <w:rFonts w:ascii="Wingdings" w:hAnsi="Wingdings" w:hint="default"/>
       </w:rPr>
     </w:lvl>
   </w:abstractNum>
@@ -26700,7 +26666,7 @@
         <w:ind w:left="1429" w:hanging="360"/>
       </w:pPr>
       <w:rPr>
-        <w:rFonts w:hint="default" w:ascii="Symbol" w:hAnsi="Symbol"/>
+        <w:rFonts w:ascii="Symbol" w:hAnsi="Symbol" w:hint="default"/>
       </w:rPr>
     </w:lvl>
     <w:lvl w:ilvl="1" w:tplc="0C0A0003" w:tentative="1">
@@ -26712,7 +26678,7 @@
         <w:ind w:left="2149" w:hanging="360"/>
       </w:pPr>
       <w:rPr>
-        <w:rFonts w:hint="default" w:ascii="Courier New" w:hAnsi="Courier New" w:cs="Courier New"/>
+        <w:rFonts w:ascii="Courier New" w:hAnsi="Courier New" w:cs="Courier New" w:hint="default"/>
       </w:rPr>
     </w:lvl>
     <w:lvl w:ilvl="2" w:tplc="0C0A0005" w:tentative="1">
@@ -26724,7 +26690,7 @@
         <w:ind w:left="2869" w:hanging="360"/>
       </w:pPr>
       <w:rPr>
-        <w:rFonts w:hint="default" w:ascii="Wingdings" w:hAnsi="Wingdings"/>
+        <w:rFonts w:ascii="Wingdings" w:hAnsi="Wingdings" w:hint="default"/>
       </w:rPr>
     </w:lvl>
     <w:lvl w:ilvl="3" w:tplc="0C0A0001" w:tentative="1">
@@ -26736,7 +26702,7 @@
         <w:ind w:left="3589" w:hanging="360"/>
       </w:pPr>
       <w:rPr>
-        <w:rFonts w:hint="default" w:ascii="Symbol" w:hAnsi="Symbol"/>
+        <w:rFonts w:ascii="Symbol" w:hAnsi="Symbol" w:hint="default"/>
       </w:rPr>
     </w:lvl>
     <w:lvl w:ilvl="4" w:tplc="0C0A0003" w:tentative="1">
@@ -26748,7 +26714,7 @@
         <w:ind w:left="4309" w:hanging="360"/>
       </w:pPr>
       <w:rPr>
-        <w:rFonts w:hint="default" w:ascii="Courier New" w:hAnsi="Courier New" w:cs="Courier New"/>
+        <w:rFonts w:ascii="Courier New" w:hAnsi="Courier New" w:cs="Courier New" w:hint="default"/>
       </w:rPr>
     </w:lvl>
     <w:lvl w:ilvl="5" w:tplc="0C0A0005" w:tentative="1">
@@ -26760,7 +26726,7 @@
         <w:ind w:left="5029" w:hanging="360"/>
       </w:pPr>
       <w:rPr>
-        <w:rFonts w:hint="default" w:ascii="Wingdings" w:hAnsi="Wingdings"/>
+        <w:rFonts w:ascii="Wingdings" w:hAnsi="Wingdings" w:hint="default"/>
       </w:rPr>
     </w:lvl>
     <w:lvl w:ilvl="6" w:tplc="0C0A0001" w:tentative="1">
@@ -26772,7 +26738,7 @@
         <w:ind w:left="5749" w:hanging="360"/>
       </w:pPr>
       <w:rPr>
-        <w:rFonts w:hint="default" w:ascii="Symbol" w:hAnsi="Symbol"/>
+        <w:rFonts w:ascii="Symbol" w:hAnsi="Symbol" w:hint="default"/>
       </w:rPr>
     </w:lvl>
     <w:lvl w:ilvl="7" w:tplc="0C0A0003" w:tentative="1">
@@ -26784,7 +26750,7 @@
         <w:ind w:left="6469" w:hanging="360"/>
       </w:pPr>
       <w:rPr>
-        <w:rFonts w:hint="default" w:ascii="Courier New" w:hAnsi="Courier New" w:cs="Courier New"/>
+        <w:rFonts w:ascii="Courier New" w:hAnsi="Courier New" w:cs="Courier New" w:hint="default"/>
       </w:rPr>
     </w:lvl>
     <w:lvl w:ilvl="8" w:tplc="0C0A0005" w:tentative="1">
@@ -26796,7 +26762,7 @@
         <w:ind w:left="7189" w:hanging="360"/>
       </w:pPr>
       <w:rPr>
-        <w:rFonts w:hint="default" w:ascii="Wingdings" w:hAnsi="Wingdings"/>
+        <w:rFonts w:ascii="Wingdings" w:hAnsi="Wingdings" w:hint="default"/>
       </w:rPr>
     </w:lvl>
   </w:abstractNum>
@@ -26947,7 +26913,7 @@
   <w:docDefaults>
     <w:rPrDefault>
       <w:rPr>
-        <w:rFonts w:asciiTheme="minorHAnsi" w:hAnsiTheme="minorHAnsi" w:eastAsiaTheme="minorHAnsi" w:cstheme="minorBidi"/>
+        <w:rFonts w:asciiTheme="minorHAnsi" w:eastAsiaTheme="minorHAnsi" w:hAnsiTheme="minorHAnsi" w:cstheme="minorBidi"/>
         <w:kern w:val="2"/>
         <w:sz w:val="22"/>
         <w:szCs w:val="22"/>
@@ -26964,14 +26930,14 @@
   <w:latentStyles w:defLockedState="0" w:defUIPriority="99" w:defSemiHidden="0" w:defUnhideWhenUsed="0" w:defQFormat="0" w:count="376">
     <w:lsdException w:name="Normal" w:uiPriority="0" w:qFormat="1"/>
     <w:lsdException w:name="heading 1" w:uiPriority="9" w:qFormat="1"/>
-    <w:lsdException w:name="heading 2" w:uiPriority="9" w:semiHidden="1" w:unhideWhenUsed="1" w:qFormat="1"/>
-    <w:lsdException w:name="heading 3" w:uiPriority="9" w:semiHidden="1" w:unhideWhenUsed="1" w:qFormat="1"/>
-    <w:lsdException w:name="heading 4" w:uiPriority="9" w:semiHidden="1" w:unhideWhenUsed="1" w:qFormat="1"/>
-    <w:lsdException w:name="heading 5" w:uiPriority="9" w:semiHidden="1" w:unhideWhenUsed="1" w:qFormat="1"/>
-    <w:lsdException w:name="heading 6" w:uiPriority="9" w:semiHidden="1" w:unhideWhenUsed="1"/>
-    <w:lsdException w:name="heading 7" w:uiPriority="9" w:semiHidden="1" w:unhideWhenUsed="1" w:qFormat="1"/>
-    <w:lsdException w:name="heading 8" w:uiPriority="9" w:semiHidden="1" w:unhideWhenUsed="1" w:qFormat="1"/>
-    <w:lsdException w:name="heading 9" w:uiPriority="9" w:semiHidden="1" w:unhideWhenUsed="1" w:qFormat="1"/>
+    <w:lsdException w:name="heading 2" w:semiHidden="1" w:uiPriority="9" w:unhideWhenUsed="1" w:qFormat="1"/>
+    <w:lsdException w:name="heading 3" w:semiHidden="1" w:uiPriority="9" w:unhideWhenUsed="1" w:qFormat="1"/>
+    <w:lsdException w:name="heading 4" w:semiHidden="1" w:uiPriority="9" w:unhideWhenUsed="1" w:qFormat="1"/>
+    <w:lsdException w:name="heading 5" w:semiHidden="1" w:uiPriority="9" w:unhideWhenUsed="1" w:qFormat="1"/>
+    <w:lsdException w:name="heading 6" w:semiHidden="1" w:uiPriority="9" w:unhideWhenUsed="1"/>
+    <w:lsdException w:name="heading 7" w:semiHidden="1" w:uiPriority="9" w:unhideWhenUsed="1" w:qFormat="1"/>
+    <w:lsdException w:name="heading 8" w:semiHidden="1" w:uiPriority="9" w:unhideWhenUsed="1" w:qFormat="1"/>
+    <w:lsdException w:name="heading 9" w:semiHidden="1" w:uiPriority="9" w:unhideWhenUsed="1" w:qFormat="1"/>
     <w:lsdException w:name="index 1" w:semiHidden="1" w:unhideWhenUsed="1"/>
     <w:lsdException w:name="index 2" w:semiHidden="1" w:unhideWhenUsed="1"/>
     <w:lsdException w:name="index 3" w:semiHidden="1" w:unhideWhenUsed="1"/>
@@ -26981,22 +26947,22 @@
     <w:lsdException w:name="index 7" w:semiHidden="1" w:unhideWhenUsed="1"/>
     <w:lsdException w:name="index 8" w:semiHidden="1" w:unhideWhenUsed="1"/>
     <w:lsdException w:name="index 9" w:semiHidden="1" w:unhideWhenUsed="1"/>
-    <w:lsdException w:name="toc 1" w:uiPriority="39" w:semiHidden="1" w:unhideWhenUsed="1"/>
-    <w:lsdException w:name="toc 2" w:uiPriority="39" w:semiHidden="1" w:unhideWhenUsed="1"/>
-    <w:lsdException w:name="toc 3" w:uiPriority="39" w:semiHidden="1" w:unhideWhenUsed="1"/>
-    <w:lsdException w:name="toc 4" w:uiPriority="39" w:semiHidden="1" w:unhideWhenUsed="1"/>
-    <w:lsdException w:name="toc 5" w:uiPriority="39" w:semiHidden="1" w:unhideWhenUsed="1"/>
-    <w:lsdException w:name="toc 6" w:uiPriority="39" w:semiHidden="1" w:unhideWhenUsed="1"/>
-    <w:lsdException w:name="toc 7" w:uiPriority="39" w:semiHidden="1" w:unhideWhenUsed="1"/>
-    <w:lsdException w:name="toc 8" w:uiPriority="39" w:semiHidden="1" w:unhideWhenUsed="1"/>
-    <w:lsdException w:name="toc 9" w:uiPriority="39" w:semiHidden="1" w:unhideWhenUsed="1"/>
+    <w:lsdException w:name="toc 1" w:semiHidden="1" w:uiPriority="39" w:unhideWhenUsed="1"/>
+    <w:lsdException w:name="toc 2" w:semiHidden="1" w:uiPriority="39" w:unhideWhenUsed="1"/>
+    <w:lsdException w:name="toc 3" w:semiHidden="1" w:uiPriority="39" w:unhideWhenUsed="1"/>
+    <w:lsdException w:name="toc 4" w:semiHidden="1" w:uiPriority="39" w:unhideWhenUsed="1"/>
+    <w:lsdException w:name="toc 5" w:semiHidden="1" w:uiPriority="39" w:unhideWhenUsed="1"/>
+    <w:lsdException w:name="toc 6" w:semiHidden="1" w:uiPriority="39" w:unhideWhenUsed="1"/>
+    <w:lsdException w:name="toc 7" w:semiHidden="1" w:uiPriority="39" w:unhideWhenUsed="1"/>
+    <w:lsdException w:name="toc 8" w:semiHidden="1" w:uiPriority="39" w:unhideWhenUsed="1"/>
+    <w:lsdException w:name="toc 9" w:semiHidden="1" w:uiPriority="39" w:unhideWhenUsed="1"/>
     <w:lsdException w:name="Normal Indent" w:semiHidden="1" w:unhideWhenUsed="1"/>
     <w:lsdException w:name="footnote text" w:semiHidden="1" w:unhideWhenUsed="1"/>
     <w:lsdException w:name="annotation text" w:semiHidden="1" w:unhideWhenUsed="1"/>
     <w:lsdException w:name="header" w:semiHidden="1" w:unhideWhenUsed="1"/>
     <w:lsdException w:name="footer" w:semiHidden="1" w:unhideWhenUsed="1"/>
     <w:lsdException w:name="index heading" w:semiHidden="1" w:unhideWhenUsed="1"/>
-    <w:lsdException w:name="caption" w:uiPriority="35" w:semiHidden="1" w:unhideWhenUsed="1" w:qFormat="1"/>
+    <w:lsdException w:name="caption" w:semiHidden="1" w:uiPriority="35" w:unhideWhenUsed="1" w:qFormat="1"/>
     <w:lsdException w:name="table of figures" w:semiHidden="1" w:unhideWhenUsed="1"/>
     <w:lsdException w:name="envelope address" w:semiHidden="1" w:unhideWhenUsed="1"/>
     <w:lsdException w:name="envelope return" w:semiHidden="1" w:unhideWhenUsed="1"/>
@@ -27027,7 +26993,7 @@
     <w:lsdException w:name="Title" w:uiPriority="10" w:qFormat="1"/>
     <w:lsdException w:name="Closing" w:semiHidden="1" w:unhideWhenUsed="1"/>
     <w:lsdException w:name="Signature" w:semiHidden="1" w:unhideWhenUsed="1"/>
-    <w:lsdException w:name="Default Paragraph Font" w:uiPriority="1" w:semiHidden="1" w:unhideWhenUsed="1"/>
+    <w:lsdException w:name="Default Paragraph Font" w:semiHidden="1" w:uiPriority="1" w:unhideWhenUsed="1"/>
     <w:lsdException w:name="Body Text" w:semiHidden="1" w:unhideWhenUsed="1"/>
     <w:lsdException w:name="Body Text Indent" w:semiHidden="1" w:unhideWhenUsed="1"/>
     <w:lsdException w:name="List Continue" w:semiHidden="1" w:unhideWhenUsed="1"/>
@@ -27227,8 +27193,8 @@
     <w:lsdException w:name="Subtle Reference" w:uiPriority="31" w:qFormat="1"/>
     <w:lsdException w:name="Intense Reference" w:uiPriority="32" w:qFormat="1"/>
     <w:lsdException w:name="Book Title" w:uiPriority="33" w:qFormat="1"/>
-    <w:lsdException w:name="Bibliography" w:uiPriority="37" w:semiHidden="1" w:unhideWhenUsed="1"/>
-    <w:lsdException w:name="TOC Heading" w:uiPriority="39" w:semiHidden="1" w:unhideWhenUsed="1" w:qFormat="1"/>
+    <w:lsdException w:name="Bibliography" w:semiHidden="1" w:uiPriority="37" w:unhideWhenUsed="1"/>
+    <w:lsdException w:name="TOC Heading" w:semiHidden="1" w:uiPriority="39" w:unhideWhenUsed="1" w:qFormat="1"/>
     <w:lsdException w:name="Plain Table 1" w:uiPriority="41"/>
     <w:lsdException w:name="Plain Table 2" w:uiPriority="42"/>
     <w:lsdException w:name="Plain Table 3" w:uiPriority="43"/>
@@ -27339,7 +27305,7 @@
     <w:lsdException w:name="Unresolved Mention" w:semiHidden="1" w:unhideWhenUsed="1"/>
     <w:lsdException w:name="Smart Link" w:semiHidden="1" w:unhideWhenUsed="1"/>
   </w:latentStyles>
-  <w:style w:type="paragraph" w:styleId="Normal" w:default="1">
+  <w:style w:type="paragraph" w:default="1" w:styleId="Normal">
     <w:name w:val="Normal"/>
     <w:qFormat/>
     <w:rsid w:val="00EB1E97"/>
@@ -27369,7 +27335,7 @@
       <w:outlineLvl w:val="0"/>
     </w:pPr>
     <w:rPr>
-      <w:rFonts w:ascii="Calibri" w:hAnsi="Calibri" w:eastAsia="Times New Roman" w:cs="Times New Roman (Títulos en alf"/>
+      <w:rFonts w:ascii="Calibri" w:eastAsia="Times New Roman" w:hAnsi="Calibri" w:cs="Times New Roman (Títulos en alf"/>
       <w:b/>
       <w:color w:val="000000" w:themeColor="text1"/>
       <w:kern w:val="0"/>
@@ -27400,7 +27366,7 @@
       <w:outlineLvl w:val="1"/>
     </w:pPr>
     <w:rPr>
-      <w:rFonts w:ascii="Calibri" w:hAnsi="Calibri" w:eastAsiaTheme="majorEastAsia" w:cstheme="majorBidi"/>
+      <w:rFonts w:ascii="Calibri" w:eastAsiaTheme="majorEastAsia" w:hAnsi="Calibri" w:cstheme="majorBidi"/>
       <w:b/>
       <w:color w:val="000000" w:themeColor="text1"/>
       <w:kern w:val="0"/>
@@ -27494,19 +27460,19 @@
       <w:outlineLvl w:val="6"/>
     </w:pPr>
     <w:rPr>
-      <w:rFonts w:asciiTheme="majorHAnsi" w:hAnsiTheme="majorHAnsi" w:eastAsiaTheme="majorEastAsia" w:cstheme="majorBidi"/>
+      <w:rFonts w:asciiTheme="majorHAnsi" w:eastAsiaTheme="majorEastAsia" w:hAnsiTheme="majorHAnsi" w:cstheme="majorBidi"/>
       <w:i/>
       <w:iCs/>
       <w:color w:val="1F3763" w:themeColor="accent1" w:themeShade="7F"/>
     </w:rPr>
   </w:style>
-  <w:style w:type="character" w:styleId="Fuentedeprrafopredeter" w:default="1">
+  <w:style w:type="character" w:default="1" w:styleId="Fuentedeprrafopredeter">
     <w:name w:val="Default Paragraph Font"/>
     <w:uiPriority w:val="1"/>
     <w:semiHidden/>
     <w:unhideWhenUsed/>
   </w:style>
-  <w:style w:type="table" w:styleId="Tablanormal" w:default="1">
+  <w:style w:type="table" w:default="1" w:styleId="Tablanormal">
     <w:name w:val="Normal Table"/>
     <w:uiPriority w:val="99"/>
     <w:semiHidden/>
@@ -27521,7 +27487,7 @@
       </w:tblCellMar>
     </w:tblPr>
   </w:style>
-  <w:style w:type="numbering" w:styleId="Sinlista" w:default="1">
+  <w:style w:type="numbering" w:default="1" w:styleId="Sinlista">
     <w:name w:val="No List"/>
     <w:uiPriority w:val="99"/>
     <w:semiHidden/>
@@ -27538,7 +27504,7 @@
       <w:contextualSpacing/>
     </w:pPr>
   </w:style>
-  <w:style w:type="paragraph" w:styleId="TituloPortada" w:customStyle="1">
+  <w:style w:type="paragraph" w:customStyle="1" w:styleId="TituloPortada">
     <w:name w:val="Titulo Portada"/>
     <w:basedOn w:val="Normal"/>
     <w:rsid w:val="00C407C1"/>
@@ -27552,14 +27518,14 @@
       <w:lang w:val="es-419"/>
     </w:rPr>
   </w:style>
-  <w:style w:type="character" w:styleId="Ttulo1Car" w:customStyle="1">
+  <w:style w:type="character" w:customStyle="1" w:styleId="Ttulo1Car">
     <w:name w:val="Título 1 Car"/>
     <w:basedOn w:val="Fuentedeprrafopredeter"/>
     <w:link w:val="Ttulo1"/>
     <w:uiPriority w:val="9"/>
     <w:rsid w:val="00E04DF6"/>
     <w:rPr>
-      <w:rFonts w:ascii="Calibri" w:hAnsi="Calibri" w:eastAsia="Times New Roman" w:cs="Times New Roman (Títulos en alf"/>
+      <w:rFonts w:ascii="Calibri" w:eastAsia="Times New Roman" w:hAnsi="Calibri" w:cs="Times New Roman (Títulos en alf"/>
       <w:b/>
       <w:color w:val="000000" w:themeColor="text1"/>
       <w:spacing w:val="-10"/>
@@ -27571,14 +27537,14 @@
       <w14:ligatures w14:val="none"/>
     </w:rPr>
   </w:style>
-  <w:style w:type="character" w:styleId="Ttulo2Car" w:customStyle="1">
+  <w:style w:type="character" w:customStyle="1" w:styleId="Ttulo2Car">
     <w:name w:val="Título 2 Car"/>
     <w:basedOn w:val="Fuentedeprrafopredeter"/>
     <w:link w:val="Ttulo2"/>
     <w:uiPriority w:val="9"/>
     <w:rsid w:val="00E04DF6"/>
     <w:rPr>
-      <w:rFonts w:ascii="Calibri" w:hAnsi="Calibri" w:eastAsiaTheme="majorEastAsia" w:cstheme="majorBidi"/>
+      <w:rFonts w:ascii="Calibri" w:eastAsiaTheme="majorEastAsia" w:hAnsi="Calibri" w:cstheme="majorBidi"/>
       <w:b/>
       <w:color w:val="000000" w:themeColor="text1"/>
       <w:kern w:val="0"/>
@@ -27588,14 +27554,14 @@
       <w14:ligatures w14:val="none"/>
     </w:rPr>
   </w:style>
-  <w:style w:type="character" w:styleId="Ttulo3Car" w:customStyle="1">
+  <w:style w:type="character" w:customStyle="1" w:styleId="Ttulo3Car">
     <w:name w:val="Título 3 Car"/>
     <w:basedOn w:val="Fuentedeprrafopredeter"/>
     <w:link w:val="Ttulo3"/>
     <w:uiPriority w:val="9"/>
     <w:rsid w:val="00A858BA"/>
     <w:rPr>
-      <w:rFonts w:ascii="Calibri" w:hAnsi="Calibri" w:eastAsiaTheme="majorEastAsia" w:cstheme="majorBidi"/>
+      <w:rFonts w:ascii="Calibri" w:eastAsiaTheme="majorEastAsia" w:hAnsi="Calibri" w:cstheme="majorBidi"/>
       <w:b/>
       <w:iCs/>
       <w:color w:val="000000" w:themeColor="text1"/>
@@ -27626,7 +27592,7 @@
       <w14:ligatures w14:val="none"/>
     </w:rPr>
   </w:style>
-  <w:style w:type="character" w:styleId="Extranjerismo" w:customStyle="1">
+  <w:style w:type="character" w:customStyle="1" w:styleId="Extranjerismo">
     <w:name w:val="Extranjerismo"/>
     <w:basedOn w:val="Fuentedeprrafopredeter"/>
     <w:uiPriority w:val="1"/>
@@ -27637,7 +27603,7 @@
       <w:lang w:val="en-US"/>
     </w:rPr>
   </w:style>
-  <w:style w:type="paragraph" w:styleId="Figura" w:customStyle="1">
+  <w:style w:type="paragraph" w:customStyle="1" w:styleId="Figura">
     <w:name w:val="Figura"/>
     <w:basedOn w:val="Normal"/>
     <w:next w:val="Normal"/>
@@ -27664,7 +27630,7 @@
       <w14:ligatures w14:val="none"/>
     </w:rPr>
   </w:style>
-  <w:style w:type="character" w:styleId="FiguraCar" w:customStyle="1">
+  <w:style w:type="character" w:customStyle="1" w:styleId="FiguraCar">
     <w:name w:val="Figura Car"/>
     <w:basedOn w:val="Fuentedeprrafopredeter"/>
     <w:link w:val="Figura"/>
@@ -27679,14 +27645,14 @@
       <w14:ligatures w14:val="none"/>
     </w:rPr>
   </w:style>
-  <w:style w:type="character" w:styleId="Ttulo4Car" w:customStyle="1">
+  <w:style w:type="character" w:customStyle="1" w:styleId="Ttulo4Car">
     <w:name w:val="Título 4 Car"/>
     <w:basedOn w:val="Fuentedeprrafopredeter"/>
     <w:link w:val="Ttulo4"/>
     <w:uiPriority w:val="9"/>
     <w:rsid w:val="001B57A6"/>
     <w:rPr>
-      <w:rFonts w:ascii="Calibri" w:hAnsi="Calibri" w:eastAsiaTheme="majorEastAsia" w:cstheme="majorBidi"/>
+      <w:rFonts w:ascii="Calibri" w:eastAsiaTheme="majorEastAsia" w:hAnsi="Calibri" w:cstheme="majorBidi"/>
       <w:b/>
       <w:color w:val="000000" w:themeColor="text1"/>
       <w:kern w:val="0"/>
@@ -27696,14 +27662,14 @@
       <w14:ligatures w14:val="none"/>
     </w:rPr>
   </w:style>
-  <w:style w:type="character" w:styleId="Ttulo5Car" w:customStyle="1">
+  <w:style w:type="character" w:customStyle="1" w:styleId="Ttulo5Car">
     <w:name w:val="Título 5 Car"/>
     <w:basedOn w:val="Fuentedeprrafopredeter"/>
     <w:link w:val="Ttulo5"/>
     <w:uiPriority w:val="9"/>
     <w:rsid w:val="00746AD1"/>
     <w:rPr>
-      <w:rFonts w:ascii="Calibri" w:hAnsi="Calibri" w:eastAsiaTheme="majorEastAsia" w:cstheme="majorBidi"/>
+      <w:rFonts w:ascii="Calibri" w:eastAsiaTheme="majorEastAsia" w:hAnsi="Calibri" w:cstheme="majorBidi"/>
       <w:b/>
       <w:color w:val="000000" w:themeColor="text1"/>
       <w:kern w:val="0"/>
@@ -27713,7 +27679,7 @@
       <w14:ligatures w14:val="none"/>
     </w:rPr>
   </w:style>
-  <w:style w:type="paragraph" w:styleId="Tabla" w:customStyle="1">
+  <w:style w:type="paragraph" w:customStyle="1" w:styleId="Tabla">
     <w:name w:val="Tabla"/>
     <w:basedOn w:val="Normal"/>
     <w:next w:val="Normal"/>
@@ -27749,28 +27715,28 @@
       <w:contextualSpacing/>
     </w:pPr>
     <w:rPr>
-      <w:rFonts w:asciiTheme="majorHAnsi" w:hAnsiTheme="majorHAnsi" w:eastAsiaTheme="majorEastAsia" w:cstheme="majorBidi"/>
+      <w:rFonts w:asciiTheme="majorHAnsi" w:eastAsiaTheme="majorEastAsia" w:hAnsiTheme="majorHAnsi" w:cstheme="majorBidi"/>
       <w:spacing w:val="-10"/>
       <w:kern w:val="28"/>
       <w:sz w:val="56"/>
       <w:szCs w:val="56"/>
     </w:rPr>
   </w:style>
-  <w:style w:type="character" w:styleId="TtuloCar" w:customStyle="1">
+  <w:style w:type="character" w:customStyle="1" w:styleId="TtuloCar">
     <w:name w:val="Título Car"/>
     <w:basedOn w:val="Fuentedeprrafopredeter"/>
     <w:link w:val="Ttulo"/>
     <w:uiPriority w:val="10"/>
     <w:rsid w:val="00590D20"/>
     <w:rPr>
-      <w:rFonts w:asciiTheme="majorHAnsi" w:hAnsiTheme="majorHAnsi" w:eastAsiaTheme="majorEastAsia" w:cstheme="majorBidi"/>
+      <w:rFonts w:asciiTheme="majorHAnsi" w:eastAsiaTheme="majorEastAsia" w:hAnsiTheme="majorHAnsi" w:cstheme="majorBidi"/>
       <w:spacing w:val="-10"/>
       <w:kern w:val="28"/>
       <w:sz w:val="56"/>
       <w:szCs w:val="56"/>
     </w:rPr>
   </w:style>
-  <w:style w:type="character" w:styleId="TablaCar" w:customStyle="1">
+  <w:style w:type="character" w:customStyle="1" w:styleId="TablaCar">
     <w:name w:val="Tabla Car"/>
     <w:basedOn w:val="Fuentedeprrafopredeter"/>
     <w:link w:val="Tabla"/>
@@ -27785,7 +27751,7 @@
       <w14:ligatures w14:val="none"/>
     </w:rPr>
   </w:style>
-  <w:style w:type="table" w:styleId="SENA" w:customStyle="1">
+  <w:style w:type="table" w:customStyle="1" w:styleId="SENA">
     <w:name w:val="SENA"/>
     <w:basedOn w:val="Tablanormal"/>
     <w:uiPriority w:val="99"/>
@@ -27802,18 +27768,18 @@
     <w:tblPr>
       <w:tblStyleRowBandSize w:val="1"/>
       <w:tblBorders>
-        <w:top w:val="single" w:color="D9D9D9" w:themeColor="background1" w:themeShade="D9" w:sz="4" w:space="0"/>
-        <w:left w:val="single" w:color="D9D9D9" w:themeColor="background1" w:themeShade="D9" w:sz="4" w:space="0"/>
-        <w:bottom w:val="single" w:color="D9D9D9" w:themeColor="background1" w:themeShade="D9" w:sz="4" w:space="0"/>
-        <w:right w:val="single" w:color="D9D9D9" w:themeColor="background1" w:themeShade="D9" w:sz="4" w:space="0"/>
-        <w:insideH w:val="single" w:color="D9D9D9" w:themeColor="background1" w:themeShade="D9" w:sz="4" w:space="0"/>
-        <w:insideV w:val="single" w:color="D9D9D9" w:themeColor="background1" w:themeShade="D9" w:sz="4" w:space="0"/>
+        <w:top w:val="single" w:sz="4" w:space="0" w:color="D9D9D9" w:themeColor="background1" w:themeShade="D9"/>
+        <w:left w:val="single" w:sz="4" w:space="0" w:color="D9D9D9" w:themeColor="background1" w:themeShade="D9"/>
+        <w:bottom w:val="single" w:sz="4" w:space="0" w:color="D9D9D9" w:themeColor="background1" w:themeShade="D9"/>
+        <w:right w:val="single" w:sz="4" w:space="0" w:color="D9D9D9" w:themeColor="background1" w:themeShade="D9"/>
+        <w:insideH w:val="single" w:sz="4" w:space="0" w:color="D9D9D9" w:themeColor="background1" w:themeShade="D9"/>
+        <w:insideV w:val="single" w:sz="4" w:space="0" w:color="D9D9D9" w:themeColor="background1" w:themeShade="D9"/>
       </w:tblBorders>
     </w:tblPr>
     <w:tblStylePr w:type="firstRow">
       <w:pPr>
         <w:wordWrap/>
-        <w:spacing w:before="120" w:beforeLines="0" w:beforeAutospacing="0" w:after="120" w:afterLines="0" w:afterAutospacing="0"/>
+        <w:spacing w:beforeLines="0" w:before="120" w:beforeAutospacing="0" w:afterLines="0" w:after="120" w:afterAutospacing="0"/>
       </w:pPr>
       <w:rPr>
         <w:b/>
@@ -27840,12 +27806,12 @@
     </w:pPr>
     <w:tblPr>
       <w:tblBorders>
-        <w:top w:val="single" w:color="auto" w:sz="4" w:space="0"/>
-        <w:left w:val="single" w:color="auto" w:sz="4" w:space="0"/>
-        <w:bottom w:val="single" w:color="auto" w:sz="4" w:space="0"/>
-        <w:right w:val="single" w:color="auto" w:sz="4" w:space="0"/>
-        <w:insideH w:val="single" w:color="auto" w:sz="4" w:space="0"/>
-        <w:insideV w:val="single" w:color="auto" w:sz="4" w:space="0"/>
+        <w:top w:val="single" w:sz="4" w:space="0" w:color="auto"/>
+        <w:left w:val="single" w:sz="4" w:space="0" w:color="auto"/>
+        <w:bottom w:val="single" w:sz="4" w:space="0" w:color="auto"/>
+        <w:right w:val="single" w:sz="4" w:space="0" w:color="auto"/>
+        <w:insideH w:val="single" w:sz="4" w:space="0" w:color="auto"/>
+        <w:insideV w:val="single" w:sz="4" w:space="0" w:color="auto"/>
       </w:tblBorders>
     </w:tblPr>
   </w:style>
@@ -27860,7 +27826,7 @@
       <w:u w:val="single"/>
     </w:rPr>
   </w:style>
-  <w:style w:type="paragraph" w:styleId="Video" w:customStyle="1">
+  <w:style w:type="paragraph" w:customStyle="1" w:styleId="Video">
     <w:name w:val="Video"/>
     <w:basedOn w:val="Normal"/>
     <w:next w:val="Normal"/>
@@ -27882,7 +27848,7 @@
       <w14:ligatures w14:val="none"/>
     </w:rPr>
   </w:style>
-  <w:style w:type="character" w:styleId="VideoCar" w:customStyle="1">
+  <w:style w:type="character" w:customStyle="1" w:styleId="VideoCar">
     <w:name w:val="Video Car"/>
     <w:basedOn w:val="Fuentedeprrafopredeter"/>
     <w:link w:val="Video"/>
@@ -27895,7 +27861,7 @@
       <w14:ligatures w14:val="none"/>
     </w:rPr>
   </w:style>
-  <w:style w:type="character" w:styleId="Mencinsinresolver1" w:customStyle="1">
+  <w:style w:type="character" w:customStyle="1" w:styleId="Mencinsinresolver1">
     <w:name w:val="Mención sin resolver1"/>
     <w:basedOn w:val="Fuentedeprrafopredeter"/>
     <w:uiPriority w:val="99"/>
@@ -27923,12 +27889,12 @@
       <w:tblStyleRowBandSize w:val="1"/>
       <w:tblStyleColBandSize w:val="1"/>
       <w:tblBorders>
-        <w:top w:val="single" w:color="C9C9C9" w:themeColor="accent3" w:themeTint="99" w:sz="4" w:space="0"/>
-        <w:left w:val="single" w:color="C9C9C9" w:themeColor="accent3" w:themeTint="99" w:sz="4" w:space="0"/>
-        <w:bottom w:val="single" w:color="C9C9C9" w:themeColor="accent3" w:themeTint="99" w:sz="4" w:space="0"/>
-        <w:right w:val="single" w:color="C9C9C9" w:themeColor="accent3" w:themeTint="99" w:sz="4" w:space="0"/>
-        <w:insideH w:val="single" w:color="C9C9C9" w:themeColor="accent3" w:themeTint="99" w:sz="4" w:space="0"/>
-        <w:insideV w:val="single" w:color="C9C9C9" w:themeColor="accent3" w:themeTint="99" w:sz="4" w:space="0"/>
+        <w:top w:val="single" w:sz="4" w:space="0" w:color="C9C9C9" w:themeColor="accent3" w:themeTint="99"/>
+        <w:left w:val="single" w:sz="4" w:space="0" w:color="C9C9C9" w:themeColor="accent3" w:themeTint="99"/>
+        <w:bottom w:val="single" w:sz="4" w:space="0" w:color="C9C9C9" w:themeColor="accent3" w:themeTint="99"/>
+        <w:right w:val="single" w:sz="4" w:space="0" w:color="C9C9C9" w:themeColor="accent3" w:themeTint="99"/>
+        <w:insideH w:val="single" w:sz="4" w:space="0" w:color="C9C9C9" w:themeColor="accent3" w:themeTint="99"/>
+        <w:insideV w:val="single" w:sz="4" w:space="0" w:color="C9C9C9" w:themeColor="accent3" w:themeTint="99"/>
       </w:tblBorders>
     </w:tblPr>
     <w:tblStylePr w:type="firstRow">
@@ -27940,10 +27906,10 @@
       <w:tblPr/>
       <w:tcPr>
         <w:tcBorders>
-          <w:top w:val="single" w:color="A5A5A5" w:themeColor="accent3" w:sz="4" w:space="0"/>
-          <w:left w:val="single" w:color="A5A5A5" w:themeColor="accent3" w:sz="4" w:space="0"/>
-          <w:bottom w:val="single" w:color="A5A5A5" w:themeColor="accent3" w:sz="4" w:space="0"/>
-          <w:right w:val="single" w:color="A5A5A5" w:themeColor="accent3" w:sz="4" w:space="0"/>
+          <w:top w:val="single" w:sz="4" w:space="0" w:color="A5A5A5" w:themeColor="accent3"/>
+          <w:left w:val="single" w:sz="4" w:space="0" w:color="A5A5A5" w:themeColor="accent3"/>
+          <w:bottom w:val="single" w:sz="4" w:space="0" w:color="A5A5A5" w:themeColor="accent3"/>
+          <w:right w:val="single" w:sz="4" w:space="0" w:color="A5A5A5" w:themeColor="accent3"/>
           <w:insideH w:val="nil"/>
           <w:insideV w:val="nil"/>
         </w:tcBorders>
@@ -27958,7 +27924,7 @@
       <w:tblPr/>
       <w:tcPr>
         <w:tcBorders>
-          <w:top w:val="double" w:color="A5A5A5" w:themeColor="accent3" w:sz="4" w:space="0"/>
+          <w:top w:val="double" w:sz="4" w:space="0" w:color="A5A5A5" w:themeColor="accent3"/>
         </w:tcBorders>
       </w:tcPr>
     </w:tblStylePr>
@@ -27987,7 +27953,7 @@
       </w:tcPr>
     </w:tblStylePr>
   </w:style>
-  <w:style w:type="paragraph" w:styleId="Tablas" w:customStyle="1">
+  <w:style w:type="paragraph" w:customStyle="1" w:styleId="Tablas">
     <w:name w:val="Tablas"/>
     <w:qFormat/>
     <w:rsid w:val="00CE2C4A"/>
@@ -28004,7 +27970,7 @@
       <w14:ligatures w14:val="none"/>
     </w:rPr>
   </w:style>
-  <w:style w:type="paragraph" w:styleId="TextoTablas" w:customStyle="1">
+  <w:style w:type="paragraph" w:customStyle="1" w:styleId="TextoTablas">
     <w:name w:val="Texto_Tablas"/>
     <w:basedOn w:val="Normal"/>
     <w:qFormat/>
@@ -28100,7 +28066,7 @@
       <w:spacing w:before="0" w:after="0" w:line="240" w:lineRule="auto"/>
     </w:pPr>
   </w:style>
-  <w:style w:type="character" w:styleId="EncabezadoCar" w:customStyle="1">
+  <w:style w:type="character" w:customStyle="1" w:styleId="EncabezadoCar">
     <w:name w:val="Encabezado Car"/>
     <w:basedOn w:val="Fuentedeprrafopredeter"/>
     <w:link w:val="Encabezado"/>
@@ -28125,7 +28091,7 @@
       <w:spacing w:before="0" w:after="0" w:line="240" w:lineRule="auto"/>
     </w:pPr>
   </w:style>
-  <w:style w:type="character" w:styleId="PiedepginaCar" w:customStyle="1">
+  <w:style w:type="character" w:customStyle="1" w:styleId="PiedepginaCar">
     <w:name w:val="Pie de página Car"/>
     <w:basedOn w:val="Fuentedeprrafopredeter"/>
     <w:link w:val="Piedepgina"/>
@@ -28135,14 +28101,14 @@
       <w:sz w:val="28"/>
     </w:rPr>
   </w:style>
-  <w:style w:type="character" w:styleId="Ttulo6Car" w:customStyle="1">
+  <w:style w:type="character" w:customStyle="1" w:styleId="Ttulo6Car">
     <w:name w:val="Título 6 Car"/>
     <w:basedOn w:val="Fuentedeprrafopredeter"/>
     <w:link w:val="Ttulo6"/>
     <w:uiPriority w:val="9"/>
     <w:rsid w:val="00C7377B"/>
     <w:rPr>
-      <w:rFonts w:ascii="Calibri" w:hAnsi="Calibri" w:eastAsiaTheme="majorEastAsia" w:cstheme="majorBidi"/>
+      <w:rFonts w:ascii="Calibri" w:eastAsiaTheme="majorEastAsia" w:hAnsi="Calibri" w:cstheme="majorBidi"/>
       <w:b/>
       <w:color w:val="000000" w:themeColor="text1"/>
       <w:kern w:val="0"/>
@@ -28152,7 +28118,7 @@
       <w14:ligatures w14:val="none"/>
     </w:rPr>
   </w:style>
-  <w:style w:type="paragraph" w:styleId="Titulosgenerales" w:customStyle="1">
+  <w:style w:type="paragraph" w:customStyle="1" w:styleId="Titulosgenerales">
     <w:name w:val="Titulos generales"/>
     <w:basedOn w:val="Ttulo1"/>
     <w:qFormat/>
@@ -28199,7 +28165,7 @@
       <w:color w:val="404040" w:themeColor="text1" w:themeTint="BF"/>
     </w:rPr>
   </w:style>
-  <w:style w:type="character" w:styleId="CitaCar" w:customStyle="1">
+  <w:style w:type="character" w:customStyle="1" w:styleId="CitaCar">
     <w:name w:val="Cita Car"/>
     <w:basedOn w:val="Fuentedeprrafopredeter"/>
     <w:link w:val="Cita"/>
@@ -28224,7 +28190,7 @@
       <w:ind w:firstLine="0"/>
     </w:pPr>
     <w:rPr>
-      <w:rFonts w:ascii="Times New Roman" w:hAnsi="Times New Roman" w:eastAsia="Times New Roman" w:cs="Times New Roman"/>
+      <w:rFonts w:ascii="Times New Roman" w:eastAsia="Times New Roman" w:hAnsi="Times New Roman" w:cs="Times New Roman"/>
       <w:kern w:val="0"/>
       <w:sz w:val="24"/>
       <w:szCs w:val="24"/>
@@ -28244,12 +28210,12 @@
       <w:tblStyleRowBandSize w:val="1"/>
       <w:tblStyleColBandSize w:val="1"/>
       <w:tblBorders>
-        <w:top w:val="single" w:color="999999" w:themeColor="text1" w:themeTint="66" w:sz="4" w:space="0"/>
-        <w:left w:val="single" w:color="999999" w:themeColor="text1" w:themeTint="66" w:sz="4" w:space="0"/>
-        <w:bottom w:val="single" w:color="999999" w:themeColor="text1" w:themeTint="66" w:sz="4" w:space="0"/>
-        <w:right w:val="single" w:color="999999" w:themeColor="text1" w:themeTint="66" w:sz="4" w:space="0"/>
-        <w:insideH w:val="single" w:color="999999" w:themeColor="text1" w:themeTint="66" w:sz="4" w:space="0"/>
-        <w:insideV w:val="single" w:color="999999" w:themeColor="text1" w:themeTint="66" w:sz="4" w:space="0"/>
+        <w:top w:val="single" w:sz="4" w:space="0" w:color="999999" w:themeColor="text1" w:themeTint="66"/>
+        <w:left w:val="single" w:sz="4" w:space="0" w:color="999999" w:themeColor="text1" w:themeTint="66"/>
+        <w:bottom w:val="single" w:sz="4" w:space="0" w:color="999999" w:themeColor="text1" w:themeTint="66"/>
+        <w:right w:val="single" w:sz="4" w:space="0" w:color="999999" w:themeColor="text1" w:themeTint="66"/>
+        <w:insideH w:val="single" w:sz="4" w:space="0" w:color="999999" w:themeColor="text1" w:themeTint="66"/>
+        <w:insideV w:val="single" w:sz="4" w:space="0" w:color="999999" w:themeColor="text1" w:themeTint="66"/>
       </w:tblBorders>
     </w:tblPr>
     <w:tblStylePr w:type="firstRow">
@@ -28260,7 +28226,7 @@
       <w:tblPr/>
       <w:tcPr>
         <w:tcBorders>
-          <w:bottom w:val="single" w:color="666666" w:themeColor="text1" w:themeTint="99" w:sz="12" w:space="0"/>
+          <w:bottom w:val="single" w:sz="12" w:space="0" w:color="666666" w:themeColor="text1" w:themeTint="99"/>
         </w:tcBorders>
       </w:tcPr>
     </w:tblStylePr>
@@ -28272,7 +28238,7 @@
       <w:tblPr/>
       <w:tcPr>
         <w:tcBorders>
-          <w:top w:val="double" w:color="666666" w:themeColor="text1" w:themeTint="99" w:sz="2" w:space="0"/>
+          <w:top w:val="double" w:sz="2" w:space="0" w:color="666666" w:themeColor="text1" w:themeTint="99"/>
         </w:tcBorders>
       </w:tcPr>
     </w:tblStylePr>
@@ -28334,7 +28300,7 @@
       <w:sz w:val="22"/>
     </w:rPr>
   </w:style>
-  <w:style w:type="character" w:styleId="SubttuloCar" w:customStyle="1">
+  <w:style w:type="character" w:customStyle="1" w:styleId="SubttuloCar">
     <w:name w:val="Subtítulo Car"/>
     <w:basedOn w:val="Fuentedeprrafopredeter"/>
     <w:link w:val="Subttulo"/>
@@ -28346,14 +28312,14 @@
       <w:spacing w:val="15"/>
     </w:rPr>
   </w:style>
-  <w:style w:type="character" w:styleId="Ttulo7Car" w:customStyle="1">
+  <w:style w:type="character" w:customStyle="1" w:styleId="Ttulo7Car">
     <w:name w:val="Título 7 Car"/>
     <w:basedOn w:val="Fuentedeprrafopredeter"/>
     <w:link w:val="Ttulo7"/>
     <w:uiPriority w:val="9"/>
     <w:rsid w:val="001D4F8D"/>
     <w:rPr>
-      <w:rFonts w:asciiTheme="majorHAnsi" w:hAnsiTheme="majorHAnsi" w:eastAsiaTheme="majorEastAsia" w:cstheme="majorBidi"/>
+      <w:rFonts w:asciiTheme="majorHAnsi" w:eastAsiaTheme="majorEastAsia" w:hAnsiTheme="majorHAnsi" w:cstheme="majorBidi"/>
       <w:i/>
       <w:iCs/>
       <w:color w:val="1F3763" w:themeColor="accent1" w:themeShade="7F"/>
@@ -28397,7 +28363,7 @@
       <w:sz w:val="28"/>
     </w:rPr>
   </w:style>
-  <w:style w:type="paragraph" w:styleId="mb-0" w:customStyle="1">
+  <w:style w:type="paragraph" w:customStyle="1" w:styleId="mb-0">
     <w:name w:val="mb-0"/>
     <w:basedOn w:val="Normal"/>
     <w:rsid w:val="00FE15C8"/>
@@ -28406,7 +28372,7 @@
       <w:ind w:firstLine="0"/>
     </w:pPr>
     <w:rPr>
-      <w:rFonts w:ascii="Times New Roman" w:hAnsi="Times New Roman" w:eastAsia="Times New Roman" w:cs="Times New Roman"/>
+      <w:rFonts w:ascii="Times New Roman" w:eastAsia="Times New Roman" w:hAnsi="Times New Roman" w:cs="Times New Roman"/>
       <w:kern w:val="0"/>
       <w:sz w:val="24"/>
       <w:szCs w:val="24"/>
@@ -28418,7 +28384,7 @@
 </file>
 
 <file path=word/theme/theme1.xml><?xml version="1.0" encoding="utf-8"?>
-<a:theme xmlns:a="http://schemas.openxmlformats.org/drawingml/2006/main" xmlns:thm15="http://schemas.microsoft.com/office/thememl/2012/main" name="Tema de Office">
+<a:theme xmlns:a="http://schemas.openxmlformats.org/drawingml/2006/main" name="Tema de Office">
   <a:themeElements>
     <a:clrScheme name="Office">
       <a:dk1>
@@ -28713,6 +28679,17 @@
 </file>
 
 <file path=customXml/item1.xml><?xml version="1.0" encoding="utf-8"?>
+<p:properties xmlns:p="http://schemas.microsoft.com/office/2006/metadata/properties" xmlns:xsi="http://www.w3.org/2001/XMLSchema-instance" xmlns:pc="http://schemas.microsoft.com/office/infopath/2007/PartnerControls">
+  <documentManagement>
+    <TaxCatchAll xmlns="b250f519-6473-4480-8c44-6ee3a3a530c3" xsi:nil="true"/>
+    <lcf76f155ced4ddcb4097134ff3c332f xmlns="d174a4fb-80c2-4523-8d89-375030acacbf">
+      <Terms xmlns="http://schemas.microsoft.com/office/infopath/2007/PartnerControls"/>
+    </lcf76f155ced4ddcb4097134ff3c332f>
+  </documentManagement>
+</p:properties>
+</file>
+
+<file path=customXml/item2.xml><?xml version="1.0" encoding="utf-8"?>
 <ct:contentTypeSchema xmlns:ct="http://schemas.microsoft.com/office/2006/metadata/contentType" xmlns:ma="http://schemas.microsoft.com/office/2006/metadata/properties/metaAttributes" ct:_="" ma:_="" ma:contentTypeName="Documento" ma:contentTypeID="0x010100EA8A463C70CDF94EBCEAEE24D04F3F8A" ma:contentTypeVersion="12" ma:contentTypeDescription="Crear nuevo documento." ma:contentTypeScope="" ma:versionID="698a7aa72909d5b06b3c18780d402f9d">
   <xsd:schema xmlns:xsd="http://www.w3.org/2001/XMLSchema" xmlns:xs="http://www.w3.org/2001/XMLSchema" xmlns:p="http://schemas.microsoft.com/office/2006/metadata/properties" xmlns:ns2="d174a4fb-80c2-4523-8d89-375030acacbf" xmlns:ns3="b250f519-6473-4480-8c44-6ee3a3a530c3" targetNamespace="http://schemas.microsoft.com/office/2006/metadata/properties" ma:root="true" ma:fieldsID="40cd283641dfac9755b2797af4bee55e" ns2:_="" ns3:_="">
     <xsd:import namespace="d174a4fb-80c2-4523-8d89-375030acacbf"/>
@@ -28913,18 +28890,11 @@
 </ct:contentTypeSchema>
 </file>
 
-<file path=customXml/item2.xml><?xml version="1.0" encoding="utf-8"?>
-<p:properties xmlns:p="http://schemas.microsoft.com/office/2006/metadata/properties" xmlns:xsi="http://www.w3.org/2001/XMLSchema-instance" xmlns:pc="http://schemas.microsoft.com/office/infopath/2007/PartnerControls">
-  <documentManagement>
-    <TaxCatchAll xmlns="b250f519-6473-4480-8c44-6ee3a3a530c3" xsi:nil="true"/>
-    <lcf76f155ced4ddcb4097134ff3c332f xmlns="d174a4fb-80c2-4523-8d89-375030acacbf">
-      <Terms xmlns="http://schemas.microsoft.com/office/infopath/2007/PartnerControls"/>
-    </lcf76f155ced4ddcb4097134ff3c332f>
-  </documentManagement>
-</p:properties>
+<file path=customXml/item3.xml><?xml version="1.0" encoding="utf-8"?>
+<b:Sources xmlns:b="http://schemas.openxmlformats.org/officeDocument/2006/bibliography" xmlns="http://schemas.openxmlformats.org/officeDocument/2006/bibliography" SelectedStyle="\APASixthEditionOfficeOnline.xsl" StyleName="APA" Version="6"/>
 </file>
 
-<file path=customXml/item3.xml><?xml version="1.0" encoding="utf-8"?>
+<file path=customXml/item4.xml><?xml version="1.0" encoding="utf-8"?>
 <?mso-contentType ?>
 <FormTemplates xmlns="http://schemas.microsoft.com/sharepoint/v3/contenttype/forms">
   <Display>DocumentLibraryForm</Display>
@@ -28933,15 +28903,7 @@
 </FormTemplates>
 </file>
 
-<file path=customXml/item4.xml><?xml version="1.0" encoding="utf-8"?>
-<b:Sources xmlns:b="http://schemas.openxmlformats.org/officeDocument/2006/bibliography" xmlns="http://schemas.openxmlformats.org/officeDocument/2006/bibliography" SelectedStyle="\APASixthEditionOfficeOnline.xsl" StyleName="APA" Version="6"/>
-</file>
-
 <file path=customXml/itemProps1.xml><?xml version="1.0" encoding="utf-8"?>
-<ds:datastoreItem xmlns:ds="http://schemas.openxmlformats.org/officeDocument/2006/customXml" ds:itemID="{A8A926A9-9F1E-4090-A7DC-0BDD657CFFE9}"/>
-</file>
-
-<file path=customXml/itemProps2.xml><?xml version="1.0" encoding="utf-8"?>
 <ds:datastoreItem xmlns:ds="http://schemas.openxmlformats.org/officeDocument/2006/customXml" ds:itemID="{1279454D-02BE-4A9C-A117-DCD1573E2608}">
   <ds:schemaRefs>
     <ds:schemaRef ds:uri="http://schemas.microsoft.com/office/2006/metadata/properties"/>
@@ -28952,18 +28914,37 @@
 </ds:datastoreItem>
 </file>
 
+<file path=customXml/itemProps2.xml><?xml version="1.0" encoding="utf-8"?>
+<ds:datastoreItem xmlns:ds="http://schemas.openxmlformats.org/officeDocument/2006/customXml" ds:itemID="{A8A926A9-9F1E-4090-A7DC-0BDD657CFFE9}">
+  <ds:schemaRefs>
+    <ds:schemaRef ds:uri="http://schemas.microsoft.com/office/2006/metadata/contentType"/>
+    <ds:schemaRef ds:uri="http://schemas.microsoft.com/office/2006/metadata/properties/metaAttributes"/>
+    <ds:schemaRef ds:uri="http://www.w3.org/2001/XMLSchema"/>
+    <ds:schemaRef ds:uri="http://schemas.microsoft.com/office/2006/metadata/properties"/>
+    <ds:schemaRef ds:uri="d174a4fb-80c2-4523-8d89-375030acacbf"/>
+    <ds:schemaRef ds:uri="b250f519-6473-4480-8c44-6ee3a3a530c3"/>
+    <ds:schemaRef ds:uri="http://schemas.microsoft.com/office/2006/documentManagement/types"/>
+    <ds:schemaRef ds:uri="http://schemas.microsoft.com/office/infopath/2007/PartnerControls"/>
+    <ds:schemaRef ds:uri="http://schemas.openxmlformats.org/package/2006/metadata/core-properties"/>
+    <ds:schemaRef ds:uri="http://purl.org/dc/elements/1.1/"/>
+    <ds:schemaRef ds:uri="http://purl.org/dc/terms/"/>
+    <ds:schemaRef ds:uri="http://schemas.microsoft.com/internal/obd"/>
+  </ds:schemaRefs>
+</ds:datastoreItem>
+</file>
+
 <file path=customXml/itemProps3.xml><?xml version="1.0" encoding="utf-8"?>
+<ds:datastoreItem xmlns:ds="http://schemas.openxmlformats.org/officeDocument/2006/customXml" ds:itemID="{EAE431FD-7059-4C09-804B-C9D69EB7B213}">
+  <ds:schemaRefs>
+    <ds:schemaRef ds:uri="http://schemas.openxmlformats.org/officeDocument/2006/bibliography"/>
+  </ds:schemaRefs>
+</ds:datastoreItem>
+</file>
+
+<file path=customXml/itemProps4.xml><?xml version="1.0" encoding="utf-8"?>
 <ds:datastoreItem xmlns:ds="http://schemas.openxmlformats.org/officeDocument/2006/customXml" ds:itemID="{10663269-2064-4804-8290-36D4A57F5557}">
   <ds:schemaRefs>
     <ds:schemaRef ds:uri="http://schemas.microsoft.com/sharepoint/v3/contenttype/forms"/>
   </ds:schemaRefs>
 </ds:datastoreItem>
-</file>
-
-<file path=customXml/itemProps4.xml><?xml version="1.0" encoding="utf-8"?>
-<ds:datastoreItem xmlns:ds="http://schemas.openxmlformats.org/officeDocument/2006/customXml" ds:itemID="{EAE431FD-7059-4C09-804B-C9D69EB7B213}">
-  <ds:schemaRefs>
-    <ds:schemaRef ds:uri="http://schemas.openxmlformats.org/officeDocument/2006/bibliography"/>
-  </ds:schemaRefs>
-</ds:datastoreItem>
 </file>
--- a/fuentes/Excel_Avanzado_GEI_CF02_DU.docx
+++ b/fuentes/Excel_Avanzado_GEI_CF02_DU.docx
@@ -329,7 +329,7 @@
               </wp:anchor>
             </w:drawing>
           </mc:Choice>
-          <mc:Fallback xmlns:w16sdtfl="http://schemas.microsoft.com/office/word/2024/wordml/sdtformatlock" xmlns:w16du="http://schemas.microsoft.com/office/word/2023/wordml/word16du" xmlns:a14="http://schemas.microsoft.com/office/drawing/2010/main" xmlns:pic="http://schemas.openxmlformats.org/drawingml/2006/picture" xmlns:adec="http://schemas.microsoft.com/office/drawing/2017/decorative" xmlns:a="http://schemas.openxmlformats.org/drawingml/2006/main">
+          <mc:Fallback xmlns:a="http://schemas.openxmlformats.org/drawingml/2006/main" xmlns:adec="http://schemas.microsoft.com/office/drawing/2017/decorative" xmlns:pic="http://schemas.openxmlformats.org/drawingml/2006/picture" xmlns:a14="http://schemas.microsoft.com/office/drawing/2010/main" xmlns:w16du="http://schemas.microsoft.com/office/word/2023/wordml/word16du" xmlns:w16sdtfl="http://schemas.microsoft.com/office/word/2024/wordml/sdtformatlock">
             <w:pict>
               <v:rect id="Rectángulo 3" style="position:absolute;margin-left:-55.95pt;margin-top:26.4pt;width:613.85pt;height:164.25pt;z-index:-251655168;visibility:visible;mso-wrap-style:square;mso-height-percent:0;mso-wrap-distance-left:9pt;mso-wrap-distance-top:0;mso-wrap-distance-right:9pt;mso-wrap-distance-bottom:0;mso-position-horizontal:absolute;mso-position-horizontal-relative:text;mso-position-vertical:absolute;mso-position-vertical-relative:text;mso-height-percent:0;mso-height-relative:margin;v-text-anchor:middle" o:spid="_x0000_s1026" fillcolor="#00314d" stroked="f" strokeweight="1pt" w14:anchorId="7D59E4D5" o:gfxdata="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"/>
             </w:pict>
@@ -8095,7 +8095,7 @@
           <w:noProof/>
         </w:rPr>
         <w:drawing>
-          <wp:inline distT="0" distB="0" distL="0" distR="0" wp14:anchorId="2A7FE504" wp14:editId="51F4BA05">
+          <wp:inline distT="0" distB="0" distL="0" distR="0" wp14:anchorId="2A7FE504" wp14:editId="2ED933DD">
             <wp:extent cx="4451230" cy="2503700"/>
             <wp:effectExtent l="0" t="0" r="6985" b="0"/>
             <wp:docPr id="995206024" name="Imagen 4">
@@ -9083,7 +9083,7 @@
           <w:noProof/>
         </w:rPr>
         <w:drawing>
-          <wp:inline distT="0" distB="0" distL="0" distR="0" wp14:anchorId="2C594C62" wp14:editId="1B52C8F9">
+          <wp:inline distT="0" distB="0" distL="0" distR="0" wp14:anchorId="2C594C62" wp14:editId="422C0C1B">
             <wp:extent cx="4830793" cy="2717195"/>
             <wp:effectExtent l="0" t="0" r="8255" b="6985"/>
             <wp:docPr id="1666438454" name="Imagen 7">
@@ -13363,7 +13363,7 @@
           <w:noProof/>
         </w:rPr>
         <w:drawing>
-          <wp:inline distT="0" distB="0" distL="0" distR="0" wp14:anchorId="1391AB39" wp14:editId="4D06DCD6">
+          <wp:inline distT="0" distB="0" distL="0" distR="0" wp14:anchorId="1391AB39" wp14:editId="4BBA3911">
             <wp:extent cx="4572000" cy="2571630"/>
             <wp:effectExtent l="0" t="0" r="0" b="635"/>
             <wp:docPr id="1617636181" name="Imagen 14">
@@ -13775,7 +13775,7 @@
           <w:noProof/>
         </w:rPr>
         <w:drawing>
-          <wp:inline distT="0" distB="0" distL="0" distR="0" wp14:anchorId="2FC9EC61" wp14:editId="27E310C3">
+          <wp:inline distT="0" distB="0" distL="0" distR="0" wp14:anchorId="2FC9EC61" wp14:editId="645C807D">
             <wp:extent cx="3354000" cy="1886537"/>
             <wp:effectExtent l="0" t="0" r="0" b="0"/>
             <wp:docPr id="1791608654" name="Imagen 15">
@@ -15317,7 +15317,7 @@
           <w:noProof/>
         </w:rPr>
         <w:drawing>
-          <wp:inline distT="0" distB="0" distL="0" distR="0" wp14:anchorId="5E818AD9" wp14:editId="41EC78CC">
+          <wp:inline distT="0" distB="0" distL="0" distR="0" wp14:anchorId="5E818AD9" wp14:editId="57293ED6">
             <wp:extent cx="4724190" cy="2657235"/>
             <wp:effectExtent l="19050" t="19050" r="19685" b="10160"/>
             <wp:docPr id="677035639" name="Imagen 17">
@@ -18974,7 +18974,7 @@
           <w:noProof/>
         </w:rPr>
         <w:drawing>
-          <wp:inline distT="0" distB="0" distL="0" distR="0" wp14:anchorId="740EDAF1" wp14:editId="5A7126DB">
+          <wp:inline distT="0" distB="0" distL="0" distR="0" wp14:anchorId="740EDAF1" wp14:editId="49F1AA90">
             <wp:extent cx="4572000" cy="2571630"/>
             <wp:effectExtent l="0" t="0" r="0" b="635"/>
             <wp:docPr id="68087393" name="Imagen 24">
@@ -20182,16 +20182,9 @@
                 <w:u w:val="none"/>
               </w:rPr>
             </w:pPr>
-            <w:hyperlink r:id="rId34" w:history="1">
-              <w:r>
-                <w:rPr>
-                  <w:rStyle w:val="Hipervnculo"/>
-                  <w:color w:val="auto"/>
-                  <w:u w:val="none"/>
-                </w:rPr>
-                <w:t>Carpeta</w:t>
-              </w:r>
-            </w:hyperlink>
+            <w:r>
+              <w:t>Carpeta</w:t>
+            </w:r>
             <w:r>
               <w:rPr>
                 <w:rStyle w:val="Hipervnculo"/>
@@ -20291,16 +20284,9 @@
                 <w:u w:val="none"/>
               </w:rPr>
             </w:pPr>
-            <w:hyperlink r:id="rId35" w:history="1">
-              <w:r>
-                <w:rPr>
-                  <w:rStyle w:val="Hipervnculo"/>
-                  <w:color w:val="auto"/>
-                  <w:u w:val="none"/>
-                </w:rPr>
-                <w:t>Carpeta</w:t>
-              </w:r>
-            </w:hyperlink>
+            <w:r>
+              <w:t>Carpeta</w:t>
+            </w:r>
             <w:r>
               <w:rPr>
                 <w:rStyle w:val="Hipervnculo"/>
@@ -20394,16 +20380,9 @@
                 <w:u w:val="none"/>
               </w:rPr>
             </w:pPr>
-            <w:hyperlink r:id="rId36" w:history="1">
-              <w:r>
-                <w:rPr>
-                  <w:rStyle w:val="Hipervnculo"/>
-                  <w:color w:val="auto"/>
-                  <w:u w:val="none"/>
-                </w:rPr>
-                <w:t>Carpeta</w:t>
-              </w:r>
-            </w:hyperlink>
+            <w:r>
+              <w:t>Carpeta</w:t>
+            </w:r>
             <w:r>
               <w:rPr>
                 <w:rStyle w:val="Hipervnculo"/>
@@ -21570,8 +21549,8 @@
       </w:pPr>
     </w:p>
     <w:sectPr>
-      <w:headerReference w:type="default" r:id="rId37"/>
-      <w:footerReference w:type="default" r:id="rId38"/>
+      <w:headerReference w:type="default" r:id="rId34"/>
+      <w:footerReference w:type="default" r:id="rId35"/>
       <w:pgSz w:w="12240" w:h="15840"/>
       <w:pgMar w:top="1701" w:right="1134" w:bottom="1134" w:left="1134" w:header="709" w:footer="737" w:gutter="0"/>
       <w:pgNumType w:start="1"/>
@@ -28679,17 +28658,6 @@
 </file>
 
 <file path=customXml/item1.xml><?xml version="1.0" encoding="utf-8"?>
-<p:properties xmlns:p="http://schemas.microsoft.com/office/2006/metadata/properties" xmlns:xsi="http://www.w3.org/2001/XMLSchema-instance" xmlns:pc="http://schemas.microsoft.com/office/infopath/2007/PartnerControls">
-  <documentManagement>
-    <TaxCatchAll xmlns="b250f519-6473-4480-8c44-6ee3a3a530c3" xsi:nil="true"/>
-    <lcf76f155ced4ddcb4097134ff3c332f xmlns="d174a4fb-80c2-4523-8d89-375030acacbf">
-      <Terms xmlns="http://schemas.microsoft.com/office/infopath/2007/PartnerControls"/>
-    </lcf76f155ced4ddcb4097134ff3c332f>
-  </documentManagement>
-</p:properties>
-</file>
-
-<file path=customXml/item2.xml><?xml version="1.0" encoding="utf-8"?>
 <ct:contentTypeSchema xmlns:ct="http://schemas.microsoft.com/office/2006/metadata/contentType" xmlns:ma="http://schemas.microsoft.com/office/2006/metadata/properties/metaAttributes" ct:_="" ma:_="" ma:contentTypeName="Documento" ma:contentTypeID="0x010100EA8A463C70CDF94EBCEAEE24D04F3F8A" ma:contentTypeVersion="12" ma:contentTypeDescription="Crear nuevo documento." ma:contentTypeScope="" ma:versionID="698a7aa72909d5b06b3c18780d402f9d">
   <xsd:schema xmlns:xsd="http://www.w3.org/2001/XMLSchema" xmlns:xs="http://www.w3.org/2001/XMLSchema" xmlns:p="http://schemas.microsoft.com/office/2006/metadata/properties" xmlns:ns2="d174a4fb-80c2-4523-8d89-375030acacbf" xmlns:ns3="b250f519-6473-4480-8c44-6ee3a3a530c3" targetNamespace="http://schemas.microsoft.com/office/2006/metadata/properties" ma:root="true" ma:fieldsID="40cd283641dfac9755b2797af4bee55e" ns2:_="" ns3:_="">
     <xsd:import namespace="d174a4fb-80c2-4523-8d89-375030acacbf"/>
@@ -28890,11 +28858,18 @@
 </ct:contentTypeSchema>
 </file>
 
-<file path=customXml/item3.xml><?xml version="1.0" encoding="utf-8"?>
-<b:Sources xmlns:b="http://schemas.openxmlformats.org/officeDocument/2006/bibliography" xmlns="http://schemas.openxmlformats.org/officeDocument/2006/bibliography" SelectedStyle="\APASixthEditionOfficeOnline.xsl" StyleName="APA" Version="6"/>
+<file path=customXml/item2.xml><?xml version="1.0" encoding="utf-8"?>
+<p:properties xmlns:p="http://schemas.microsoft.com/office/2006/metadata/properties" xmlns:xsi="http://www.w3.org/2001/XMLSchema-instance" xmlns:pc="http://schemas.microsoft.com/office/infopath/2007/PartnerControls">
+  <documentManagement>
+    <TaxCatchAll xmlns="b250f519-6473-4480-8c44-6ee3a3a530c3" xsi:nil="true"/>
+    <lcf76f155ced4ddcb4097134ff3c332f xmlns="d174a4fb-80c2-4523-8d89-375030acacbf">
+      <Terms xmlns="http://schemas.microsoft.com/office/infopath/2007/PartnerControls"/>
+    </lcf76f155ced4ddcb4097134ff3c332f>
+  </documentManagement>
+</p:properties>
 </file>
 
-<file path=customXml/item4.xml><?xml version="1.0" encoding="utf-8"?>
+<file path=customXml/item3.xml><?xml version="1.0" encoding="utf-8"?>
 <?mso-contentType ?>
 <FormTemplates xmlns="http://schemas.microsoft.com/sharepoint/v3/contenttype/forms">
   <Display>DocumentLibraryForm</Display>
@@ -28903,18 +28878,11 @@
 </FormTemplates>
 </file>
 
-<file path=customXml/itemProps1.xml><?xml version="1.0" encoding="utf-8"?>
-<ds:datastoreItem xmlns:ds="http://schemas.openxmlformats.org/officeDocument/2006/customXml" ds:itemID="{1279454D-02BE-4A9C-A117-DCD1573E2608}">
-  <ds:schemaRefs>
-    <ds:schemaRef ds:uri="http://schemas.microsoft.com/office/2006/metadata/properties"/>
-    <ds:schemaRef ds:uri="http://schemas.microsoft.com/office/infopath/2007/PartnerControls"/>
-    <ds:schemaRef ds:uri="b250f519-6473-4480-8c44-6ee3a3a530c3"/>
-    <ds:schemaRef ds:uri="d174a4fb-80c2-4523-8d89-375030acacbf"/>
-  </ds:schemaRefs>
-</ds:datastoreItem>
+<file path=customXml/item4.xml><?xml version="1.0" encoding="utf-8"?>
+<b:Sources xmlns:b="http://schemas.openxmlformats.org/officeDocument/2006/bibliography" xmlns="http://schemas.openxmlformats.org/officeDocument/2006/bibliography" SelectedStyle="\APASixthEditionOfficeOnline.xsl" StyleName="APA" Version="6"/>
 </file>
 
-<file path=customXml/itemProps2.xml><?xml version="1.0" encoding="utf-8"?>
+<file path=customXml/itemProps1.xml><?xml version="1.0" encoding="utf-8"?>
 <ds:datastoreItem xmlns:ds="http://schemas.openxmlformats.org/officeDocument/2006/customXml" ds:itemID="{A8A926A9-9F1E-4090-A7DC-0BDD657CFFE9}">
   <ds:schemaRefs>
     <ds:schemaRef ds:uri="http://schemas.microsoft.com/office/2006/metadata/contentType"/>
@@ -28933,18 +28901,29 @@
 </ds:datastoreItem>
 </file>
 
+<file path=customXml/itemProps2.xml><?xml version="1.0" encoding="utf-8"?>
+<ds:datastoreItem xmlns:ds="http://schemas.openxmlformats.org/officeDocument/2006/customXml" ds:itemID="{1279454D-02BE-4A9C-A117-DCD1573E2608}">
+  <ds:schemaRefs>
+    <ds:schemaRef ds:uri="http://schemas.microsoft.com/office/2006/metadata/properties"/>
+    <ds:schemaRef ds:uri="http://schemas.microsoft.com/office/infopath/2007/PartnerControls"/>
+    <ds:schemaRef ds:uri="b250f519-6473-4480-8c44-6ee3a3a530c3"/>
+    <ds:schemaRef ds:uri="d174a4fb-80c2-4523-8d89-375030acacbf"/>
+  </ds:schemaRefs>
+</ds:datastoreItem>
+</file>
+
 <file path=customXml/itemProps3.xml><?xml version="1.0" encoding="utf-8"?>
+<ds:datastoreItem xmlns:ds="http://schemas.openxmlformats.org/officeDocument/2006/customXml" ds:itemID="{10663269-2064-4804-8290-36D4A57F5557}">
+  <ds:schemaRefs>
+    <ds:schemaRef ds:uri="http://schemas.microsoft.com/sharepoint/v3/contenttype/forms"/>
+  </ds:schemaRefs>
+</ds:datastoreItem>
+</file>
+
+<file path=customXml/itemProps4.xml><?xml version="1.0" encoding="utf-8"?>
 <ds:datastoreItem xmlns:ds="http://schemas.openxmlformats.org/officeDocument/2006/customXml" ds:itemID="{EAE431FD-7059-4C09-804B-C9D69EB7B213}">
   <ds:schemaRefs>
     <ds:schemaRef ds:uri="http://schemas.openxmlformats.org/officeDocument/2006/bibliography"/>
   </ds:schemaRefs>
 </ds:datastoreItem>
-</file>
-
-<file path=customXml/itemProps4.xml><?xml version="1.0" encoding="utf-8"?>
-<ds:datastoreItem xmlns:ds="http://schemas.openxmlformats.org/officeDocument/2006/customXml" ds:itemID="{10663269-2064-4804-8290-36D4A57F5557}">
-  <ds:schemaRefs>
-    <ds:schemaRef ds:uri="http://schemas.microsoft.com/sharepoint/v3/contenttype/forms"/>
-  </ds:schemaRefs>
-</ds:datastoreItem>
 </file>